--- a/Files/2-nd course/4-th semester/Object-oriented programming/Course work/Vlad/Курсовая Гордов БПИ24-02.docx
+++ b/Files/2-nd course/4-th semester/Object-oriented programming/Course work/Vlad/Курсовая Гордов БПИ24-02.docx
@@ -1,6 +1,6 @@
 
 <file path=word/document.xml><?xml version="1.0" encoding="utf-8"?>
-<w:document xmlns:wpc="http://schemas.microsoft.com/office/word/2010/wordprocessingCanvas" xmlns:mc="http://schemas.openxmlformats.org/markup-compatibility/2006" xmlns:o="urn:schemas-microsoft-com:office:office" xmlns:r="http://schemas.openxmlformats.org/officeDocument/2006/relationships" xmlns:m="http://schemas.openxmlformats.org/officeDocument/2006/math" xmlns:v="urn:schemas-microsoft-com:vml" xmlns:wp14="http://schemas.microsoft.com/office/word/2010/wordprocessingDrawing" xmlns:wp="http://schemas.openxmlformats.org/drawingml/2006/wordprocessingDrawing" xmlns:w10="urn:schemas-microsoft-com:office:word" xmlns:w="http://schemas.openxmlformats.org/wordprocessingml/2006/main" xmlns:w14="http://schemas.microsoft.com/office/word/2010/wordml" xmlns:w15="http://schemas.microsoft.com/office/word/2012/wordml" xmlns:wpg="http://schemas.microsoft.com/office/word/2010/wordprocessingGroup" xmlns:wpi="http://schemas.microsoft.com/office/word/2010/wordprocessingInk" xmlns:wne="http://schemas.microsoft.com/office/word/2006/wordml" xmlns:wps="http://schemas.microsoft.com/office/word/2010/wordprocessingShape" mc:Ignorable="w14 w15 wp14">
+<w:document xmlns:wpc="http://schemas.microsoft.com/office/word/2010/wordprocessingCanvas" xmlns:cx="http://schemas.microsoft.com/office/drawing/2014/chartex" xmlns:cx1="http://schemas.microsoft.com/office/drawing/2015/9/8/chartex" xmlns:cx2="http://schemas.microsoft.com/office/drawing/2015/10/21/chartex" xmlns:cx3="http://schemas.microsoft.com/office/drawing/2016/5/9/chartex" xmlns:cx4="http://schemas.microsoft.com/office/drawing/2016/5/10/chartex" xmlns:cx5="http://schemas.microsoft.com/office/drawing/2016/5/11/chartex" xmlns:cx6="http://schemas.microsoft.com/office/drawing/2016/5/12/chartex" xmlns:cx7="http://schemas.microsoft.com/office/drawing/2016/5/13/chartex" xmlns:cx8="http://schemas.microsoft.com/office/drawing/2016/5/14/chartex" xmlns:mc="http://schemas.openxmlformats.org/markup-compatibility/2006" xmlns:aink="http://schemas.microsoft.com/office/drawing/2016/ink" xmlns:am3d="http://schemas.microsoft.com/office/drawing/2017/model3d" xmlns:o="urn:schemas-microsoft-com:office:office" xmlns:oel="http://schemas.microsoft.com/office/2019/extlst" xmlns:r="http://schemas.openxmlformats.org/officeDocument/2006/relationships" xmlns:m="http://schemas.openxmlformats.org/officeDocument/2006/math" xmlns:v="urn:schemas-microsoft-com:vml" xmlns:wp14="http://schemas.microsoft.com/office/word/2010/wordprocessingDrawing" xmlns:wp="http://schemas.openxmlformats.org/drawingml/2006/wordprocessingDrawing" xmlns:w10="urn:schemas-microsoft-com:office:word" xmlns:w="http://schemas.openxmlformats.org/wordprocessingml/2006/main" xmlns:w14="http://schemas.microsoft.com/office/word/2010/wordml" xmlns:w15="http://schemas.microsoft.com/office/word/2012/wordml" xmlns:w16cex="http://schemas.microsoft.com/office/word/2018/wordml/cex" xmlns:w16cid="http://schemas.microsoft.com/office/word/2016/wordml/cid" xmlns:w16="http://schemas.microsoft.com/office/word/2018/wordml" xmlns:w16du="http://schemas.microsoft.com/office/word/2023/wordml/word16du" xmlns:w16sdtdh="http://schemas.microsoft.com/office/word/2020/wordml/sdtdatahash" xmlns:w16sdtfl="http://schemas.microsoft.com/office/word/2024/wordml/sdtformatlock" xmlns:w16se="http://schemas.microsoft.com/office/word/2015/wordml/symex" xmlns:wpg="http://schemas.microsoft.com/office/word/2010/wordprocessingGroup" xmlns:wpi="http://schemas.microsoft.com/office/word/2010/wordprocessingInk" xmlns:wne="http://schemas.microsoft.com/office/word/2006/wordml" xmlns:wps="http://schemas.microsoft.com/office/word/2010/wordprocessingShape" mc:Ignorable="w14 w15 w16se w16cid w16 w16cex w16sdtdh w16sdtfl w16du wp14">
   <w:body>
     <w:p>
       <w:pPr>
@@ -808,18 +808,12 @@
         <w:tblLook w:val="0000" w:firstRow="0" w:lastRow="0" w:firstColumn="0" w:lastColumn="0" w:noHBand="0" w:noVBand="0"/>
       </w:tblPr>
       <w:tblGrid>
-        <w:gridCol w:w="4080"/>
-        <w:gridCol w:w="461"/>
-        <w:gridCol w:w="4635"/>
-        <w:gridCol w:w="461"/>
+        <w:gridCol w:w="4194"/>
+        <w:gridCol w:w="568"/>
+        <w:gridCol w:w="4307"/>
+        <w:gridCol w:w="568"/>
       </w:tblGrid>
       <w:tr>
-        <w:tblPrEx>
-          <w:tblCellMar>
-            <w:top w:w="0" w:type="dxa"/>
-            <w:bottom w:w="0" w:type="dxa"/>
-          </w:tblCellMar>
-        </w:tblPrEx>
         <w:tc>
           <w:tcPr>
             <w:tcW w:w="0" w:type="auto"/>
@@ -853,7 +847,7 @@
               <w:rPr>
                 <w:szCs w:val="28"/>
               </w:rPr>
-              <w:t xml:space="preserve"> на курсовую работу по дисциплине Объектно-ориентированное программирование</w:t>
+              <w:t>на курсовую работу по дисциплине Объектно-ориентированное программирование</w:t>
             </w:r>
             <w:r>
               <w:rPr>
@@ -873,18 +867,18 @@
               <w:rPr>
                 <w:szCs w:val="28"/>
               </w:rPr>
-              <w:t>студенту___________________________________________________________</w:t>
+              <w:t>студенту</w:t>
+            </w:r>
+            <w:r>
+              <w:rPr>
+                <w:szCs w:val="28"/>
+              </w:rPr>
+              <w:t xml:space="preserve"> Гордову Владиславу Тимовеевичу</w:t>
             </w:r>
           </w:p>
         </w:tc>
       </w:tr>
       <w:tr>
-        <w:tblPrEx>
-          <w:tblCellMar>
-            <w:top w:w="0" w:type="dxa"/>
-            <w:bottom w:w="0" w:type="dxa"/>
-          </w:tblCellMar>
-        </w:tblPrEx>
         <w:trPr>
           <w:cantSplit/>
         </w:trPr>
@@ -898,6 +892,7 @@
               <w:rPr>
                 <w:sz w:val="26"/>
                 <w:szCs w:val="26"/>
+                <w:lang w:val="en-US"/>
               </w:rPr>
             </w:pPr>
             <w:r>
@@ -905,7 +900,22 @@
                 <w:sz w:val="26"/>
                 <w:szCs w:val="26"/>
               </w:rPr>
-              <w:t>Группа ___БПИ 24-02_</w:t>
+              <w:t xml:space="preserve">Группа </w:t>
+            </w:r>
+            <w:r>
+              <w:rPr>
+                <w:sz w:val="26"/>
+                <w:szCs w:val="26"/>
+                <w:lang w:val="en-US"/>
+              </w:rPr>
+              <w:t xml:space="preserve">  </w:t>
+            </w:r>
+            <w:r>
+              <w:rPr>
+                <w:sz w:val="26"/>
+                <w:szCs w:val="26"/>
+              </w:rPr>
+              <w:t>БПИ 24-02</w:t>
             </w:r>
           </w:p>
         </w:tc>
@@ -940,12 +950,18 @@
               <w:rPr>
                 <w:szCs w:val="28"/>
               </w:rPr>
-              <w:t>Форма обучения__</w:t>
+              <w:t>Форма обучения</w:t>
             </w:r>
             <w:r>
               <w:rPr>
                 <w:szCs w:val="28"/>
-                <w:u w:val="single"/>
+                <w:lang w:val="en-US"/>
+              </w:rPr>
+              <w:t xml:space="preserve"> </w:t>
+            </w:r>
+            <w:r>
+              <w:rPr>
+                <w:szCs w:val="28"/>
               </w:rPr>
               <w:t>очная</w:t>
             </w:r>
@@ -968,12 +984,6 @@
         </w:tc>
       </w:tr>
       <w:tr>
-        <w:tblPrEx>
-          <w:tblCellMar>
-            <w:top w:w="0" w:type="dxa"/>
-            <w:bottom w:w="0" w:type="dxa"/>
-          </w:tblCellMar>
-        </w:tblPrEx>
         <w:trPr>
           <w:cantSplit/>
         </w:trPr>
@@ -999,12 +1009,6 @@
         </w:tc>
       </w:tr>
       <w:tr>
-        <w:tblPrEx>
-          <w:tblCellMar>
-            <w:top w:w="0" w:type="dxa"/>
-            <w:bottom w:w="0" w:type="dxa"/>
-          </w:tblCellMar>
-        </w:tblPrEx>
         <w:trPr>
           <w:cantSplit/>
         </w:trPr>
@@ -1024,12 +1028,6 @@
         </w:tc>
       </w:tr>
       <w:tr>
-        <w:tblPrEx>
-          <w:tblCellMar>
-            <w:top w:w="0" w:type="dxa"/>
-            <w:bottom w:w="0" w:type="dxa"/>
-          </w:tblCellMar>
-        </w:tblPrEx>
         <w:trPr>
           <w:cantSplit/>
         </w:trPr>
@@ -1049,12 +1047,6 @@
         </w:tc>
       </w:tr>
       <w:tr>
-        <w:tblPrEx>
-          <w:tblCellMar>
-            <w:top w:w="0" w:type="dxa"/>
-            <w:bottom w:w="0" w:type="dxa"/>
-          </w:tblCellMar>
-        </w:tblPrEx>
         <w:trPr>
           <w:cantSplit/>
         </w:trPr>
@@ -1107,12 +1099,6 @@
         </w:tc>
       </w:tr>
       <w:tr>
-        <w:tblPrEx>
-          <w:tblCellMar>
-            <w:top w:w="0" w:type="dxa"/>
-            <w:bottom w:w="0" w:type="dxa"/>
-          </w:tblCellMar>
-        </w:tblPrEx>
         <w:trPr>
           <w:cantSplit/>
         </w:trPr>
@@ -1138,12 +1124,6 @@
         </w:tc>
       </w:tr>
       <w:tr>
-        <w:tblPrEx>
-          <w:tblCellMar>
-            <w:top w:w="0" w:type="dxa"/>
-            <w:bottom w:w="0" w:type="dxa"/>
-          </w:tblCellMar>
-        </w:tblPrEx>
         <w:trPr>
           <w:cantSplit/>
         </w:trPr>
@@ -1177,12 +1157,6 @@
         </w:tc>
       </w:tr>
       <w:tr>
-        <w:tblPrEx>
-          <w:tblCellMar>
-            <w:top w:w="0" w:type="dxa"/>
-            <w:bottom w:w="0" w:type="dxa"/>
-          </w:tblCellMar>
-        </w:tblPrEx>
         <w:trPr>
           <w:cantSplit/>
         </w:trPr>
@@ -1222,12 +1196,6 @@
         </w:tc>
       </w:tr>
       <w:tr>
-        <w:tblPrEx>
-          <w:tblCellMar>
-            <w:top w:w="0" w:type="dxa"/>
-            <w:bottom w:w="0" w:type="dxa"/>
-          </w:tblCellMar>
-        </w:tblPrEx>
         <w:trPr>
           <w:cantSplit/>
         </w:trPr>
@@ -1274,12 +1242,6 @@
         </w:tc>
       </w:tr>
       <w:tr>
-        <w:tblPrEx>
-          <w:tblCellMar>
-            <w:top w:w="0" w:type="dxa"/>
-            <w:bottom w:w="0" w:type="dxa"/>
-          </w:tblCellMar>
-        </w:tblPrEx>
         <w:trPr>
           <w:cantSplit/>
         </w:trPr>
@@ -1326,12 +1288,6 @@
         </w:tc>
       </w:tr>
       <w:tr>
-        <w:tblPrEx>
-          <w:tblCellMar>
-            <w:top w:w="0" w:type="dxa"/>
-            <w:bottom w:w="0" w:type="dxa"/>
-          </w:tblCellMar>
-        </w:tblPrEx>
         <w:trPr>
           <w:cantSplit/>
         </w:trPr>
@@ -1365,12 +1321,6 @@
         </w:tc>
       </w:tr>
       <w:tr>
-        <w:tblPrEx>
-          <w:tblCellMar>
-            <w:top w:w="0" w:type="dxa"/>
-            <w:bottom w:w="0" w:type="dxa"/>
-          </w:tblCellMar>
-        </w:tblPrEx>
         <w:trPr>
           <w:cantSplit/>
         </w:trPr>
@@ -1394,12 +1344,6 @@
         </w:tc>
       </w:tr>
       <w:tr>
-        <w:tblPrEx>
-          <w:tblCellMar>
-            <w:top w:w="0" w:type="dxa"/>
-            <w:bottom w:w="0" w:type="dxa"/>
-          </w:tblCellMar>
-        </w:tblPrEx>
         <w:trPr>
           <w:cantSplit/>
         </w:trPr>
@@ -1428,10 +1372,6 @@
             <w:bottom w:val="single" w:sz="4" w:space="0" w:color="auto"/>
             <w:insideH w:val="single" w:sz="4" w:space="0" w:color="auto"/>
           </w:tblBorders>
-          <w:tblCellMar>
-            <w:top w:w="0" w:type="dxa"/>
-            <w:bottom w:w="0" w:type="dxa"/>
-          </w:tblCellMar>
         </w:tblPrEx>
         <w:tc>
           <w:tcPr>
@@ -1463,10 +1403,6 @@
             <w:bottom w:val="single" w:sz="4" w:space="0" w:color="auto"/>
             <w:insideH w:val="single" w:sz="4" w:space="0" w:color="auto"/>
           </w:tblBorders>
-          <w:tblCellMar>
-            <w:top w:w="0" w:type="dxa"/>
-            <w:bottom w:w="0" w:type="dxa"/>
-          </w:tblCellMar>
         </w:tblPrEx>
         <w:tc>
           <w:tcPr>
@@ -1498,10 +1434,6 @@
             <w:bottom w:val="single" w:sz="4" w:space="0" w:color="auto"/>
             <w:insideH w:val="single" w:sz="4" w:space="0" w:color="auto"/>
           </w:tblBorders>
-          <w:tblCellMar>
-            <w:top w:w="0" w:type="dxa"/>
-            <w:bottom w:w="0" w:type="dxa"/>
-          </w:tblCellMar>
         </w:tblPrEx>
         <w:tc>
           <w:tcPr>
@@ -1668,10 +1600,6 @@
             <w:bottom w:val="single" w:sz="4" w:space="0" w:color="auto"/>
             <w:insideH w:val="single" w:sz="4" w:space="0" w:color="auto"/>
           </w:tblBorders>
-          <w:tblCellMar>
-            <w:top w:w="0" w:type="dxa"/>
-            <w:bottom w:w="0" w:type="dxa"/>
-          </w:tblCellMar>
         </w:tblPrEx>
         <w:tc>
           <w:tcPr>
@@ -1697,10 +1625,6 @@
             <w:bottom w:val="single" w:sz="4" w:space="0" w:color="auto"/>
             <w:insideH w:val="single" w:sz="4" w:space="0" w:color="auto"/>
           </w:tblBorders>
-          <w:tblCellMar>
-            <w:top w:w="0" w:type="dxa"/>
-            <w:bottom w:w="0" w:type="dxa"/>
-          </w:tblCellMar>
         </w:tblPrEx>
         <w:tc>
           <w:tcPr>
@@ -1728,12 +1652,18 @@
               <w:rPr>
                 <w:szCs w:val="28"/>
               </w:rPr>
-              <w:t>и задания:_____</w:t>
+              <w:t>и задания:</w:t>
             </w:r>
             <w:r>
               <w:rPr>
                 <w:szCs w:val="28"/>
               </w:rPr>
+              <w:t xml:space="preserve"> </w:t>
+            </w:r>
+            <w:r>
+              <w:rPr>
+                <w:szCs w:val="28"/>
+              </w:rPr>
               <w:t>12 февраля</w:t>
             </w:r>
             <w:r>
@@ -1752,7 +1682,7 @@
               <w:rPr>
                 <w:szCs w:val="28"/>
               </w:rPr>
-              <w:t xml:space="preserve"> г.___  </w:t>
+              <w:t xml:space="preserve"> г.  </w:t>
             </w:r>
           </w:p>
         </w:tc>
@@ -1763,10 +1693,6 @@
             <w:bottom w:val="single" w:sz="4" w:space="0" w:color="auto"/>
             <w:insideH w:val="single" w:sz="4" w:space="0" w:color="auto"/>
           </w:tblBorders>
-          <w:tblCellMar>
-            <w:top w:w="0" w:type="dxa"/>
-            <w:bottom w:w="0" w:type="dxa"/>
-          </w:tblCellMar>
         </w:tblPrEx>
         <w:tc>
           <w:tcPr>
@@ -1805,10 +1731,6 @@
             <w:bottom w:val="single" w:sz="4" w:space="0" w:color="auto"/>
             <w:insideH w:val="single" w:sz="4" w:space="0" w:color="auto"/>
           </w:tblBorders>
-          <w:tblCellMar>
-            <w:top w:w="0" w:type="dxa"/>
-            <w:bottom w:w="0" w:type="dxa"/>
-          </w:tblCellMar>
         </w:tblPrEx>
         <w:tc>
           <w:tcPr>
@@ -1841,10 +1763,6 @@
             <w:bottom w:val="single" w:sz="4" w:space="0" w:color="auto"/>
             <w:insideH w:val="single" w:sz="4" w:space="0" w:color="auto"/>
           </w:tblBorders>
-          <w:tblCellMar>
-            <w:top w:w="0" w:type="dxa"/>
-            <w:bottom w:w="0" w:type="dxa"/>
-          </w:tblCellMar>
         </w:tblPrEx>
         <w:tc>
           <w:tcPr>
@@ -1870,10 +1788,6 @@
             <w:bottom w:val="single" w:sz="4" w:space="0" w:color="auto"/>
             <w:insideH w:val="single" w:sz="4" w:space="0" w:color="auto"/>
           </w:tblBorders>
-          <w:tblCellMar>
-            <w:top w:w="0" w:type="dxa"/>
-            <w:bottom w:w="0" w:type="dxa"/>
-          </w:tblCellMar>
         </w:tblPrEx>
         <w:tc>
           <w:tcPr>
@@ -1901,31 +1815,7 @@
               <w:rPr>
                 <w:szCs w:val="28"/>
               </w:rPr>
-              <w:t xml:space="preserve">  ________</w:t>
-            </w:r>
-            <w:r>
-              <w:rPr>
-                <w:szCs w:val="28"/>
-              </w:rPr>
-              <w:t>12 февраля</w:t>
-            </w:r>
-            <w:r>
-              <w:rPr>
-                <w:szCs w:val="28"/>
-              </w:rPr>
-              <w:t xml:space="preserve"> 20</w:t>
-            </w:r>
-            <w:r>
-              <w:rPr>
-                <w:szCs w:val="28"/>
-              </w:rPr>
-              <w:t>26</w:t>
-            </w:r>
-            <w:r>
-              <w:rPr>
-                <w:szCs w:val="28"/>
-              </w:rPr>
-              <w:t xml:space="preserve"> г._______ </w:t>
+              <w:t xml:space="preserve">  12 февраля 2026 г. </w:t>
             </w:r>
           </w:p>
         </w:tc>
@@ -1936,10 +1826,6 @@
             <w:bottom w:val="single" w:sz="4" w:space="0" w:color="auto"/>
             <w:insideH w:val="single" w:sz="4" w:space="0" w:color="auto"/>
           </w:tblBorders>
-          <w:tblCellMar>
-            <w:top w:w="0" w:type="dxa"/>
-            <w:bottom w:w="0" w:type="dxa"/>
-          </w:tblCellMar>
         </w:tblPrEx>
         <w:tc>
           <w:tcPr>
@@ -1972,10 +1858,6 @@
             <w:bottom w:val="single" w:sz="4" w:space="0" w:color="auto"/>
             <w:insideH w:val="single" w:sz="4" w:space="0" w:color="auto"/>
           </w:tblBorders>
-          <w:tblCellMar>
-            <w:top w:w="0" w:type="dxa"/>
-            <w:bottom w:w="0" w:type="dxa"/>
-          </w:tblCellMar>
         </w:tblPrEx>
         <w:tc>
           <w:tcPr>
@@ -2079,8 +1961,11 @@
             <w:rPr>
               <w:rFonts w:asciiTheme="minorHAnsi" w:eastAsiaTheme="minorEastAsia" w:hAnsiTheme="minorHAnsi"/>
               <w:noProof/>
-              <w:sz w:val="22"/>
+              <w:kern w:val="2"/>
+              <w:sz w:val="24"/>
+              <w:szCs w:val="24"/>
               <w:lang w:eastAsia="ru-RU"/>
+              <w14:ligatures w14:val="standardContextual"/>
             </w:rPr>
           </w:pPr>
           <w:r>
@@ -2137,7 +2022,7 @@
             </w:rPr>
             <w:fldChar w:fldCharType="separate"/>
           </w:r>
-          <w:hyperlink w:anchor="_Toc224638262" w:history="1">
+          <w:hyperlink w:anchor="_Toc224659573" w:history="1">
             <w:r>
               <w:rPr>
                 <w:rStyle w:val="af3"/>
@@ -2164,7 +2049,229 @@
                 <w:noProof/>
                 <w:webHidden/>
               </w:rPr>
-              <w:instrText xml:space="preserve"> PAGEREF _Toc224638262 \h </w:instrText>
+              <w:instrText xml:space="preserve"> PAGEREF _Toc224659573 \h </w:instrText>
+            </w:r>
+            <w:r>
+              <w:rPr>
+                <w:noProof/>
+                <w:webHidden/>
+              </w:rPr>
+            </w:r>
+            <w:r>
+              <w:rPr>
+                <w:noProof/>
+                <w:webHidden/>
+              </w:rPr>
+              <w:fldChar w:fldCharType="separate"/>
+            </w:r>
+            <w:r>
+              <w:rPr>
+                <w:noProof/>
+                <w:webHidden/>
+              </w:rPr>
+              <w:t>4</w:t>
+            </w:r>
+            <w:r>
+              <w:rPr>
+                <w:noProof/>
+                <w:webHidden/>
+              </w:rPr>
+              <w:fldChar w:fldCharType="end"/>
+            </w:r>
+          </w:hyperlink>
+        </w:p>
+        <w:p>
+          <w:pPr>
+            <w:pStyle w:val="23"/>
+            <w:tabs>
+              <w:tab w:val="right" w:leader="dot" w:pos="9627"/>
+            </w:tabs>
+            <w:rPr>
+              <w:rFonts w:asciiTheme="minorHAnsi" w:eastAsiaTheme="minorEastAsia" w:hAnsiTheme="minorHAnsi"/>
+              <w:noProof/>
+              <w:kern w:val="2"/>
+              <w:sz w:val="24"/>
+              <w:szCs w:val="24"/>
+              <w:lang w:eastAsia="ru-RU"/>
+              <w14:ligatures w14:val="standardContextual"/>
+            </w:rPr>
+          </w:pPr>
+          <w:hyperlink w:anchor="_Toc224659574" w:history="1">
+            <w:r>
+              <w:rPr>
+                <w:rStyle w:val="af3"/>
+                <w:noProof/>
+              </w:rPr>
+              <w:t>Актуальность</w:t>
+            </w:r>
+            <w:r>
+              <w:rPr>
+                <w:noProof/>
+                <w:webHidden/>
+              </w:rPr>
+              <w:tab/>
+            </w:r>
+            <w:r>
+              <w:rPr>
+                <w:noProof/>
+                <w:webHidden/>
+              </w:rPr>
+              <w:fldChar w:fldCharType="begin"/>
+            </w:r>
+            <w:r>
+              <w:rPr>
+                <w:noProof/>
+                <w:webHidden/>
+              </w:rPr>
+              <w:instrText xml:space="preserve"> PAGEREF _Toc224659574 \h </w:instrText>
+            </w:r>
+            <w:r>
+              <w:rPr>
+                <w:noProof/>
+                <w:webHidden/>
+              </w:rPr>
+            </w:r>
+            <w:r>
+              <w:rPr>
+                <w:noProof/>
+                <w:webHidden/>
+              </w:rPr>
+              <w:fldChar w:fldCharType="separate"/>
+            </w:r>
+            <w:r>
+              <w:rPr>
+                <w:noProof/>
+                <w:webHidden/>
+              </w:rPr>
+              <w:t>4</w:t>
+            </w:r>
+            <w:r>
+              <w:rPr>
+                <w:noProof/>
+                <w:webHidden/>
+              </w:rPr>
+              <w:fldChar w:fldCharType="end"/>
+            </w:r>
+          </w:hyperlink>
+        </w:p>
+        <w:p>
+          <w:pPr>
+            <w:pStyle w:val="23"/>
+            <w:tabs>
+              <w:tab w:val="right" w:leader="dot" w:pos="9627"/>
+            </w:tabs>
+            <w:rPr>
+              <w:rFonts w:asciiTheme="minorHAnsi" w:eastAsiaTheme="minorEastAsia" w:hAnsiTheme="minorHAnsi"/>
+              <w:noProof/>
+              <w:kern w:val="2"/>
+              <w:sz w:val="24"/>
+              <w:szCs w:val="24"/>
+              <w:lang w:eastAsia="ru-RU"/>
+              <w14:ligatures w14:val="standardContextual"/>
+            </w:rPr>
+          </w:pPr>
+          <w:hyperlink w:anchor="_Toc224659575" w:history="1">
+            <w:r>
+              <w:rPr>
+                <w:rStyle w:val="af3"/>
+                <w:noProof/>
+              </w:rPr>
+              <w:t>Постановка задачи</w:t>
+            </w:r>
+            <w:r>
+              <w:rPr>
+                <w:noProof/>
+                <w:webHidden/>
+              </w:rPr>
+              <w:tab/>
+            </w:r>
+            <w:r>
+              <w:rPr>
+                <w:noProof/>
+                <w:webHidden/>
+              </w:rPr>
+              <w:fldChar w:fldCharType="begin"/>
+            </w:r>
+            <w:r>
+              <w:rPr>
+                <w:noProof/>
+                <w:webHidden/>
+              </w:rPr>
+              <w:instrText xml:space="preserve"> PAGEREF _Toc224659575 \h </w:instrText>
+            </w:r>
+            <w:r>
+              <w:rPr>
+                <w:noProof/>
+                <w:webHidden/>
+              </w:rPr>
+            </w:r>
+            <w:r>
+              <w:rPr>
+                <w:noProof/>
+                <w:webHidden/>
+              </w:rPr>
+              <w:fldChar w:fldCharType="separate"/>
+            </w:r>
+            <w:r>
+              <w:rPr>
+                <w:noProof/>
+                <w:webHidden/>
+              </w:rPr>
+              <w:t>4</w:t>
+            </w:r>
+            <w:r>
+              <w:rPr>
+                <w:noProof/>
+                <w:webHidden/>
+              </w:rPr>
+              <w:fldChar w:fldCharType="end"/>
+            </w:r>
+          </w:hyperlink>
+        </w:p>
+        <w:p>
+          <w:pPr>
+            <w:pStyle w:val="23"/>
+            <w:tabs>
+              <w:tab w:val="right" w:leader="dot" w:pos="9627"/>
+            </w:tabs>
+            <w:rPr>
+              <w:rFonts w:asciiTheme="minorHAnsi" w:eastAsiaTheme="minorEastAsia" w:hAnsiTheme="minorHAnsi"/>
+              <w:noProof/>
+              <w:kern w:val="2"/>
+              <w:sz w:val="24"/>
+              <w:szCs w:val="24"/>
+              <w:lang w:eastAsia="ru-RU"/>
+              <w14:ligatures w14:val="standardContextual"/>
+            </w:rPr>
+          </w:pPr>
+          <w:hyperlink w:anchor="_Toc224659576" w:history="1">
+            <w:r>
+              <w:rPr>
+                <w:rStyle w:val="af3"/>
+                <w:noProof/>
+              </w:rPr>
+              <w:t>Структура работы</w:t>
+            </w:r>
+            <w:r>
+              <w:rPr>
+                <w:noProof/>
+                <w:webHidden/>
+              </w:rPr>
+              <w:tab/>
+            </w:r>
+            <w:r>
+              <w:rPr>
+                <w:noProof/>
+                <w:webHidden/>
+              </w:rPr>
+              <w:fldChar w:fldCharType="begin"/>
+            </w:r>
+            <w:r>
+              <w:rPr>
+                <w:noProof/>
+                <w:webHidden/>
+              </w:rPr>
+              <w:instrText xml:space="preserve"> PAGEREF _Toc224659576 \h </w:instrText>
             </w:r>
             <w:r>
               <w:rPr>
@@ -2204,17 +2311,34 @@
             <w:rPr>
               <w:rFonts w:asciiTheme="minorHAnsi" w:eastAsiaTheme="minorEastAsia" w:hAnsiTheme="minorHAnsi"/>
               <w:noProof/>
-              <w:sz w:val="22"/>
+              <w:kern w:val="2"/>
+              <w:sz w:val="24"/>
+              <w:szCs w:val="24"/>
               <w:lang w:eastAsia="ru-RU"/>
+              <w14:ligatures w14:val="standardContextual"/>
             </w:rPr>
           </w:pPr>
-          <w:hyperlink w:anchor="_Toc224638263" w:history="1">
+          <w:hyperlink w:anchor="_Toc224659577" w:history="1">
             <w:r>
               <w:rPr>
                 <w:rStyle w:val="af3"/>
                 <w:noProof/>
               </w:rPr>
-              <w:t>Актуальность работы</w:t>
+              <w:t>1 Ан</w:t>
+            </w:r>
+            <w:r>
+              <w:rPr>
+                <w:rStyle w:val="af3"/>
+                <w:noProof/>
+              </w:rPr>
+              <w:t>а</w:t>
+            </w:r>
+            <w:r>
+              <w:rPr>
+                <w:rStyle w:val="af3"/>
+                <w:noProof/>
+              </w:rPr>
+              <w:t>лиз предметной области</w:t>
             </w:r>
             <w:r>
               <w:rPr>
@@ -2235,78 +2359,7 @@
                 <w:noProof/>
                 <w:webHidden/>
               </w:rPr>
-              <w:instrText xml:space="preserve"> PAGEREF _Toc224638263 \h </w:instrText>
-            </w:r>
-            <w:r>
-              <w:rPr>
-                <w:noProof/>
-                <w:webHidden/>
-              </w:rPr>
-            </w:r>
-            <w:r>
-              <w:rPr>
-                <w:noProof/>
-                <w:webHidden/>
-              </w:rPr>
-              <w:fldChar w:fldCharType="separate"/>
-            </w:r>
-            <w:r>
-              <w:rPr>
-                <w:noProof/>
-                <w:webHidden/>
-              </w:rPr>
-              <w:t>4</w:t>
-            </w:r>
-            <w:r>
-              <w:rPr>
-                <w:noProof/>
-                <w:webHidden/>
-              </w:rPr>
-              <w:fldChar w:fldCharType="end"/>
-            </w:r>
-          </w:hyperlink>
-        </w:p>
-        <w:p>
-          <w:pPr>
-            <w:pStyle w:val="11"/>
-            <w:tabs>
-              <w:tab w:val="right" w:leader="dot" w:pos="9627"/>
-            </w:tabs>
-            <w:rPr>
-              <w:rFonts w:asciiTheme="minorHAnsi" w:eastAsiaTheme="minorEastAsia" w:hAnsiTheme="minorHAnsi"/>
-              <w:noProof/>
-              <w:sz w:val="22"/>
-              <w:lang w:eastAsia="ru-RU"/>
-            </w:rPr>
-          </w:pPr>
-          <w:hyperlink w:anchor="_Toc224638264" w:history="1">
-            <w:r>
-              <w:rPr>
-                <w:rStyle w:val="af3"/>
-                <w:noProof/>
-              </w:rPr>
-              <w:t>1 Анализ предметной области</w:t>
-            </w:r>
-            <w:r>
-              <w:rPr>
-                <w:noProof/>
-                <w:webHidden/>
-              </w:rPr>
-              <w:tab/>
-            </w:r>
-            <w:r>
-              <w:rPr>
-                <w:noProof/>
-                <w:webHidden/>
-              </w:rPr>
-              <w:fldChar w:fldCharType="begin"/>
-            </w:r>
-            <w:r>
-              <w:rPr>
-                <w:noProof/>
-                <w:webHidden/>
-              </w:rPr>
-              <w:instrText xml:space="preserve"> PAGEREF _Toc224638264 \h </w:instrText>
+              <w:instrText xml:space="preserve"> PAGEREF _Toc224659577 \h </w:instrText>
             </w:r>
             <w:r>
               <w:rPr>
@@ -2341,22 +2394,45 @@
           <w:pPr>
             <w:pStyle w:val="23"/>
             <w:tabs>
+              <w:tab w:val="left" w:pos="1680"/>
               <w:tab w:val="right" w:leader="dot" w:pos="9627"/>
             </w:tabs>
             <w:rPr>
               <w:rFonts w:asciiTheme="minorHAnsi" w:eastAsiaTheme="minorEastAsia" w:hAnsiTheme="minorHAnsi"/>
               <w:noProof/>
-              <w:sz w:val="22"/>
+              <w:kern w:val="2"/>
+              <w:sz w:val="24"/>
+              <w:szCs w:val="24"/>
               <w:lang w:eastAsia="ru-RU"/>
+              <w14:ligatures w14:val="standardContextual"/>
             </w:rPr>
           </w:pPr>
-          <w:hyperlink w:anchor="_Toc224638265" w:history="1">
+          <w:hyperlink w:anchor="_Toc224659578" w:history="1">
             <w:r>
               <w:rPr>
                 <w:rStyle w:val="af3"/>
                 <w:noProof/>
               </w:rPr>
-              <w:t>1.1 Роль и архитектурные особенности оперативной памяти в современных вычислительных системах</w:t>
+              <w:t>1.1</w:t>
+            </w:r>
+            <w:r>
+              <w:rPr>
+                <w:rFonts w:asciiTheme="minorHAnsi" w:eastAsiaTheme="minorEastAsia" w:hAnsiTheme="minorHAnsi"/>
+                <w:noProof/>
+                <w:kern w:val="2"/>
+                <w:sz w:val="24"/>
+                <w:szCs w:val="24"/>
+                <w:lang w:eastAsia="ru-RU"/>
+                <w14:ligatures w14:val="standardContextual"/>
+              </w:rPr>
+              <w:tab/>
+            </w:r>
+            <w:r>
+              <w:rPr>
+                <w:rStyle w:val="af3"/>
+                <w:noProof/>
+              </w:rPr>
+              <w:t>Анализ специфики предметной области</w:t>
             </w:r>
             <w:r>
               <w:rPr>
@@ -2377,7 +2453,7 @@
                 <w:noProof/>
                 <w:webHidden/>
               </w:rPr>
-              <w:instrText xml:space="preserve"> PAGEREF _Toc224638265 \h </w:instrText>
+              <w:instrText xml:space="preserve"> PAGEREF _Toc224659578 \h </w:instrText>
             </w:r>
             <w:r>
               <w:rPr>
@@ -2412,22 +2488,45 @@
           <w:pPr>
             <w:pStyle w:val="23"/>
             <w:tabs>
+              <w:tab w:val="left" w:pos="1680"/>
               <w:tab w:val="right" w:leader="dot" w:pos="9627"/>
             </w:tabs>
             <w:rPr>
               <w:rFonts w:asciiTheme="minorHAnsi" w:eastAsiaTheme="minorEastAsia" w:hAnsiTheme="minorHAnsi"/>
               <w:noProof/>
-              <w:sz w:val="22"/>
+              <w:kern w:val="2"/>
+              <w:sz w:val="24"/>
+              <w:szCs w:val="24"/>
               <w:lang w:eastAsia="ru-RU"/>
+              <w14:ligatures w14:val="standardContextual"/>
             </w:rPr>
           </w:pPr>
-          <w:hyperlink w:anchor="_Toc224638266" w:history="1">
+          <w:hyperlink w:anchor="_Toc224659579" w:history="1">
             <w:r>
               <w:rPr>
                 <w:rStyle w:val="af3"/>
                 <w:noProof/>
               </w:rPr>
-              <w:t>1.2 Основные подходы к программному управлению памятью</w:t>
+              <w:t>1.2</w:t>
+            </w:r>
+            <w:r>
+              <w:rPr>
+                <w:rFonts w:asciiTheme="minorHAnsi" w:eastAsiaTheme="minorEastAsia" w:hAnsiTheme="minorHAnsi"/>
+                <w:noProof/>
+                <w:kern w:val="2"/>
+                <w:sz w:val="24"/>
+                <w:szCs w:val="24"/>
+                <w:lang w:eastAsia="ru-RU"/>
+                <w14:ligatures w14:val="standardContextual"/>
+              </w:rPr>
+              <w:tab/>
+            </w:r>
+            <w:r>
+              <w:rPr>
+                <w:rStyle w:val="af3"/>
+                <w:noProof/>
+              </w:rPr>
+              <w:t>Аналитический обзор существующих программных продуктов</w:t>
             </w:r>
             <w:r>
               <w:rPr>
@@ -2448,7 +2547,7 @@
                 <w:noProof/>
                 <w:webHidden/>
               </w:rPr>
-              <w:instrText xml:space="preserve"> PAGEREF _Toc224638266 \h </w:instrText>
+              <w:instrText xml:space="preserve"> PAGEREF _Toc224659579 \h </w:instrText>
             </w:r>
             <w:r>
               <w:rPr>
@@ -2488,33 +2587,21 @@
             <w:rPr>
               <w:rFonts w:asciiTheme="minorHAnsi" w:eastAsiaTheme="minorEastAsia" w:hAnsiTheme="minorHAnsi"/>
               <w:noProof/>
-              <w:sz w:val="22"/>
+              <w:kern w:val="2"/>
+              <w:sz w:val="24"/>
+              <w:szCs w:val="24"/>
               <w:lang w:eastAsia="ru-RU"/>
+              <w14:ligatures w14:val="standardContextual"/>
             </w:rPr>
           </w:pPr>
-          <w:hyperlink w:anchor="_Toc224638267" w:history="1">
+          <w:hyperlink w:anchor="_Toc224659580" w:history="1">
             <w:r>
               <w:rPr>
                 <w:rStyle w:val="af3"/>
                 <w:noProof/>
-              </w:rPr>
-              <w:t>1.2.1 Управление на основе кучи (</w:t>
-            </w:r>
-            <w:r>
-              <w:rPr>
-                <w:rStyle w:val="af3"/>
-                <w:i/>
-                <w:iCs/>
-                <w:noProof/>
-              </w:rPr>
-              <w:t>heap-based allocation</w:t>
-            </w:r>
-            <w:r>
-              <w:rPr>
-                <w:rStyle w:val="af3"/>
-                <w:noProof/>
-              </w:rPr>
-              <w:t>).</w:t>
+                <w:lang w:eastAsia="ru-RU"/>
+              </w:rPr>
+              <w:t>1.2.1 Программный комплекс «1С: Управление торговлей»</w:t>
             </w:r>
             <w:r>
               <w:rPr>
@@ -2535,7 +2622,7 @@
                 <w:noProof/>
                 <w:webHidden/>
               </w:rPr>
-              <w:instrText xml:space="preserve"> PAGEREF _Toc224638267 \h </w:instrText>
+              <w:instrText xml:space="preserve"> PAGEREF _Toc224659580 \h </w:instrText>
             </w:r>
             <w:r>
               <w:rPr>
@@ -2556,464 +2643,6 @@
                 <w:webHidden/>
               </w:rPr>
               <w:t>7</w:t>
-            </w:r>
-            <w:r>
-              <w:rPr>
-                <w:noProof/>
-                <w:webHidden/>
-              </w:rPr>
-              <w:fldChar w:fldCharType="end"/>
-            </w:r>
-          </w:hyperlink>
-        </w:p>
-        <w:p>
-          <w:pPr>
-            <w:pStyle w:val="31"/>
-            <w:tabs>
-              <w:tab w:val="right" w:leader="dot" w:pos="9627"/>
-            </w:tabs>
-            <w:rPr>
-              <w:rFonts w:asciiTheme="minorHAnsi" w:eastAsiaTheme="minorEastAsia" w:hAnsiTheme="minorHAnsi"/>
-              <w:noProof/>
-              <w:sz w:val="22"/>
-              <w:lang w:eastAsia="ru-RU"/>
-            </w:rPr>
-          </w:pPr>
-          <w:hyperlink w:anchor="_Toc224638268" w:history="1">
-            <w:r>
-              <w:rPr>
-                <w:rStyle w:val="af3"/>
-                <w:noProof/>
-              </w:rPr>
-              <w:t>1.2.2 Пул памяти (</w:t>
-            </w:r>
-            <w:r>
-              <w:rPr>
-                <w:rStyle w:val="af3"/>
-                <w:i/>
-                <w:iCs/>
-                <w:noProof/>
-              </w:rPr>
-              <w:t>memory pool</w:t>
-            </w:r>
-            <w:r>
-              <w:rPr>
-                <w:rStyle w:val="af3"/>
-                <w:noProof/>
-              </w:rPr>
-              <w:t>).</w:t>
-            </w:r>
-            <w:r>
-              <w:rPr>
-                <w:noProof/>
-                <w:webHidden/>
-              </w:rPr>
-              <w:tab/>
-            </w:r>
-            <w:r>
-              <w:rPr>
-                <w:noProof/>
-                <w:webHidden/>
-              </w:rPr>
-              <w:fldChar w:fldCharType="begin"/>
-            </w:r>
-            <w:r>
-              <w:rPr>
-                <w:noProof/>
-                <w:webHidden/>
-              </w:rPr>
-              <w:instrText xml:space="preserve"> PAGEREF _Toc224638268 \h </w:instrText>
-            </w:r>
-            <w:r>
-              <w:rPr>
-                <w:noProof/>
-                <w:webHidden/>
-              </w:rPr>
-            </w:r>
-            <w:r>
-              <w:rPr>
-                <w:noProof/>
-                <w:webHidden/>
-              </w:rPr>
-              <w:fldChar w:fldCharType="separate"/>
-            </w:r>
-            <w:r>
-              <w:rPr>
-                <w:noProof/>
-                <w:webHidden/>
-              </w:rPr>
-              <w:t>8</w:t>
-            </w:r>
-            <w:r>
-              <w:rPr>
-                <w:noProof/>
-                <w:webHidden/>
-              </w:rPr>
-              <w:fldChar w:fldCharType="end"/>
-            </w:r>
-          </w:hyperlink>
-        </w:p>
-        <w:p>
-          <w:pPr>
-            <w:pStyle w:val="31"/>
-            <w:tabs>
-              <w:tab w:val="right" w:leader="dot" w:pos="9627"/>
-            </w:tabs>
-            <w:rPr>
-              <w:rFonts w:asciiTheme="minorHAnsi" w:eastAsiaTheme="minorEastAsia" w:hAnsiTheme="minorHAnsi"/>
-              <w:noProof/>
-              <w:sz w:val="22"/>
-              <w:lang w:eastAsia="ru-RU"/>
-            </w:rPr>
-          </w:pPr>
-          <w:hyperlink w:anchor="_Toc224638269" w:history="1">
-            <w:r>
-              <w:rPr>
-                <w:rStyle w:val="af3"/>
-                <w:noProof/>
-              </w:rPr>
-              <w:t>1.2.3 Сборка мусора (</w:t>
-            </w:r>
-            <w:r>
-              <w:rPr>
-                <w:rStyle w:val="af3"/>
-                <w:i/>
-                <w:iCs/>
-                <w:noProof/>
-              </w:rPr>
-              <w:t>garbage collection</w:t>
-            </w:r>
-            <w:r>
-              <w:rPr>
-                <w:rStyle w:val="af3"/>
-                <w:noProof/>
-              </w:rPr>
-              <w:t>).</w:t>
-            </w:r>
-            <w:r>
-              <w:rPr>
-                <w:noProof/>
-                <w:webHidden/>
-              </w:rPr>
-              <w:tab/>
-            </w:r>
-            <w:r>
-              <w:rPr>
-                <w:noProof/>
-                <w:webHidden/>
-              </w:rPr>
-              <w:fldChar w:fldCharType="begin"/>
-            </w:r>
-            <w:r>
-              <w:rPr>
-                <w:noProof/>
-                <w:webHidden/>
-              </w:rPr>
-              <w:instrText xml:space="preserve"> PAGEREF _Toc224638269 \h </w:instrText>
-            </w:r>
-            <w:r>
-              <w:rPr>
-                <w:noProof/>
-                <w:webHidden/>
-              </w:rPr>
-            </w:r>
-            <w:r>
-              <w:rPr>
-                <w:noProof/>
-                <w:webHidden/>
-              </w:rPr>
-              <w:fldChar w:fldCharType="separate"/>
-            </w:r>
-            <w:r>
-              <w:rPr>
-                <w:noProof/>
-                <w:webHidden/>
-              </w:rPr>
-              <w:t>8</w:t>
-            </w:r>
-            <w:r>
-              <w:rPr>
-                <w:noProof/>
-                <w:webHidden/>
-              </w:rPr>
-              <w:fldChar w:fldCharType="end"/>
-            </w:r>
-          </w:hyperlink>
-        </w:p>
-        <w:p>
-          <w:pPr>
-            <w:pStyle w:val="23"/>
-            <w:tabs>
-              <w:tab w:val="right" w:leader="dot" w:pos="9627"/>
-            </w:tabs>
-            <w:rPr>
-              <w:rFonts w:asciiTheme="minorHAnsi" w:eastAsiaTheme="minorEastAsia" w:hAnsiTheme="minorHAnsi"/>
-              <w:noProof/>
-              <w:sz w:val="22"/>
-              <w:lang w:eastAsia="ru-RU"/>
-            </w:rPr>
-          </w:pPr>
-          <w:hyperlink w:anchor="_Toc224638270" w:history="1">
-            <w:r>
-              <w:rPr>
-                <w:rStyle w:val="af3"/>
-                <w:noProof/>
-              </w:rPr>
-              <w:t>1.3 Программные модели управления памятью: определение, назначение и примеры реализации</w:t>
-            </w:r>
-            <w:r>
-              <w:rPr>
-                <w:noProof/>
-                <w:webHidden/>
-              </w:rPr>
-              <w:tab/>
-            </w:r>
-            <w:r>
-              <w:rPr>
-                <w:noProof/>
-                <w:webHidden/>
-              </w:rPr>
-              <w:fldChar w:fldCharType="begin"/>
-            </w:r>
-            <w:r>
-              <w:rPr>
-                <w:noProof/>
-                <w:webHidden/>
-              </w:rPr>
-              <w:instrText xml:space="preserve"> PAGEREF _Toc224638270 \h </w:instrText>
-            </w:r>
-            <w:r>
-              <w:rPr>
-                <w:noProof/>
-                <w:webHidden/>
-              </w:rPr>
-            </w:r>
-            <w:r>
-              <w:rPr>
-                <w:noProof/>
-                <w:webHidden/>
-              </w:rPr>
-              <w:fldChar w:fldCharType="separate"/>
-            </w:r>
-            <w:r>
-              <w:rPr>
-                <w:noProof/>
-                <w:webHidden/>
-              </w:rPr>
-              <w:t>8</w:t>
-            </w:r>
-            <w:r>
-              <w:rPr>
-                <w:noProof/>
-                <w:webHidden/>
-              </w:rPr>
-              <w:fldChar w:fldCharType="end"/>
-            </w:r>
-          </w:hyperlink>
-        </w:p>
-        <w:p>
-          <w:pPr>
-            <w:pStyle w:val="23"/>
-            <w:tabs>
-              <w:tab w:val="right" w:leader="dot" w:pos="9627"/>
-            </w:tabs>
-            <w:rPr>
-              <w:rFonts w:asciiTheme="minorHAnsi" w:eastAsiaTheme="minorEastAsia" w:hAnsiTheme="minorHAnsi"/>
-              <w:noProof/>
-              <w:sz w:val="22"/>
-              <w:lang w:eastAsia="ru-RU"/>
-            </w:rPr>
-          </w:pPr>
-          <w:hyperlink w:anchor="_Toc224638271" w:history="1">
-            <w:r>
-              <w:rPr>
-                <w:rStyle w:val="af3"/>
-                <w:noProof/>
-              </w:rPr>
-              <w:t>1.4 Метаданные и структуры данных в аллокаторах памяти</w:t>
-            </w:r>
-            <w:r>
-              <w:rPr>
-                <w:noProof/>
-                <w:webHidden/>
-              </w:rPr>
-              <w:tab/>
-            </w:r>
-            <w:r>
-              <w:rPr>
-                <w:noProof/>
-                <w:webHidden/>
-              </w:rPr>
-              <w:fldChar w:fldCharType="begin"/>
-            </w:r>
-            <w:r>
-              <w:rPr>
-                <w:noProof/>
-                <w:webHidden/>
-              </w:rPr>
-              <w:instrText xml:space="preserve"> PAGEREF _Toc224638271 \h </w:instrText>
-            </w:r>
-            <w:r>
-              <w:rPr>
-                <w:noProof/>
-                <w:webHidden/>
-              </w:rPr>
-            </w:r>
-            <w:r>
-              <w:rPr>
-                <w:noProof/>
-                <w:webHidden/>
-              </w:rPr>
-              <w:fldChar w:fldCharType="separate"/>
-            </w:r>
-            <w:r>
-              <w:rPr>
-                <w:noProof/>
-                <w:webHidden/>
-              </w:rPr>
-              <w:t>9</w:t>
-            </w:r>
-            <w:r>
-              <w:rPr>
-                <w:noProof/>
-                <w:webHidden/>
-              </w:rPr>
-              <w:fldChar w:fldCharType="end"/>
-            </w:r>
-          </w:hyperlink>
-        </w:p>
-        <w:p>
-          <w:pPr>
-            <w:pStyle w:val="23"/>
-            <w:tabs>
-              <w:tab w:val="right" w:leader="dot" w:pos="9627"/>
-            </w:tabs>
-            <w:rPr>
-              <w:rFonts w:asciiTheme="minorHAnsi" w:eastAsiaTheme="minorEastAsia" w:hAnsiTheme="minorHAnsi"/>
-              <w:noProof/>
-              <w:sz w:val="22"/>
-              <w:lang w:eastAsia="ru-RU"/>
-            </w:rPr>
-          </w:pPr>
-          <w:hyperlink w:anchor="_Toc224638272" w:history="1">
-            <w:r>
-              <w:rPr>
-                <w:rStyle w:val="af3"/>
-                <w:noProof/>
-              </w:rPr>
-              <w:t>1.5 Обоснование выбора метода и средств реализации</w:t>
-            </w:r>
-            <w:r>
-              <w:rPr>
-                <w:noProof/>
-                <w:webHidden/>
-              </w:rPr>
-              <w:tab/>
-            </w:r>
-            <w:r>
-              <w:rPr>
-                <w:noProof/>
-                <w:webHidden/>
-              </w:rPr>
-              <w:fldChar w:fldCharType="begin"/>
-            </w:r>
-            <w:r>
-              <w:rPr>
-                <w:noProof/>
-                <w:webHidden/>
-              </w:rPr>
-              <w:instrText xml:space="preserve"> PAGEREF _Toc224638272 \h </w:instrText>
-            </w:r>
-            <w:r>
-              <w:rPr>
-                <w:noProof/>
-                <w:webHidden/>
-              </w:rPr>
-            </w:r>
-            <w:r>
-              <w:rPr>
-                <w:noProof/>
-                <w:webHidden/>
-              </w:rPr>
-              <w:fldChar w:fldCharType="separate"/>
-            </w:r>
-            <w:r>
-              <w:rPr>
-                <w:noProof/>
-                <w:webHidden/>
-              </w:rPr>
-              <w:t>10</w:t>
-            </w:r>
-            <w:r>
-              <w:rPr>
-                <w:noProof/>
-                <w:webHidden/>
-              </w:rPr>
-              <w:fldChar w:fldCharType="end"/>
-            </w:r>
-          </w:hyperlink>
-        </w:p>
-        <w:p>
-          <w:pPr>
-            <w:pStyle w:val="23"/>
-            <w:tabs>
-              <w:tab w:val="right" w:leader="dot" w:pos="9627"/>
-            </w:tabs>
-            <w:rPr>
-              <w:rFonts w:asciiTheme="minorHAnsi" w:eastAsiaTheme="minorEastAsia" w:hAnsiTheme="minorHAnsi"/>
-              <w:noProof/>
-              <w:sz w:val="22"/>
-              <w:lang w:eastAsia="ru-RU"/>
-            </w:rPr>
-          </w:pPr>
-          <w:hyperlink w:anchor="_Toc224638273" w:history="1">
-            <w:r>
-              <w:rPr>
-                <w:rStyle w:val="af3"/>
-                <w:noProof/>
-              </w:rPr>
-              <w:t>1.6 Выводы</w:t>
-            </w:r>
-            <w:r>
-              <w:rPr>
-                <w:noProof/>
-                <w:webHidden/>
-              </w:rPr>
-              <w:tab/>
-            </w:r>
-            <w:r>
-              <w:rPr>
-                <w:noProof/>
-                <w:webHidden/>
-              </w:rPr>
-              <w:fldChar w:fldCharType="begin"/>
-            </w:r>
-            <w:r>
-              <w:rPr>
-                <w:noProof/>
-                <w:webHidden/>
-              </w:rPr>
-              <w:instrText xml:space="preserve"> PAGEREF _Toc224638273 \h </w:instrText>
-            </w:r>
-            <w:r>
-              <w:rPr>
-                <w:noProof/>
-                <w:webHidden/>
-              </w:rPr>
-            </w:r>
-            <w:r>
-              <w:rPr>
-                <w:noProof/>
-                <w:webHidden/>
-              </w:rPr>
-              <w:fldChar w:fldCharType="separate"/>
-            </w:r>
-            <w:r>
-              <w:rPr>
-                <w:noProof/>
-                <w:webHidden/>
-              </w:rPr>
-              <w:t>10</w:t>
             </w:r>
             <w:r>
               <w:rPr>
@@ -3078,7 +2707,7 @@
       <w:pPr>
         <w:pStyle w:val="1"/>
       </w:pPr>
-      <w:bookmarkStart w:id="0" w:name="_Toc224638262"/>
+      <w:bookmarkStart w:id="0" w:name="_Toc224659573"/>
       <w:r>
         <w:lastRenderedPageBreak/>
         <w:t>Введение</w:t>
@@ -3090,45 +2719,72 @@
         <w:ind w:firstLine="0"/>
       </w:pPr>
     </w:p>
+    <w:p>
+      <w:pPr>
+        <w:pStyle w:val="2"/>
+      </w:pPr>
+      <w:bookmarkStart w:id="1" w:name="_Toc224659574"/>
+      <w:r>
+        <w:t>Актуальность</w:t>
+      </w:r>
+      <w:bookmarkEnd w:id="1"/>
+    </w:p>
     <w:p/>
     <w:p>
-      <w:pPr>
-        <w:pStyle w:val="1"/>
-      </w:pPr>
-      <w:bookmarkStart w:id="1" w:name="_Toc224638263"/>
-      <w:r>
-        <w:t>Актуальность работы</w:t>
-      </w:r>
-      <w:bookmarkEnd w:id="1"/>
+      <w:r>
+        <w:t>Эффективное управление материально-техническими ресурсами критически важно для любой организации. Оборудование составляет значительную часть активов, требуя строгого учёта, контроля перемещения и своевременного обслуживания. Традиционные методы учёта (бумажные носители, табличные процессоры) имеют ряд недостатков: высокий риск человеческой ошибки, сложность поиска информации и отсутствие централизованного хранилища данных.</w:t>
+      </w:r>
+    </w:p>
+    <w:p>
+      <w:r>
+        <w:t>Автоматизация процесса учёта позволяет повысить производительность труда и обеспечить актуальность информации в реальном времени</w:t>
+      </w:r>
+      <w:r>
+        <w:t>, что обуславливает необходимость создания специализированного программного обеспечения.</w:t>
+      </w:r>
+      <w:r>
+        <w:t xml:space="preserve"> </w:t>
+      </w:r>
+      <w:r>
+        <w:t>Использование</w:t>
+      </w:r>
+      <w:r>
+        <w:t xml:space="preserve"> принцип</w:t>
+      </w:r>
+      <w:r>
+        <w:t xml:space="preserve">ов </w:t>
+      </w:r>
+      <w:r>
+        <w:t>объектно-ориентированного программирования (ООП)</w:t>
+      </w:r>
+      <w:r>
+        <w:t xml:space="preserve"> при разработке</w:t>
+      </w:r>
+      <w:r>
+        <w:t xml:space="preserve"> обеспечит масштабируемость, модульность и лёгкость поддержки </w:t>
+      </w:r>
+      <w:r>
+        <w:t>и сопровождения ПО.</w:t>
+      </w:r>
     </w:p>
     <w:p/>
     <w:p>
-      <w:r>
-        <w:t>В современных условиях эффективное управление материально-техническими ресурсами является критически важным аспектом деятельности любой организации. Оборудование, вычислительная техника и периферийные устройства представляют собой значительную часть активов предприятия, требующую строгого учёта, контроля перемещения и своевременного обслуживания. Традиционные методы учёта, основанные на бумажных носителях или табличных процессорах, обладают рядом недостатков: высокой вероятностью человеческой ошибки, сложностью поиска информации, отсутствием единого централизованного хранилища данных и затруднённым формированием отчётности.</w:t>
-      </w:r>
-    </w:p>
-    <w:p>
-      <w:r>
-        <w:t>Автоматизация процесса учёта оборудования позволяет существенно повысить производительность труда сотрудников, сократить временные затраты на обработку данных и обеспечить актуальность информации в реальном времени. Разработка специализир</w:t>
-      </w:r>
-      <w:r>
-        <w:t>ованных программных средств</w:t>
-      </w:r>
-      <w:r>
-        <w:t xml:space="preserve"> даёт возможность стандартизировать бизнес-процессы, связанные с приёмкой, списанием и закреплением техники за сотрудниками.</w:t>
-      </w:r>
-    </w:p>
-    <w:p>
-      <w:r>
-        <w:t>Выбор объектно-ориентированного подхода к проектированию и разработке обусловлен необходимостью создания масштабируемой, модульной и легко поддерживаемой системы. Принципы объектно-ориентированного программирования (ООП), такие как инкапсуляция, наследование и полиморфизм, позволяют структурировать код, облегчить его тестирование и дальнейшее расширение функциональности приложения.</w:t>
-      </w:r>
-    </w:p>
-    <w:p>
-      <w:r>
-        <w:t>Цель</w:t>
-      </w:r>
-      <w:r>
-        <w:t xml:space="preserve"> данной работы — разработка программного приложения «Учёт оборудования», автоматизирующего процессы регистрации, отслеживания состояния и управления жизненным циклом технических средств организации.</w:t>
+      <w:pPr>
+        <w:pStyle w:val="2"/>
+      </w:pPr>
+      <w:bookmarkStart w:id="2" w:name="_Toc224659575"/>
+      <w:r>
+        <w:t>Постановка задачи</w:t>
+      </w:r>
+      <w:bookmarkEnd w:id="2"/>
+    </w:p>
+    <w:p/>
+    <w:p>
+      <w:r>
+        <w:t xml:space="preserve">Целью данной работы является </w:t>
+      </w:r>
+      <w:r>
+        <w:t>разработка программного приложения «Учёт оборудования», автоматизирующего процессы регистрации, отслеживания состояния и управления жизненным циклом технических средств организации.</w:t>
       </w:r>
     </w:p>
     <w:p>
@@ -3141,13 +2797,11 @@
         <w:pStyle w:val="a0"/>
         <w:numPr>
           <w:ilvl w:val="0"/>
-          <w:numId w:val="12"/>
+          <w:numId w:val="13"/>
         </w:numPr>
       </w:pPr>
-      <w:bookmarkStart w:id="2" w:name="_GoBack"/>
-      <w:bookmarkEnd w:id="2"/>
-      <w:r>
-        <w:t>провести анализ предметной области и выявить ключевые требования к системе;</w:t>
+      <w:r>
+        <w:t>провести анализ предметной области и выявить требования к системе;</w:t>
       </w:r>
     </w:p>
     <w:p>
@@ -3155,11 +2809,11 @@
         <w:pStyle w:val="a0"/>
         <w:numPr>
           <w:ilvl w:val="0"/>
-          <w:numId w:val="12"/>
+          <w:numId w:val="13"/>
         </w:numPr>
       </w:pPr>
       <w:r>
-        <w:t>выполнить обзор существующих программных аналогов и обосновать целесообразность собственной разработки;</w:t>
+        <w:t>выполнить обзор существующих программных аналогов и обосновать разработку;</w:t>
       </w:r>
     </w:p>
     <w:p>
@@ -3167,11 +2821,11 @@
         <w:pStyle w:val="a0"/>
         <w:numPr>
           <w:ilvl w:val="0"/>
-          <w:numId w:val="12"/>
+          <w:numId w:val="13"/>
         </w:numPr>
       </w:pPr>
       <w:r>
-        <w:t>спроектировать архитектуру приложения с использованием технологий объектно-ориентированного моделирования (UML-диаграммы прецедентов, активности, классов);</w:t>
+        <w:t>спроектировать архитектуру приложения с использованием UML-моделирования;</w:t>
       </w:r>
     </w:p>
     <w:p>
@@ -3179,11 +2833,11 @@
         <w:pStyle w:val="a0"/>
         <w:numPr>
           <w:ilvl w:val="0"/>
-          <w:numId w:val="12"/>
+          <w:numId w:val="13"/>
         </w:numPr>
       </w:pPr>
       <w:r>
-        <w:t>разработать структуру базы данных для хранения информации об оборудовании и сотрудниках;</w:t>
+        <w:t>разработать структуру базы данных для хранения информации;</w:t>
       </w:r>
     </w:p>
     <w:p>
@@ -3191,11 +2845,11 @@
         <w:pStyle w:val="a0"/>
         <w:numPr>
           <w:ilvl w:val="0"/>
-          <w:numId w:val="12"/>
+          <w:numId w:val="13"/>
         </w:numPr>
       </w:pPr>
       <w:r>
-        <w:t>реализовать программный код основных модулей системы на выбранном языке программирования;</w:t>
+        <w:t>реализовать программный код основных модулей системы;</w:t>
       </w:r>
     </w:p>
     <w:p>
@@ -3203,11 +2857,179 @@
         <w:pStyle w:val="a0"/>
         <w:numPr>
           <w:ilvl w:val="0"/>
-          <w:numId w:val="12"/>
+          <w:numId w:val="13"/>
         </w:numPr>
       </w:pPr>
       <w:r>
-        <w:t>провести тестирование разработанного приложения и оценку его работоспособности;</w:t>
+        <w:t>провести тестирование приложения и оформить пояснительную записку.</w:t>
+      </w:r>
+    </w:p>
+    <w:p/>
+    <w:p>
+      <w:pPr>
+        <w:pStyle w:val="2"/>
+      </w:pPr>
+      <w:bookmarkStart w:id="3" w:name="_Toc224659576"/>
+      <w:r>
+        <w:t>Структура работы</w:t>
+      </w:r>
+      <w:bookmarkEnd w:id="3"/>
+    </w:p>
+    <w:p>
+      <w:pPr>
+        <w:pStyle w:val="2"/>
+      </w:pPr>
+    </w:p>
+    <w:p>
+      <w:r>
+        <w:t>Пояснительная записка состоит из введения, двух глав, заключения</w:t>
+      </w:r>
+      <w:r>
+        <w:t>, с</w:t>
+      </w:r>
+      <w:r>
+        <w:t>писка использованных источников</w:t>
+      </w:r>
+      <w:r>
+        <w:t xml:space="preserve"> и приложений</w:t>
+      </w:r>
+      <w:r>
+        <w:t xml:space="preserve">. Общий объём работы составляет </w:t>
+      </w:r>
+      <w:r>
+        <w:t xml:space="preserve">*** </w:t>
+      </w:r>
+      <w:r>
+        <w:t xml:space="preserve">страниц, содержит </w:t>
+      </w:r>
+      <w:r>
+        <w:t xml:space="preserve">*** </w:t>
+      </w:r>
+      <w:r>
+        <w:t xml:space="preserve">рисунков и </w:t>
+      </w:r>
+      <w:r>
+        <w:t>***</w:t>
+      </w:r>
+      <w:r>
+        <w:t xml:space="preserve"> таблиц.</w:t>
+      </w:r>
+    </w:p>
+    <w:p/>
+    <w:p>
+      <w:r>
+        <w:lastRenderedPageBreak/>
+        <w:t>Во</w:t>
+      </w:r>
+      <w:r>
+        <w:rPr>
+          <w:b/>
+          <w:bCs/>
+        </w:rPr>
+        <w:t xml:space="preserve"> введении</w:t>
+      </w:r>
+      <w:r>
+        <w:t xml:space="preserve"> обоснована актуальность темы, сформулированы цель и задачи. </w:t>
+      </w:r>
+      <w:r>
+        <w:rPr>
+          <w:b/>
+          <w:bCs/>
+        </w:rPr>
+        <w:t>Первая глава</w:t>
+      </w:r>
+      <w:r>
+        <w:t xml:space="preserve"> посвящена анализу предметной области и обзору существующих решений. </w:t>
+      </w:r>
+      <w:r>
+        <w:rPr>
+          <w:b/>
+          <w:bCs/>
+        </w:rPr>
+        <w:t>Вторая глава</w:t>
+      </w:r>
+      <w:r>
+        <w:t xml:space="preserve"> описывает проектирование системы, программную реализацию и результаты тестирования. </w:t>
+      </w:r>
+      <w:r>
+        <w:rPr>
+          <w:b/>
+          <w:bCs/>
+        </w:rPr>
+        <w:t>В заключении</w:t>
+      </w:r>
+      <w:r>
+        <w:t xml:space="preserve"> приведены итоги работы. </w:t>
+      </w:r>
+      <w:r>
+        <w:rPr>
+          <w:b/>
+          <w:bCs/>
+        </w:rPr>
+        <w:t>В приложениях</w:t>
+      </w:r>
+      <w:r>
+        <w:t xml:space="preserve"> размещены листинги исходного кода и дополнительные материалы.</w:t>
+      </w:r>
+    </w:p>
+    <w:p>
+      <w:pPr>
+        <w:pStyle w:val="2"/>
+      </w:pPr>
+      <w:r>
+        <w:br w:type="page"/>
+      </w:r>
+    </w:p>
+    <w:p>
+      <w:pPr>
+        <w:pStyle w:val="1"/>
+      </w:pPr>
+      <w:bookmarkStart w:id="4" w:name="_Toc224659577"/>
+      <w:r>
+        <w:lastRenderedPageBreak/>
+        <w:t xml:space="preserve">1 </w:t>
+      </w:r>
+      <w:r>
+        <w:t>Анализ предметной области</w:t>
+      </w:r>
+      <w:bookmarkEnd w:id="4"/>
+    </w:p>
+    <w:p/>
+    <w:p>
+      <w:pPr>
+        <w:pStyle w:val="2"/>
+      </w:pPr>
+    </w:p>
+    <w:p>
+      <w:pPr>
+        <w:pStyle w:val="2"/>
+        <w:numPr>
+          <w:ilvl w:val="1"/>
+          <w:numId w:val="15"/>
+        </w:numPr>
+      </w:pPr>
+      <w:bookmarkStart w:id="5" w:name="_Toc224659578"/>
+      <w:r>
+        <w:t>Анализ специфики предметной области</w:t>
+      </w:r>
+      <w:bookmarkEnd w:id="5"/>
+    </w:p>
+    <w:p/>
+    <w:p>
+      <w:r>
+        <w:rPr>
+          <w:b/>
+          <w:bCs/>
+        </w:rPr>
+        <w:t>Учёт оборудования</w:t>
+      </w:r>
+      <w:r>
+        <w:t xml:space="preserve"> представляет собой совокупность процессов регистрации, контроля перемещения, технического обслуживания и списания материально-технических средств организации. В условиях современного предприятия оборудование является одной из ключевых статей активов, требующих строгого контроля для обеспечения финансовой прозрачности и эффективности.</w:t>
+      </w:r>
+    </w:p>
+    <w:p>
+      <w:r>
+        <w:t xml:space="preserve">Основными объектами учёта в рамках данной предметной области выступают: </w:t>
       </w:r>
     </w:p>
     <w:p>
@@ -3215,181 +3037,11 @@
         <w:pStyle w:val="a0"/>
         <w:numPr>
           <w:ilvl w:val="0"/>
-          <w:numId w:val="12"/>
+          <w:numId w:val="16"/>
         </w:numPr>
       </w:pPr>
       <w:r>
-        <w:lastRenderedPageBreak/>
-        <w:t>оформить пояснительную записку в соответствии с требованиями стандартов.</w:t>
-      </w:r>
-    </w:p>
-    <w:p>
-      <w:r>
-        <w:t>Структура работы. Пояснительная записка состоит из введения, двух глав, заключения, списка использованных источников и приложений. Общий объём работы составляет [примерно 30–40] страниц, содержит [число] рисунков, [число] таблиц и [число] приложений.</w:t>
-      </w:r>
-    </w:p>
-    <w:p>
-      <w:r>
-        <w:t>Во введении обоснована актуальность темы, сформулированы цель и задачи работы, описана структура пояснительной записки.</w:t>
-      </w:r>
-    </w:p>
-    <w:p>
-      <w:r>
-        <w:t>Первая глава посвящена анализу предметной области. В ней рассмотрены базовые понятия учёта оборудования, выполнен аналитический обзор существующих программных продуктов, сведённый в сравнительную таблицу, и сформулированы выводы, обосновывающие необходимость разработки собственного решения.</w:t>
-      </w:r>
-    </w:p>
-    <w:p>
-      <w:r>
-        <w:t>Вторая глава описывает процесс разработки программного продукта. В ней представлено объектно-ориентированное моделирование системы (UML-диаграммы), описана структура базы данных, приведено описание программной реализации и библиотеки классов, а также результаты тестирования и руководство пользователя.</w:t>
-      </w:r>
-    </w:p>
-    <w:p>
-      <w:r>
-        <w:t>В заключении приведены основные результаты, полученные в ходе выполнения курсовой работы, и оценена степень достижения поставленной цели.</w:t>
-      </w:r>
-    </w:p>
-    <w:p>
-      <w:r>
-        <w:t>В приложениях размещены листинги исходного кода программы, дополнительные схемы и материалы, не вошедшие в основную часть записки.</w:t>
-      </w:r>
-      <w:r>
-        <w:br w:type="page"/>
-      </w:r>
-    </w:p>
-    <w:p>
-      <w:pPr>
-        <w:pStyle w:val="1"/>
-      </w:pPr>
-      <w:bookmarkStart w:id="3" w:name="_Toc224638264"/>
-      <w:r>
-        <w:lastRenderedPageBreak/>
-        <w:t>1 Анализ предметной области</w:t>
-      </w:r>
-      <w:bookmarkEnd w:id="3"/>
-    </w:p>
-    <w:p>
-      <w:pPr>
-        <w:rPr>
-          <w:rFonts w:cs="Times New Roman"/>
-        </w:rPr>
-      </w:pPr>
-    </w:p>
-    <w:p>
-      <w:pPr>
-        <w:ind w:firstLine="0"/>
-        <w:rPr>
-          <w:rFonts w:cs="Times New Roman"/>
-        </w:rPr>
-      </w:pPr>
-    </w:p>
-    <w:p>
-      <w:pPr>
-        <w:pStyle w:val="2"/>
-      </w:pPr>
-      <w:bookmarkStart w:id="4" w:name="_Toc224638265"/>
-      <w:r>
-        <w:t>1.1 Роль и архитектурные особенности оперативной памяти в современных вычислительных системах</w:t>
-      </w:r>
-      <w:bookmarkEnd w:id="4"/>
-    </w:p>
-    <w:p>
-      <w:pPr>
-        <w:rPr>
-          <w:rFonts w:cs="Times New Roman"/>
-        </w:rPr>
-      </w:pPr>
-    </w:p>
-    <w:p>
-      <w:r>
-        <w:rPr>
-          <w:b/>
-          <w:bCs/>
-        </w:rPr>
-        <w:t>Оперативная память</w:t>
-      </w:r>
-      <w:r>
-        <w:t xml:space="preserve"> (ОЗУ, </w:t>
-      </w:r>
-      <w:r>
-        <w:rPr>
-          <w:i/>
-          <w:iCs/>
-        </w:rPr>
-        <w:t>RAM</w:t>
-      </w:r>
-      <w:r>
-        <w:t xml:space="preserve"> — </w:t>
-      </w:r>
-      <w:r>
-        <w:rPr>
-          <w:i/>
-          <w:iCs/>
-        </w:rPr>
-        <w:t>Random Access Memory</w:t>
-      </w:r>
-      <w:r>
-        <w:t xml:space="preserve">) представляет собой энергозависимое устройство хранения данных, предназначенное для временного размещения информации, активно используемой центральным процессором (ЦП) в процессе выполнения программ. В отличие от долговременных носителей (жёстких дисков, </w:t>
-      </w:r>
-      <w:r>
-        <w:rPr>
-          <w:i/>
-          <w:iCs/>
-        </w:rPr>
-        <w:t>SSD</w:t>
-      </w:r>
-      <w:r>
-        <w:t>), ОЗУ обеспечивает значительно более высокую скорость доступа — порядка десятков наносекунд на операцию чтения/записи, что делает её критически важной для производительности всей вычислительной системы.</w:t>
-      </w:r>
-    </w:p>
-    <w:p>
-      <w:pPr>
-        <w:rPr>
-          <w:rFonts w:cs="Times New Roman"/>
-        </w:rPr>
-      </w:pPr>
-      <w:r>
-        <w:rPr>
-          <w:rFonts w:cs="Times New Roman"/>
-        </w:rPr>
-        <w:t>В архитектуре фон Неймана, лежащей в основе подавляющего большинства современных компьютеров, ОЗУ служит единым адресным пространством как для исполняемого кода, так и для обрабатываемых данных. Это создаёт необходимость в строгом разделении и защите областей памяти, принадлежащих различным процессам, а также в эффективном управлении её физическими и логическими ресурсами.</w:t>
-      </w:r>
-    </w:p>
-    <w:p>
-      <w:pPr>
-        <w:rPr>
-          <w:rFonts w:cs="Times New Roman"/>
-        </w:rPr>
-      </w:pPr>
-      <w:r>
-        <w:rPr>
-          <w:rFonts w:cs="Times New Roman"/>
-        </w:rPr>
-        <w:t>Современные процессоры взаимодействуют с памятью через многоуровневую иерархию кэшей</w:t>
-      </w:r>
-      <w:r>
-        <w:rPr>
-          <w:rFonts w:cs="Times New Roman"/>
-        </w:rPr>
-        <w:t xml:space="preserve">, </w:t>
-      </w:r>
-      <w:r>
-        <w:rPr>
-          <w:rFonts w:cs="Times New Roman"/>
-        </w:rPr>
-        <w:t>что дополнительно усложняет задачу управления: локальность данных (пространственная и временная) напрямую влияет на производительность. Неправильно организованное распределение памяти может привести к частым промахам кэша, что нивелирует преимущества быстродействия ОЗУ.</w:t>
-      </w:r>
-    </w:p>
-    <w:p>
-      <w:pPr>
-        <w:rPr>
-          <w:rFonts w:cs="Times New Roman"/>
-        </w:rPr>
-      </w:pPr>
-      <w:r>
-        <w:rPr>
-          <w:rFonts w:cs="Times New Roman"/>
-        </w:rPr>
-        <w:t>Управление памятью осуществляется на трёх основных уровнях:</w:t>
+        <w:t>вычислительная техника (персональные компьютеры, серверы, ноутбуки);</w:t>
       </w:r>
     </w:p>
     <w:p>
@@ -3397,67 +3049,11 @@
         <w:pStyle w:val="a0"/>
         <w:numPr>
           <w:ilvl w:val="0"/>
-          <w:numId w:val="7"/>
+          <w:numId w:val="16"/>
         </w:numPr>
-        <w:rPr>
-          <w:rFonts w:cs="Times New Roman"/>
-        </w:rPr>
-      </w:pPr>
-      <w:r>
-        <w:rPr>
-          <w:rFonts w:cs="Times New Roman"/>
-          <w:b/>
-          <w:bCs/>
-        </w:rPr>
-        <w:t>а</w:t>
-      </w:r>
-      <w:r>
-        <w:rPr>
-          <w:rFonts w:cs="Times New Roman"/>
-          <w:b/>
-          <w:bCs/>
-        </w:rPr>
-        <w:t>ппаратном</w:t>
-      </w:r>
-      <w:r>
-        <w:rPr>
-          <w:rFonts w:cs="Times New Roman"/>
-        </w:rPr>
-        <w:t>:</w:t>
-      </w:r>
-      <w:r>
-        <w:rPr>
-          <w:rFonts w:cs="Times New Roman"/>
-        </w:rPr>
-        <w:t xml:space="preserve"> через контроллер памяти и </w:t>
-      </w:r>
-      <w:r>
-        <w:rPr>
-          <w:rFonts w:cs="Times New Roman"/>
-          <w:i/>
-          <w:iCs/>
-        </w:rPr>
-        <w:t>Memory Management Unit</w:t>
-      </w:r>
-      <w:r>
-        <w:rPr>
-          <w:rFonts w:cs="Times New Roman"/>
-        </w:rPr>
-        <w:t xml:space="preserve"> (</w:t>
-      </w:r>
-      <w:r>
-        <w:rPr>
-          <w:rFonts w:cs="Times New Roman"/>
-          <w:i/>
-          <w:iCs/>
-        </w:rPr>
-        <w:t>MMU</w:t>
-      </w:r>
-      <w:r>
-        <w:rPr>
-          <w:rFonts w:cs="Times New Roman"/>
-        </w:rPr>
-        <w:t>), отвечающую за трансляцию виртуальных адресов в физические;</w:t>
+      </w:pPr>
+      <w:r>
+        <w:t>периферийные устройства (принтеры, сканеры, мониторы);</w:t>
       </w:r>
     </w:p>
     <w:p>
@@ -3465,39 +3061,11 @@
         <w:pStyle w:val="a0"/>
         <w:numPr>
           <w:ilvl w:val="0"/>
-          <w:numId w:val="7"/>
+          <w:numId w:val="16"/>
         </w:numPr>
-        <w:rPr>
-          <w:rFonts w:cs="Times New Roman"/>
-        </w:rPr>
-      </w:pPr>
-      <w:r>
-        <w:rPr>
-          <w:rFonts w:cs="Times New Roman"/>
-          <w:b/>
-          <w:bCs/>
-        </w:rPr>
-        <w:t>с</w:t>
-      </w:r>
-      <w:r>
-        <w:rPr>
-          <w:rFonts w:cs="Times New Roman"/>
-          <w:b/>
-          <w:bCs/>
-        </w:rPr>
-        <w:t>истемном</w:t>
-      </w:r>
-      <w:r>
-        <w:rPr>
-          <w:rFonts w:cs="Times New Roman"/>
-        </w:rPr>
-        <w:t>:</w:t>
-      </w:r>
-      <w:r>
-        <w:rPr>
-          <w:rFonts w:cs="Times New Roman"/>
-        </w:rPr>
-        <w:t xml:space="preserve"> операционной системой, реализующей механизмы виртуальной памяти, страничной адресации, защиты и изоляции процессов;</w:t>
+      </w:pPr>
+      <w:r>
+        <w:t xml:space="preserve">сетевое оборудование (маршрутизаторы, коммутаторы); </w:t>
       </w:r>
     </w:p>
     <w:p>
@@ -3505,481 +3073,157 @@
         <w:pStyle w:val="a0"/>
         <w:numPr>
           <w:ilvl w:val="0"/>
-          <w:numId w:val="7"/>
+          <w:numId w:val="16"/>
         </w:numPr>
-        <w:rPr>
-          <w:rFonts w:cs="Times New Roman"/>
-        </w:rPr>
-      </w:pPr>
-      <w:r>
-        <w:rPr>
-          <w:rFonts w:cs="Times New Roman"/>
+      </w:pPr>
+      <w:r>
+        <w:t>вспомогательное техническое оснащение.</w:t>
+      </w:r>
+    </w:p>
+    <w:p>
+      <w:pPr>
+        <w:pStyle w:val="a0"/>
+        <w:ind w:left="709"/>
+      </w:pPr>
+    </w:p>
+    <w:p>
+      <w:r>
+        <w:rPr>
           <w:b/>
           <w:bCs/>
         </w:rPr>
-        <w:t>п</w:t>
-      </w:r>
-      <w:r>
-        <w:rPr>
-          <w:rFonts w:cs="Times New Roman"/>
+        <w:t xml:space="preserve">Жизненный цикл </w:t>
+      </w:r>
+      <w:r>
+        <w:t xml:space="preserve">единицы оборудования включает несколько этапов: </w:t>
+      </w:r>
+    </w:p>
+    <w:p>
+      <w:pPr>
+        <w:pStyle w:val="a0"/>
+        <w:numPr>
+          <w:ilvl w:val="1"/>
+          <w:numId w:val="19"/>
+        </w:numPr>
+      </w:pPr>
+      <w:r>
+        <w:t>поступление на баланс</w:t>
+      </w:r>
+      <w:r>
+        <w:t xml:space="preserve">; </w:t>
+      </w:r>
+    </w:p>
+    <w:p>
+      <w:pPr>
+        <w:pStyle w:val="a0"/>
+        <w:numPr>
+          <w:ilvl w:val="1"/>
+          <w:numId w:val="19"/>
+        </w:numPr>
+      </w:pPr>
+      <w:r>
+        <w:t>присвоение инвентарного номера</w:t>
+      </w:r>
+      <w:r>
+        <w:t xml:space="preserve">; </w:t>
+      </w:r>
+    </w:p>
+    <w:p>
+      <w:pPr>
+        <w:pStyle w:val="a0"/>
+        <w:numPr>
+          <w:ilvl w:val="1"/>
+          <w:numId w:val="19"/>
+        </w:numPr>
+      </w:pPr>
+      <w:r>
+        <w:t>закрепление за материально ответственным лицом</w:t>
+      </w:r>
+      <w:r>
+        <w:t xml:space="preserve">; </w:t>
+      </w:r>
+    </w:p>
+    <w:p>
+      <w:pPr>
+        <w:pStyle w:val="a0"/>
+        <w:numPr>
+          <w:ilvl w:val="1"/>
+          <w:numId w:val="19"/>
+        </w:numPr>
+      </w:pPr>
+      <w:r>
+        <w:t>эксплуатация</w:t>
+      </w:r>
+      <w:r>
+        <w:t xml:space="preserve">; </w:t>
+      </w:r>
+    </w:p>
+    <w:p>
+      <w:pPr>
+        <w:pStyle w:val="a0"/>
+        <w:numPr>
+          <w:ilvl w:val="1"/>
+          <w:numId w:val="19"/>
+        </w:numPr>
+      </w:pPr>
+      <w:r>
+        <w:t>техническое обслуживание</w:t>
+      </w:r>
+      <w:r>
+        <w:t xml:space="preserve">; </w:t>
+      </w:r>
+    </w:p>
+    <w:p>
+      <w:pPr>
+        <w:pStyle w:val="a0"/>
+        <w:numPr>
+          <w:ilvl w:val="1"/>
+          <w:numId w:val="19"/>
+        </w:numPr>
+      </w:pPr>
+      <w:r>
+        <w:t>перемещение между подразделениями</w:t>
+      </w:r>
+      <w:r>
+        <w:t>;</w:t>
+      </w:r>
+    </w:p>
+    <w:p>
+      <w:pPr>
+        <w:pStyle w:val="a0"/>
+        <w:numPr>
+          <w:ilvl w:val="1"/>
+          <w:numId w:val="19"/>
+        </w:numPr>
+      </w:pPr>
+      <w:r>
+        <w:t>ок</w:t>
+      </w:r>
+      <w:r>
+        <w:t xml:space="preserve">ончательное списание. </w:t>
+      </w:r>
+    </w:p>
+    <w:p>
+      <w:r>
+        <w:t>Каждый этап сопровождается документальным оформлением и внесением изменений в учётную систему.</w:t>
+      </w:r>
+    </w:p>
+    <w:p>
+      <w:r>
+        <w:t xml:space="preserve">Использование </w:t>
+      </w:r>
+      <w:r>
+        <w:rPr>
           <w:b/>
           <w:bCs/>
         </w:rPr>
-        <w:t>рограммном</w:t>
-      </w:r>
-      <w:r>
-        <w:rPr>
-          <w:rFonts w:cs="Times New Roman"/>
-        </w:rPr>
+        <w:t>традиционных методов учёта</w:t>
+      </w:r>
+      <w:r>
+        <w:t xml:space="preserve"> (бумажные журналы, табличные процессоры) имеет ряд ключевых проблем и недостатков, таких как</w:t>
+      </w:r>
+      <w:r>
         <w:t xml:space="preserve">: </w:t>
-      </w:r>
-      <w:r>
-        <w:rPr>
-          <w:rFonts w:cs="Times New Roman"/>
-        </w:rPr>
-        <w:t>прикладными программами и библиотеками времени выполнения, реализующими аллокаторы кучи, пулы памяти и другие модели распределения.</w:t>
-      </w:r>
-    </w:p>
-    <w:p>
-      <w:r>
-        <w:t>В процессе управления памятью важную роль играют количественные оценки эффективности аллокатора. Одной из ключевых метрик является степень фрагментации.</w:t>
-      </w:r>
-    </w:p>
-    <w:p>
-      <w:r>
-        <w:t>Внешняя фрагментация возникает, когда свободная память распределена по множеству мелких блоков, не пригодных для выделения под крупный запрос, несмотря на достаточный общий объём свободной памяти. Степень внешней фрагментации можно оценить по формуле</w:t>
-      </w:r>
-      <w:r>
-        <w:t xml:space="preserve"> (1)</w:t>
-      </w:r>
-      <w:r>
-        <w:t>:</w:t>
-      </w:r>
-    </w:p>
-    <w:p/>
-    <w:p>
-      <w:pPr>
-        <w:pStyle w:val="a0"/>
-        <w:ind w:left="709"/>
-        <w:jc w:val="left"/>
-        <w:rPr>
-          <w:rFonts w:cs="Times New Roman"/>
-        </w:rPr>
-      </w:pPr>
-      <w:r>
-        <w:rPr>
-          <w:rFonts w:cs="Times New Roman"/>
-          <w:i/>
-          <w:iCs/>
-          <w:lang w:val="en-US"/>
-        </w:rPr>
-        <w:t>F</w:t>
-      </w:r>
-      <w:r>
-        <w:rPr>
-          <w:rFonts w:cs="Times New Roman"/>
-          <w:i/>
-          <w:iCs/>
-        </w:rPr>
-        <w:t>внеш</w:t>
-      </w:r>
-      <w:proofErr w:type="gramStart"/>
-      <w:r>
-        <w:rPr>
-          <w:rFonts w:cs="Times New Roman"/>
-        </w:rPr>
-        <w:t>​</w:t>
-      </w:r>
-      <w:r>
-        <w:rPr>
-          <w:rFonts w:cs="Times New Roman"/>
-        </w:rPr>
-        <w:t xml:space="preserve"> </w:t>
-      </w:r>
-      <w:r>
-        <w:rPr>
-          <w:rFonts w:cs="Times New Roman"/>
-        </w:rPr>
-        <w:t>=</w:t>
-      </w:r>
-      <w:proofErr w:type="gramEnd"/>
-      <w:r>
-        <w:rPr>
-          <w:rFonts w:cs="Times New Roman"/>
-        </w:rPr>
-        <w:t xml:space="preserve"> 1 –</w:t>
-      </w:r>
-      <w:r>
-        <w:rPr>
-          <w:rFonts w:cs="Times New Roman"/>
-        </w:rPr>
-        <w:t>​</w:t>
-      </w:r>
-      <w:r>
-        <w:rPr>
-          <w:rFonts w:cs="Times New Roman"/>
-        </w:rPr>
-        <w:t xml:space="preserve"> </w:t>
-      </w:r>
-      <m:oMath>
-        <m:f>
-          <m:fPr>
-            <m:ctrlPr>
-              <w:rPr>
-                <w:rFonts w:ascii="Cambria Math" w:hAnsi="Cambria Math" w:cs="Times New Roman"/>
-                <w:i/>
-              </w:rPr>
-            </m:ctrlPr>
-          </m:fPr>
-          <m:num>
-            <w:bookmarkStart w:id="5" w:name="_Hlk212234430"/>
-            <m:r>
-              <w:rPr>
-                <w:rFonts w:ascii="Cambria Math" w:hAnsi="Cambria Math" w:cs="Times New Roman"/>
-              </w:rPr>
-              <m:t>B</m:t>
-            </m:r>
-            <m:r>
-              <m:rPr>
-                <m:sty m:val="p"/>
-              </m:rPr>
-              <w:rPr>
-                <w:rFonts w:ascii="Cambria Math" w:hAnsi="Cambria Math" w:cs="Times New Roman"/>
-                <w:vertAlign w:val="subscript"/>
-              </w:rPr>
-              <m:t>max</m:t>
-            </m:r>
-            <w:bookmarkEnd w:id="5"/>
-          </m:num>
-          <m:den>
-            <w:bookmarkStart w:id="6" w:name="_Hlk212234453"/>
-            <m:r>
-              <w:rPr>
-                <w:rFonts w:ascii="Cambria Math" w:hAnsi="Cambria Math" w:cs="Times New Roman"/>
-              </w:rPr>
-              <m:t>M</m:t>
-            </m:r>
-            <m:r>
-              <m:rPr>
-                <m:sty m:val="p"/>
-              </m:rPr>
-              <w:rPr>
-                <w:rFonts w:ascii="Cambria Math" w:hAnsi="Cambria Math" w:cs="Times New Roman"/>
-                <w:vertAlign w:val="subscript"/>
-              </w:rPr>
-              <m:t>free</m:t>
-            </m:r>
-            <w:bookmarkEnd w:id="6"/>
-          </m:den>
-        </m:f>
-      </m:oMath>
-      <w:r>
-        <w:rPr>
-          <w:rFonts w:cs="Times New Roman"/>
-        </w:rPr>
-        <w:t>,</w:t>
-      </w:r>
-      <w:r>
-        <w:rPr>
-          <w:rFonts w:cs="Times New Roman"/>
-        </w:rPr>
-        <w:t xml:space="preserve"> </w:t>
-      </w:r>
-      <w:r>
-        <w:rPr>
-          <w:rFonts w:cs="Times New Roman"/>
-        </w:rPr>
-        <w:tab/>
-      </w:r>
-      <w:r>
-        <w:rPr>
-          <w:rFonts w:cs="Times New Roman"/>
-        </w:rPr>
-        <w:tab/>
-      </w:r>
-      <w:r>
-        <w:rPr>
-          <w:rFonts w:cs="Times New Roman"/>
-        </w:rPr>
-        <w:tab/>
-      </w:r>
-      <w:r>
-        <w:rPr>
-          <w:rFonts w:cs="Times New Roman"/>
-        </w:rPr>
-        <w:tab/>
-      </w:r>
-      <w:r>
-        <w:rPr>
-          <w:rFonts w:cs="Times New Roman"/>
-        </w:rPr>
-        <w:tab/>
-      </w:r>
-      <w:r>
-        <w:rPr>
-          <w:rFonts w:cs="Times New Roman"/>
-        </w:rPr>
-        <w:tab/>
-      </w:r>
-      <w:r>
-        <w:rPr>
-          <w:rFonts w:cs="Times New Roman"/>
-        </w:rPr>
-        <w:tab/>
-      </w:r>
-      <w:r>
-        <w:rPr>
-          <w:rFonts w:cs="Times New Roman"/>
-        </w:rPr>
-        <w:tab/>
-      </w:r>
-      <w:r>
-        <w:rPr>
-          <w:rFonts w:cs="Times New Roman"/>
-        </w:rPr>
-        <w:tab/>
-      </w:r>
-      <w:r>
-        <w:rPr>
-          <w:rFonts w:cs="Times New Roman"/>
-        </w:rPr>
-        <w:t>(</w:t>
-      </w:r>
-      <w:r>
-        <w:rPr>
-          <w:rFonts w:cs="Times New Roman"/>
-        </w:rPr>
-        <w:t>1</w:t>
-      </w:r>
-      <w:r>
-        <w:rPr>
-          <w:rFonts w:cs="Times New Roman"/>
-        </w:rPr>
-        <w:t>)</w:t>
-      </w:r>
-    </w:p>
-    <w:p>
-      <w:proofErr w:type="gramStart"/>
-      <w:r>
-        <w:t xml:space="preserve">где </w:t>
-      </w:r>
-      <m:oMath>
-        <m:r>
-          <w:rPr>
-            <w:rFonts w:ascii="Cambria Math" w:hAnsi="Cambria Math"/>
-          </w:rPr>
-          <m:t>B</m:t>
-        </m:r>
-        <m:r>
-          <m:rPr>
-            <m:sty m:val="p"/>
-          </m:rPr>
-          <w:rPr>
-            <w:rFonts w:ascii="Cambria Math" w:hAnsi="Cambria Math"/>
-            <w:vertAlign w:val="subscript"/>
-          </w:rPr>
-          <m:t>max</m:t>
-        </m:r>
-      </m:oMath>
-      <w:r>
-        <w:t xml:space="preserve"> —</w:t>
-      </w:r>
-      <w:proofErr w:type="gramEnd"/>
-      <w:r>
-        <w:t xml:space="preserve"> размер наибольшего непрерывного свободного блока,</w:t>
-      </w:r>
-    </w:p>
-    <w:p>
-      <w:r>
-        <w:rPr>
-          <w:i/>
-          <w:iCs/>
-          <w:lang w:val="en-US"/>
-        </w:rPr>
-        <w:lastRenderedPageBreak/>
-        <w:t>M</w:t>
-      </w:r>
-      <w:r>
-        <w:rPr>
-          <w:lang w:val="en-US"/>
-        </w:rPr>
-        <w:t>free</w:t>
-      </w:r>
-      <w:r>
-        <w:t xml:space="preserve"> — общий объём свободной памяти.</w:t>
-      </w:r>
-    </w:p>
-    <w:p/>
-    <w:p>
-      <w:r>
-        <w:t xml:space="preserve">Чем ближе значение </w:t>
-      </w:r>
-      <w:r>
-        <w:rPr>
-          <w:rFonts w:cs="Times New Roman"/>
-          <w:i/>
-          <w:iCs/>
-          <w:lang w:val="en-US"/>
-        </w:rPr>
-        <w:t>F</w:t>
-      </w:r>
-      <w:r>
-        <w:rPr>
-          <w:rFonts w:cs="Times New Roman"/>
-          <w:i/>
-          <w:iCs/>
-        </w:rPr>
-        <w:t>внеш</w:t>
-      </w:r>
-      <w:r>
-        <w:rPr>
-          <w:rFonts w:cs="Times New Roman"/>
-        </w:rPr>
-        <w:t>​</w:t>
-      </w:r>
-      <w:r>
-        <w:rPr>
-          <w:rFonts w:cs="Times New Roman"/>
-        </w:rPr>
-        <w:t xml:space="preserve"> </w:t>
-      </w:r>
-      <w:r>
-        <w:t>к 1, тем выше фрагментация и тем менее эффективен аллокатор.</w:t>
-      </w:r>
-    </w:p>
-    <w:p>
-      <w:pPr>
-        <w:rPr>
-          <w:rFonts w:cs="Times New Roman"/>
-        </w:rPr>
-      </w:pPr>
-      <w:r>
-        <w:rPr>
-          <w:rFonts w:cs="Times New Roman"/>
-        </w:rPr>
-        <w:t xml:space="preserve">Для целей курсовой работы, посвящённой </w:t>
-      </w:r>
-      <w:r>
-        <w:rPr>
-          <w:rFonts w:cs="Times New Roman"/>
-          <w:i/>
-          <w:iCs/>
-        </w:rPr>
-        <w:t>программной модели</w:t>
-      </w:r>
-      <w:r>
-        <w:rPr>
-          <w:rFonts w:cs="Times New Roman"/>
-        </w:rPr>
-        <w:t>, основное внимание уделяется именно последнему уровню — алгоритмам и структурам данных, реализуемым в пользовательском пространстве для имитации или упрощённого воспроизведения процессов управления памятью. Такие модели позволяют исследовать фундаментальные проблемы, такие как фрагментация, накладные расходы и производительность, без необходимости взаимодействия с ядром операционной системы.</w:t>
-      </w:r>
-    </w:p>
-    <w:p>
-      <w:pPr>
-        <w:rPr>
-          <w:rFonts w:cs="Times New Roman"/>
-        </w:rPr>
-      </w:pPr>
-    </w:p>
-    <w:p>
-      <w:pPr>
-        <w:pStyle w:val="2"/>
-      </w:pPr>
-      <w:bookmarkStart w:id="7" w:name="_Toc224638266"/>
-      <w:r>
-        <w:t>1.2 Основные подходы к программному управлению памятью</w:t>
-      </w:r>
-      <w:bookmarkEnd w:id="7"/>
-    </w:p>
-    <w:p/>
-    <w:p>
-      <w:pPr>
-        <w:rPr>
-          <w:rFonts w:cs="Times New Roman"/>
-        </w:rPr>
-      </w:pPr>
-      <w:r>
-        <w:rPr>
-          <w:rFonts w:cs="Times New Roman"/>
-          <w:b/>
-          <w:bCs/>
-        </w:rPr>
-        <w:t>Программное управление памятью</w:t>
-      </w:r>
-      <w:r>
-        <w:rPr>
-          <w:rFonts w:cs="Times New Roman"/>
-        </w:rPr>
-        <w:t xml:space="preserve"> — это совокупность методов, алгоритмов и структур данных, реализуемых в программном коде для динамического выделения, использования и освобождения блоков памяти в рамках заранее выделенного буфера (например, массива байтов). Такой подход широко применяется как в учебных целях (для демонстрации принципов работы аллокаторов), так и в промышленных системах (например, в игровых движках, встраиваемых устройствах, высоконагруженных серверах).</w:t>
-      </w:r>
-    </w:p>
-    <w:p>
-      <w:pPr>
-        <w:rPr>
-          <w:rFonts w:cs="Times New Roman"/>
-        </w:rPr>
-      </w:pPr>
-      <w:r>
-        <w:rPr>
-          <w:rFonts w:cs="Times New Roman"/>
-        </w:rPr>
-        <w:t xml:space="preserve">Существует несколько ключевых подходов к организации </w:t>
-      </w:r>
-      <w:r>
-        <w:rPr>
-          <w:rFonts w:cs="Times New Roman"/>
-        </w:rPr>
-        <w:t>программного управления памятью.</w:t>
-      </w:r>
-    </w:p>
-    <w:p>
-      <w:pPr>
-        <w:pStyle w:val="3"/>
-      </w:pPr>
-      <w:bookmarkStart w:id="8" w:name="_Toc224638267"/>
-      <w:r>
-        <w:t xml:space="preserve">1.2.1 </w:t>
-      </w:r>
-      <w:r>
-        <w:t>Управление на основе кучи (</w:t>
-      </w:r>
-      <w:r>
-        <w:rPr>
-          <w:i/>
-          <w:iCs/>
-        </w:rPr>
-        <w:t>heap-based</w:t>
-      </w:r>
-      <w:r>
-        <w:rPr>
-          <w:i/>
-          <w:iCs/>
-        </w:rPr>
-        <w:t xml:space="preserve"> </w:t>
-      </w:r>
-      <w:r>
-        <w:rPr>
-          <w:i/>
-          <w:iCs/>
-        </w:rPr>
-        <w:t>allocation</w:t>
-      </w:r>
-      <w:r>
-        <w:t>).</w:t>
-      </w:r>
-      <w:bookmarkEnd w:id="8"/>
-    </w:p>
-    <w:p>
-      <w:pPr>
-        <w:rPr>
-          <w:rFonts w:cs="Times New Roman"/>
-        </w:rPr>
-      </w:pPr>
-      <w:r>
-        <w:rPr>
-          <w:rFonts w:cs="Times New Roman"/>
-        </w:rPr>
-        <w:t>Это наиболее универсальный и распространённый подход, используемый в языках с ручным управлением памятью, таких как C и C++. Память выделяется из непрерывной области — кучи. Аллокаторы кучи используют различные стратегии размещения блоков:</w:t>
       </w:r>
     </w:p>
     <w:p>
@@ -3987,55 +3231,690 @@
         <w:pStyle w:val="a0"/>
         <w:numPr>
           <w:ilvl w:val="0"/>
-          <w:numId w:val="8"/>
+          <w:numId w:val="20"/>
         </w:numPr>
-        <w:rPr>
-          <w:rFonts w:cs="Times New Roman"/>
-        </w:rPr>
-      </w:pPr>
-      <w:r>
-        <w:rPr>
-          <w:rFonts w:cs="Times New Roman"/>
+      </w:pPr>
+      <w:r>
+        <w:t xml:space="preserve">высокая вероятность возникновения человеческой ошибки при вводе данных; </w:t>
+      </w:r>
+    </w:p>
+    <w:p>
+      <w:pPr>
+        <w:pStyle w:val="a0"/>
+        <w:numPr>
+          <w:ilvl w:val="0"/>
+          <w:numId w:val="20"/>
+        </w:numPr>
+      </w:pPr>
+      <w:r>
+        <w:t xml:space="preserve">сложность оперативного поиска информации о местоположении оборудования; </w:t>
+      </w:r>
+    </w:p>
+    <w:p>
+      <w:pPr>
+        <w:pStyle w:val="a0"/>
+        <w:numPr>
+          <w:ilvl w:val="0"/>
+          <w:numId w:val="20"/>
+        </w:numPr>
+      </w:pPr>
+      <w:r>
+        <w:t xml:space="preserve">отсутствие разграничения прав доступа к данным; </w:t>
+      </w:r>
+    </w:p>
+    <w:p>
+      <w:pPr>
+        <w:pStyle w:val="a0"/>
+        <w:numPr>
+          <w:ilvl w:val="0"/>
+          <w:numId w:val="20"/>
+        </w:numPr>
+      </w:pPr>
+      <w:r>
+        <w:t xml:space="preserve">затруднённое формирование отчётности в реальном времени; </w:t>
+      </w:r>
+    </w:p>
+    <w:p>
+      <w:pPr>
+        <w:pStyle w:val="a0"/>
+        <w:numPr>
+          <w:ilvl w:val="0"/>
+          <w:numId w:val="20"/>
+        </w:numPr>
+      </w:pPr>
+      <w:r>
+        <w:t>риск потери актуальности информации из-за отсутствия централизованного хранения.</w:t>
+      </w:r>
+    </w:p>
+    <w:p>
+      <w:r>
+        <w:t>Автоматизация процесса учёта позволяет стандартизировать бизнес-процессы, минимизировать риски утери имущества и сократить временные затраты сотрудников на административные задачи. В контексте дисциплины «Объектно-ориентированное программирование» разработка системы учёта позволяет применить</w:t>
+      </w:r>
+      <w:r>
+        <w:t xml:space="preserve"> основные</w:t>
+      </w:r>
+      <w:r>
+        <w:t xml:space="preserve"> принципы </w:t>
+      </w:r>
+      <w:r>
+        <w:t xml:space="preserve">ООП: </w:t>
+      </w:r>
+      <w:r>
+        <w:t>инкапсуляци</w:t>
+      </w:r>
+      <w:r>
+        <w:t>я</w:t>
+      </w:r>
+      <w:r>
+        <w:t>, наследования и полиморфизм</w:t>
+      </w:r>
+      <w:r>
+        <w:t xml:space="preserve">. </w:t>
+      </w:r>
+      <w:r>
+        <w:lastRenderedPageBreak/>
+        <w:t xml:space="preserve">Это позволяет создать модульный программный продукт с гибкой, масштабируемой архитектурой. </w:t>
+      </w:r>
+    </w:p>
+    <w:p/>
+    <w:p>
+      <w:pPr>
+        <w:pStyle w:val="2"/>
+        <w:numPr>
+          <w:ilvl w:val="1"/>
+          <w:numId w:val="15"/>
+        </w:numPr>
+      </w:pPr>
+      <w:bookmarkStart w:id="6" w:name="_Toc224659579"/>
+      <w:r>
+        <w:t>Аналитический обзор существующих программных продуктов</w:t>
+      </w:r>
+      <w:bookmarkEnd w:id="6"/>
+    </w:p>
+    <w:p>
+      <w:pPr>
+        <w:ind w:firstLine="0"/>
+      </w:pPr>
+    </w:p>
+    <w:p>
+      <w:pPr>
+        <w:rPr>
+          <w:rFonts w:eastAsia="Times New Roman" w:cs="Times New Roman"/>
+          <w:szCs w:val="28"/>
+          <w:lang w:eastAsia="ru-RU"/>
+        </w:rPr>
+      </w:pPr>
+      <w:r>
+        <w:rPr>
+          <w:rFonts w:eastAsia="Times New Roman" w:cs="Times New Roman"/>
+          <w:szCs w:val="28"/>
+          <w:lang w:eastAsia="ru-RU"/>
+        </w:rPr>
+        <w:t xml:space="preserve">На современном рынке программного обеспечения представлен ряд решений, предназначенных для автоматизации учёта активов и оборудования. В данном разделе проводится анализ </w:t>
+      </w:r>
+      <w:r>
+        <w:rPr>
+          <w:rFonts w:eastAsia="Times New Roman" w:cs="Times New Roman"/>
+          <w:b/>
+          <w:bCs/>
+          <w:szCs w:val="28"/>
+          <w:lang w:eastAsia="ru-RU"/>
+        </w:rPr>
+        <w:t>трёх наиболее распространённых</w:t>
+      </w:r>
+      <w:r>
+        <w:rPr>
+          <w:rFonts w:eastAsia="Times New Roman" w:cs="Times New Roman"/>
+          <w:szCs w:val="28"/>
+          <w:lang w:eastAsia="ru-RU"/>
+        </w:rPr>
+        <w:t xml:space="preserve"> продуктов: системы «1С: Управление торговлей», специализированной системы </w:t>
+      </w:r>
+      <w:proofErr w:type="spellStart"/>
+      <w:r>
+        <w:rPr>
+          <w:rFonts w:eastAsia="Times New Roman" w:cs="Times New Roman"/>
+          <w:i/>
+          <w:iCs/>
+          <w:szCs w:val="28"/>
+          <w:lang w:eastAsia="ru-RU"/>
+        </w:rPr>
+        <w:t>Snipe</w:t>
+      </w:r>
+      <w:proofErr w:type="spellEnd"/>
+      <w:r>
+        <w:rPr>
+          <w:rFonts w:eastAsia="Times New Roman" w:cs="Times New Roman"/>
+          <w:i/>
+          <w:iCs/>
+          <w:szCs w:val="28"/>
+          <w:lang w:eastAsia="ru-RU"/>
+        </w:rPr>
+        <w:t>-IT</w:t>
+      </w:r>
+      <w:r>
+        <w:rPr>
+          <w:rFonts w:eastAsia="Times New Roman" w:cs="Times New Roman"/>
+          <w:szCs w:val="28"/>
+          <w:lang w:eastAsia="ru-RU"/>
+        </w:rPr>
+        <w:t xml:space="preserve"> и табличного процессора </w:t>
+      </w:r>
+      <w:r>
+        <w:rPr>
+          <w:rFonts w:eastAsia="Times New Roman" w:cs="Times New Roman"/>
+          <w:i/>
+          <w:iCs/>
+          <w:szCs w:val="28"/>
+          <w:lang w:eastAsia="ru-RU"/>
+        </w:rPr>
+        <w:t>Microsoft Excel</w:t>
+      </w:r>
+      <w:r>
+        <w:rPr>
+          <w:rFonts w:eastAsia="Times New Roman" w:cs="Times New Roman"/>
+          <w:szCs w:val="28"/>
+          <w:lang w:eastAsia="ru-RU"/>
+        </w:rPr>
+        <w:t xml:space="preserve"> как базового инструмента учёта.</w:t>
+      </w:r>
+    </w:p>
+    <w:p>
+      <w:pPr>
+        <w:rPr>
+          <w:rFonts w:eastAsia="Times New Roman" w:cs="Times New Roman"/>
+          <w:szCs w:val="28"/>
+          <w:lang w:eastAsia="ru-RU"/>
+        </w:rPr>
+      </w:pPr>
+    </w:p>
+    <w:p>
+      <w:pPr>
+        <w:pStyle w:val="3"/>
+        <w:rPr>
+          <w:lang w:eastAsia="ru-RU"/>
+        </w:rPr>
+      </w:pPr>
+      <w:bookmarkStart w:id="7" w:name="_Toc224659580"/>
+      <w:r>
+        <w:rPr>
+          <w:lang w:eastAsia="ru-RU"/>
+        </w:rPr>
+        <w:t xml:space="preserve">1.2.1 </w:t>
+      </w:r>
+      <w:r>
+        <w:rPr>
+          <w:lang w:eastAsia="ru-RU"/>
+        </w:rPr>
+        <w:t>Программный комплекс «1С: Управление торговлей»</w:t>
+      </w:r>
+      <w:bookmarkEnd w:id="7"/>
+    </w:p>
+    <w:p>
+      <w:pPr>
+        <w:rPr>
+          <w:rFonts w:eastAsia="Times New Roman" w:cs="Times New Roman"/>
+          <w:szCs w:val="28"/>
+          <w:lang w:eastAsia="ru-RU"/>
+        </w:rPr>
+      </w:pPr>
+      <w:r>
+        <w:rPr>
+          <w:rFonts w:eastAsia="Times New Roman" w:cs="Times New Roman"/>
+          <w:szCs w:val="28"/>
+          <w:lang w:eastAsia="ru-RU"/>
+        </w:rPr>
+        <w:t xml:space="preserve">Система </w:t>
+      </w:r>
+      <w:r>
+        <w:rPr>
+          <w:rFonts w:eastAsia="Times New Roman" w:cs="Times New Roman"/>
+          <w:b/>
+          <w:bCs/>
+          <w:szCs w:val="28"/>
+          <w:lang w:eastAsia="ru-RU"/>
+        </w:rPr>
+        <w:t>«1С: Управление торговлей»</w:t>
+      </w:r>
+      <w:r>
+        <w:rPr>
+          <w:rFonts w:eastAsia="Times New Roman" w:cs="Times New Roman"/>
+          <w:szCs w:val="28"/>
+          <w:lang w:eastAsia="ru-RU"/>
+        </w:rPr>
+        <w:t xml:space="preserve"> является комплексным решением для автоматизации задач оперативного и управленческого учёта на предприятиях малого и среднего бизнеса. Программа позволяет вести учёт товарно-материальных ценностей, включая основные средства и оборудование [1].</w:t>
+      </w:r>
+    </w:p>
+    <w:p>
+      <w:pPr>
+        <w:rPr>
+          <w:lang w:eastAsia="ru-RU"/>
+        </w:rPr>
+      </w:pPr>
+      <w:r>
+        <w:rPr>
+          <w:b/>
+          <w:bCs/>
+          <w:lang w:eastAsia="ru-RU"/>
+        </w:rPr>
+        <w:t>Функциональные возможности</w:t>
+      </w:r>
+      <w:r>
+        <w:rPr>
+          <w:lang w:eastAsia="ru-RU"/>
+        </w:rPr>
+        <w:t xml:space="preserve"> системы в контексте учёта оборудования включают:</w:t>
+      </w:r>
+    </w:p>
+    <w:p>
+      <w:pPr>
+        <w:pStyle w:val="a0"/>
+        <w:numPr>
+          <w:ilvl w:val="0"/>
+          <w:numId w:val="22"/>
+        </w:numPr>
+        <w:rPr>
+          <w:lang w:eastAsia="ru-RU"/>
+        </w:rPr>
+      </w:pPr>
+      <w:r>
+        <w:rPr>
+          <w:lang w:eastAsia="ru-RU"/>
+        </w:rPr>
+        <w:t>ведение справочника номенклатуры с поддержкой серийных номеров;</w:t>
+      </w:r>
+    </w:p>
+    <w:p>
+      <w:pPr>
+        <w:pStyle w:val="a0"/>
+        <w:numPr>
+          <w:ilvl w:val="0"/>
+          <w:numId w:val="22"/>
+        </w:numPr>
+        <w:rPr>
+          <w:lang w:eastAsia="ru-RU"/>
+        </w:rPr>
+      </w:pPr>
+      <w:r>
+        <w:rPr>
+          <w:lang w:eastAsia="ru-RU"/>
+        </w:rPr>
+        <w:t xml:space="preserve">оформление документов поступления и выбытия имущества; </w:t>
+      </w:r>
+    </w:p>
+    <w:p>
+      <w:pPr>
+        <w:pStyle w:val="a0"/>
+        <w:numPr>
+          <w:ilvl w:val="0"/>
+          <w:numId w:val="22"/>
+        </w:numPr>
+        <w:rPr>
+          <w:lang w:eastAsia="ru-RU"/>
+        </w:rPr>
+      </w:pPr>
+      <w:r>
+        <w:rPr>
+          <w:lang w:eastAsia="ru-RU"/>
+        </w:rPr>
+        <w:t xml:space="preserve">контроль перемещения между складами и подразделениями; </w:t>
+      </w:r>
+    </w:p>
+    <w:p>
+      <w:pPr>
+        <w:pStyle w:val="a0"/>
+        <w:numPr>
+          <w:ilvl w:val="0"/>
+          <w:numId w:val="22"/>
+        </w:numPr>
+        <w:rPr>
+          <w:lang w:eastAsia="ru-RU"/>
+        </w:rPr>
+      </w:pPr>
+      <w:r>
+        <w:rPr>
+          <w:lang w:eastAsia="ru-RU"/>
+        </w:rPr>
+        <w:t>формирование регламентированной отчётности.</w:t>
+      </w:r>
+    </w:p>
+    <w:p>
+      <w:pPr>
+        <w:rPr>
+          <w:lang w:eastAsia="ru-RU"/>
+        </w:rPr>
+      </w:pPr>
+      <w:r>
+        <w:rPr>
+          <w:lang w:eastAsia="ru-RU"/>
+        </w:rPr>
+        <w:t>Интерфейс программы представлен на рисунке 1.</w:t>
+      </w:r>
+      <w:r>
+        <w:rPr>
+          <w:lang w:eastAsia="ru-RU"/>
+        </w:rPr>
+        <w:t>1.</w:t>
+      </w:r>
+    </w:p>
+    <w:p>
+      <w:pPr>
+        <w:rPr>
+          <w:lang w:eastAsia="ru-RU"/>
+        </w:rPr>
+      </w:pPr>
+    </w:p>
+    <w:p>
+      <w:pPr>
+        <w:keepNext/>
+        <w:ind w:firstLine="0"/>
+        <w:jc w:val="center"/>
+      </w:pPr>
+      <w:r>
+        <w:rPr>
+          <w:noProof/>
+        </w:rPr>
+        <w:drawing>
+          <wp:inline distT="0" distB="0" distL="0" distR="0" wp14:anchorId="03A6F5E0" wp14:editId="17D05D04">
+            <wp:extent cx="6119495" cy="3176270"/>
+            <wp:effectExtent l="0" t="0" r="0" b="5080"/>
+            <wp:docPr id="947970312" name="Рисунок 2" descr="1С:УТ 11 - что такое 1С:Управление торговлей 11"/>
+            <wp:cNvGraphicFramePr>
+              <a:graphicFrameLocks xmlns:a="http://schemas.openxmlformats.org/drawingml/2006/main" noChangeAspect="1"/>
+            </wp:cNvGraphicFramePr>
+            <a:graphic xmlns:a="http://schemas.openxmlformats.org/drawingml/2006/main">
+              <a:graphicData uri="http://schemas.openxmlformats.org/drawingml/2006/picture">
+                <pic:pic xmlns:pic="http://schemas.openxmlformats.org/drawingml/2006/picture">
+                  <pic:nvPicPr>
+                    <pic:cNvPr id="0" name="Picture 3" descr="1С:УТ 11 - что такое 1С:Управление торговлей 11"/>
+                    <pic:cNvPicPr>
+                      <a:picLocks noChangeAspect="1" noChangeArrowheads="1"/>
+                    </pic:cNvPicPr>
+                  </pic:nvPicPr>
+                  <pic:blipFill>
+                    <a:blip r:embed="rId11">
+                      <a:extLst>
+                        <a:ext uri="{28A0092B-C50C-407E-A947-70E740481C1C}">
+                          <a14:useLocalDpi xmlns:a14="http://schemas.microsoft.com/office/drawing/2010/main" val="0"/>
+                        </a:ext>
+                      </a:extLst>
+                    </a:blip>
+                    <a:srcRect/>
+                    <a:stretch>
+                      <a:fillRect/>
+                    </a:stretch>
+                  </pic:blipFill>
+                  <pic:spPr bwMode="auto">
+                    <a:xfrm>
+                      <a:off x="0" y="0"/>
+                      <a:ext cx="6119495" cy="3176270"/>
+                    </a:xfrm>
+                    <a:prstGeom prst="rect">
+                      <a:avLst/>
+                    </a:prstGeom>
+                    <a:noFill/>
+                    <a:ln>
+                      <a:noFill/>
+                    </a:ln>
+                  </pic:spPr>
+                </pic:pic>
+              </a:graphicData>
+            </a:graphic>
+          </wp:inline>
+        </w:drawing>
+      </w:r>
+    </w:p>
+    <w:p>
+      <w:pPr>
+        <w:pStyle w:val="af7"/>
+      </w:pPr>
+      <w:r>
+        <w:t xml:space="preserve">Рисунок </w:t>
+      </w:r>
+      <w:r>
+        <w:fldChar w:fldCharType="begin"/>
+      </w:r>
+      <w:r>
+        <w:instrText xml:space="preserve"> SEQ Рисунок \* ARABIC </w:instrText>
+      </w:r>
+      <w:r>
+        <w:fldChar w:fldCharType="separate"/>
+      </w:r>
+      <w:r>
+        <w:rPr>
+          <w:noProof/>
+        </w:rPr>
+        <w:t>1</w:t>
+      </w:r>
+      <w:r>
+        <w:fldChar w:fldCharType="end"/>
+      </w:r>
+      <w:r>
+        <w:t xml:space="preserve">.1 — </w:t>
+      </w:r>
+      <w:r>
+        <w:t>Интерфейс программы  «1С: Управление торговлей»</w:t>
+      </w:r>
+    </w:p>
+    <w:p>
+      <w:pPr>
+        <w:pStyle w:val="af7"/>
+      </w:pPr>
+    </w:p>
+    <w:p>
+      <w:pPr>
+        <w:rPr>
+          <w:lang w:eastAsia="ru-RU"/>
+        </w:rPr>
+      </w:pPr>
+    </w:p>
+    <w:p>
+      <w:pPr>
+        <w:rPr>
+          <w:rFonts w:eastAsia="Times New Roman" w:cs="Times New Roman"/>
+          <w:szCs w:val="28"/>
+          <w:lang w:eastAsia="ru-RU"/>
+        </w:rPr>
+      </w:pPr>
+      <w:r>
+        <w:rPr>
+          <w:rFonts w:eastAsia="Times New Roman" w:cs="Times New Roman"/>
+          <w:szCs w:val="28"/>
+          <w:lang w:eastAsia="ru-RU"/>
+        </w:rPr>
+        <w:lastRenderedPageBreak/>
+        <w:t xml:space="preserve"> </w:t>
+      </w:r>
+      <w:r>
+        <w:rPr>
+          <w:rFonts w:eastAsia="Times New Roman" w:cs="Times New Roman"/>
+          <w:szCs w:val="28"/>
+          <w:lang w:eastAsia="ru-RU"/>
+        </w:rPr>
+        <w:t>К достоинствам данного программного продукта следует отнести высокую степень функциональности, возможность интеграции с другими системами учёта и широкую распространённость на рынке. Однако существуют и недостатки: высокая стоимость лицензий, сложность внедрения и настройки, избыточность функционала для задач простого учёта оборудования, требовательность к ресурсам сервера и клиентских рабочих мест.</w:t>
+      </w:r>
+    </w:p>
+    <w:p>
+      <w:pPr>
+        <w:rPr>
+          <w:rFonts w:eastAsia="Times New Roman" w:cs="Times New Roman"/>
+          <w:szCs w:val="28"/>
+          <w:lang w:eastAsia="ru-RU"/>
+        </w:rPr>
+      </w:pPr>
+    </w:p>
+    <w:p>
+      <w:pPr>
+        <w:pStyle w:val="3"/>
+        <w:rPr>
+          <w:lang w:eastAsia="ru-RU"/>
+        </w:rPr>
+      </w:pPr>
+      <w:r>
+        <w:rPr>
+          <w:lang w:eastAsia="ru-RU"/>
+        </w:rPr>
+        <w:t>1.2.2 Система учёта активов «</w:t>
+      </w:r>
+      <w:r>
+        <w:rPr>
+          <w:lang w:val="en-US" w:eastAsia="ru-RU"/>
+        </w:rPr>
+        <w:t>Snipe</w:t>
+      </w:r>
+      <w:r>
+        <w:rPr>
+          <w:lang w:eastAsia="ru-RU"/>
+        </w:rPr>
+        <w:t>-</w:t>
+      </w:r>
+      <w:r>
+        <w:rPr>
+          <w:lang w:val="en-US" w:eastAsia="ru-RU"/>
+        </w:rPr>
+        <w:t>IT</w:t>
+      </w:r>
+      <w:r>
+        <w:rPr>
+          <w:lang w:eastAsia="ru-RU"/>
+        </w:rPr>
+        <w:t>»</w:t>
+      </w:r>
+    </w:p>
+    <w:p>
+      <w:pPr>
+        <w:rPr>
+          <w:rFonts w:eastAsia="Times New Roman" w:cs="Times New Roman"/>
+          <w:szCs w:val="28"/>
+          <w:lang w:eastAsia="ru-RU"/>
+        </w:rPr>
+      </w:pPr>
+      <w:proofErr w:type="spellStart"/>
+      <w:r>
+        <w:rPr>
+          <w:rFonts w:eastAsia="Times New Roman" w:cs="Times New Roman"/>
           <w:b/>
           <w:bCs/>
           <w:i/>
           <w:iCs/>
-        </w:rPr>
-        <w:t>first-fit</w:t>
-      </w:r>
-      <w:r>
-        <w:rPr>
-          <w:rFonts w:cs="Times New Roman"/>
-        </w:rPr>
-        <w:t xml:space="preserve"> — выделяет первый подходящий по размеру свободный блок;</w:t>
-      </w:r>
-    </w:p>
-    <w:p>
-      <w:pPr>
-        <w:pStyle w:val="a0"/>
-        <w:numPr>
-          <w:ilvl w:val="0"/>
-          <w:numId w:val="8"/>
-        </w:numPr>
-        <w:rPr>
-          <w:rFonts w:cs="Times New Roman"/>
-        </w:rPr>
-      </w:pPr>
-      <w:r>
-        <w:rPr>
-          <w:rFonts w:cs="Times New Roman"/>
+          <w:szCs w:val="28"/>
+          <w:lang w:eastAsia="ru-RU"/>
+        </w:rPr>
+        <w:t>Snipe</w:t>
+      </w:r>
+      <w:proofErr w:type="spellEnd"/>
+      <w:r>
+        <w:rPr>
+          <w:rFonts w:eastAsia="Times New Roman" w:cs="Times New Roman"/>
           <w:b/>
           <w:bCs/>
           <w:i/>
           <w:iCs/>
-        </w:rPr>
-        <w:t>best-fit</w:t>
-      </w:r>
-      <w:r>
-        <w:rPr>
-          <w:rFonts w:cs="Times New Roman"/>
-        </w:rPr>
-        <w:t xml:space="preserve"> — ищет наименьший подходящий блок, минимизируя внешнюю фрагментацию;</w:t>
+          <w:szCs w:val="28"/>
+          <w:lang w:eastAsia="ru-RU"/>
+        </w:rPr>
+        <w:t>-IT</w:t>
+      </w:r>
+      <w:r>
+        <w:rPr>
+          <w:rFonts w:eastAsia="Times New Roman" w:cs="Times New Roman"/>
+          <w:szCs w:val="28"/>
+          <w:lang w:eastAsia="ru-RU"/>
+        </w:rPr>
+        <w:t xml:space="preserve"> представляет собой специализированную систему управления </w:t>
+      </w:r>
+      <w:r>
+        <w:rPr>
+          <w:rFonts w:eastAsia="Times New Roman" w:cs="Times New Roman"/>
+          <w:i/>
+          <w:iCs/>
+          <w:szCs w:val="28"/>
+          <w:lang w:eastAsia="ru-RU"/>
+        </w:rPr>
+        <w:t>IT-активами</w:t>
+      </w:r>
+      <w:r>
+        <w:rPr>
+          <w:rFonts w:eastAsia="Times New Roman" w:cs="Times New Roman"/>
+          <w:szCs w:val="28"/>
+          <w:lang w:eastAsia="ru-RU"/>
+        </w:rPr>
+        <w:t xml:space="preserve"> ( </w:t>
+      </w:r>
+      <w:r>
+        <w:rPr>
+          <w:rFonts w:eastAsia="Times New Roman" w:cs="Times New Roman"/>
+          <w:i/>
+          <w:iCs/>
+          <w:szCs w:val="28"/>
+          <w:lang w:eastAsia="ru-RU"/>
+        </w:rPr>
+        <w:t>IT Asset Management</w:t>
+      </w:r>
+      <w:r>
+        <w:rPr>
+          <w:rFonts w:eastAsia="Times New Roman" w:cs="Times New Roman"/>
+          <w:szCs w:val="28"/>
+          <w:lang w:eastAsia="ru-RU"/>
+        </w:rPr>
+        <w:t xml:space="preserve">), распространяемую по лицензии </w:t>
+      </w:r>
+      <w:r>
+        <w:rPr>
+          <w:rFonts w:eastAsia="Times New Roman" w:cs="Times New Roman"/>
+          <w:i/>
+          <w:iCs/>
+          <w:szCs w:val="28"/>
+          <w:lang w:eastAsia="ru-RU"/>
+        </w:rPr>
+        <w:t>Open Source</w:t>
+      </w:r>
+      <w:r>
+        <w:rPr>
+          <w:rFonts w:eastAsia="Times New Roman" w:cs="Times New Roman"/>
+          <w:szCs w:val="28"/>
+          <w:lang w:eastAsia="ru-RU"/>
+        </w:rPr>
+        <w:t xml:space="preserve">. Система разработана специально для отслеживания лицензий, аксессуаров и оборудования в </w:t>
+      </w:r>
+      <w:r>
+        <w:rPr>
+          <w:rFonts w:eastAsia="Times New Roman" w:cs="Times New Roman"/>
+          <w:i/>
+          <w:iCs/>
+          <w:szCs w:val="28"/>
+          <w:lang w:eastAsia="ru-RU"/>
+        </w:rPr>
+        <w:t>IT-инфраструктуре</w:t>
+      </w:r>
+      <w:r>
+        <w:rPr>
+          <w:rFonts w:eastAsia="Times New Roman" w:cs="Times New Roman"/>
+          <w:szCs w:val="28"/>
+          <w:lang w:eastAsia="ru-RU"/>
+        </w:rPr>
+        <w:t xml:space="preserve"> [2].</w:t>
+      </w:r>
+    </w:p>
+    <w:p>
+      <w:pPr>
+        <w:rPr>
+          <w:lang w:eastAsia="ru-RU"/>
+        </w:rPr>
+      </w:pPr>
+      <w:r>
+        <w:rPr>
+          <w:b/>
+          <w:bCs/>
+          <w:lang w:eastAsia="ru-RU"/>
+        </w:rPr>
+        <w:t>Основные функции</w:t>
+      </w:r>
+      <w:r>
+        <w:rPr>
+          <w:lang w:eastAsia="ru-RU"/>
+        </w:rPr>
+        <w:t xml:space="preserve"> системы: </w:t>
       </w:r>
     </w:p>
     <w:p>
@@ -4043,27 +3922,406 @@
         <w:pStyle w:val="a0"/>
         <w:numPr>
           <w:ilvl w:val="0"/>
-          <w:numId w:val="8"/>
+          <w:numId w:val="23"/>
         </w:numPr>
         <w:rPr>
-          <w:rFonts w:cs="Times New Roman"/>
-        </w:rPr>
-      </w:pPr>
-      <w:r>
-        <w:rPr>
-          <w:rFonts w:cs="Times New Roman"/>
+          <w:rFonts w:eastAsia="Times New Roman" w:cs="Times New Roman"/>
+          <w:szCs w:val="28"/>
+          <w:lang w:eastAsia="ru-RU"/>
+        </w:rPr>
+      </w:pPr>
+      <w:r>
+        <w:rPr>
+          <w:rFonts w:eastAsia="Times New Roman" w:cs="Times New Roman"/>
+          <w:szCs w:val="28"/>
+          <w:lang w:eastAsia="ru-RU"/>
+        </w:rPr>
+        <w:t>учёт оборудования с привязкой к конкретным пользователям</w:t>
+      </w:r>
+    </w:p>
+    <w:p>
+      <w:pPr>
+        <w:pStyle w:val="a0"/>
+        <w:numPr>
+          <w:ilvl w:val="0"/>
+          <w:numId w:val="23"/>
+        </w:numPr>
+        <w:rPr>
+          <w:rFonts w:eastAsia="Times New Roman" w:cs="Times New Roman"/>
+          <w:szCs w:val="28"/>
+          <w:lang w:eastAsia="ru-RU"/>
+        </w:rPr>
+      </w:pPr>
+      <w:r>
+        <w:rPr>
+          <w:rFonts w:eastAsia="Times New Roman" w:cs="Times New Roman"/>
+          <w:szCs w:val="28"/>
+          <w:lang w:eastAsia="ru-RU"/>
+        </w:rPr>
+        <w:t>управление лицензиями программного обеспечения;</w:t>
+      </w:r>
+    </w:p>
+    <w:p>
+      <w:pPr>
+        <w:pStyle w:val="a0"/>
+        <w:numPr>
+          <w:ilvl w:val="0"/>
+          <w:numId w:val="23"/>
+        </w:numPr>
+        <w:rPr>
+          <w:rFonts w:eastAsia="Times New Roman" w:cs="Times New Roman"/>
+          <w:szCs w:val="28"/>
+          <w:lang w:eastAsia="ru-RU"/>
+        </w:rPr>
+      </w:pPr>
+      <w:r>
+        <w:rPr>
+          <w:rFonts w:eastAsia="Times New Roman" w:cs="Times New Roman"/>
+          <w:szCs w:val="28"/>
+          <w:lang w:eastAsia="ru-RU"/>
+        </w:rPr>
+        <w:t xml:space="preserve">история аудита и изменений статусов оборудования; </w:t>
+      </w:r>
+    </w:p>
+    <w:p>
+      <w:pPr>
+        <w:pStyle w:val="a0"/>
+        <w:numPr>
+          <w:ilvl w:val="0"/>
+          <w:numId w:val="23"/>
+        </w:numPr>
+        <w:rPr>
+          <w:rFonts w:eastAsia="Times New Roman" w:cs="Times New Roman"/>
+          <w:szCs w:val="28"/>
+          <w:lang w:eastAsia="ru-RU"/>
+        </w:rPr>
+      </w:pPr>
+      <w:r>
+        <w:rPr>
+          <w:rFonts w:eastAsia="Times New Roman" w:cs="Times New Roman"/>
+          <w:szCs w:val="28"/>
+          <w:lang w:eastAsia="ru-RU"/>
+        </w:rPr>
+        <w:t xml:space="preserve">поддержка </w:t>
+      </w:r>
+      <w:r>
+        <w:rPr>
+          <w:rFonts w:eastAsia="Times New Roman" w:cs="Times New Roman"/>
+          <w:i/>
+          <w:iCs/>
+          <w:szCs w:val="28"/>
+          <w:lang w:eastAsia="ru-RU"/>
+        </w:rPr>
+        <w:t>QR-кодов</w:t>
+      </w:r>
+      <w:r>
+        <w:rPr>
+          <w:rFonts w:eastAsia="Times New Roman" w:cs="Times New Roman"/>
+          <w:szCs w:val="28"/>
+          <w:lang w:eastAsia="ru-RU"/>
+        </w:rPr>
+        <w:t xml:space="preserve"> для быстрой идентификации; </w:t>
+      </w:r>
+    </w:p>
+    <w:p>
+      <w:pPr>
+        <w:pStyle w:val="a0"/>
+        <w:numPr>
+          <w:ilvl w:val="0"/>
+          <w:numId w:val="23"/>
+        </w:numPr>
+        <w:rPr>
+          <w:rFonts w:eastAsia="Times New Roman" w:cs="Times New Roman"/>
+          <w:szCs w:val="28"/>
+          <w:lang w:eastAsia="ru-RU"/>
+        </w:rPr>
+      </w:pPr>
+      <w:r>
+        <w:rPr>
+          <w:rFonts w:eastAsia="Times New Roman" w:cs="Times New Roman"/>
+          <w:szCs w:val="28"/>
+          <w:lang w:eastAsia="ru-RU"/>
+        </w:rPr>
+        <w:t>веб-интерфейс, доступный с любых устройств.</w:t>
+      </w:r>
+    </w:p>
+    <w:p>
+      <w:pPr>
+        <w:rPr>
+          <w:lang w:eastAsia="ru-RU"/>
+        </w:rPr>
+      </w:pPr>
+      <w:r>
+        <w:rPr>
+          <w:lang w:eastAsia="ru-RU"/>
+        </w:rPr>
+        <w:t xml:space="preserve">Интерфейс списка оборудования программы </w:t>
+      </w:r>
+      <w:proofErr w:type="spellStart"/>
+      <w:r>
+        <w:rPr>
+          <w:i/>
+          <w:iCs/>
+          <w:lang w:eastAsia="ru-RU"/>
+        </w:rPr>
+        <w:t>Snipe</w:t>
+      </w:r>
+      <w:proofErr w:type="spellEnd"/>
+      <w:r>
+        <w:rPr>
+          <w:i/>
+          <w:iCs/>
+          <w:lang w:eastAsia="ru-RU"/>
+        </w:rPr>
+        <w:t>-IT</w:t>
+      </w:r>
+      <w:r>
+        <w:rPr>
+          <w:lang w:eastAsia="ru-RU"/>
+        </w:rPr>
+        <w:t xml:space="preserve"> представлен на рисунке 1.2.</w:t>
+      </w:r>
+    </w:p>
+    <w:p>
+      <w:pPr>
+        <w:pStyle w:val="af7"/>
+      </w:pPr>
+      <w:r>
+        <w:rPr>
+          <w:noProof/>
+        </w:rPr>
+        <w:drawing>
+          <wp:inline distT="0" distB="0" distL="0" distR="0" wp14:anchorId="365A9B74" wp14:editId="7E193092">
+            <wp:extent cx="5588995" cy="4823460"/>
+            <wp:effectExtent l="0" t="0" r="0" b="0"/>
+            <wp:docPr id="614524979" name="Рисунок 7" descr="Introduction"/>
+            <wp:cNvGraphicFramePr>
+              <a:graphicFrameLocks xmlns:a="http://schemas.openxmlformats.org/drawingml/2006/main" noChangeAspect="1"/>
+            </wp:cNvGraphicFramePr>
+            <a:graphic xmlns:a="http://schemas.openxmlformats.org/drawingml/2006/main">
+              <a:graphicData uri="http://schemas.openxmlformats.org/drawingml/2006/picture">
+                <pic:pic xmlns:pic="http://schemas.openxmlformats.org/drawingml/2006/picture">
+                  <pic:nvPicPr>
+                    <pic:cNvPr id="0" name="Picture 57" descr="Introduction"/>
+                    <pic:cNvPicPr>
+                      <a:picLocks noChangeAspect="1" noChangeArrowheads="1"/>
+                    </pic:cNvPicPr>
+                  </pic:nvPicPr>
+                  <pic:blipFill>
+                    <a:blip r:embed="rId12" cstate="print">
+                      <a:extLst>
+                        <a:ext uri="{28A0092B-C50C-407E-A947-70E740481C1C}">
+                          <a14:useLocalDpi xmlns:a14="http://schemas.microsoft.com/office/drawing/2010/main" val="0"/>
+                        </a:ext>
+                      </a:extLst>
+                    </a:blip>
+                    <a:srcRect/>
+                    <a:stretch>
+                      <a:fillRect/>
+                    </a:stretch>
+                  </pic:blipFill>
+                  <pic:spPr bwMode="auto">
+                    <a:xfrm>
+                      <a:off x="0" y="0"/>
+                      <a:ext cx="5597757" cy="4831021"/>
+                    </a:xfrm>
+                    <a:prstGeom prst="rect">
+                      <a:avLst/>
+                    </a:prstGeom>
+                    <a:noFill/>
+                    <a:ln>
+                      <a:noFill/>
+                    </a:ln>
+                  </pic:spPr>
+                </pic:pic>
+              </a:graphicData>
+            </a:graphic>
+          </wp:inline>
+        </w:drawing>
+      </w:r>
+    </w:p>
+    <w:p>
+      <w:pPr>
+        <w:pStyle w:val="af7"/>
+      </w:pPr>
+      <w:r>
+        <w:t xml:space="preserve">Рисунок </w:t>
+      </w:r>
+      <w:r>
+        <w:t>1</w:t>
+      </w:r>
+      <w:r>
+        <w:t xml:space="preserve">.2 — Интерфейс программы </w:t>
+      </w:r>
+      <w:r>
+        <w:t>«</w:t>
+      </w:r>
+      <w:proofErr w:type="spellStart"/>
+      <w:r>
+        <w:t>Snipe</w:t>
+      </w:r>
+      <w:proofErr w:type="spellEnd"/>
+      <w:r>
+        <w:t>-IT</w:t>
+      </w:r>
+      <w:r>
+        <w:t>»</w:t>
+      </w:r>
+    </w:p>
+    <w:p>
+      <w:r>
+        <w:lastRenderedPageBreak/>
+        <w:t xml:space="preserve">Преимуществами </w:t>
+      </w:r>
+      <w:proofErr w:type="spellStart"/>
+      <w:r>
+        <w:rPr>
+          <w:i/>
+          <w:iCs/>
+        </w:rPr>
+        <w:t>Snipe</w:t>
+      </w:r>
+      <w:proofErr w:type="spellEnd"/>
+      <w:r>
+        <w:rPr>
+          <w:i/>
+          <w:iCs/>
+        </w:rPr>
+        <w:t>-IT</w:t>
+      </w:r>
+      <w:r>
+        <w:t xml:space="preserve"> являются специализация на </w:t>
+      </w:r>
+      <w:r>
+        <w:rPr>
+          <w:i/>
+          <w:iCs/>
+        </w:rPr>
+        <w:t>IT-оборудовании</w:t>
+      </w:r>
+      <w:r>
+        <w:t xml:space="preserve">, возможность бесплатного использования (при самостоятельном хостинге), современный веб-интерфейс и кроссплатформенность. К недостаткам можно отнести необходимость развёртывания веб-сервера (стека </w:t>
+      </w:r>
+      <w:r>
+        <w:rPr>
+          <w:i/>
+          <w:iCs/>
+        </w:rPr>
+        <w:t>LAMP/LEMP</w:t>
+      </w:r>
+      <w:r>
+        <w:t xml:space="preserve">), требование знаний </w:t>
+      </w:r>
+      <w:r>
+        <w:rPr>
+          <w:i/>
+          <w:iCs/>
+        </w:rPr>
+        <w:t>PHP</w:t>
+      </w:r>
+      <w:r>
+        <w:t xml:space="preserve"> и </w:t>
+      </w:r>
+      <w:r>
+        <w:rPr>
+          <w:i/>
+          <w:iCs/>
+        </w:rPr>
+        <w:t>SQL</w:t>
+      </w:r>
+      <w:r>
+        <w:t xml:space="preserve"> для </w:t>
+      </w:r>
+      <w:r>
+        <w:t>использования</w:t>
+      </w:r>
+      <w:r>
+        <w:t>, отсутствие полноценной технической поддержки в бесплатной версии, а также избыточность функций для непрофильных организаций.</w:t>
+      </w:r>
+    </w:p>
+    <w:p/>
+    <w:p>
+      <w:pPr>
+        <w:pStyle w:val="3"/>
+      </w:pPr>
+      <w:r>
+        <w:t>1.2.3 Табличный процессор «</w:t>
+      </w:r>
+      <w:r>
+        <w:rPr>
+          <w:lang w:val="en-US"/>
+        </w:rPr>
+        <w:t>Microsoft</w:t>
+      </w:r>
+      <w:r>
+        <w:t xml:space="preserve"> </w:t>
+      </w:r>
+      <w:r>
+        <w:rPr>
+          <w:lang w:val="en-US"/>
+        </w:rPr>
+        <w:t>Excel</w:t>
+      </w:r>
+      <w:r>
+        <w:t>»</w:t>
+      </w:r>
+    </w:p>
+    <w:p>
+      <w:pPr>
+        <w:rPr>
+          <w:lang w:eastAsia="ru-RU"/>
+        </w:rPr>
+      </w:pPr>
+      <w:r>
+        <w:rPr>
           <w:b/>
           <w:bCs/>
           <w:i/>
           <w:iCs/>
-        </w:rPr>
-        <w:t>worst-fit</w:t>
-      </w:r>
-      <w:r>
-        <w:rPr>
-          <w:rFonts w:cs="Times New Roman"/>
-        </w:rPr>
-        <w:t xml:space="preserve"> — выделяет самый большой свободный блок (редко используется из-за высокой фрагментации);</w:t>
+          <w:lang w:eastAsia="ru-RU"/>
+        </w:rPr>
+        <w:t>Microsoft Excel</w:t>
+      </w:r>
+      <w:r>
+        <w:rPr>
+          <w:lang w:eastAsia="ru-RU"/>
+        </w:rPr>
+        <w:t xml:space="preserve"> является наиболее распространённым инструментом для ведения учёта в малых организациях и учебных заведениях. Несмотря на то, что программа не является специализированной системой учёта, она широко используется для создания реестров оборудования [3].</w:t>
+      </w:r>
+    </w:p>
+    <w:p>
+      <w:pPr>
+        <w:rPr>
+          <w:lang w:eastAsia="ru-RU"/>
+        </w:rPr>
+      </w:pPr>
+      <w:r>
+        <w:rPr>
+          <w:b/>
+          <w:bCs/>
+          <w:lang w:eastAsia="ru-RU"/>
+        </w:rPr>
+        <w:t>Возможности использования</w:t>
+      </w:r>
+      <w:r>
+        <w:rPr>
+          <w:lang w:eastAsia="ru-RU"/>
+        </w:rPr>
+        <w:t xml:space="preserve"> </w:t>
+      </w:r>
+      <w:r>
+        <w:rPr>
+          <w:i/>
+          <w:iCs/>
+          <w:lang w:eastAsia="ru-RU"/>
+        </w:rPr>
+        <w:t>Excel</w:t>
+      </w:r>
+      <w:r>
+        <w:rPr>
+          <w:lang w:eastAsia="ru-RU"/>
+        </w:rPr>
+        <w:t xml:space="preserve"> для учёта: </w:t>
       </w:r>
     </w:p>
     <w:p>
@@ -4071,239 +4329,435 @@
         <w:pStyle w:val="a0"/>
         <w:numPr>
           <w:ilvl w:val="0"/>
-          <w:numId w:val="8"/>
+          <w:numId w:val="24"/>
         </w:numPr>
         <w:rPr>
-          <w:rFonts w:cs="Times New Roman"/>
-        </w:rPr>
-      </w:pPr>
-      <w:r>
-        <w:rPr>
-          <w:rFonts w:cs="Times New Roman"/>
-          <w:b/>
-          <w:bCs/>
+          <w:lang w:eastAsia="ru-RU"/>
+        </w:rPr>
+      </w:pPr>
+      <w:r>
+        <w:rPr>
+          <w:lang w:eastAsia="ru-RU"/>
+        </w:rPr>
+        <w:t>создание произвольных таблиц с нужными полями;</w:t>
+      </w:r>
+    </w:p>
+    <w:p>
+      <w:pPr>
+        <w:pStyle w:val="a0"/>
+        <w:numPr>
+          <w:ilvl w:val="0"/>
+          <w:numId w:val="24"/>
+        </w:numPr>
+        <w:rPr>
+          <w:lang w:eastAsia="ru-RU"/>
+        </w:rPr>
+      </w:pPr>
+      <w:r>
+        <w:rPr>
+          <w:lang w:eastAsia="ru-RU"/>
+        </w:rPr>
+        <w:t>использование формул для автоматических вычислений;</w:t>
+      </w:r>
+    </w:p>
+    <w:p>
+      <w:pPr>
+        <w:pStyle w:val="a0"/>
+        <w:numPr>
+          <w:ilvl w:val="0"/>
+          <w:numId w:val="24"/>
+        </w:numPr>
+        <w:rPr>
+          <w:lang w:eastAsia="ru-RU"/>
+        </w:rPr>
+      </w:pPr>
+      <w:r>
+        <w:rPr>
+          <w:lang w:eastAsia="ru-RU"/>
+        </w:rPr>
+        <w:t xml:space="preserve">фильтрация и сортировка данных; </w:t>
+      </w:r>
+    </w:p>
+    <w:p>
+      <w:pPr>
+        <w:pStyle w:val="a0"/>
+        <w:numPr>
+          <w:ilvl w:val="0"/>
+          <w:numId w:val="24"/>
+        </w:numPr>
+        <w:rPr>
+          <w:lang w:eastAsia="ru-RU"/>
+        </w:rPr>
+      </w:pPr>
+      <w:r>
+        <w:rPr>
+          <w:lang w:eastAsia="ru-RU"/>
+        </w:rPr>
+        <w:t>возможность печати отчётов.</w:t>
+      </w:r>
+    </w:p>
+    <w:p>
+      <w:pPr>
+        <w:rPr>
+          <w:lang w:eastAsia="ru-RU"/>
+        </w:rPr>
+      </w:pPr>
+      <w:r>
+        <w:rPr>
+          <w:lang w:eastAsia="ru-RU"/>
+        </w:rPr>
+        <w:t xml:space="preserve">Пример формы учёта в </w:t>
+      </w:r>
+      <w:r>
+        <w:rPr>
           <w:i/>
           <w:iCs/>
-        </w:rPr>
-        <w:t>next-fit</w:t>
-      </w:r>
-      <w:r>
-        <w:rPr>
-          <w:rFonts w:cs="Times New Roman"/>
-        </w:rPr>
-        <w:t xml:space="preserve"> — модификация </w:t>
-      </w:r>
-      <w:r>
-        <w:rPr>
-          <w:rFonts w:cs="Times New Roman"/>
+          <w:lang w:eastAsia="ru-RU"/>
+        </w:rPr>
+        <w:t>Excel</w:t>
+      </w:r>
+      <w:r>
+        <w:rPr>
+          <w:lang w:eastAsia="ru-RU"/>
+        </w:rPr>
+        <w:t xml:space="preserve"> представлен на рисунке 1.3.</w:t>
+      </w:r>
+    </w:p>
+    <w:p>
+      <w:pPr>
+        <w:rPr>
+          <w:lang w:eastAsia="ru-RU"/>
+        </w:rPr>
+      </w:pPr>
+    </w:p>
+    <w:p>
+      <w:pPr>
+        <w:keepNext/>
+        <w:ind w:firstLine="0"/>
+      </w:pPr>
+      <w:r>
+        <w:rPr>
+          <w:lang w:eastAsia="ru-RU"/>
+        </w:rPr>
+        <w:drawing>
+          <wp:inline distT="0" distB="0" distL="0" distR="0" wp14:anchorId="4A0C566A" wp14:editId="4ACB587E">
+            <wp:extent cx="6392045" cy="4572000"/>
+            <wp:effectExtent l="0" t="0" r="8890" b="0"/>
+            <wp:docPr id="1021367765" name="Рисунок 1"/>
+            <wp:cNvGraphicFramePr>
+              <a:graphicFrameLocks xmlns:a="http://schemas.openxmlformats.org/drawingml/2006/main" noChangeAspect="1"/>
+            </wp:cNvGraphicFramePr>
+            <a:graphic xmlns:a="http://schemas.openxmlformats.org/drawingml/2006/main">
+              <a:graphicData uri="http://schemas.openxmlformats.org/drawingml/2006/picture">
+                <pic:pic xmlns:pic="http://schemas.openxmlformats.org/drawingml/2006/picture">
+                  <pic:nvPicPr>
+                    <pic:cNvPr id="1021367765" name=""/>
+                    <pic:cNvPicPr/>
+                  </pic:nvPicPr>
+                  <pic:blipFill>
+                    <a:blip r:embed="rId13"/>
+                    <a:stretch>
+                      <a:fillRect/>
+                    </a:stretch>
+                  </pic:blipFill>
+                  <pic:spPr>
+                    <a:xfrm>
+                      <a:off x="0" y="0"/>
+                      <a:ext cx="6395318" cy="4574341"/>
+                    </a:xfrm>
+                    <a:prstGeom prst="rect">
+                      <a:avLst/>
+                    </a:prstGeom>
+                  </pic:spPr>
+                </pic:pic>
+              </a:graphicData>
+            </a:graphic>
+          </wp:inline>
+        </w:drawing>
+      </w:r>
+    </w:p>
+    <w:p>
+      <w:pPr>
+        <w:pStyle w:val="af7"/>
+      </w:pPr>
+      <w:r>
+        <w:t>Рисунок 1.3</w:t>
+      </w:r>
+      <w:r>
+        <w:t xml:space="preserve"> — Интерфейс программы </w:t>
+      </w:r>
+      <w:r>
+        <w:t>«</w:t>
+      </w:r>
+      <w:r>
+        <w:rPr>
+          <w:lang w:val="en-US"/>
+        </w:rPr>
+        <w:t>Microsoft</w:t>
+      </w:r>
+      <w:r>
+        <w:t xml:space="preserve"> </w:t>
+      </w:r>
+      <w:r>
+        <w:rPr>
+          <w:lang w:val="en-US"/>
+        </w:rPr>
+        <w:t>Excel</w:t>
+      </w:r>
+      <w:r>
+        <w:t>»</w:t>
+      </w:r>
+    </w:p>
+    <w:p/>
+    <w:p>
+      <w:r>
+        <w:lastRenderedPageBreak/>
+        <w:t xml:space="preserve">Главными достоинствами данного подхода являются доступность (входит в пакет </w:t>
+      </w:r>
+      <w:r>
+        <w:rPr>
           <w:i/>
           <w:iCs/>
         </w:rPr>
-        <w:t>first-fit</w:t>
-      </w:r>
-      <w:r>
-        <w:rPr>
-          <w:rFonts w:cs="Times New Roman"/>
-        </w:rPr>
-        <w:t>, начинающая поиск не с начала, а с последнего выделенного блока.</w:t>
-      </w:r>
-    </w:p>
-    <w:p>
-      <w:pPr>
-        <w:rPr>
-          <w:rFonts w:cs="Times New Roman"/>
-        </w:rPr>
-      </w:pPr>
-      <w:r>
-        <w:rPr>
-          <w:rFonts w:cs="Times New Roman"/>
-        </w:rPr>
-        <w:t xml:space="preserve">Эти стратегии различаются по производительности и степени фрагментации. </w:t>
-      </w:r>
-      <w:r>
-        <w:rPr>
-          <w:rFonts w:cs="Times New Roman"/>
-        </w:rPr>
-        <w:t>В таблице 1</w:t>
-      </w:r>
-      <w:r>
-        <w:rPr>
-          <w:rFonts w:cs="Times New Roman"/>
-        </w:rPr>
-        <w:t xml:space="preserve"> представлена</w:t>
-      </w:r>
-      <w:r>
-        <w:rPr>
-          <w:rFonts w:cs="Times New Roman"/>
-        </w:rPr>
-        <w:t xml:space="preserve"> их</w:t>
-      </w:r>
-      <w:r>
-        <w:rPr>
-          <w:rFonts w:cs="Times New Roman"/>
-        </w:rPr>
-        <w:t xml:space="preserve"> сравнительная характеристика</w:t>
-      </w:r>
-      <w:r>
-        <w:rPr>
-          <w:rFonts w:cs="Times New Roman"/>
-        </w:rPr>
-        <w:t>.</w:t>
-      </w:r>
-    </w:p>
-    <w:p>
-      <w:pPr>
-        <w:spacing w:after="160" w:line="360" w:lineRule="auto"/>
-        <w:ind w:left="709" w:firstLine="0"/>
-        <w:jc w:val="left"/>
-        <w:rPr>
-          <w:rFonts w:cs="Times New Roman"/>
-        </w:rPr>
-      </w:pPr>
-      <w:r>
-        <w:rPr>
-          <w:rFonts w:cs="Times New Roman"/>
-        </w:rPr>
-        <w:br w:type="page"/>
-      </w:r>
-    </w:p>
-    <w:p>
-      <w:pPr>
-        <w:ind w:firstLine="0"/>
-        <w:jc w:val="left"/>
-        <w:rPr>
-          <w:rFonts w:cs="Times New Roman"/>
-          <w:sz w:val="24"/>
-          <w:szCs w:val="24"/>
-        </w:rPr>
-      </w:pPr>
-      <w:r>
-        <w:rPr>
-          <w:rFonts w:cs="Times New Roman"/>
-          <w:sz w:val="24"/>
-          <w:szCs w:val="24"/>
-        </w:rPr>
-        <w:lastRenderedPageBreak/>
-        <w:t>Таблица 1 – сравнительная характеристика стратегий размещения блоков</w:t>
-      </w:r>
-      <w:r>
-        <w:rPr>
-          <w:rFonts w:cs="Times New Roman"/>
-          <w:sz w:val="24"/>
-          <w:szCs w:val="24"/>
-        </w:rPr>
-        <w:t xml:space="preserve"> памяти</w:t>
+        <w:t>Microsoft Office</w:t>
+      </w:r>
+      <w:r>
+        <w:t>), низкий порог входа для пользователей, отсутствие необходимости в серверной инфраструктуре. Однако недостатки существенны: отсутствие разграничения прав доступа, высокий риск случайного удаления или изменения данных, сложность ведения истории операций, отсутствие механизмов автоматического уведомления и интеграции.</w:t>
+      </w:r>
+    </w:p>
+    <w:p/>
+    <w:p>
+      <w:pPr>
+        <w:pStyle w:val="3"/>
+      </w:pPr>
+      <w:r>
+        <w:t>1.2.4 Сравнительный анализ программных продуктов</w:t>
+      </w:r>
+    </w:p>
+    <w:p>
+      <w:r>
+        <w:t>Для систематизации полученных данных проведён сравнительный анализ рассмотренных программных продуктов по</w:t>
+      </w:r>
+      <w:r>
+        <w:t xml:space="preserve"> ряду</w:t>
+      </w:r>
+      <w:r>
+        <w:t xml:space="preserve"> ключевы</w:t>
+      </w:r>
+      <w:r>
+        <w:t xml:space="preserve">х </w:t>
+      </w:r>
+      <w:r>
+        <w:t>характеристик. Результаты анализа сведены в таблицу 1.1.</w:t>
+      </w:r>
+    </w:p>
+    <w:p/>
+    <w:p>
+      <w:pPr>
+        <w:pStyle w:val="af7"/>
+        <w:rPr>
+          <w:lang w:eastAsia="ru-RU"/>
+        </w:rPr>
+      </w:pPr>
+      <w:r>
+        <w:rPr>
+          <w:lang w:eastAsia="ru-RU"/>
+        </w:rPr>
+        <w:t xml:space="preserve">Таблица </w:t>
+      </w:r>
+      <w:r>
+        <w:rPr>
+          <w:lang w:eastAsia="ru-RU"/>
+        </w:rPr>
+        <w:fldChar w:fldCharType="begin"/>
+      </w:r>
+      <w:r>
+        <w:rPr>
+          <w:lang w:eastAsia="ru-RU"/>
+        </w:rPr>
+        <w:instrText xml:space="preserve"> STYLEREF 1 \s </w:instrText>
+      </w:r>
+      <w:r>
+        <w:rPr>
+          <w:lang w:eastAsia="ru-RU"/>
+        </w:rPr>
+        <w:fldChar w:fldCharType="separate"/>
+      </w:r>
+      <w:r>
+        <w:rPr>
+          <w:lang w:eastAsia="ru-RU"/>
+        </w:rPr>
+        <w:t>1</w:t>
+      </w:r>
+      <w:r>
+        <w:rPr>
+          <w:lang w:eastAsia="ru-RU"/>
+        </w:rPr>
+        <w:fldChar w:fldCharType="end"/>
+      </w:r>
+      <w:r>
+        <w:rPr>
+          <w:lang w:eastAsia="ru-RU"/>
+        </w:rPr>
+        <w:t>.1 – Сравнение программных продуктов</w:t>
       </w:r>
     </w:p>
     <w:tbl>
       <w:tblPr>
-        <w:tblStyle w:val="af4"/>
+        <w:tblStyle w:val="-1"/>
         <w:tblW w:w="0" w:type="auto"/>
         <w:tblLook w:val="04A0" w:firstRow="1" w:lastRow="0" w:firstColumn="1" w:lastColumn="0" w:noHBand="0" w:noVBand="1"/>
       </w:tblPr>
       <w:tblGrid>
-        <w:gridCol w:w="2086"/>
-        <w:gridCol w:w="2075"/>
-        <w:gridCol w:w="2074"/>
-        <w:gridCol w:w="2265"/>
+        <w:gridCol w:w="2401"/>
+        <w:gridCol w:w="2130"/>
+        <w:gridCol w:w="2041"/>
+        <w:gridCol w:w="3055"/>
       </w:tblGrid>
       <w:tr>
         <w:trPr>
-          <w:trHeight w:val="70"/>
+          <w:cnfStyle w:val="100000000000" w:firstRow="1" w:lastRow="0" w:firstColumn="0" w:lastColumn="0" w:oddVBand="0" w:evenVBand="0" w:oddHBand="0" w:evenHBand="0" w:firstRowFirstColumn="0" w:firstRowLastColumn="0" w:lastRowFirstColumn="0" w:lastRowLastColumn="0"/>
         </w:trPr>
         <w:tc>
           <w:tcPr>
-            <w:tcW w:w="2086" w:type="dxa"/>
+            <w:cnfStyle w:val="001000000000" w:firstRow="0" w:lastRow="0" w:firstColumn="1" w:lastColumn="0" w:oddVBand="0" w:evenVBand="0" w:oddHBand="0" w:evenHBand="0" w:firstRowFirstColumn="0" w:firstRowLastColumn="0" w:lastRowFirstColumn="0" w:lastRowLastColumn="0"/>
+            <w:tcW w:w="2401" w:type="dxa"/>
             <w:tcBorders>
-              <w:bottom w:val="single" w:sz="12" w:space="0" w:color="auto"/>
+              <w:right w:val="single" w:sz="12" w:space="0" w:color="auto"/>
             </w:tcBorders>
-            <w:vAlign w:val="center"/>
+            <w:hideMark/>
           </w:tcPr>
           <w:p>
             <w:pPr>
               <w:ind w:firstLine="0"/>
-              <w:jc w:val="center"/>
-              <w:rPr>
-                <w:rFonts w:cs="Times New Roman"/>
+              <w:jc w:val="left"/>
+              <w:rPr>
+                <w:rFonts w:eastAsia="Times New Roman" w:cs="Times New Roman"/>
+                <w:sz w:val="24"/>
+                <w:szCs w:val="24"/>
+                <w:lang w:eastAsia="ru-RU"/>
               </w:rPr>
             </w:pPr>
             <w:r>
               <w:rPr>
-                <w:rFonts w:cs="Times New Roman"/>
-              </w:rPr>
-              <w:t>Стратегия</w:t>
+                <w:rFonts w:eastAsia="Times New Roman" w:cs="Times New Roman"/>
+                <w:sz w:val="24"/>
+                <w:szCs w:val="24"/>
+                <w:lang w:eastAsia="ru-RU"/>
+              </w:rPr>
+              <w:t>Характеристика</w:t>
             </w:r>
           </w:p>
         </w:tc>
         <w:tc>
           <w:tcPr>
-            <w:tcW w:w="2075" w:type="dxa"/>
+            <w:tcW w:w="2130" w:type="dxa"/>
             <w:tcBorders>
-              <w:bottom w:val="single" w:sz="12" w:space="0" w:color="auto"/>
+              <w:left w:val="single" w:sz="12" w:space="0" w:color="auto"/>
             </w:tcBorders>
-            <w:vAlign w:val="center"/>
+            <w:hideMark/>
           </w:tcPr>
           <w:p>
             <w:pPr>
               <w:ind w:firstLine="0"/>
-              <w:jc w:val="center"/>
-              <w:rPr>
-                <w:rFonts w:cs="Times New Roman"/>
+              <w:jc w:val="left"/>
+              <w:cnfStyle w:val="100000000000" w:firstRow="1" w:lastRow="0" w:firstColumn="0" w:lastColumn="0" w:oddVBand="0" w:evenVBand="0" w:oddHBand="0" w:evenHBand="0" w:firstRowFirstColumn="0" w:firstRowLastColumn="0" w:lastRowFirstColumn="0" w:lastRowLastColumn="0"/>
+              <w:rPr>
+                <w:rFonts w:eastAsia="Times New Roman" w:cs="Times New Roman"/>
+                <w:i/>
+                <w:iCs/>
+                <w:sz w:val="24"/>
+                <w:szCs w:val="24"/>
+                <w:lang w:eastAsia="ru-RU"/>
               </w:rPr>
             </w:pPr>
             <w:r>
               <w:rPr>
-                <w:rFonts w:cs="Times New Roman"/>
-              </w:rPr>
-              <w:t>Сложность</w:t>
+                <w:rFonts w:eastAsia="Times New Roman" w:cs="Times New Roman"/>
+                <w:i/>
+                <w:iCs/>
+                <w:sz w:val="24"/>
+                <w:szCs w:val="24"/>
+                <w:lang w:eastAsia="ru-RU"/>
+              </w:rPr>
+              <w:t>«1С: Управление торговлей»</w:t>
             </w:r>
           </w:p>
         </w:tc>
         <w:tc>
           <w:tcPr>
-            <w:tcW w:w="2074" w:type="dxa"/>
-            <w:tcBorders>
-              <w:bottom w:val="single" w:sz="12" w:space="0" w:color="auto"/>
-            </w:tcBorders>
-            <w:vAlign w:val="center"/>
+            <w:tcW w:w="2041" w:type="dxa"/>
+            <w:hideMark/>
           </w:tcPr>
           <w:p>
             <w:pPr>
               <w:ind w:firstLine="0"/>
-              <w:jc w:val="center"/>
-              <w:rPr>
-                <w:rFonts w:cs="Times New Roman"/>
+              <w:jc w:val="left"/>
+              <w:cnfStyle w:val="100000000000" w:firstRow="1" w:lastRow="0" w:firstColumn="0" w:lastColumn="0" w:oddVBand="0" w:evenVBand="0" w:oddHBand="0" w:evenHBand="0" w:firstRowFirstColumn="0" w:firstRowLastColumn="0" w:lastRowFirstColumn="0" w:lastRowLastColumn="0"/>
+              <w:rPr>
+                <w:rFonts w:eastAsia="Times New Roman" w:cs="Times New Roman"/>
+                <w:i/>
+                <w:iCs/>
+                <w:sz w:val="24"/>
+                <w:szCs w:val="24"/>
+                <w:lang w:eastAsia="ru-RU"/>
               </w:rPr>
             </w:pPr>
-            <w:r>
-              <w:rPr>
-                <w:rFonts w:cs="Times New Roman"/>
-              </w:rPr>
-              <w:t>Фрагментация</w:t>
+            <w:proofErr w:type="spellStart"/>
+            <w:r>
+              <w:rPr>
+                <w:rFonts w:eastAsia="Times New Roman" w:cs="Times New Roman"/>
+                <w:i/>
+                <w:iCs/>
+                <w:sz w:val="24"/>
+                <w:szCs w:val="24"/>
+                <w:lang w:eastAsia="ru-RU"/>
+              </w:rPr>
+              <w:t>Snipe</w:t>
+            </w:r>
+            <w:proofErr w:type="spellEnd"/>
+            <w:r>
+              <w:rPr>
+                <w:rFonts w:eastAsia="Times New Roman" w:cs="Times New Roman"/>
+                <w:i/>
+                <w:iCs/>
+                <w:sz w:val="24"/>
+                <w:szCs w:val="24"/>
+                <w:lang w:eastAsia="ru-RU"/>
+              </w:rPr>
+              <w:t>-IT</w:t>
             </w:r>
           </w:p>
         </w:tc>
         <w:tc>
           <w:tcPr>
-            <w:tcW w:w="2265" w:type="dxa"/>
-            <w:tcBorders>
-              <w:bottom w:val="single" w:sz="12" w:space="0" w:color="auto"/>
-            </w:tcBorders>
-            <w:vAlign w:val="center"/>
+            <w:tcW w:w="3055" w:type="dxa"/>
+            <w:hideMark/>
           </w:tcPr>
           <w:p>
             <w:pPr>
               <w:ind w:firstLine="0"/>
-              <w:jc w:val="center"/>
-              <w:rPr>
-                <w:rFonts w:cs="Times New Roman"/>
+              <w:jc w:val="left"/>
+              <w:cnfStyle w:val="100000000000" w:firstRow="1" w:lastRow="0" w:firstColumn="0" w:lastColumn="0" w:oddVBand="0" w:evenVBand="0" w:oddHBand="0" w:evenHBand="0" w:firstRowFirstColumn="0" w:firstRowLastColumn="0" w:lastRowFirstColumn="0" w:lastRowLastColumn="0"/>
+              <w:rPr>
+                <w:rFonts w:eastAsia="Times New Roman" w:cs="Times New Roman"/>
+                <w:i/>
+                <w:iCs/>
+                <w:sz w:val="24"/>
+                <w:szCs w:val="24"/>
+                <w:lang w:eastAsia="ru-RU"/>
               </w:rPr>
             </w:pPr>
             <w:r>
               <w:rPr>
-                <w:rFonts w:cs="Times New Roman"/>
-              </w:rPr>
-              <w:t>Производительность</w:t>
+                <w:rFonts w:eastAsia="Times New Roman" w:cs="Times New Roman"/>
+                <w:i/>
+                <w:iCs/>
+                <w:sz w:val="24"/>
+                <w:szCs w:val="24"/>
+                <w:lang w:eastAsia="ru-RU"/>
+              </w:rPr>
+              <w:t>Microsoft Excel</w:t>
             </w:r>
           </w:p>
         </w:tc>
@@ -4311,186 +4765,185 @@
       <w:tr>
         <w:tc>
           <w:tcPr>
-            <w:tcW w:w="2086" w:type="dxa"/>
+            <w:cnfStyle w:val="001000000000" w:firstRow="0" w:lastRow="0" w:firstColumn="1" w:lastColumn="0" w:oddVBand="0" w:evenVBand="0" w:oddHBand="0" w:evenHBand="0" w:firstRowFirstColumn="0" w:firstRowLastColumn="0" w:lastRowFirstColumn="0" w:lastRowLastColumn="0"/>
+            <w:tcW w:w="2401" w:type="dxa"/>
             <w:tcBorders>
-              <w:top w:val="single" w:sz="12" w:space="0" w:color="auto"/>
+              <w:right w:val="single" w:sz="12" w:space="0" w:color="auto"/>
             </w:tcBorders>
-            <w:vAlign w:val="center"/>
+            <w:hideMark/>
           </w:tcPr>
           <w:p>
             <w:pPr>
               <w:ind w:firstLine="0"/>
               <w:jc w:val="left"/>
               <w:rPr>
-                <w:rFonts w:cs="Times New Roman"/>
+                <w:rFonts w:eastAsia="Times New Roman" w:cs="Times New Roman"/>
+                <w:sz w:val="24"/>
+                <w:szCs w:val="24"/>
+                <w:lang w:eastAsia="ru-RU"/>
               </w:rPr>
             </w:pPr>
             <w:r>
               <w:rPr>
-                <w:rFonts w:cs="Times New Roman"/>
-              </w:rPr>
-              <w:t>First-fit</w:t>
+                <w:rFonts w:eastAsia="Times New Roman" w:cs="Times New Roman"/>
+                <w:sz w:val="24"/>
+                <w:szCs w:val="24"/>
+                <w:lang w:eastAsia="ru-RU"/>
+              </w:rPr>
+              <w:t>Серверная операционная система (ОС)</w:t>
             </w:r>
           </w:p>
         </w:tc>
         <w:tc>
           <w:tcPr>
-            <w:tcW w:w="2075" w:type="dxa"/>
+            <w:tcW w:w="2130" w:type="dxa"/>
             <w:tcBorders>
-              <w:top w:val="single" w:sz="12" w:space="0" w:color="auto"/>
+              <w:left w:val="single" w:sz="12" w:space="0" w:color="auto"/>
             </w:tcBorders>
-            <w:vAlign w:val="center"/>
+            <w:hideMark/>
           </w:tcPr>
           <w:p>
             <w:pPr>
               <w:ind w:firstLine="0"/>
               <w:jc w:val="left"/>
-              <w:rPr>
-                <w:rFonts w:cs="Times New Roman"/>
+              <w:cnfStyle w:val="000000000000" w:firstRow="0" w:lastRow="0" w:firstColumn="0" w:lastColumn="0" w:oddVBand="0" w:evenVBand="0" w:oddHBand="0" w:evenHBand="0" w:firstRowFirstColumn="0" w:firstRowLastColumn="0" w:lastRowFirstColumn="0" w:lastRowLastColumn="0"/>
+              <w:rPr>
+                <w:rFonts w:eastAsia="Times New Roman" w:cs="Times New Roman"/>
+                <w:sz w:val="24"/>
+                <w:szCs w:val="24"/>
+                <w:lang w:eastAsia="ru-RU"/>
               </w:rPr>
             </w:pPr>
             <w:r>
               <w:rPr>
-                <w:rFonts w:cs="Times New Roman"/>
-              </w:rPr>
-              <w:t>O(n)</w:t>
+                <w:rFonts w:eastAsia="Times New Roman" w:cs="Times New Roman"/>
+                <w:i/>
+                <w:iCs/>
+                <w:sz w:val="24"/>
+                <w:szCs w:val="24"/>
+                <w:lang w:eastAsia="ru-RU"/>
+              </w:rPr>
+              <w:t>Windows Server</w:t>
+            </w:r>
+            <w:r>
+              <w:rPr>
+                <w:rFonts w:eastAsia="Times New Roman" w:cs="Times New Roman"/>
+                <w:sz w:val="24"/>
+                <w:szCs w:val="24"/>
+                <w:lang w:eastAsia="ru-RU"/>
+              </w:rPr>
+              <w:t xml:space="preserve">, </w:t>
+            </w:r>
+            <w:r>
+              <w:rPr>
+                <w:rFonts w:eastAsia="Times New Roman" w:cs="Times New Roman"/>
+                <w:i/>
+                <w:iCs/>
+                <w:sz w:val="24"/>
+                <w:szCs w:val="24"/>
+                <w:lang w:eastAsia="ru-RU"/>
+              </w:rPr>
+              <w:t>Linux</w:t>
             </w:r>
           </w:p>
         </w:tc>
         <w:tc>
           <w:tcPr>
-            <w:tcW w:w="2074" w:type="dxa"/>
-            <w:tcBorders>
-              <w:top w:val="single" w:sz="12" w:space="0" w:color="auto"/>
-            </w:tcBorders>
-            <w:vAlign w:val="center"/>
+            <w:tcW w:w="2041" w:type="dxa"/>
+            <w:hideMark/>
           </w:tcPr>
           <w:p>
             <w:pPr>
               <w:ind w:firstLine="0"/>
               <w:jc w:val="left"/>
-              <w:rPr>
-                <w:rFonts w:cs="Times New Roman"/>
+              <w:cnfStyle w:val="000000000000" w:firstRow="0" w:lastRow="0" w:firstColumn="0" w:lastColumn="0" w:oddVBand="0" w:evenVBand="0" w:oddHBand="0" w:evenHBand="0" w:firstRowFirstColumn="0" w:firstRowLastColumn="0" w:lastRowFirstColumn="0" w:lastRowLastColumn="0"/>
+              <w:rPr>
+                <w:rFonts w:eastAsia="Times New Roman" w:cs="Times New Roman"/>
+                <w:sz w:val="24"/>
+                <w:szCs w:val="24"/>
+                <w:lang w:eastAsia="ru-RU"/>
               </w:rPr>
             </w:pPr>
             <w:r>
               <w:rPr>
-                <w:rFonts w:cs="Times New Roman"/>
-              </w:rPr>
-              <w:t>Умеренная</w:t>
+                <w:rFonts w:eastAsia="Times New Roman" w:cs="Times New Roman"/>
+                <w:i/>
+                <w:iCs/>
+                <w:sz w:val="24"/>
+                <w:szCs w:val="24"/>
+                <w:lang w:eastAsia="ru-RU"/>
+              </w:rPr>
+              <w:t>Linux</w:t>
+            </w:r>
+            <w:r>
+              <w:rPr>
+                <w:rFonts w:eastAsia="Times New Roman" w:cs="Times New Roman"/>
+                <w:sz w:val="24"/>
+                <w:szCs w:val="24"/>
+                <w:lang w:eastAsia="ru-RU"/>
+              </w:rPr>
+              <w:t xml:space="preserve">, </w:t>
+            </w:r>
+            <w:r>
+              <w:rPr>
+                <w:rFonts w:eastAsia="Times New Roman" w:cs="Times New Roman"/>
+                <w:i/>
+                <w:iCs/>
+                <w:sz w:val="24"/>
+                <w:szCs w:val="24"/>
+                <w:lang w:eastAsia="ru-RU"/>
+              </w:rPr>
+              <w:t>Windows</w:t>
             </w:r>
           </w:p>
         </w:tc>
         <w:tc>
           <w:tcPr>
-            <w:tcW w:w="2265" w:type="dxa"/>
-            <w:tcBorders>
-              <w:top w:val="single" w:sz="12" w:space="0" w:color="auto"/>
-            </w:tcBorders>
-            <w:vAlign w:val="center"/>
+            <w:tcW w:w="0" w:type="auto"/>
+            <w:hideMark/>
           </w:tcPr>
           <w:p>
             <w:pPr>
               <w:ind w:firstLine="0"/>
               <w:jc w:val="left"/>
-              <w:rPr>
-                <w:rFonts w:cs="Times New Roman"/>
+              <w:cnfStyle w:val="000000000000" w:firstRow="0" w:lastRow="0" w:firstColumn="0" w:lastColumn="0" w:oddVBand="0" w:evenVBand="0" w:oddHBand="0" w:evenHBand="0" w:firstRowFirstColumn="0" w:firstRowLastColumn="0" w:lastRowFirstColumn="0" w:lastRowLastColumn="0"/>
+              <w:rPr>
+                <w:rFonts w:eastAsia="Times New Roman" w:cs="Times New Roman"/>
+                <w:sz w:val="24"/>
+                <w:szCs w:val="24"/>
+                <w:lang w:eastAsia="ru-RU"/>
               </w:rPr>
             </w:pPr>
             <w:r>
               <w:rPr>
-                <w:rFonts w:cs="Times New Roman"/>
-              </w:rPr>
-              <w:t>Высокая</w:t>
-            </w:r>
-          </w:p>
-        </w:tc>
-      </w:tr>
-      <w:tr>
-        <w:trPr>
-          <w:trHeight w:val="404"/>
-        </w:trPr>
-        <w:tc>
-          <w:tcPr>
-            <w:tcW w:w="2086" w:type="dxa"/>
-            <w:vAlign w:val="center"/>
-          </w:tcPr>
-          <w:p>
-            <w:pPr>
-              <w:ind w:firstLine="0"/>
-              <w:jc w:val="left"/>
-              <w:rPr>
-                <w:rFonts w:cs="Times New Roman"/>
-              </w:rPr>
-            </w:pPr>
-            <w:r>
-              <w:rPr>
-                <w:rFonts w:cs="Times New Roman"/>
-              </w:rPr>
-              <w:t>Best-fit</w:t>
-            </w:r>
-          </w:p>
-        </w:tc>
-        <w:tc>
-          <w:tcPr>
-            <w:tcW w:w="2075" w:type="dxa"/>
-            <w:vAlign w:val="center"/>
-          </w:tcPr>
-          <w:p>
-            <w:pPr>
-              <w:ind w:firstLine="0"/>
-              <w:jc w:val="left"/>
-              <w:rPr>
-                <w:rFonts w:cs="Times New Roman"/>
-              </w:rPr>
-            </w:pPr>
-            <w:r>
-              <w:rPr>
-                <w:rFonts w:cs="Times New Roman"/>
-              </w:rPr>
-              <w:t>O(n)</w:t>
-            </w:r>
-          </w:p>
-        </w:tc>
-        <w:tc>
-          <w:tcPr>
-            <w:tcW w:w="2074" w:type="dxa"/>
-            <w:vAlign w:val="center"/>
-          </w:tcPr>
-          <w:p>
-            <w:pPr>
-              <w:ind w:firstLine="0"/>
-              <w:jc w:val="left"/>
-              <w:rPr>
-                <w:rFonts w:cs="Times New Roman"/>
-              </w:rPr>
-            </w:pPr>
-            <w:r>
-              <w:rPr>
-                <w:rFonts w:cs="Times New Roman"/>
-              </w:rPr>
-              <w:t>Высокая (мелкие дыры)</w:t>
-            </w:r>
-          </w:p>
-        </w:tc>
-        <w:tc>
-          <w:tcPr>
-            <w:tcW w:w="2265" w:type="dxa"/>
-            <w:vAlign w:val="center"/>
-          </w:tcPr>
-          <w:p>
-            <w:pPr>
-              <w:ind w:firstLine="0"/>
-              <w:jc w:val="left"/>
-              <w:rPr>
-                <w:rFonts w:cs="Times New Roman"/>
-              </w:rPr>
-            </w:pPr>
-            <w:r>
-              <w:rPr>
-                <w:rFonts w:cs="Times New Roman"/>
-              </w:rPr>
-              <w:t>Средняя</w:t>
+                <w:rFonts w:eastAsia="Times New Roman" w:cs="Times New Roman"/>
+                <w:i/>
+                <w:iCs/>
+                <w:sz w:val="24"/>
+                <w:szCs w:val="24"/>
+                <w:lang w:eastAsia="ru-RU"/>
+              </w:rPr>
+              <w:t>Windows</w:t>
+            </w:r>
+            <w:r>
+              <w:rPr>
+                <w:rFonts w:eastAsia="Times New Roman" w:cs="Times New Roman"/>
+                <w:sz w:val="24"/>
+                <w:szCs w:val="24"/>
+                <w:lang w:eastAsia="ru-RU"/>
+              </w:rPr>
+              <w:t xml:space="preserve">, </w:t>
+            </w:r>
+            <w:r>
+              <w:rPr>
+                <w:rFonts w:eastAsia="Times New Roman" w:cs="Times New Roman"/>
+                <w:i/>
+                <w:iCs/>
+                <w:sz w:val="24"/>
+                <w:szCs w:val="24"/>
+                <w:lang w:eastAsia="ru-RU"/>
+              </w:rPr>
+              <w:t>macOS</w:t>
             </w:r>
           </w:p>
         </w:tc>
@@ -4498,85 +4951,154 @@
       <w:tr>
         <w:tc>
           <w:tcPr>
-            <w:tcW w:w="2086" w:type="dxa"/>
-            <w:vAlign w:val="center"/>
+            <w:cnfStyle w:val="001000000000" w:firstRow="0" w:lastRow="0" w:firstColumn="1" w:lastColumn="0" w:oddVBand="0" w:evenVBand="0" w:oddHBand="0" w:evenHBand="0" w:firstRowFirstColumn="0" w:firstRowLastColumn="0" w:lastRowFirstColumn="0" w:lastRowLastColumn="0"/>
+            <w:tcW w:w="2401" w:type="dxa"/>
+            <w:tcBorders>
+              <w:right w:val="single" w:sz="12" w:space="0" w:color="auto"/>
+            </w:tcBorders>
+            <w:hideMark/>
           </w:tcPr>
           <w:p>
             <w:pPr>
               <w:ind w:firstLine="0"/>
               <w:jc w:val="left"/>
               <w:rPr>
-                <w:rFonts w:cs="Times New Roman"/>
+                <w:rFonts w:eastAsia="Times New Roman" w:cs="Times New Roman"/>
+                <w:sz w:val="24"/>
+                <w:szCs w:val="24"/>
+                <w:lang w:eastAsia="ru-RU"/>
               </w:rPr>
             </w:pPr>
             <w:r>
               <w:rPr>
-                <w:rFonts w:cs="Times New Roman"/>
-              </w:rPr>
-              <w:t>Worst-fit</w:t>
+                <w:rFonts w:eastAsia="Times New Roman" w:cs="Times New Roman"/>
+                <w:sz w:val="24"/>
+                <w:szCs w:val="24"/>
+                <w:lang w:eastAsia="ru-RU"/>
+              </w:rPr>
+              <w:t xml:space="preserve">Клиентская </w:t>
+            </w:r>
+            <w:r>
+              <w:rPr>
+                <w:rFonts w:eastAsia="Times New Roman" w:cs="Times New Roman"/>
+                <w:i/>
+                <w:iCs/>
+                <w:sz w:val="24"/>
+                <w:szCs w:val="24"/>
+                <w:lang w:eastAsia="ru-RU"/>
+              </w:rPr>
+              <w:t>ОС</w:t>
             </w:r>
           </w:p>
         </w:tc>
         <w:tc>
           <w:tcPr>
-            <w:tcW w:w="2075" w:type="dxa"/>
-            <w:vAlign w:val="center"/>
+            <w:tcW w:w="2130" w:type="dxa"/>
+            <w:tcBorders>
+              <w:left w:val="single" w:sz="12" w:space="0" w:color="auto"/>
+            </w:tcBorders>
+            <w:hideMark/>
           </w:tcPr>
           <w:p>
             <w:pPr>
               <w:ind w:firstLine="0"/>
               <w:jc w:val="left"/>
-              <w:rPr>
-                <w:rFonts w:cs="Times New Roman"/>
+              <w:cnfStyle w:val="000000000000" w:firstRow="0" w:lastRow="0" w:firstColumn="0" w:lastColumn="0" w:oddVBand="0" w:evenVBand="0" w:oddHBand="0" w:evenHBand="0" w:firstRowFirstColumn="0" w:firstRowLastColumn="0" w:lastRowFirstColumn="0" w:lastRowLastColumn="0"/>
+              <w:rPr>
+                <w:rFonts w:eastAsia="Times New Roman" w:cs="Times New Roman"/>
+                <w:sz w:val="24"/>
+                <w:szCs w:val="24"/>
+                <w:lang w:eastAsia="ru-RU"/>
               </w:rPr>
             </w:pPr>
             <w:r>
               <w:rPr>
-                <w:rFonts w:cs="Times New Roman"/>
-              </w:rPr>
-              <w:t>O(n)</w:t>
+                <w:rFonts w:eastAsia="Times New Roman" w:cs="Times New Roman"/>
+                <w:i/>
+                <w:iCs/>
+                <w:sz w:val="24"/>
+                <w:szCs w:val="24"/>
+                <w:lang w:eastAsia="ru-RU"/>
+              </w:rPr>
+              <w:t>Windows</w:t>
             </w:r>
           </w:p>
         </w:tc>
         <w:tc>
           <w:tcPr>
-            <w:tcW w:w="2074" w:type="dxa"/>
-            <w:vAlign w:val="center"/>
+            <w:tcW w:w="2041" w:type="dxa"/>
+            <w:hideMark/>
           </w:tcPr>
           <w:p>
             <w:pPr>
               <w:ind w:firstLine="0"/>
               <w:jc w:val="left"/>
-              <w:rPr>
-                <w:rFonts w:cs="Times New Roman"/>
+              <w:cnfStyle w:val="000000000000" w:firstRow="0" w:lastRow="0" w:firstColumn="0" w:lastColumn="0" w:oddVBand="0" w:evenVBand="0" w:oddHBand="0" w:evenHBand="0" w:firstRowFirstColumn="0" w:firstRowLastColumn="0" w:lastRowFirstColumn="0" w:lastRowLastColumn="0"/>
+              <w:rPr>
+                <w:rFonts w:eastAsia="Times New Roman" w:cs="Times New Roman"/>
+                <w:sz w:val="24"/>
+                <w:szCs w:val="24"/>
+                <w:lang w:eastAsia="ru-RU"/>
               </w:rPr>
             </w:pPr>
             <w:r>
               <w:rPr>
-                <w:rFonts w:cs="Times New Roman"/>
-              </w:rPr>
-              <w:t>Очень высокая</w:t>
+                <w:rFonts w:eastAsia="Times New Roman" w:cs="Times New Roman"/>
+                <w:sz w:val="24"/>
+                <w:szCs w:val="24"/>
+                <w:lang w:eastAsia="ru-RU"/>
+              </w:rPr>
+              <w:t>Любая (веб-браузер)</w:t>
             </w:r>
           </w:p>
         </w:tc>
         <w:tc>
           <w:tcPr>
-            <w:tcW w:w="2265" w:type="dxa"/>
-            <w:vAlign w:val="center"/>
+            <w:tcW w:w="0" w:type="auto"/>
+            <w:hideMark/>
           </w:tcPr>
           <w:p>
             <w:pPr>
               <w:ind w:firstLine="0"/>
               <w:jc w:val="left"/>
-              <w:rPr>
-                <w:rFonts w:cs="Times New Roman"/>
+              <w:cnfStyle w:val="000000000000" w:firstRow="0" w:lastRow="0" w:firstColumn="0" w:lastColumn="0" w:oddVBand="0" w:evenVBand="0" w:oddHBand="0" w:evenHBand="0" w:firstRowFirstColumn="0" w:firstRowLastColumn="0" w:lastRowFirstColumn="0" w:lastRowLastColumn="0"/>
+              <w:rPr>
+                <w:rFonts w:eastAsia="Times New Roman" w:cs="Times New Roman"/>
+                <w:sz w:val="24"/>
+                <w:szCs w:val="24"/>
+                <w:lang w:eastAsia="ru-RU"/>
               </w:rPr>
             </w:pPr>
             <w:r>
               <w:rPr>
-                <w:rFonts w:cs="Times New Roman"/>
-              </w:rPr>
-              <w:t>Низкая</w:t>
+                <w:rFonts w:eastAsia="Times New Roman" w:cs="Times New Roman"/>
+                <w:i/>
+                <w:iCs/>
+                <w:sz w:val="24"/>
+                <w:szCs w:val="24"/>
+                <w:lang w:eastAsia="ru-RU"/>
+              </w:rPr>
+              <w:t>Windows</w:t>
+            </w:r>
+            <w:r>
+              <w:rPr>
+                <w:rFonts w:eastAsia="Times New Roman" w:cs="Times New Roman"/>
+                <w:sz w:val="24"/>
+                <w:szCs w:val="24"/>
+                <w:lang w:eastAsia="ru-RU"/>
+              </w:rPr>
+              <w:t xml:space="preserve">, </w:t>
+            </w:r>
+            <w:r>
+              <w:rPr>
+                <w:rFonts w:eastAsia="Times New Roman" w:cs="Times New Roman"/>
+                <w:i/>
+                <w:iCs/>
+                <w:sz w:val="24"/>
+                <w:szCs w:val="24"/>
+                <w:lang w:eastAsia="ru-RU"/>
+              </w:rPr>
+              <w:t>macOS</w:t>
             </w:r>
           </w:p>
         </w:tc>
@@ -4584,343 +5106,859 @@
       <w:tr>
         <w:tc>
           <w:tcPr>
-            <w:tcW w:w="2086" w:type="dxa"/>
-            <w:vAlign w:val="center"/>
+            <w:cnfStyle w:val="001000000000" w:firstRow="0" w:lastRow="0" w:firstColumn="1" w:lastColumn="0" w:oddVBand="0" w:evenVBand="0" w:oddHBand="0" w:evenHBand="0" w:firstRowFirstColumn="0" w:firstRowLastColumn="0" w:lastRowFirstColumn="0" w:lastRowLastColumn="0"/>
+            <w:tcW w:w="2401" w:type="dxa"/>
+            <w:tcBorders>
+              <w:right w:val="single" w:sz="12" w:space="0" w:color="auto"/>
+            </w:tcBorders>
+            <w:hideMark/>
           </w:tcPr>
           <w:p>
             <w:pPr>
               <w:ind w:firstLine="0"/>
               <w:jc w:val="left"/>
               <w:rPr>
-                <w:rFonts w:cs="Times New Roman"/>
+                <w:rFonts w:eastAsia="Times New Roman" w:cs="Times New Roman"/>
+                <w:sz w:val="24"/>
+                <w:szCs w:val="24"/>
+                <w:lang w:eastAsia="ru-RU"/>
               </w:rPr>
             </w:pPr>
             <w:r>
               <w:rPr>
-                <w:rFonts w:cs="Times New Roman"/>
-              </w:rPr>
-              <w:t>Next-fit</w:t>
+                <w:rFonts w:eastAsia="Times New Roman" w:cs="Times New Roman"/>
+                <w:sz w:val="24"/>
+                <w:szCs w:val="24"/>
+                <w:lang w:eastAsia="ru-RU"/>
+              </w:rPr>
+              <w:t>СУБД</w:t>
             </w:r>
           </w:p>
         </w:tc>
         <w:tc>
           <w:tcPr>
-            <w:tcW w:w="2075" w:type="dxa"/>
-            <w:vAlign w:val="center"/>
+            <w:tcW w:w="2130" w:type="dxa"/>
+            <w:tcBorders>
+              <w:left w:val="single" w:sz="12" w:space="0" w:color="auto"/>
+            </w:tcBorders>
+            <w:hideMark/>
           </w:tcPr>
           <w:p>
             <w:pPr>
               <w:ind w:firstLine="0"/>
               <w:jc w:val="left"/>
-              <w:rPr>
-                <w:rFonts w:cs="Times New Roman"/>
+              <w:cnfStyle w:val="000000000000" w:firstRow="0" w:lastRow="0" w:firstColumn="0" w:lastColumn="0" w:oddVBand="0" w:evenVBand="0" w:oddHBand="0" w:evenHBand="0" w:firstRowFirstColumn="0" w:firstRowLastColumn="0" w:lastRowFirstColumn="0" w:lastRowLastColumn="0"/>
+              <w:rPr>
+                <w:rFonts w:eastAsia="Times New Roman" w:cs="Times New Roman"/>
+                <w:sz w:val="24"/>
+                <w:szCs w:val="24"/>
+                <w:lang w:eastAsia="ru-RU"/>
               </w:rPr>
             </w:pPr>
             <w:r>
               <w:rPr>
-                <w:rFonts w:cs="Times New Roman"/>
-              </w:rPr>
-              <w:t>O(n)</w:t>
-            </w:r>
+                <w:rFonts w:eastAsia="Times New Roman" w:cs="Times New Roman"/>
+                <w:i/>
+                <w:iCs/>
+                <w:sz w:val="24"/>
+                <w:szCs w:val="24"/>
+                <w:lang w:eastAsia="ru-RU"/>
+              </w:rPr>
+              <w:t>MS SQL Server</w:t>
+            </w:r>
+            <w:r>
+              <w:rPr>
+                <w:rFonts w:eastAsia="Times New Roman" w:cs="Times New Roman"/>
+                <w:sz w:val="24"/>
+                <w:szCs w:val="24"/>
+                <w:lang w:eastAsia="ru-RU"/>
+              </w:rPr>
+              <w:t xml:space="preserve">, </w:t>
+            </w:r>
+            <w:proofErr w:type="spellStart"/>
+            <w:r>
+              <w:rPr>
+                <w:rFonts w:eastAsia="Times New Roman" w:cs="Times New Roman"/>
+                <w:i/>
+                <w:iCs/>
+                <w:sz w:val="24"/>
+                <w:szCs w:val="24"/>
+                <w:lang w:eastAsia="ru-RU"/>
+              </w:rPr>
+              <w:t>PostgreSQL</w:t>
+            </w:r>
+            <w:proofErr w:type="spellEnd"/>
           </w:p>
         </w:tc>
         <w:tc>
           <w:tcPr>
-            <w:tcW w:w="2074" w:type="dxa"/>
-            <w:vAlign w:val="center"/>
+            <w:tcW w:w="2041" w:type="dxa"/>
+            <w:hideMark/>
           </w:tcPr>
           <w:p>
             <w:pPr>
               <w:ind w:firstLine="0"/>
               <w:jc w:val="left"/>
-              <w:rPr>
-                <w:rFonts w:cs="Times New Roman"/>
+              <w:cnfStyle w:val="000000000000" w:firstRow="0" w:lastRow="0" w:firstColumn="0" w:lastColumn="0" w:oddVBand="0" w:evenVBand="0" w:oddHBand="0" w:evenHBand="0" w:firstRowFirstColumn="0" w:firstRowLastColumn="0" w:lastRowFirstColumn="0" w:lastRowLastColumn="0"/>
+              <w:rPr>
+                <w:rFonts w:eastAsia="Times New Roman" w:cs="Times New Roman"/>
+                <w:sz w:val="24"/>
+                <w:szCs w:val="24"/>
+                <w:lang w:eastAsia="ru-RU"/>
               </w:rPr>
             </w:pPr>
             <w:r>
               <w:rPr>
-                <w:rFonts w:cs="Times New Roman"/>
-              </w:rPr>
-              <w:t>Умеренная</w:t>
-            </w:r>
+                <w:rFonts w:eastAsia="Times New Roman" w:cs="Times New Roman"/>
+                <w:i/>
+                <w:iCs/>
+                <w:sz w:val="24"/>
+                <w:szCs w:val="24"/>
+                <w:lang w:eastAsia="ru-RU"/>
+              </w:rPr>
+              <w:t>MySQL</w:t>
+            </w:r>
+            <w:r>
+              <w:rPr>
+                <w:rFonts w:eastAsia="Times New Roman" w:cs="Times New Roman"/>
+                <w:sz w:val="24"/>
+                <w:szCs w:val="24"/>
+                <w:lang w:eastAsia="ru-RU"/>
+              </w:rPr>
+              <w:t xml:space="preserve">, </w:t>
+            </w:r>
+            <w:proofErr w:type="spellStart"/>
+            <w:r>
+              <w:rPr>
+                <w:rFonts w:eastAsia="Times New Roman" w:cs="Times New Roman"/>
+                <w:i/>
+                <w:iCs/>
+                <w:sz w:val="24"/>
+                <w:szCs w:val="24"/>
+                <w:lang w:eastAsia="ru-RU"/>
+              </w:rPr>
+              <w:t>MariaDB</w:t>
+            </w:r>
+            <w:proofErr w:type="spellEnd"/>
           </w:p>
         </w:tc>
         <w:tc>
           <w:tcPr>
-            <w:tcW w:w="2265" w:type="dxa"/>
-            <w:vAlign w:val="center"/>
+            <w:tcW w:w="0" w:type="auto"/>
+            <w:hideMark/>
           </w:tcPr>
           <w:p>
             <w:pPr>
               <w:ind w:firstLine="0"/>
               <w:jc w:val="left"/>
-              <w:rPr>
-                <w:rFonts w:cs="Times New Roman"/>
+              <w:cnfStyle w:val="000000000000" w:firstRow="0" w:lastRow="0" w:firstColumn="0" w:lastColumn="0" w:oddVBand="0" w:evenVBand="0" w:oddHBand="0" w:evenHBand="0" w:firstRowFirstColumn="0" w:firstRowLastColumn="0" w:lastRowFirstColumn="0" w:lastRowLastColumn="0"/>
+              <w:rPr>
+                <w:rFonts w:eastAsia="Times New Roman" w:cs="Times New Roman"/>
+                <w:sz w:val="24"/>
+                <w:szCs w:val="24"/>
+                <w:lang w:eastAsia="ru-RU"/>
               </w:rPr>
             </w:pPr>
             <w:r>
               <w:rPr>
-                <w:rFonts w:cs="Times New Roman"/>
+                <w:rFonts w:eastAsia="Times New Roman" w:cs="Times New Roman"/>
+                <w:sz w:val="24"/>
+                <w:szCs w:val="24"/>
+                <w:lang w:eastAsia="ru-RU"/>
+              </w:rPr>
+              <w:t>Встроенная (</w:t>
+            </w:r>
+            <w:r>
+              <w:rPr>
+                <w:rFonts w:eastAsia="Times New Roman" w:cs="Times New Roman"/>
+                <w:i/>
+                <w:iCs/>
+                <w:sz w:val="24"/>
+                <w:szCs w:val="24"/>
+                <w:lang w:eastAsia="ru-RU"/>
+              </w:rPr>
+              <w:t>файловая</w:t>
+            </w:r>
+            <w:r>
+              <w:rPr>
+                <w:rFonts w:eastAsia="Times New Roman" w:cs="Times New Roman"/>
+                <w:sz w:val="24"/>
+                <w:szCs w:val="24"/>
+                <w:lang w:eastAsia="ru-RU"/>
+              </w:rPr>
+              <w:t>)</w:t>
+            </w:r>
+          </w:p>
+        </w:tc>
+      </w:tr>
+      <w:tr>
+        <w:tc>
+          <w:tcPr>
+            <w:cnfStyle w:val="001000000000" w:firstRow="0" w:lastRow="0" w:firstColumn="1" w:lastColumn="0" w:oddVBand="0" w:evenVBand="0" w:oddHBand="0" w:evenHBand="0" w:firstRowFirstColumn="0" w:firstRowLastColumn="0" w:lastRowFirstColumn="0" w:lastRowLastColumn="0"/>
+            <w:tcW w:w="2401" w:type="dxa"/>
+            <w:tcBorders>
+              <w:right w:val="single" w:sz="12" w:space="0" w:color="auto"/>
+            </w:tcBorders>
+            <w:hideMark/>
+          </w:tcPr>
+          <w:p>
+            <w:pPr>
+              <w:ind w:firstLine="0"/>
+              <w:jc w:val="left"/>
+              <w:rPr>
+                <w:rFonts w:eastAsia="Times New Roman" w:cs="Times New Roman"/>
+                <w:sz w:val="24"/>
+                <w:szCs w:val="24"/>
+                <w:lang w:eastAsia="ru-RU"/>
+              </w:rPr>
+            </w:pPr>
+            <w:r>
+              <w:rPr>
+                <w:rFonts w:eastAsia="Times New Roman" w:cs="Times New Roman"/>
+                <w:sz w:val="24"/>
+                <w:szCs w:val="24"/>
+                <w:lang w:eastAsia="ru-RU"/>
+              </w:rPr>
+              <w:t>Тип клиентского места</w:t>
+            </w:r>
+          </w:p>
+        </w:tc>
+        <w:tc>
+          <w:tcPr>
+            <w:tcW w:w="2130" w:type="dxa"/>
+            <w:tcBorders>
+              <w:left w:val="single" w:sz="12" w:space="0" w:color="auto"/>
+            </w:tcBorders>
+            <w:hideMark/>
+          </w:tcPr>
+          <w:p>
+            <w:pPr>
+              <w:ind w:firstLine="0"/>
+              <w:jc w:val="left"/>
+              <w:cnfStyle w:val="000000000000" w:firstRow="0" w:lastRow="0" w:firstColumn="0" w:lastColumn="0" w:oddVBand="0" w:evenVBand="0" w:oddHBand="0" w:evenHBand="0" w:firstRowFirstColumn="0" w:firstRowLastColumn="0" w:lastRowFirstColumn="0" w:lastRowLastColumn="0"/>
+              <w:rPr>
+                <w:rFonts w:eastAsia="Times New Roman" w:cs="Times New Roman"/>
+                <w:sz w:val="24"/>
+                <w:szCs w:val="24"/>
+                <w:lang w:eastAsia="ru-RU"/>
+              </w:rPr>
+            </w:pPr>
+            <w:r>
+              <w:rPr>
+                <w:rFonts w:eastAsia="Times New Roman" w:cs="Times New Roman"/>
+                <w:sz w:val="24"/>
+                <w:szCs w:val="24"/>
+                <w:lang w:eastAsia="ru-RU"/>
+              </w:rPr>
+              <w:t xml:space="preserve">Толстый клиент / </w:t>
+            </w:r>
+            <w:r>
+              <w:rPr>
+                <w:rFonts w:eastAsia="Times New Roman" w:cs="Times New Roman"/>
+                <w:i/>
+                <w:iCs/>
+                <w:sz w:val="24"/>
+                <w:szCs w:val="24"/>
+                <w:lang w:eastAsia="ru-RU"/>
+              </w:rPr>
+              <w:t>Web</w:t>
+            </w:r>
+          </w:p>
+        </w:tc>
+        <w:tc>
+          <w:tcPr>
+            <w:tcW w:w="2041" w:type="dxa"/>
+            <w:hideMark/>
+          </w:tcPr>
+          <w:p>
+            <w:pPr>
+              <w:ind w:firstLine="0"/>
+              <w:jc w:val="left"/>
+              <w:cnfStyle w:val="000000000000" w:firstRow="0" w:lastRow="0" w:firstColumn="0" w:lastColumn="0" w:oddVBand="0" w:evenVBand="0" w:oddHBand="0" w:evenHBand="0" w:firstRowFirstColumn="0" w:firstRowLastColumn="0" w:lastRowFirstColumn="0" w:lastRowLastColumn="0"/>
+              <w:rPr>
+                <w:rFonts w:eastAsia="Times New Roman" w:cs="Times New Roman"/>
+                <w:sz w:val="24"/>
+                <w:szCs w:val="24"/>
+                <w:lang w:eastAsia="ru-RU"/>
+              </w:rPr>
+            </w:pPr>
+            <w:r>
+              <w:rPr>
+                <w:rFonts w:eastAsia="Times New Roman" w:cs="Times New Roman"/>
+                <w:i/>
+                <w:iCs/>
+                <w:sz w:val="24"/>
+                <w:szCs w:val="24"/>
+                <w:lang w:eastAsia="ru-RU"/>
+              </w:rPr>
+              <w:t>Web-клиент</w:t>
+            </w:r>
+          </w:p>
+        </w:tc>
+        <w:tc>
+          <w:tcPr>
+            <w:tcW w:w="0" w:type="auto"/>
+            <w:hideMark/>
+          </w:tcPr>
+          <w:p>
+            <w:pPr>
+              <w:ind w:firstLine="0"/>
+              <w:jc w:val="left"/>
+              <w:cnfStyle w:val="000000000000" w:firstRow="0" w:lastRow="0" w:firstColumn="0" w:lastColumn="0" w:oddVBand="0" w:evenVBand="0" w:oddHBand="0" w:evenHBand="0" w:firstRowFirstColumn="0" w:firstRowLastColumn="0" w:lastRowFirstColumn="0" w:lastRowLastColumn="0"/>
+              <w:rPr>
+                <w:rFonts w:eastAsia="Times New Roman" w:cs="Times New Roman"/>
+                <w:sz w:val="24"/>
+                <w:szCs w:val="24"/>
+                <w:lang w:eastAsia="ru-RU"/>
+              </w:rPr>
+            </w:pPr>
+            <w:r>
+              <w:rPr>
+                <w:rFonts w:eastAsia="Times New Roman" w:cs="Times New Roman"/>
+                <w:sz w:val="24"/>
+                <w:szCs w:val="24"/>
+                <w:lang w:eastAsia="ru-RU"/>
+              </w:rPr>
+              <w:t>Локальное приложение</w:t>
+            </w:r>
+          </w:p>
+        </w:tc>
+      </w:tr>
+      <w:tr>
+        <w:tc>
+          <w:tcPr>
+            <w:cnfStyle w:val="001000000000" w:firstRow="0" w:lastRow="0" w:firstColumn="1" w:lastColumn="0" w:oddVBand="0" w:evenVBand="0" w:oddHBand="0" w:evenHBand="0" w:firstRowFirstColumn="0" w:firstRowLastColumn="0" w:lastRowFirstColumn="0" w:lastRowLastColumn="0"/>
+            <w:tcW w:w="2401" w:type="dxa"/>
+            <w:tcBorders>
+              <w:right w:val="single" w:sz="12" w:space="0" w:color="auto"/>
+            </w:tcBorders>
+            <w:hideMark/>
+          </w:tcPr>
+          <w:p>
+            <w:pPr>
+              <w:ind w:firstLine="0"/>
+              <w:jc w:val="left"/>
+              <w:rPr>
+                <w:rFonts w:eastAsia="Times New Roman" w:cs="Times New Roman"/>
+                <w:sz w:val="24"/>
+                <w:szCs w:val="24"/>
+                <w:lang w:eastAsia="ru-RU"/>
+              </w:rPr>
+            </w:pPr>
+            <w:r>
+              <w:rPr>
+                <w:rFonts w:eastAsia="Times New Roman" w:cs="Times New Roman"/>
+                <w:sz w:val="24"/>
+                <w:szCs w:val="24"/>
+                <w:lang w:eastAsia="ru-RU"/>
+              </w:rPr>
+              <w:t>Стоимость внедрения</w:t>
+            </w:r>
+          </w:p>
+        </w:tc>
+        <w:tc>
+          <w:tcPr>
+            <w:tcW w:w="2130" w:type="dxa"/>
+            <w:tcBorders>
+              <w:left w:val="single" w:sz="12" w:space="0" w:color="auto"/>
+            </w:tcBorders>
+            <w:hideMark/>
+          </w:tcPr>
+          <w:p>
+            <w:pPr>
+              <w:ind w:firstLine="0"/>
+              <w:jc w:val="left"/>
+              <w:cnfStyle w:val="000000000000" w:firstRow="0" w:lastRow="0" w:firstColumn="0" w:lastColumn="0" w:oddVBand="0" w:evenVBand="0" w:oddHBand="0" w:evenHBand="0" w:firstRowFirstColumn="0" w:firstRowLastColumn="0" w:lastRowFirstColumn="0" w:lastRowLastColumn="0"/>
+              <w:rPr>
+                <w:rFonts w:eastAsia="Times New Roman" w:cs="Times New Roman"/>
+                <w:sz w:val="24"/>
+                <w:szCs w:val="24"/>
+                <w:lang w:eastAsia="ru-RU"/>
+              </w:rPr>
+            </w:pPr>
+            <w:r>
+              <w:rPr>
+                <w:rFonts w:eastAsia="Times New Roman" w:cs="Times New Roman"/>
+                <w:sz w:val="24"/>
+                <w:szCs w:val="24"/>
+                <w:lang w:eastAsia="ru-RU"/>
               </w:rPr>
               <w:t>Высокая</w:t>
+            </w:r>
+          </w:p>
+        </w:tc>
+        <w:tc>
+          <w:tcPr>
+            <w:tcW w:w="2041" w:type="dxa"/>
+            <w:hideMark/>
+          </w:tcPr>
+          <w:p>
+            <w:pPr>
+              <w:ind w:firstLine="0"/>
+              <w:jc w:val="left"/>
+              <w:cnfStyle w:val="000000000000" w:firstRow="0" w:lastRow="0" w:firstColumn="0" w:lastColumn="0" w:oddVBand="0" w:evenVBand="0" w:oddHBand="0" w:evenHBand="0" w:firstRowFirstColumn="0" w:firstRowLastColumn="0" w:lastRowFirstColumn="0" w:lastRowLastColumn="0"/>
+              <w:rPr>
+                <w:rFonts w:eastAsia="Times New Roman" w:cs="Times New Roman"/>
+                <w:sz w:val="24"/>
+                <w:szCs w:val="24"/>
+                <w:lang w:eastAsia="ru-RU"/>
+              </w:rPr>
+            </w:pPr>
+            <w:r>
+              <w:rPr>
+                <w:rFonts w:eastAsia="Times New Roman" w:cs="Times New Roman"/>
+                <w:sz w:val="24"/>
+                <w:szCs w:val="24"/>
+                <w:lang w:eastAsia="ru-RU"/>
+              </w:rPr>
+              <w:t>Низкая / Бесплатно</w:t>
+            </w:r>
+          </w:p>
+        </w:tc>
+        <w:tc>
+          <w:tcPr>
+            <w:tcW w:w="0" w:type="auto"/>
+            <w:hideMark/>
+          </w:tcPr>
+          <w:p>
+            <w:pPr>
+              <w:ind w:firstLine="0"/>
+              <w:jc w:val="left"/>
+              <w:cnfStyle w:val="000000000000" w:firstRow="0" w:lastRow="0" w:firstColumn="0" w:lastColumn="0" w:oddVBand="0" w:evenVBand="0" w:oddHBand="0" w:evenHBand="0" w:firstRowFirstColumn="0" w:firstRowLastColumn="0" w:lastRowFirstColumn="0" w:lastRowLastColumn="0"/>
+              <w:rPr>
+                <w:rFonts w:eastAsia="Times New Roman" w:cs="Times New Roman"/>
+                <w:sz w:val="24"/>
+                <w:szCs w:val="24"/>
+                <w:lang w:eastAsia="ru-RU"/>
+              </w:rPr>
+            </w:pPr>
+            <w:r>
+              <w:rPr>
+                <w:rFonts w:eastAsia="Times New Roman" w:cs="Times New Roman"/>
+                <w:sz w:val="24"/>
+                <w:szCs w:val="24"/>
+                <w:lang w:eastAsia="ru-RU"/>
+              </w:rPr>
+              <w:t xml:space="preserve">Средняя (лицензия </w:t>
+            </w:r>
+            <w:r>
+              <w:rPr>
+                <w:rFonts w:eastAsia="Times New Roman" w:cs="Times New Roman"/>
+                <w:i/>
+                <w:iCs/>
+                <w:sz w:val="24"/>
+                <w:szCs w:val="24"/>
+                <w:lang w:eastAsia="ru-RU"/>
+              </w:rPr>
+              <w:t>Office</w:t>
+            </w:r>
+            <w:r>
+              <w:rPr>
+                <w:rFonts w:eastAsia="Times New Roman" w:cs="Times New Roman"/>
+                <w:sz w:val="24"/>
+                <w:szCs w:val="24"/>
+                <w:lang w:eastAsia="ru-RU"/>
+              </w:rPr>
+              <w:t>)</w:t>
+            </w:r>
+          </w:p>
+        </w:tc>
+      </w:tr>
+      <w:tr>
+        <w:tc>
+          <w:tcPr>
+            <w:cnfStyle w:val="001000000000" w:firstRow="0" w:lastRow="0" w:firstColumn="1" w:lastColumn="0" w:oddVBand="0" w:evenVBand="0" w:oddHBand="0" w:evenHBand="0" w:firstRowFirstColumn="0" w:firstRowLastColumn="0" w:lastRowFirstColumn="0" w:lastRowLastColumn="0"/>
+            <w:tcW w:w="2401" w:type="dxa"/>
+            <w:tcBorders>
+              <w:right w:val="single" w:sz="12" w:space="0" w:color="auto"/>
+            </w:tcBorders>
+            <w:hideMark/>
+          </w:tcPr>
+          <w:p>
+            <w:pPr>
+              <w:ind w:firstLine="0"/>
+              <w:jc w:val="left"/>
+              <w:rPr>
+                <w:rFonts w:eastAsia="Times New Roman" w:cs="Times New Roman"/>
+                <w:sz w:val="24"/>
+                <w:szCs w:val="24"/>
+                <w:lang w:eastAsia="ru-RU"/>
+              </w:rPr>
+            </w:pPr>
+            <w:r>
+              <w:rPr>
+                <w:rFonts w:eastAsia="Times New Roman" w:cs="Times New Roman"/>
+                <w:sz w:val="24"/>
+                <w:szCs w:val="24"/>
+                <w:lang w:eastAsia="ru-RU"/>
+              </w:rPr>
+              <w:t>Сложность настройки</w:t>
+            </w:r>
+          </w:p>
+        </w:tc>
+        <w:tc>
+          <w:tcPr>
+            <w:tcW w:w="2130" w:type="dxa"/>
+            <w:tcBorders>
+              <w:left w:val="single" w:sz="12" w:space="0" w:color="auto"/>
+            </w:tcBorders>
+            <w:hideMark/>
+          </w:tcPr>
+          <w:p>
+            <w:pPr>
+              <w:ind w:firstLine="0"/>
+              <w:jc w:val="left"/>
+              <w:cnfStyle w:val="000000000000" w:firstRow="0" w:lastRow="0" w:firstColumn="0" w:lastColumn="0" w:oddVBand="0" w:evenVBand="0" w:oddHBand="0" w:evenHBand="0" w:firstRowFirstColumn="0" w:firstRowLastColumn="0" w:lastRowFirstColumn="0" w:lastRowLastColumn="0"/>
+              <w:rPr>
+                <w:rFonts w:eastAsia="Times New Roman" w:cs="Times New Roman"/>
+                <w:sz w:val="24"/>
+                <w:szCs w:val="24"/>
+                <w:lang w:eastAsia="ru-RU"/>
+              </w:rPr>
+            </w:pPr>
+            <w:r>
+              <w:rPr>
+                <w:rFonts w:eastAsia="Times New Roman" w:cs="Times New Roman"/>
+                <w:sz w:val="24"/>
+                <w:szCs w:val="24"/>
+                <w:lang w:eastAsia="ru-RU"/>
+              </w:rPr>
+              <w:t>Высокая</w:t>
+            </w:r>
+          </w:p>
+        </w:tc>
+        <w:tc>
+          <w:tcPr>
+            <w:tcW w:w="2041" w:type="dxa"/>
+            <w:hideMark/>
+          </w:tcPr>
+          <w:p>
+            <w:pPr>
+              <w:ind w:firstLine="0"/>
+              <w:jc w:val="left"/>
+              <w:cnfStyle w:val="000000000000" w:firstRow="0" w:lastRow="0" w:firstColumn="0" w:lastColumn="0" w:oddVBand="0" w:evenVBand="0" w:oddHBand="0" w:evenHBand="0" w:firstRowFirstColumn="0" w:firstRowLastColumn="0" w:lastRowFirstColumn="0" w:lastRowLastColumn="0"/>
+              <w:rPr>
+                <w:rFonts w:eastAsia="Times New Roman" w:cs="Times New Roman"/>
+                <w:sz w:val="24"/>
+                <w:szCs w:val="24"/>
+                <w:lang w:eastAsia="ru-RU"/>
+              </w:rPr>
+            </w:pPr>
+            <w:r>
+              <w:rPr>
+                <w:rFonts w:eastAsia="Times New Roman" w:cs="Times New Roman"/>
+                <w:sz w:val="24"/>
+                <w:szCs w:val="24"/>
+                <w:lang w:eastAsia="ru-RU"/>
+              </w:rPr>
+              <w:t>Средняя</w:t>
+            </w:r>
+          </w:p>
+        </w:tc>
+        <w:tc>
+          <w:tcPr>
+            <w:tcW w:w="0" w:type="auto"/>
+            <w:hideMark/>
+          </w:tcPr>
+          <w:p>
+            <w:pPr>
+              <w:ind w:firstLine="0"/>
+              <w:jc w:val="left"/>
+              <w:cnfStyle w:val="000000000000" w:firstRow="0" w:lastRow="0" w:firstColumn="0" w:lastColumn="0" w:oddVBand="0" w:evenVBand="0" w:oddHBand="0" w:evenHBand="0" w:firstRowFirstColumn="0" w:firstRowLastColumn="0" w:lastRowFirstColumn="0" w:lastRowLastColumn="0"/>
+              <w:rPr>
+                <w:rFonts w:eastAsia="Times New Roman" w:cs="Times New Roman"/>
+                <w:sz w:val="24"/>
+                <w:szCs w:val="24"/>
+                <w:lang w:eastAsia="ru-RU"/>
+              </w:rPr>
+            </w:pPr>
+            <w:r>
+              <w:rPr>
+                <w:rFonts w:eastAsia="Times New Roman" w:cs="Times New Roman"/>
+                <w:sz w:val="24"/>
+                <w:szCs w:val="24"/>
+                <w:lang w:eastAsia="ru-RU"/>
+              </w:rPr>
+              <w:t>Низкая</w:t>
+            </w:r>
+          </w:p>
+        </w:tc>
+      </w:tr>
+      <w:tr>
+        <w:tc>
+          <w:tcPr>
+            <w:cnfStyle w:val="001000000000" w:firstRow="0" w:lastRow="0" w:firstColumn="1" w:lastColumn="0" w:oddVBand="0" w:evenVBand="0" w:oddHBand="0" w:evenHBand="0" w:firstRowFirstColumn="0" w:firstRowLastColumn="0" w:lastRowFirstColumn="0" w:lastRowLastColumn="0"/>
+            <w:tcW w:w="2401" w:type="dxa"/>
+            <w:tcBorders>
+              <w:right w:val="single" w:sz="12" w:space="0" w:color="auto"/>
+            </w:tcBorders>
+            <w:hideMark/>
+          </w:tcPr>
+          <w:p>
+            <w:pPr>
+              <w:ind w:firstLine="0"/>
+              <w:jc w:val="left"/>
+              <w:rPr>
+                <w:rFonts w:eastAsia="Times New Roman" w:cs="Times New Roman"/>
+                <w:sz w:val="24"/>
+                <w:szCs w:val="24"/>
+                <w:lang w:eastAsia="ru-RU"/>
+              </w:rPr>
+            </w:pPr>
+            <w:r>
+              <w:rPr>
+                <w:rFonts w:eastAsia="Times New Roman" w:cs="Times New Roman"/>
+                <w:sz w:val="24"/>
+                <w:szCs w:val="24"/>
+                <w:lang w:eastAsia="ru-RU"/>
+              </w:rPr>
+              <w:t>Разграничение прав доступа</w:t>
+            </w:r>
+          </w:p>
+        </w:tc>
+        <w:tc>
+          <w:tcPr>
+            <w:tcW w:w="2130" w:type="dxa"/>
+            <w:tcBorders>
+              <w:left w:val="single" w:sz="12" w:space="0" w:color="auto"/>
+            </w:tcBorders>
+            <w:hideMark/>
+          </w:tcPr>
+          <w:p>
+            <w:pPr>
+              <w:ind w:firstLine="0"/>
+              <w:jc w:val="left"/>
+              <w:cnfStyle w:val="000000000000" w:firstRow="0" w:lastRow="0" w:firstColumn="0" w:lastColumn="0" w:oddVBand="0" w:evenVBand="0" w:oddHBand="0" w:evenHBand="0" w:firstRowFirstColumn="0" w:firstRowLastColumn="0" w:lastRowFirstColumn="0" w:lastRowLastColumn="0"/>
+              <w:rPr>
+                <w:rFonts w:eastAsia="Times New Roman" w:cs="Times New Roman"/>
+                <w:sz w:val="24"/>
+                <w:szCs w:val="24"/>
+                <w:lang w:eastAsia="ru-RU"/>
+              </w:rPr>
+            </w:pPr>
+            <w:r>
+              <w:rPr>
+                <w:rFonts w:eastAsia="Times New Roman" w:cs="Times New Roman"/>
+                <w:sz w:val="24"/>
+                <w:szCs w:val="24"/>
+                <w:lang w:eastAsia="ru-RU"/>
+              </w:rPr>
+              <w:t>Подробное</w:t>
+            </w:r>
+          </w:p>
+        </w:tc>
+        <w:tc>
+          <w:tcPr>
+            <w:tcW w:w="2041" w:type="dxa"/>
+            <w:hideMark/>
+          </w:tcPr>
+          <w:p>
+            <w:pPr>
+              <w:ind w:firstLine="0"/>
+              <w:jc w:val="left"/>
+              <w:cnfStyle w:val="000000000000" w:firstRow="0" w:lastRow="0" w:firstColumn="0" w:lastColumn="0" w:oddVBand="0" w:evenVBand="0" w:oddHBand="0" w:evenHBand="0" w:firstRowFirstColumn="0" w:firstRowLastColumn="0" w:lastRowFirstColumn="0" w:lastRowLastColumn="0"/>
+              <w:rPr>
+                <w:rFonts w:eastAsia="Times New Roman" w:cs="Times New Roman"/>
+                <w:sz w:val="24"/>
+                <w:szCs w:val="24"/>
+                <w:lang w:eastAsia="ru-RU"/>
+              </w:rPr>
+            </w:pPr>
+            <w:r>
+              <w:rPr>
+                <w:rFonts w:eastAsia="Times New Roman" w:cs="Times New Roman"/>
+                <w:sz w:val="24"/>
+                <w:szCs w:val="24"/>
+                <w:lang w:eastAsia="ru-RU"/>
+              </w:rPr>
+              <w:t>Базовое</w:t>
+            </w:r>
+          </w:p>
+        </w:tc>
+        <w:tc>
+          <w:tcPr>
+            <w:tcW w:w="0" w:type="auto"/>
+            <w:hideMark/>
+          </w:tcPr>
+          <w:p>
+            <w:pPr>
+              <w:ind w:firstLine="0"/>
+              <w:jc w:val="left"/>
+              <w:cnfStyle w:val="000000000000" w:firstRow="0" w:lastRow="0" w:firstColumn="0" w:lastColumn="0" w:oddVBand="0" w:evenVBand="0" w:oddHBand="0" w:evenHBand="0" w:firstRowFirstColumn="0" w:firstRowLastColumn="0" w:lastRowFirstColumn="0" w:lastRowLastColumn="0"/>
+              <w:rPr>
+                <w:rFonts w:eastAsia="Times New Roman" w:cs="Times New Roman"/>
+                <w:sz w:val="24"/>
+                <w:szCs w:val="24"/>
+                <w:lang w:eastAsia="ru-RU"/>
+              </w:rPr>
+            </w:pPr>
+            <w:r>
+              <w:rPr>
+                <w:rFonts w:eastAsia="Times New Roman" w:cs="Times New Roman"/>
+                <w:sz w:val="24"/>
+                <w:szCs w:val="24"/>
+                <w:lang w:eastAsia="ru-RU"/>
+              </w:rPr>
+              <w:t>Отсутствует</w:t>
+            </w:r>
+          </w:p>
+        </w:tc>
+      </w:tr>
+      <w:tr>
+        <w:tc>
+          <w:tcPr>
+            <w:cnfStyle w:val="001000000000" w:firstRow="0" w:lastRow="0" w:firstColumn="1" w:lastColumn="0" w:oddVBand="0" w:evenVBand="0" w:oddHBand="0" w:evenHBand="0" w:firstRowFirstColumn="0" w:firstRowLastColumn="0" w:lastRowFirstColumn="0" w:lastRowLastColumn="0"/>
+            <w:tcW w:w="2401" w:type="dxa"/>
+            <w:tcBorders>
+              <w:right w:val="single" w:sz="12" w:space="0" w:color="auto"/>
+            </w:tcBorders>
+            <w:hideMark/>
+          </w:tcPr>
+          <w:p>
+            <w:pPr>
+              <w:ind w:firstLine="0"/>
+              <w:jc w:val="left"/>
+              <w:rPr>
+                <w:rFonts w:eastAsia="Times New Roman" w:cs="Times New Roman"/>
+                <w:sz w:val="24"/>
+                <w:szCs w:val="24"/>
+                <w:lang w:eastAsia="ru-RU"/>
+              </w:rPr>
+            </w:pPr>
+            <w:r>
+              <w:rPr>
+                <w:rFonts w:eastAsia="Times New Roman" w:cs="Times New Roman"/>
+                <w:sz w:val="24"/>
+                <w:szCs w:val="24"/>
+                <w:lang w:eastAsia="ru-RU"/>
+              </w:rPr>
+              <w:t>Ведение истории операций</w:t>
+            </w:r>
+          </w:p>
+        </w:tc>
+        <w:tc>
+          <w:tcPr>
+            <w:tcW w:w="2130" w:type="dxa"/>
+            <w:tcBorders>
+              <w:left w:val="single" w:sz="12" w:space="0" w:color="auto"/>
+            </w:tcBorders>
+            <w:hideMark/>
+          </w:tcPr>
+          <w:p>
+            <w:pPr>
+              <w:ind w:firstLine="0"/>
+              <w:jc w:val="left"/>
+              <w:cnfStyle w:val="000000000000" w:firstRow="0" w:lastRow="0" w:firstColumn="0" w:lastColumn="0" w:oddVBand="0" w:evenVBand="0" w:oddHBand="0" w:evenHBand="0" w:firstRowFirstColumn="0" w:firstRowLastColumn="0" w:lastRowFirstColumn="0" w:lastRowLastColumn="0"/>
+              <w:rPr>
+                <w:rFonts w:eastAsia="Times New Roman" w:cs="Times New Roman"/>
+                <w:sz w:val="24"/>
+                <w:szCs w:val="24"/>
+                <w:lang w:eastAsia="ru-RU"/>
+              </w:rPr>
+            </w:pPr>
+            <w:r>
+              <w:rPr>
+                <w:rFonts w:eastAsia="Times New Roman" w:cs="Times New Roman"/>
+                <w:sz w:val="24"/>
+                <w:szCs w:val="24"/>
+                <w:lang w:eastAsia="ru-RU"/>
+              </w:rPr>
+              <w:t>Автоматическое</w:t>
+            </w:r>
+          </w:p>
+        </w:tc>
+        <w:tc>
+          <w:tcPr>
+            <w:tcW w:w="2041" w:type="dxa"/>
+            <w:hideMark/>
+          </w:tcPr>
+          <w:p>
+            <w:pPr>
+              <w:ind w:firstLine="0"/>
+              <w:jc w:val="left"/>
+              <w:cnfStyle w:val="000000000000" w:firstRow="0" w:lastRow="0" w:firstColumn="0" w:lastColumn="0" w:oddVBand="0" w:evenVBand="0" w:oddHBand="0" w:evenHBand="0" w:firstRowFirstColumn="0" w:firstRowLastColumn="0" w:lastRowFirstColumn="0" w:lastRowLastColumn="0"/>
+              <w:rPr>
+                <w:rFonts w:eastAsia="Times New Roman" w:cs="Times New Roman"/>
+                <w:sz w:val="24"/>
+                <w:szCs w:val="24"/>
+                <w:lang w:eastAsia="ru-RU"/>
+              </w:rPr>
+            </w:pPr>
+            <w:r>
+              <w:rPr>
+                <w:rFonts w:eastAsia="Times New Roman" w:cs="Times New Roman"/>
+                <w:sz w:val="24"/>
+                <w:szCs w:val="24"/>
+                <w:lang w:eastAsia="ru-RU"/>
+              </w:rPr>
+              <w:t>Автоматическое</w:t>
+            </w:r>
+          </w:p>
+        </w:tc>
+        <w:tc>
+          <w:tcPr>
+            <w:tcW w:w="0" w:type="auto"/>
+            <w:hideMark/>
+          </w:tcPr>
+          <w:p>
+            <w:pPr>
+              <w:ind w:firstLine="0"/>
+              <w:jc w:val="left"/>
+              <w:cnfStyle w:val="000000000000" w:firstRow="0" w:lastRow="0" w:firstColumn="0" w:lastColumn="0" w:oddVBand="0" w:evenVBand="0" w:oddHBand="0" w:evenHBand="0" w:firstRowFirstColumn="0" w:firstRowLastColumn="0" w:lastRowFirstColumn="0" w:lastRowLastColumn="0"/>
+              <w:rPr>
+                <w:rFonts w:eastAsia="Times New Roman" w:cs="Times New Roman"/>
+                <w:sz w:val="24"/>
+                <w:szCs w:val="24"/>
+                <w:lang w:eastAsia="ru-RU"/>
+              </w:rPr>
+            </w:pPr>
+            <w:r>
+              <w:rPr>
+                <w:rFonts w:eastAsia="Times New Roman" w:cs="Times New Roman"/>
+                <w:sz w:val="24"/>
+                <w:szCs w:val="24"/>
+                <w:lang w:eastAsia="ru-RU"/>
+              </w:rPr>
+              <w:t>Вручную</w:t>
             </w:r>
           </w:p>
         </w:tc>
       </w:tr>
     </w:tbl>
-    <w:p>
-      <w:pPr>
-        <w:pStyle w:val="3"/>
-      </w:pPr>
-    </w:p>
-    <w:p>
-      <w:pPr>
-        <w:pStyle w:val="3"/>
-      </w:pPr>
-      <w:bookmarkStart w:id="9" w:name="_Toc224638268"/>
-      <w:r>
-        <w:t xml:space="preserve">1.2.2 </w:t>
-      </w:r>
-      <w:r>
-        <w:t>Пул памяти (</w:t>
-      </w:r>
-      <w:r>
-        <w:rPr>
-          <w:i/>
-          <w:iCs/>
-        </w:rPr>
-        <w:t>memory pool</w:t>
-      </w:r>
-      <w:r>
-        <w:t>).</w:t>
-      </w:r>
-      <w:bookmarkEnd w:id="9"/>
-    </w:p>
-    <w:p>
-      <w:pPr>
-        <w:rPr>
-          <w:rFonts w:cs="Times New Roman"/>
-        </w:rPr>
-      </w:pPr>
-      <w:r>
-        <w:rPr>
-          <w:rFonts w:cs="Times New Roman"/>
-        </w:rPr>
-        <w:t>Предварительно выделяется фиксированный объём памяти, разбитый на блоки одинакового размера. Такой подход исключает внутреннюю фрагментацию и обеспечивает O(1) сложность выделения/освобождения. Широко применяется в системах реального времени, сетевых стеках и при работе с объектами фиксированного размера (например, пакеты данных, узлы дерева).</w:t>
-      </w:r>
-    </w:p>
-    <w:p>
-      <w:pPr>
-        <w:pStyle w:val="3"/>
-      </w:pPr>
-      <w:bookmarkStart w:id="10" w:name="_Toc224638269"/>
-      <w:r>
-        <w:t xml:space="preserve">1.2.3 </w:t>
-      </w:r>
-      <w:r>
-        <w:t>Сборка мусора (</w:t>
-      </w:r>
-      <w:r>
-        <w:rPr>
-          <w:i/>
-          <w:iCs/>
-        </w:rPr>
-        <w:t>garbage collection</w:t>
-      </w:r>
-      <w:r>
-        <w:t>).</w:t>
-      </w:r>
-      <w:bookmarkEnd w:id="10"/>
-    </w:p>
-    <w:p>
-      <w:pPr>
-        <w:rPr>
-          <w:rFonts w:cs="Times New Roman"/>
-        </w:rPr>
-      </w:pPr>
-      <w:r>
-        <w:rPr>
-          <w:rFonts w:cs="Times New Roman"/>
-        </w:rPr>
-        <w:t>Автоматический подход, используемый в языках высокого уровня (</w:t>
-      </w:r>
-      <w:r>
-        <w:rPr>
-          <w:rFonts w:cs="Times New Roman"/>
-          <w:i/>
-          <w:iCs/>
-        </w:rPr>
-        <w:t>Java, Python, C#</w:t>
-      </w:r>
-      <w:r>
-        <w:rPr>
-          <w:rFonts w:cs="Times New Roman"/>
-        </w:rPr>
-        <w:t xml:space="preserve">). </w:t>
-      </w:r>
-      <w:r>
-        <w:rPr>
-          <w:rFonts w:cs="Times New Roman"/>
-        </w:rPr>
-        <w:t xml:space="preserve">Сборщик мусора отслеживает достижимость объектов и освобождает недостижимые. Хотя этот метод устраняет необходимость ручного управления, он вносит непредсказуемую задержку </w:t>
-      </w:r>
-      <w:r>
-        <w:rPr>
-          <w:rFonts w:cs="Times New Roman"/>
-          <w:i/>
-          <w:iCs/>
-        </w:rPr>
-        <w:t>(«паузы»</w:t>
-      </w:r>
-      <w:r>
-        <w:rPr>
-          <w:rFonts w:cs="Times New Roman"/>
-        </w:rPr>
-        <w:t>) и требует дополнительных накладных расходов на отслеживание ссылок и копирование объектов.</w:t>
-      </w:r>
-    </w:p>
-    <w:p>
-      <w:pPr>
-        <w:rPr>
-          <w:rFonts w:cs="Times New Roman"/>
-        </w:rPr>
-      </w:pPr>
-      <w:r>
-        <w:rPr>
-          <w:rFonts w:cs="Times New Roman"/>
-        </w:rPr>
-        <w:t>1.2.4</w:t>
-      </w:r>
-      <w:r>
-        <w:rPr>
-          <w:rFonts w:cs="Times New Roman"/>
-        </w:rPr>
-        <w:t xml:space="preserve"> Стековое управление.</w:t>
-      </w:r>
-    </w:p>
-    <w:p>
-      <w:pPr>
-        <w:rPr>
-          <w:rFonts w:cs="Times New Roman"/>
-        </w:rPr>
-      </w:pPr>
-      <w:r>
-        <w:rPr>
-          <w:rFonts w:cs="Times New Roman"/>
-        </w:rPr>
-        <w:t xml:space="preserve">Память выделяется и освобождается в порядке </w:t>
-      </w:r>
-      <w:r>
-        <w:rPr>
-          <w:rFonts w:cs="Times New Roman"/>
-          <w:i/>
-          <w:iCs/>
-        </w:rPr>
-        <w:t>LIFO</w:t>
-      </w:r>
-      <w:r>
-        <w:rPr>
-          <w:rFonts w:cs="Times New Roman"/>
-        </w:rPr>
-        <w:t xml:space="preserve"> (</w:t>
-      </w:r>
-      <w:r>
-        <w:rPr>
-          <w:rFonts w:cs="Times New Roman"/>
-          <w:i/>
-          <w:iCs/>
-        </w:rPr>
-        <w:t>Last In — First Out</w:t>
-      </w:r>
-      <w:r>
-        <w:rPr>
-          <w:rFonts w:cs="Times New Roman"/>
-        </w:rPr>
-        <w:t xml:space="preserve">). Эффективно для локальных переменных и рекурсивных вызовов, но не подходит </w:t>
-      </w:r>
-      <w:proofErr w:type="gramStart"/>
-      <w:r>
-        <w:rPr>
-          <w:rFonts w:cs="Times New Roman"/>
-        </w:rPr>
-        <w:t>для динамических структур</w:t>
-      </w:r>
-      <w:proofErr w:type="gramEnd"/>
-      <w:r>
-        <w:rPr>
-          <w:rFonts w:cs="Times New Roman"/>
-        </w:rPr>
-        <w:t xml:space="preserve"> данных с произвольным временем жизни.</w:t>
-      </w:r>
-    </w:p>
-    <w:p>
-      <w:pPr>
-        <w:rPr>
-          <w:rFonts w:cs="Times New Roman"/>
-        </w:rPr>
-      </w:pPr>
-    </w:p>
+    <w:p/>
     <w:p>
       <w:pPr>
         <w:pStyle w:val="2"/>
-      </w:pPr>
-      <w:bookmarkStart w:id="11" w:name="_Toc224638270"/>
-      <w:r>
-        <w:t xml:space="preserve">1.3 </w:t>
-      </w:r>
-      <w:r>
-        <w:t>Программные</w:t>
-      </w:r>
-      <w:r>
-        <w:t xml:space="preserve"> модели управления памятью: определение, назначение и примеры реализации</w:t>
-      </w:r>
-      <w:bookmarkEnd w:id="11"/>
-    </w:p>
-    <w:p>
-      <w:pPr>
-        <w:rPr>
-          <w:rFonts w:cs="Times New Roman"/>
-        </w:rPr>
-      </w:pPr>
-    </w:p>
-    <w:p>
-      <w:pPr>
-        <w:rPr>
-          <w:rFonts w:cs="Times New Roman"/>
-        </w:rPr>
-      </w:pPr>
-      <w:r>
-        <w:rPr>
-          <w:rFonts w:cs="Times New Roman"/>
-        </w:rPr>
-        <w:t xml:space="preserve">Под </w:t>
-      </w:r>
-      <w:r>
-        <w:rPr>
-          <w:rFonts w:cs="Times New Roman"/>
-          <w:i/>
-          <w:iCs/>
-        </w:rPr>
-        <w:t>программной моделью управления оперативной памятью</w:t>
-      </w:r>
-      <w:r>
-        <w:rPr>
-          <w:rFonts w:cs="Times New Roman"/>
-        </w:rPr>
-        <w:t xml:space="preserve"> в контексте данной работы понимается упрощённая имитация механизмов выделения и освобождения памяти, реализованная в виде автономной программы или библиотеки. Такая модель не взаимодействует напрямую с физической памятью, а оперирует выделенным заранее буфером (например, массивом байтов), внутри которого симулирует поведение реального аллокатора.</w:t>
-      </w:r>
-    </w:p>
-    <w:p>
-      <w:pPr>
-        <w:rPr>
-          <w:rFonts w:cs="Times New Roman"/>
-        </w:rPr>
-      </w:pPr>
-      <w:r>
-        <w:rPr>
-          <w:rFonts w:cs="Times New Roman"/>
-        </w:rPr>
-        <w:t>Основные цели создания программных моделей:</w:t>
+        <w:numPr>
+          <w:ilvl w:val="1"/>
+          <w:numId w:val="15"/>
+        </w:numPr>
+      </w:pPr>
+      <w:r>
+        <w:t>Выводы по главе</w:t>
+      </w:r>
+    </w:p>
+    <w:p/>
+    <w:p>
+      <w:r>
+        <w:t xml:space="preserve">В ходе анализа предметной области было установлено, что учёт оборудования является критически важным процессом для обеспечения </w:t>
+      </w:r>
+      <w:r>
+        <w:t>управления и учёта</w:t>
+      </w:r>
+      <w:r>
+        <w:t xml:space="preserve"> активов организации. Рассмотрены ключевые этапы жизненного цикла оборудования и проблемы, возникающие при ручном ведении учёта.</w:t>
+      </w:r>
+    </w:p>
+    <w:p>
+      <w:r>
+        <w:t>Проведённый аналитический обзор существующих программных продуктов выявил следующие недостатки</w:t>
+      </w:r>
+      <w:r>
+        <w:t xml:space="preserve"> рассмотренных</w:t>
+      </w:r>
+      <w:r>
+        <w:t xml:space="preserve"> готовых решений: </w:t>
       </w:r>
     </w:p>
     <w:p>
@@ -4928,39 +5966,18 @@
         <w:pStyle w:val="a0"/>
         <w:numPr>
           <w:ilvl w:val="0"/>
-          <w:numId w:val="2"/>
+          <w:numId w:val="25"/>
         </w:numPr>
-        <w:rPr>
-          <w:rFonts w:cs="Times New Roman"/>
-        </w:rPr>
-      </w:pPr>
-      <w:r>
-        <w:rPr>
-          <w:rFonts w:cs="Times New Roman"/>
+      </w:pPr>
+      <w:r>
+        <w:rPr>
           <w:b/>
           <w:bCs/>
         </w:rPr>
-        <w:t>о</w:t>
-      </w:r>
-      <w:r>
-        <w:rPr>
-          <w:rFonts w:cs="Times New Roman"/>
-          <w:b/>
-          <w:bCs/>
-        </w:rPr>
-        <w:t>бразовательные</w:t>
-      </w:r>
-      <w:r>
-        <w:rPr>
-          <w:rFonts w:cs="Times New Roman"/>
-        </w:rPr>
-        <w:t>:</w:t>
-      </w:r>
-      <w:r>
-        <w:rPr>
-          <w:rFonts w:cs="Times New Roman"/>
-        </w:rPr>
-        <w:t xml:space="preserve"> наглядная демонстрация принципов фрагментации, алгоритмов размещения, работы с метаданными;</w:t>
+        <w:t>система «1С: Управление торговлей»</w:t>
+      </w:r>
+      <w:r>
+        <w:t xml:space="preserve"> обладает избыточным функционалом и высокой стоимостью, что делает её нецелесообразной для задач локального учёта оборудования в рамках небольшого подразделения;</w:t>
       </w:r>
     </w:p>
     <w:p>
@@ -4968,195 +5985,45 @@
         <w:pStyle w:val="a0"/>
         <w:numPr>
           <w:ilvl w:val="0"/>
-          <w:numId w:val="2"/>
+          <w:numId w:val="25"/>
         </w:numPr>
-        <w:rPr>
-          <w:rFonts w:cs="Times New Roman"/>
-        </w:rPr>
-      </w:pPr>
-      <w:r>
-        <w:rPr>
-          <w:rFonts w:cs="Times New Roman"/>
+      </w:pPr>
+      <w:r>
+        <w:rPr>
           <w:b/>
           <w:bCs/>
         </w:rPr>
-        <w:t>и</w:t>
-      </w:r>
-      <w:r>
-        <w:rPr>
-          <w:rFonts w:cs="Times New Roman"/>
-          <w:b/>
-          <w:bCs/>
-        </w:rPr>
-        <w:t>сследовательские</w:t>
-      </w:r>
-      <w:r>
-        <w:rPr>
-          <w:rFonts w:cs="Times New Roman"/>
-        </w:rPr>
-        <w:t xml:space="preserve">: </w:t>
-      </w:r>
-      <w:r>
-        <w:rPr>
-          <w:rFonts w:cs="Times New Roman"/>
-        </w:rPr>
-        <w:t>сравнение эффективности различных стратегий выделения памяти по критериям: скорость, фрагментация, накладные расходы;</w:t>
-      </w:r>
-    </w:p>
-    <w:p>
-      <w:pPr>
-        <w:pStyle w:val="a0"/>
-        <w:numPr>
-          <w:ilvl w:val="0"/>
-          <w:numId w:val="2"/>
-        </w:numPr>
-        <w:rPr>
-          <w:rFonts w:cs="Times New Roman"/>
-        </w:rPr>
-      </w:pPr>
-      <w:r>
-        <w:rPr>
-          <w:rFonts w:cs="Times New Roman"/>
-          <w:b/>
-          <w:bCs/>
-        </w:rPr>
-        <w:t>п</w:t>
-      </w:r>
-      <w:r>
-        <w:rPr>
-          <w:rFonts w:cs="Times New Roman"/>
-          <w:b/>
-          <w:bCs/>
-        </w:rPr>
-        <w:t>рактические</w:t>
-      </w:r>
-      <w:r>
-        <w:rPr>
-          <w:rFonts w:cs="Times New Roman"/>
-        </w:rPr>
-        <w:t>:</w:t>
-      </w:r>
-      <w:r>
-        <w:rPr>
-          <w:rFonts w:cs="Times New Roman"/>
-        </w:rPr>
-        <w:t xml:space="preserve"> разработка специализированных аллокаторов для встраиваемых систем, игровых движков, высоконагруженных серверов.</w:t>
-      </w:r>
-    </w:p>
-    <w:p>
-      <w:pPr>
-        <w:rPr>
-          <w:rFonts w:cs="Times New Roman"/>
-        </w:rPr>
-      </w:pPr>
-      <w:r>
-        <w:rPr>
-          <w:rFonts w:cs="Times New Roman"/>
-        </w:rPr>
-        <w:t xml:space="preserve">В реальных системах программные модели управления памятью реализованы в виде библиотечных аллокаторов. </w:t>
-      </w:r>
-      <w:proofErr w:type="gramStart"/>
-      <w:r>
-        <w:rPr>
-          <w:rFonts w:cs="Times New Roman"/>
-        </w:rPr>
-        <w:t>Например</w:t>
-      </w:r>
-      <w:proofErr w:type="gramEnd"/>
-      <w:r>
-        <w:rPr>
-          <w:rFonts w:cs="Times New Roman"/>
-        </w:rPr>
-        <w:t>:</w:t>
-      </w:r>
-    </w:p>
-    <w:p>
-      <w:pPr>
-        <w:pStyle w:val="a0"/>
-        <w:numPr>
-          <w:ilvl w:val="0"/>
-          <w:numId w:val="3"/>
-        </w:numPr>
-        <w:rPr>
-          <w:rFonts w:cs="Times New Roman"/>
-        </w:rPr>
-      </w:pPr>
-      <w:r>
-        <w:rPr>
-          <w:rFonts w:cs="Times New Roman"/>
+        <w:t xml:space="preserve">система </w:t>
+      </w:r>
+      <w:proofErr w:type="spellStart"/>
+      <w:r>
+        <w:rPr>
           <w:b/>
           <w:bCs/>
           <w:i/>
           <w:iCs/>
         </w:rPr>
-        <w:lastRenderedPageBreak/>
-        <w:t>dlmalloc</w:t>
-      </w:r>
-      <w:r>
-        <w:rPr>
-          <w:rFonts w:cs="Times New Roman"/>
-          <w:b/>
-          <w:bCs/>
-        </w:rPr>
-        <w:t xml:space="preserve"> (</w:t>
-      </w:r>
-      <w:r>
-        <w:rPr>
-          <w:rFonts w:cs="Times New Roman"/>
+        <w:t>Snipe</w:t>
+      </w:r>
+      <w:proofErr w:type="spellEnd"/>
+      <w:r>
+        <w:rPr>
           <w:b/>
           <w:bCs/>
           <w:i/>
           <w:iCs/>
         </w:rPr>
-        <w:t>Doug Lea’s malloc</w:t>
-      </w:r>
-      <w:r>
-        <w:rPr>
-          <w:rFonts w:cs="Times New Roman"/>
+        <w:t>-IT</w:t>
+      </w:r>
+      <w:r>
+        <w:rPr>
           <w:b/>
           <w:bCs/>
         </w:rPr>
-        <w:t>)</w:t>
-      </w:r>
-      <w:r>
-        <w:rPr>
-          <w:rFonts w:cs="Times New Roman"/>
-        </w:rPr>
-        <w:t xml:space="preserve"> — один из самых известных аллокаторов, лежащий в основе </w:t>
-      </w:r>
-      <w:r>
-        <w:rPr>
-          <w:rFonts w:cs="Times New Roman"/>
-          <w:i/>
-          <w:iCs/>
-        </w:rPr>
-        <w:t>malloc</w:t>
-      </w:r>
-      <w:r>
-        <w:rPr>
-          <w:rFonts w:cs="Times New Roman"/>
-        </w:rPr>
-        <w:t xml:space="preserve"> в </w:t>
-      </w:r>
-      <w:r>
-        <w:rPr>
-          <w:rFonts w:cs="Times New Roman"/>
-          <w:i/>
-          <w:iCs/>
-        </w:rPr>
-        <w:t>glibc</w:t>
-      </w:r>
-      <w:r>
-        <w:rPr>
-          <w:rFonts w:cs="Times New Roman"/>
-        </w:rPr>
-        <w:t>. Использует двоичные деревья для больших блоков и связные списки для мелких</w:t>
-      </w:r>
-      <w:r>
-        <w:rPr>
-          <w:rFonts w:cs="Times New Roman"/>
-        </w:rPr>
-        <w:t>;</w:t>
+        <w:t xml:space="preserve"> </w:t>
+      </w:r>
+      <w:r>
+        <w:t xml:space="preserve">требует развёртывания серверной инфраструктуры и поддержки веб-окружения, что может быть затруднительно в условиях ограниченных ресурсов; </w:t>
       </w:r>
     </w:p>
     <w:p>
@@ -5164,1047 +6031,47 @@
         <w:pStyle w:val="a0"/>
         <w:numPr>
           <w:ilvl w:val="0"/>
-          <w:numId w:val="3"/>
+          <w:numId w:val="25"/>
         </w:numPr>
-        <w:rPr>
-          <w:rFonts w:cs="Times New Roman"/>
-        </w:rPr>
-      </w:pPr>
-      <w:r>
-        <w:rPr>
-          <w:rFonts w:cs="Times New Roman"/>
+      </w:pPr>
+      <w:r>
+        <w:rPr>
+          <w:b/>
+          <w:bCs/>
+        </w:rPr>
+        <w:lastRenderedPageBreak/>
+        <w:t xml:space="preserve">использование </w:t>
+      </w:r>
+      <w:r>
+        <w:rPr>
           <w:b/>
           <w:bCs/>
           <w:i/>
           <w:iCs/>
         </w:rPr>
-        <w:t>jemalloc</w:t>
-      </w:r>
-      <w:r>
-        <w:rPr>
-          <w:rFonts w:cs="Times New Roman"/>
-        </w:rPr>
-        <w:t xml:space="preserve"> — разработан для FreeBSD и используется в </w:t>
-      </w:r>
-      <w:r>
-        <w:rPr>
-          <w:rFonts w:cs="Times New Roman"/>
-          <w:i/>
-          <w:iCs/>
-        </w:rPr>
-        <w:t>Firefox</w:t>
-      </w:r>
-      <w:r>
-        <w:rPr>
-          <w:rFonts w:cs="Times New Roman"/>
-        </w:rPr>
-        <w:t xml:space="preserve"> и </w:t>
-      </w:r>
-      <w:r>
-        <w:rPr>
-          <w:rFonts w:cs="Times New Roman"/>
-          <w:i/>
-          <w:iCs/>
-        </w:rPr>
-        <w:t>Redis</w:t>
-      </w:r>
-      <w:r>
-        <w:rPr>
-          <w:rFonts w:cs="Times New Roman"/>
-        </w:rPr>
-        <w:t>. Оптимизирован для многопоточности и минимизации фрагментации</w:t>
-      </w:r>
-      <w:r>
-        <w:rPr>
-          <w:rFonts w:cs="Times New Roman"/>
-        </w:rPr>
-        <w:t>;</w:t>
-      </w:r>
-    </w:p>
-    <w:p>
-      <w:pPr>
-        <w:pStyle w:val="a0"/>
-        <w:numPr>
-          <w:ilvl w:val="0"/>
-          <w:numId w:val="3"/>
-        </w:numPr>
-        <w:rPr>
-          <w:rFonts w:cs="Times New Roman"/>
-        </w:rPr>
-      </w:pPr>
-      <w:r>
-        <w:rPr>
-          <w:rFonts w:cs="Times New Roman"/>
-          <w:b/>
-          <w:bCs/>
-          <w:i/>
-          <w:iCs/>
-        </w:rPr>
-        <w:t>tcmalloc</w:t>
-      </w:r>
-      <w:r>
-        <w:rPr>
-          <w:rFonts w:cs="Times New Roman"/>
-          <w:b/>
-          <w:bCs/>
-        </w:rPr>
-        <w:t xml:space="preserve"> (</w:t>
-      </w:r>
-      <w:r>
-        <w:rPr>
-          <w:rFonts w:cs="Times New Roman"/>
-          <w:b/>
-          <w:bCs/>
-          <w:i/>
-          <w:iCs/>
-        </w:rPr>
-        <w:t>Thread-Caching Malloc</w:t>
-      </w:r>
-      <w:r>
-        <w:rPr>
-          <w:rFonts w:cs="Times New Roman"/>
-          <w:b/>
-          <w:bCs/>
-        </w:rPr>
-        <w:t>)</w:t>
-      </w:r>
-      <w:r>
-        <w:rPr>
-          <w:rFonts w:cs="Times New Roman"/>
-        </w:rPr>
-        <w:t xml:space="preserve"> — разработан </w:t>
-      </w:r>
-      <w:r>
-        <w:rPr>
-          <w:rFonts w:cs="Times New Roman"/>
-          <w:i/>
-          <w:iCs/>
-        </w:rPr>
-        <w:t>Google</w:t>
-      </w:r>
-      <w:r>
-        <w:rPr>
-          <w:rFonts w:cs="Times New Roman"/>
-        </w:rPr>
-        <w:t>, использует кэширование памяти на уровне потоков для снижения конкуренции.</w:t>
-      </w:r>
-    </w:p>
-    <w:p>
-      <w:pPr>
-        <w:rPr>
-          <w:rFonts w:cs="Times New Roman"/>
-        </w:rPr>
-      </w:pPr>
-      <w:r>
-        <w:rPr>
-          <w:rFonts w:cs="Times New Roman"/>
-        </w:rPr>
-        <w:t xml:space="preserve">Эти реализации демонстрируют, что даже в </w:t>
-      </w:r>
-      <w:r>
-        <w:rPr>
-          <w:rFonts w:cs="Times New Roman"/>
-          <w:i/>
-          <w:iCs/>
-        </w:rPr>
-        <w:t>«стандартных»</w:t>
-      </w:r>
-      <w:r>
-        <w:rPr>
-          <w:rFonts w:cs="Times New Roman"/>
-        </w:rPr>
-        <w:t xml:space="preserve"> библиотеках управление памятью — это сложная инженерная задача, требующая компромиссов между скоростью, памятью и масштабируемостью.</w:t>
-      </w:r>
-    </w:p>
-    <w:p>
-      <w:pPr>
-        <w:rPr>
-          <w:rFonts w:cs="Times New Roman"/>
-        </w:rPr>
-      </w:pPr>
-      <w:r>
-        <w:rPr>
-          <w:rFonts w:cs="Times New Roman"/>
-        </w:rPr>
-        <w:t>В учебной модели, как правило, упрощаются следующие аспекты:</w:t>
-      </w:r>
-    </w:p>
-    <w:p>
-      <w:pPr>
-        <w:pStyle w:val="a0"/>
-        <w:numPr>
-          <w:ilvl w:val="0"/>
-          <w:numId w:val="1"/>
-        </w:numPr>
-        <w:ind w:left="0" w:firstLine="709"/>
-        <w:rPr>
-          <w:rFonts w:cs="Times New Roman"/>
-        </w:rPr>
-      </w:pPr>
-      <w:r>
-        <w:rPr>
-          <w:rFonts w:cs="Times New Roman"/>
-        </w:rPr>
-        <w:t>о</w:t>
-      </w:r>
-      <w:r>
-        <w:rPr>
-          <w:rFonts w:cs="Times New Roman"/>
-        </w:rPr>
-        <w:t>тсутствие поддержки многопоточности;</w:t>
-      </w:r>
-    </w:p>
-    <w:p>
-      <w:pPr>
-        <w:pStyle w:val="a0"/>
-        <w:numPr>
-          <w:ilvl w:val="0"/>
-          <w:numId w:val="1"/>
-        </w:numPr>
-        <w:ind w:left="0" w:firstLine="709"/>
-        <w:rPr>
-          <w:rFonts w:cs="Times New Roman"/>
-        </w:rPr>
-      </w:pPr>
-      <w:r>
-        <w:rPr>
-          <w:rFonts w:cs="Times New Roman"/>
-        </w:rPr>
-        <w:t>ф</w:t>
-      </w:r>
-      <w:r>
-        <w:rPr>
-          <w:rFonts w:cs="Times New Roman"/>
-        </w:rPr>
-        <w:t>иксированный размер управляемого буфера;</w:t>
-      </w:r>
-    </w:p>
-    <w:p>
-      <w:pPr>
-        <w:pStyle w:val="a0"/>
-        <w:numPr>
-          <w:ilvl w:val="0"/>
-          <w:numId w:val="1"/>
-        </w:numPr>
-        <w:ind w:left="0" w:firstLine="709"/>
-        <w:rPr>
-          <w:rFonts w:cs="Times New Roman"/>
-        </w:rPr>
-      </w:pPr>
-      <w:r>
-        <w:rPr>
-          <w:rFonts w:cs="Times New Roman"/>
-        </w:rPr>
-        <w:t>о</w:t>
-      </w:r>
-      <w:r>
-        <w:rPr>
-          <w:rFonts w:cs="Times New Roman"/>
-        </w:rPr>
-        <w:t xml:space="preserve">тсутствие взаимодействия с </w:t>
-      </w:r>
-      <w:r>
-        <w:rPr>
-          <w:rFonts w:cs="Times New Roman"/>
-        </w:rPr>
-        <w:t>ОС</w:t>
-      </w:r>
-      <w:r>
-        <w:rPr>
-          <w:rFonts w:cs="Times New Roman"/>
-        </w:rPr>
-        <w:t>;</w:t>
-      </w:r>
-    </w:p>
-    <w:p>
-      <w:pPr>
-        <w:pStyle w:val="a0"/>
-        <w:numPr>
-          <w:ilvl w:val="0"/>
-          <w:numId w:val="1"/>
-        </w:numPr>
-        <w:ind w:left="0" w:firstLine="709"/>
-        <w:rPr>
-          <w:rFonts w:cs="Times New Roman"/>
-        </w:rPr>
-      </w:pPr>
-      <w:r>
-        <w:rPr>
-          <w:rFonts w:cs="Times New Roman"/>
-        </w:rPr>
-        <w:t>у</w:t>
-      </w:r>
-      <w:r>
-        <w:rPr>
-          <w:rFonts w:cs="Times New Roman"/>
-        </w:rPr>
-        <w:t>прощённые структуры метаданных.</w:t>
-      </w:r>
-    </w:p>
-    <w:p>
-      <w:pPr>
-        <w:rPr>
-          <w:rFonts w:cs="Times New Roman"/>
-        </w:rPr>
-      </w:pPr>
-      <w:r>
-        <w:rPr>
-          <w:rFonts w:cs="Times New Roman"/>
-        </w:rPr>
-        <w:t>Тем не менее, даже такая модель позволяет продемонстрировать ключевые явления: внешнюю и внутреннюю фрагментацию, необходимость хранения заголовков блоков, важность стратегии слияния соседних свободных блоков</w:t>
-      </w:r>
-      <w:r>
-        <w:rPr>
-          <w:rFonts w:cs="Times New Roman"/>
-        </w:rPr>
-        <w:t>.</w:t>
-      </w:r>
-    </w:p>
-    <w:p>
-      <w:pPr>
-        <w:rPr>
-          <w:rFonts w:cs="Times New Roman"/>
-        </w:rPr>
-      </w:pPr>
-    </w:p>
-    <w:p>
-      <w:pPr>
-        <w:pStyle w:val="2"/>
-      </w:pPr>
-      <w:bookmarkStart w:id="12" w:name="_Toc224638271"/>
-      <w:r>
-        <w:t>1.4 Метаданные и структуры данных в аллокаторах памяти</w:t>
-      </w:r>
-      <w:bookmarkEnd w:id="12"/>
-    </w:p>
-    <w:p>
-      <w:pPr>
-        <w:rPr>
-          <w:rFonts w:cs="Times New Roman"/>
-        </w:rPr>
-      </w:pPr>
-    </w:p>
-    <w:p>
-      <w:pPr>
-        <w:rPr>
-          <w:rFonts w:cs="Times New Roman"/>
-        </w:rPr>
-      </w:pPr>
-      <w:r>
-        <w:rPr>
-          <w:rFonts w:cs="Times New Roman"/>
-        </w:rPr>
-        <w:t xml:space="preserve">Любой аллокатор памяти должен хранить информацию о состоянии каждого блока — занят он или свободен, каков его размер. Эта информация называется метаданными и обычно размещается непосредственно перед самим блоком данных (в </w:t>
-      </w:r>
-      <w:r>
-        <w:rPr>
-          <w:rFonts w:cs="Times New Roman"/>
-          <w:iCs/>
-        </w:rPr>
-        <w:t>«заголовке»</w:t>
-      </w:r>
-      <w:r>
-        <w:rPr>
-          <w:rFonts w:cs="Times New Roman"/>
-        </w:rPr>
-        <w:t>).</w:t>
-      </w:r>
-    </w:p>
-    <w:p>
-      <w:pPr>
-        <w:rPr>
-          <w:rFonts w:cs="Times New Roman"/>
-        </w:rPr>
-      </w:pPr>
-      <w:r>
-        <w:rPr>
-          <w:rFonts w:cs="Times New Roman"/>
-        </w:rPr>
-        <w:t>Типичный заголовок может содержать:</w:t>
-      </w:r>
-    </w:p>
-    <w:p>
-      <w:pPr>
-        <w:pStyle w:val="a0"/>
-        <w:numPr>
-          <w:ilvl w:val="0"/>
-          <w:numId w:val="1"/>
-        </w:numPr>
-        <w:ind w:left="0" w:firstLine="709"/>
-        <w:rPr>
-          <w:rFonts w:cs="Times New Roman"/>
-        </w:rPr>
-      </w:pPr>
-      <w:r>
-        <w:rPr>
-          <w:rFonts w:cs="Times New Roman"/>
-        </w:rPr>
-        <w:t>р</w:t>
-      </w:r>
-      <w:r>
-        <w:rPr>
-          <w:rFonts w:cs="Times New Roman"/>
-        </w:rPr>
-        <w:t>азмер блока (в байтах);</w:t>
-      </w:r>
-    </w:p>
-    <w:p>
-      <w:pPr>
-        <w:pStyle w:val="a0"/>
-        <w:numPr>
-          <w:ilvl w:val="0"/>
-          <w:numId w:val="1"/>
-        </w:numPr>
-        <w:ind w:left="0" w:firstLine="709"/>
-        <w:rPr>
-          <w:rFonts w:cs="Times New Roman"/>
-        </w:rPr>
-      </w:pPr>
-      <w:r>
-        <w:rPr>
-          <w:rFonts w:cs="Times New Roman"/>
-        </w:rPr>
-        <w:t>ф</w:t>
-      </w:r>
-      <w:r>
-        <w:rPr>
-          <w:rFonts w:cs="Times New Roman"/>
-        </w:rPr>
-        <w:t>лаг занятости (часто кодируется в младшем бите размера, если выравнивание гарантирует чётность адреса);</w:t>
-      </w:r>
-    </w:p>
-    <w:p>
-      <w:pPr>
-        <w:pStyle w:val="a0"/>
-        <w:numPr>
-          <w:ilvl w:val="0"/>
-          <w:numId w:val="1"/>
-        </w:numPr>
-        <w:ind w:left="0" w:firstLine="709"/>
-        <w:rPr>
-          <w:rFonts w:cs="Times New Roman"/>
-        </w:rPr>
-      </w:pPr>
-      <w:r>
-        <w:rPr>
-          <w:rFonts w:cs="Times New Roman"/>
-        </w:rPr>
-        <w:t>у</w:t>
-      </w:r>
-      <w:r>
-        <w:rPr>
-          <w:rFonts w:cs="Times New Roman"/>
-        </w:rPr>
-        <w:t>казатели на следующий/предыдущий свободный блок (в случае связного списка).</w:t>
-      </w:r>
-    </w:p>
-    <w:p>
-      <w:pPr>
-        <w:rPr>
-          <w:rFonts w:cs="Times New Roman"/>
-        </w:rPr>
-      </w:pPr>
-      <w:r>
-        <w:rPr>
-          <w:rFonts w:cs="Times New Roman"/>
-        </w:rPr>
-        <w:t>Для представления свободных блоков используются различные структуры данных:</w:t>
-      </w:r>
-    </w:p>
-    <w:p>
-      <w:pPr>
-        <w:pStyle w:val="a0"/>
-        <w:numPr>
-          <w:ilvl w:val="0"/>
-          <w:numId w:val="9"/>
-        </w:numPr>
-        <w:rPr>
-          <w:rFonts w:cs="Times New Roman"/>
-        </w:rPr>
-      </w:pPr>
-      <w:r>
-        <w:rPr>
-          <w:rFonts w:cs="Times New Roman"/>
-          <w:b/>
-        </w:rPr>
-        <w:t>односвязный</w:t>
-      </w:r>
-      <w:r>
-        <w:rPr>
-          <w:rFonts w:cs="Times New Roman"/>
-        </w:rPr>
-        <w:t xml:space="preserve"> или двусвязный список — прост и эффективен для небольших объёмов памяти;</w:t>
-      </w:r>
-    </w:p>
-    <w:p>
-      <w:pPr>
-        <w:pStyle w:val="a0"/>
-        <w:numPr>
-          <w:ilvl w:val="0"/>
-          <w:numId w:val="9"/>
-        </w:numPr>
-        <w:rPr>
-          <w:rFonts w:cs="Times New Roman"/>
-        </w:rPr>
-      </w:pPr>
-      <w:r>
-        <w:rPr>
-          <w:rFonts w:cs="Times New Roman"/>
-          <w:b/>
-        </w:rPr>
-        <w:t>двоичное дерево поиска</w:t>
-      </w:r>
-      <w:r>
-        <w:rPr>
-          <w:rFonts w:cs="Times New Roman"/>
-        </w:rPr>
-        <w:t xml:space="preserve"> — позволяет быстро находить блоки нужного размера (используется в </w:t>
-      </w:r>
-      <w:r>
-        <w:rPr>
-          <w:rFonts w:cs="Times New Roman"/>
-          <w:i/>
-          <w:iCs/>
-        </w:rPr>
-        <w:t>dlmalloc</w:t>
-      </w:r>
-      <w:r>
-        <w:rPr>
-          <w:rFonts w:cs="Times New Roman"/>
-        </w:rPr>
-        <w:t xml:space="preserve"> для больших блоков);</w:t>
-      </w:r>
-    </w:p>
-    <w:p>
-      <w:pPr>
-        <w:pStyle w:val="a0"/>
-        <w:numPr>
-          <w:ilvl w:val="0"/>
-          <w:numId w:val="9"/>
-        </w:numPr>
-        <w:rPr>
-          <w:rFonts w:cs="Times New Roman"/>
-        </w:rPr>
-      </w:pPr>
-      <w:r>
-        <w:rPr>
-          <w:rFonts w:cs="Times New Roman"/>
-          <w:b/>
-        </w:rPr>
-        <w:t>хеш-таблицы по размеру</w:t>
-      </w:r>
-      <w:r>
-        <w:rPr>
-          <w:rFonts w:cs="Times New Roman"/>
-        </w:rPr>
-        <w:t xml:space="preserve"> — применяются в некоторых специализированных аллокаторах.</w:t>
-      </w:r>
-    </w:p>
-    <w:p>
-      <w:pPr>
-        <w:spacing w:after="160" w:line="360" w:lineRule="auto"/>
-        <w:ind w:left="709" w:firstLine="0"/>
-        <w:jc w:val="left"/>
-        <w:rPr>
-          <w:rFonts w:cs="Times New Roman"/>
-        </w:rPr>
-      </w:pPr>
-      <w:r>
-        <w:rPr>
-          <w:rFonts w:cs="Times New Roman"/>
-        </w:rPr>
-        <w:br w:type="page"/>
-      </w:r>
-    </w:p>
-    <w:p>
-      <w:pPr>
-        <w:pStyle w:val="2"/>
-      </w:pPr>
-      <w:bookmarkStart w:id="13" w:name="_Toc224638272"/>
-      <w:r>
-        <w:lastRenderedPageBreak/>
-        <w:t>1.5 Обоснование выбора метода и средств реализации</w:t>
-      </w:r>
-      <w:bookmarkEnd w:id="13"/>
-    </w:p>
-    <w:p>
-      <w:pPr>
-        <w:rPr>
-          <w:rFonts w:cs="Times New Roman"/>
-        </w:rPr>
-      </w:pPr>
-    </w:p>
-    <w:p>
-      <w:pPr>
-        <w:rPr>
-          <w:rFonts w:cs="Times New Roman"/>
-        </w:rPr>
-      </w:pPr>
-      <w:r>
-        <w:rPr>
-          <w:rFonts w:cs="Times New Roman"/>
-        </w:rPr>
-        <w:t>Для практической части курсовой работы целесообразно реализовать упрощённый аллокатор памяти на основе кучи, поддерживающий:</w:t>
-      </w:r>
-    </w:p>
-    <w:p>
-      <w:pPr>
-        <w:pStyle w:val="a0"/>
-        <w:numPr>
-          <w:ilvl w:val="0"/>
-          <w:numId w:val="10"/>
-        </w:numPr>
-        <w:rPr>
-          <w:rFonts w:cs="Times New Roman"/>
-        </w:rPr>
-      </w:pPr>
-      <w:r>
-        <w:rPr>
-          <w:rFonts w:cs="Times New Roman"/>
-        </w:rPr>
-        <w:t>динамическое выделение блоков произвольного размера;</w:t>
-      </w:r>
-    </w:p>
-    <w:p>
-      <w:pPr>
-        <w:pStyle w:val="a0"/>
-        <w:numPr>
-          <w:ilvl w:val="0"/>
-          <w:numId w:val="10"/>
-        </w:numPr>
-        <w:rPr>
-          <w:rFonts w:cs="Times New Roman"/>
-        </w:rPr>
-      </w:pPr>
-      <w:r>
-        <w:rPr>
-          <w:rFonts w:cs="Times New Roman"/>
-        </w:rPr>
-        <w:t>освобождение ранее выделенных блоков;</w:t>
-      </w:r>
-    </w:p>
-    <w:p>
-      <w:pPr>
-        <w:pStyle w:val="a0"/>
-        <w:numPr>
-          <w:ilvl w:val="0"/>
-          <w:numId w:val="10"/>
-        </w:numPr>
-        <w:rPr>
-          <w:rFonts w:cs="Times New Roman"/>
-        </w:rPr>
-      </w:pPr>
-      <w:r>
-        <w:rPr>
-          <w:rFonts w:cs="Times New Roman"/>
-        </w:rPr>
-        <w:t>автоматическое слияние соседних свободных блоков для борьбы с внешней фрагментацией;</w:t>
-      </w:r>
-    </w:p>
-    <w:p>
-      <w:pPr>
-        <w:pStyle w:val="a0"/>
-        <w:numPr>
-          <w:ilvl w:val="0"/>
-          <w:numId w:val="10"/>
-        </w:numPr>
-        <w:rPr>
-          <w:rFonts w:cs="Times New Roman"/>
-        </w:rPr>
-      </w:pPr>
-      <w:r>
-        <w:rPr>
-          <w:rFonts w:cs="Times New Roman"/>
-        </w:rPr>
-        <w:t>хранение метаданных непосредственно перед каждым блоком данных.</w:t>
-      </w:r>
-    </w:p>
-    <w:p>
-      <w:pPr>
-        <w:rPr>
-          <w:rFonts w:cs="Times New Roman"/>
-        </w:rPr>
-      </w:pPr>
-      <w:r>
-        <w:rPr>
-          <w:rFonts w:cs="Times New Roman"/>
-        </w:rPr>
-        <w:t xml:space="preserve">В качестве стратегии размещения выбран алгоритм </w:t>
-      </w:r>
-      <w:r>
-        <w:rPr>
-          <w:rFonts w:cs="Times New Roman"/>
-          <w:i/>
-          <w:iCs/>
-        </w:rPr>
-        <w:t>first-fit</w:t>
-      </w:r>
-      <w:r>
-        <w:rPr>
-          <w:rFonts w:cs="Times New Roman"/>
-        </w:rPr>
-        <w:t>, поскольку он:</w:t>
-      </w:r>
-    </w:p>
-    <w:p>
-      <w:pPr>
-        <w:pStyle w:val="a0"/>
-        <w:numPr>
-          <w:ilvl w:val="0"/>
-          <w:numId w:val="4"/>
-        </w:numPr>
-      </w:pPr>
-      <w:r>
-        <w:t>п</w:t>
-      </w:r>
-      <w:r>
-        <w:t>рост в реализации;</w:t>
-      </w:r>
-    </w:p>
-    <w:p>
-      <w:pPr>
-        <w:pStyle w:val="a0"/>
-        <w:numPr>
-          <w:ilvl w:val="0"/>
-          <w:numId w:val="4"/>
-        </w:numPr>
-      </w:pPr>
-      <w:r>
-        <w:t>о</w:t>
-      </w:r>
-      <w:r>
-        <w:t>беспечивает приемлемую производительность (</w:t>
-      </w:r>
-      <w:r>
-        <w:rPr>
-          <w:lang w:val="en-US"/>
-        </w:rPr>
-        <w:t>O</w:t>
-      </w:r>
-      <w:r>
-        <w:t>(n) в худшем случае);</w:t>
-      </w:r>
-    </w:p>
-    <w:p>
-      <w:pPr>
-        <w:pStyle w:val="a0"/>
-        <w:numPr>
-          <w:ilvl w:val="0"/>
-          <w:numId w:val="4"/>
-        </w:numPr>
-      </w:pPr>
-      <w:r>
-        <w:t>п</w:t>
-      </w:r>
-      <w:r>
-        <w:t>озволяет наглядно продемонстрировать процессы фрагментации и дефрагментации.</w:t>
-      </w:r>
-    </w:p>
-    <w:p>
-      <w:pPr>
-        <w:rPr>
-          <w:rFonts w:cs="Times New Roman"/>
-        </w:rPr>
-      </w:pPr>
-      <w:r>
-        <w:rPr>
-          <w:rFonts w:cs="Times New Roman"/>
-        </w:rPr>
-        <w:t>Язык реализации — C</w:t>
-      </w:r>
-      <w:r>
-        <w:rPr>
-          <w:rFonts w:cs="Times New Roman"/>
-        </w:rPr>
-        <w:t>++</w:t>
-      </w:r>
-      <w:r>
-        <w:rPr>
-          <w:rFonts w:cs="Times New Roman"/>
-        </w:rPr>
-        <w:t>, так как он:</w:t>
-      </w:r>
-    </w:p>
-    <w:p>
-      <w:pPr>
-        <w:pStyle w:val="a0"/>
-        <w:numPr>
-          <w:ilvl w:val="0"/>
-          <w:numId w:val="5"/>
-        </w:numPr>
-      </w:pPr>
-      <w:r>
-        <w:t>п</w:t>
-      </w:r>
-      <w:r>
-        <w:t>редоставляет низкоуровневый контроль над памятью;</w:t>
-      </w:r>
-    </w:p>
-    <w:p>
-      <w:pPr>
-        <w:pStyle w:val="a0"/>
-        <w:numPr>
-          <w:ilvl w:val="0"/>
-          <w:numId w:val="5"/>
-        </w:numPr>
-      </w:pPr>
-      <w:r>
-        <w:t>ш</w:t>
-      </w:r>
-      <w:r>
-        <w:t xml:space="preserve">ироко используется для разработки системного </w:t>
-      </w:r>
-      <w:r>
-        <w:t>ПО</w:t>
-      </w:r>
-      <w:r>
-        <w:t>;</w:t>
-      </w:r>
-    </w:p>
-    <w:p>
-      <w:pPr>
-        <w:pStyle w:val="a0"/>
-        <w:numPr>
-          <w:ilvl w:val="0"/>
-          <w:numId w:val="5"/>
-        </w:numPr>
-      </w:pPr>
-      <w:r>
-        <w:t>п</w:t>
-      </w:r>
-      <w:r>
-        <w:t xml:space="preserve">озволяет </w:t>
-      </w:r>
-      <w:r>
-        <w:t>использовать современные языковые средства (например, умные указатели)</w:t>
-      </w:r>
-      <w:r>
-        <w:t>.</w:t>
-      </w:r>
-    </w:p>
-    <w:p>
-      <w:pPr>
-        <w:rPr>
-          <w:rFonts w:cs="Times New Roman"/>
-        </w:rPr>
-      </w:pPr>
-      <w:r>
-        <w:rPr>
-          <w:rFonts w:cs="Times New Roman"/>
-        </w:rPr>
-        <w:t xml:space="preserve">Для представления свободных блоков будет использоваться односвязный список, что соответствует целям </w:t>
-      </w:r>
-      <w:r>
-        <w:rPr>
-          <w:rFonts w:cs="Times New Roman"/>
-        </w:rPr>
-        <w:t>работы</w:t>
-      </w:r>
-      <w:r>
-        <w:rPr>
-          <w:rFonts w:cs="Times New Roman"/>
-        </w:rPr>
-        <w:t xml:space="preserve"> и позволяет применить базовые операции: обход, вставка, удаление.</w:t>
-      </w:r>
-    </w:p>
-    <w:p>
-      <w:pPr>
-        <w:rPr>
-          <w:rFonts w:cs="Times New Roman"/>
-        </w:rPr>
-      </w:pPr>
-    </w:p>
-    <w:p>
-      <w:pPr>
-        <w:pStyle w:val="2"/>
-      </w:pPr>
-      <w:bookmarkStart w:id="14" w:name="_Toc224638273"/>
-      <w:r>
-        <w:t>1.6 Выводы</w:t>
-      </w:r>
-      <w:bookmarkEnd w:id="14"/>
-    </w:p>
-    <w:p>
-      <w:pPr>
-        <w:rPr>
-          <w:rFonts w:cs="Times New Roman"/>
-        </w:rPr>
-      </w:pPr>
-    </w:p>
-    <w:p>
-      <w:pPr>
-        <w:rPr>
-          <w:rFonts w:cs="Times New Roman"/>
-        </w:rPr>
-      </w:pPr>
-      <w:r>
-        <w:rPr>
-          <w:rFonts w:cs="Times New Roman"/>
-        </w:rPr>
-        <w:t>В ходе анализа предметной области установлено, что управление оперативной памятью — многоуровневая задача, охватывающая аппаратные, системные и программные аспекты. Для целей курсовой работы релевантен программный уровень, где реализуются алгоритмы динамического распределения памяти.</w:t>
-      </w:r>
-    </w:p>
-    <w:p>
-      <w:pPr>
-        <w:rPr>
-          <w:rFonts w:cs="Times New Roman"/>
-        </w:rPr>
-      </w:pPr>
-      <w:r>
-        <w:rPr>
-          <w:rFonts w:cs="Times New Roman"/>
-        </w:rPr>
-        <w:t xml:space="preserve">Рассмотрены основные подходы к программному управлению памятью: куча, пулы, сборка мусора, стек. Наиболее подходящим для учебно-исследовательской задачи признан аллокатор на основе кучи с использованием стратегии </w:t>
-      </w:r>
-      <w:r>
-        <w:rPr>
-          <w:rFonts w:cs="Times New Roman"/>
-          <w:i/>
-          <w:iCs/>
-        </w:rPr>
-        <w:t>first-fit</w:t>
-      </w:r>
-      <w:r>
-        <w:rPr>
-          <w:rFonts w:cs="Times New Roman"/>
-        </w:rPr>
-        <w:t xml:space="preserve"> и представлением свободных блоков в виде связного списка.</w:t>
-      </w:r>
-    </w:p>
-    <w:p>
-      <w:pPr>
-        <w:rPr>
-          <w:rFonts w:cs="Times New Roman"/>
-        </w:rPr>
-      </w:pPr>
-      <w:r>
-        <w:rPr>
-          <w:rFonts w:cs="Times New Roman"/>
-        </w:rPr>
-        <w:t>Проанализирована роль метаданных и структур данных в работе аллокаторов. Подчёркнута важность таких механизмов, как слияние соседних блоков и выравнивание памяти. Приведены примеры реальных реализаций (</w:t>
-      </w:r>
-      <w:r>
-        <w:rPr>
-          <w:rFonts w:cs="Times New Roman"/>
-          <w:i/>
-          <w:iCs/>
-        </w:rPr>
-        <w:t>dlmalloc</w:t>
-      </w:r>
-      <w:r>
-        <w:rPr>
-          <w:rFonts w:cs="Times New Roman"/>
-        </w:rPr>
-        <w:t xml:space="preserve">, </w:t>
-      </w:r>
-      <w:r>
-        <w:rPr>
-          <w:rFonts w:cs="Times New Roman"/>
-          <w:i/>
-          <w:iCs/>
-        </w:rPr>
-        <w:t>jemalloc</w:t>
-      </w:r>
-      <w:r>
-        <w:rPr>
-          <w:rFonts w:cs="Times New Roman"/>
-        </w:rPr>
-        <w:t>), демонстрирующие сложность промышленных решений.</w:t>
-      </w:r>
-    </w:p>
-    <w:p>
-      <w:pPr>
-        <w:rPr>
-          <w:rFonts w:cs="Times New Roman"/>
-        </w:rPr>
-      </w:pPr>
-      <w:r>
-        <w:rPr>
-          <w:rFonts w:cs="Times New Roman"/>
-        </w:rPr>
-        <w:t>Выбранный подход позволяет:</w:t>
-      </w:r>
-    </w:p>
-    <w:p>
-      <w:pPr>
-        <w:pStyle w:val="a0"/>
-        <w:numPr>
-          <w:ilvl w:val="0"/>
-          <w:numId w:val="6"/>
-        </w:numPr>
-      </w:pPr>
-      <w:r>
-        <w:t>п</w:t>
-      </w:r>
-      <w:r>
-        <w:t xml:space="preserve">родемонстрировать работу </w:t>
-      </w:r>
-      <w:proofErr w:type="gramStart"/>
-      <w:r>
-        <w:t>фундаментальных структур</w:t>
-      </w:r>
-      <w:proofErr w:type="gramEnd"/>
-      <w:r>
-        <w:t xml:space="preserve"> данных;</w:t>
-      </w:r>
-    </w:p>
-    <w:p>
-      <w:pPr>
-        <w:pStyle w:val="a0"/>
-        <w:numPr>
-          <w:ilvl w:val="0"/>
-          <w:numId w:val="6"/>
-        </w:numPr>
-      </w:pPr>
-      <w:r>
-        <w:t>п</w:t>
-      </w:r>
-      <w:r>
-        <w:t>роанализировать явления фрагментации;</w:t>
-      </w:r>
-    </w:p>
-    <w:p>
-      <w:pPr>
-        <w:pStyle w:val="a0"/>
-        <w:numPr>
-          <w:ilvl w:val="0"/>
-          <w:numId w:val="6"/>
-        </w:numPr>
-      </w:pPr>
-      <w:r>
-        <w:t>р</w:t>
-      </w:r>
-      <w:r>
-        <w:t xml:space="preserve">еализовать функционально завершённую модель, соответствующую целям </w:t>
-      </w:r>
-      <w:r>
-        <w:t>курсовой работы.</w:t>
-      </w:r>
-    </w:p>
-    <w:p>
-      <w:pPr>
-        <w:rPr>
-          <w:rFonts w:cs="Times New Roman"/>
-        </w:rPr>
-      </w:pPr>
-      <w:r>
-        <w:rPr>
-          <w:rFonts w:cs="Times New Roman"/>
-        </w:rPr>
-        <w:lastRenderedPageBreak/>
-        <w:t>Данный выбор обоснован как с методической, так и с практической точки зрения и будет положен в основу второй части курсовой работы — описания разработанной программы.</w:t>
-      </w:r>
-    </w:p>
-    <w:p>
-      <w:pPr>
-        <w:spacing w:after="160" w:line="360" w:lineRule="auto"/>
-        <w:ind w:firstLine="0"/>
-        <w:jc w:val="left"/>
-        <w:rPr>
-          <w:rFonts w:cs="Times New Roman"/>
-        </w:rPr>
-      </w:pPr>
-    </w:p>
+        <w:t>Microsoft Excel</w:t>
+      </w:r>
+      <w:r>
+        <w:t xml:space="preserve"> не обеспечивает необходимой безопасности данных, разграничения прав доступа и автоматизации бизнес-процессов.</w:t>
+      </w:r>
+    </w:p>
+    <w:p>
+      <w:r>
+        <w:t xml:space="preserve">На основании выявленных недостатков обоснована целесообразность разработки собственного программного приложения «Учёт оборудования». </w:t>
+      </w:r>
+      <w:r>
+        <w:t>Так, р</w:t>
+      </w:r>
+      <w:r>
+        <w:t xml:space="preserve">азрабатываемая система должна быть лишена избыточности корпоративных решений, не требовать сложной серверной инфраструктуры и предоставлять удобный интерфейс для выполнения основных операций: добавления, редактирования, поиска оборудования и формирования отчётов. </w:t>
+      </w:r>
+    </w:p>
+    <w:p>
+      <w:r>
+        <w:t>Применение объектно-ориентированного подхода позволит создать модульную систему, удобную для сопровождения и дальнейшего расширения функционала.</w:t>
+      </w:r>
+    </w:p>
+    <w:p/>
     <w:sectPr>
       <w:pgSz w:w="11906" w:h="16838" w:code="9"/>
       <w:pgMar w:top="1134" w:right="851" w:bottom="1134" w:left="1418" w:header="709" w:footer="709" w:gutter="0"/>
@@ -6217,7 +6084,7 @@
 </file>
 
 <file path=word/endnotes.xml><?xml version="1.0" encoding="utf-8"?>
-<w:endnotes xmlns:wpc="http://schemas.microsoft.com/office/word/2010/wordprocessingCanvas" xmlns:mc="http://schemas.openxmlformats.org/markup-compatibility/2006" xmlns:o="urn:schemas-microsoft-com:office:office" xmlns:r="http://schemas.openxmlformats.org/officeDocument/2006/relationships" xmlns:m="http://schemas.openxmlformats.org/officeDocument/2006/math" xmlns:v="urn:schemas-microsoft-com:vml" xmlns:wp14="http://schemas.microsoft.com/office/word/2010/wordprocessingDrawing" xmlns:wp="http://schemas.openxmlformats.org/drawingml/2006/wordprocessingDrawing" xmlns:w10="urn:schemas-microsoft-com:office:word" xmlns:w="http://schemas.openxmlformats.org/wordprocessingml/2006/main" xmlns:w14="http://schemas.microsoft.com/office/word/2010/wordml" xmlns:w15="http://schemas.microsoft.com/office/word/2012/wordml" xmlns:wpg="http://schemas.microsoft.com/office/word/2010/wordprocessingGroup" xmlns:wpi="http://schemas.microsoft.com/office/word/2010/wordprocessingInk" xmlns:wne="http://schemas.microsoft.com/office/word/2006/wordml" xmlns:wps="http://schemas.microsoft.com/office/word/2010/wordprocessingShape" mc:Ignorable="w14 w15 wp14">
+<w:endnotes xmlns:wpc="http://schemas.microsoft.com/office/word/2010/wordprocessingCanvas" xmlns:cx="http://schemas.microsoft.com/office/drawing/2014/chartex" xmlns:cx1="http://schemas.microsoft.com/office/drawing/2015/9/8/chartex" xmlns:cx2="http://schemas.microsoft.com/office/drawing/2015/10/21/chartex" xmlns:cx3="http://schemas.microsoft.com/office/drawing/2016/5/9/chartex" xmlns:cx4="http://schemas.microsoft.com/office/drawing/2016/5/10/chartex" xmlns:cx5="http://schemas.microsoft.com/office/drawing/2016/5/11/chartex" xmlns:cx6="http://schemas.microsoft.com/office/drawing/2016/5/12/chartex" xmlns:cx7="http://schemas.microsoft.com/office/drawing/2016/5/13/chartex" xmlns:cx8="http://schemas.microsoft.com/office/drawing/2016/5/14/chartex" xmlns:mc="http://schemas.openxmlformats.org/markup-compatibility/2006" xmlns:aink="http://schemas.microsoft.com/office/drawing/2016/ink" xmlns:am3d="http://schemas.microsoft.com/office/drawing/2017/model3d" xmlns:o="urn:schemas-microsoft-com:office:office" xmlns:oel="http://schemas.microsoft.com/office/2019/extlst" xmlns:r="http://schemas.openxmlformats.org/officeDocument/2006/relationships" xmlns:m="http://schemas.openxmlformats.org/officeDocument/2006/math" xmlns:v="urn:schemas-microsoft-com:vml" xmlns:wp14="http://schemas.microsoft.com/office/word/2010/wordprocessingDrawing" xmlns:wp="http://schemas.openxmlformats.org/drawingml/2006/wordprocessingDrawing" xmlns:w10="urn:schemas-microsoft-com:office:word" xmlns:w="http://schemas.openxmlformats.org/wordprocessingml/2006/main" xmlns:w14="http://schemas.microsoft.com/office/word/2010/wordml" xmlns:w15="http://schemas.microsoft.com/office/word/2012/wordml" xmlns:w16cex="http://schemas.microsoft.com/office/word/2018/wordml/cex" xmlns:w16cid="http://schemas.microsoft.com/office/word/2016/wordml/cid" xmlns:w16="http://schemas.microsoft.com/office/word/2018/wordml" xmlns:w16du="http://schemas.microsoft.com/office/word/2023/wordml/word16du" xmlns:w16sdtdh="http://schemas.microsoft.com/office/word/2020/wordml/sdtdatahash" xmlns:w16sdtfl="http://schemas.microsoft.com/office/word/2024/wordml/sdtformatlock" xmlns:w16se="http://schemas.microsoft.com/office/word/2015/wordml/symex" xmlns:wpg="http://schemas.microsoft.com/office/word/2010/wordprocessingGroup" xmlns:wpi="http://schemas.microsoft.com/office/word/2010/wordprocessingInk" xmlns:wne="http://schemas.microsoft.com/office/word/2006/wordml" xmlns:wps="http://schemas.microsoft.com/office/word/2010/wordprocessingShape" mc:Ignorable="w14 w15 w16se w16cid w16 w16cex w16sdtdh w16sdtfl w16du wp14">
   <w:endnote w:type="separator" w:id="-1">
     <w:p>
       <w:r>
@@ -6236,7 +6103,7 @@
 </file>
 
 <file path=word/footer1.xml><?xml version="1.0" encoding="utf-8"?>
-<w:ftr xmlns:wpc="http://schemas.microsoft.com/office/word/2010/wordprocessingCanvas" xmlns:mc="http://schemas.openxmlformats.org/markup-compatibility/2006" xmlns:o="urn:schemas-microsoft-com:office:office" xmlns:r="http://schemas.openxmlformats.org/officeDocument/2006/relationships" xmlns:m="http://schemas.openxmlformats.org/officeDocument/2006/math" xmlns:v="urn:schemas-microsoft-com:vml" xmlns:wp14="http://schemas.microsoft.com/office/word/2010/wordprocessingDrawing" xmlns:wp="http://schemas.openxmlformats.org/drawingml/2006/wordprocessingDrawing" xmlns:w10="urn:schemas-microsoft-com:office:word" xmlns:w="http://schemas.openxmlformats.org/wordprocessingml/2006/main" xmlns:w14="http://schemas.microsoft.com/office/word/2010/wordml" xmlns:w15="http://schemas.microsoft.com/office/word/2012/wordml" xmlns:wpg="http://schemas.microsoft.com/office/word/2010/wordprocessingGroup" xmlns:wpi="http://schemas.microsoft.com/office/word/2010/wordprocessingInk" xmlns:wne="http://schemas.microsoft.com/office/word/2006/wordml" xmlns:wps="http://schemas.microsoft.com/office/word/2010/wordprocessingShape" mc:Ignorable="w14 w15 wp14">
+<w:ftr xmlns:wpc="http://schemas.microsoft.com/office/word/2010/wordprocessingCanvas" xmlns:cx="http://schemas.microsoft.com/office/drawing/2014/chartex" xmlns:cx1="http://schemas.microsoft.com/office/drawing/2015/9/8/chartex" xmlns:cx2="http://schemas.microsoft.com/office/drawing/2015/10/21/chartex" xmlns:cx3="http://schemas.microsoft.com/office/drawing/2016/5/9/chartex" xmlns:cx4="http://schemas.microsoft.com/office/drawing/2016/5/10/chartex" xmlns:cx5="http://schemas.microsoft.com/office/drawing/2016/5/11/chartex" xmlns:cx6="http://schemas.microsoft.com/office/drawing/2016/5/12/chartex" xmlns:cx7="http://schemas.microsoft.com/office/drawing/2016/5/13/chartex" xmlns:cx8="http://schemas.microsoft.com/office/drawing/2016/5/14/chartex" xmlns:mc="http://schemas.openxmlformats.org/markup-compatibility/2006" xmlns:aink="http://schemas.microsoft.com/office/drawing/2016/ink" xmlns:am3d="http://schemas.microsoft.com/office/drawing/2017/model3d" xmlns:o="urn:schemas-microsoft-com:office:office" xmlns:oel="http://schemas.microsoft.com/office/2019/extlst" xmlns:r="http://schemas.openxmlformats.org/officeDocument/2006/relationships" xmlns:m="http://schemas.openxmlformats.org/officeDocument/2006/math" xmlns:v="urn:schemas-microsoft-com:vml" xmlns:wp14="http://schemas.microsoft.com/office/word/2010/wordprocessingDrawing" xmlns:wp="http://schemas.openxmlformats.org/drawingml/2006/wordprocessingDrawing" xmlns:w10="urn:schemas-microsoft-com:office:word" xmlns:w="http://schemas.openxmlformats.org/wordprocessingml/2006/main" xmlns:w14="http://schemas.microsoft.com/office/word/2010/wordml" xmlns:w15="http://schemas.microsoft.com/office/word/2012/wordml" xmlns:w16cex="http://schemas.microsoft.com/office/word/2018/wordml/cex" xmlns:w16cid="http://schemas.microsoft.com/office/word/2016/wordml/cid" xmlns:w16="http://schemas.microsoft.com/office/word/2018/wordml" xmlns:w16du="http://schemas.microsoft.com/office/word/2023/wordml/word16du" xmlns:w16sdtdh="http://schemas.microsoft.com/office/word/2020/wordml/sdtdatahash" xmlns:w16sdtfl="http://schemas.microsoft.com/office/word/2024/wordml/sdtformatlock" xmlns:w16se="http://schemas.microsoft.com/office/word/2015/wordml/symex" xmlns:wpg="http://schemas.microsoft.com/office/word/2010/wordprocessingGroup" xmlns:wpi="http://schemas.microsoft.com/office/word/2010/wordprocessingInk" xmlns:wne="http://schemas.microsoft.com/office/word/2006/wordml" xmlns:wps="http://schemas.microsoft.com/office/word/2010/wordprocessingShape" mc:Ignorable="w14 w15 w16se w16cid w16 w16cex w16sdtdh w16sdtfl w16du wp14">
   <w:p>
     <w:pPr>
       <w:pStyle w:val="a6"/>
@@ -6287,7 +6154,7 @@
 </file>
 
 <file path=word/footer2.xml><?xml version="1.0" encoding="utf-8"?>
-<w:ftr xmlns:wpc="http://schemas.microsoft.com/office/word/2010/wordprocessingCanvas" xmlns:mc="http://schemas.openxmlformats.org/markup-compatibility/2006" xmlns:o="urn:schemas-microsoft-com:office:office" xmlns:r="http://schemas.openxmlformats.org/officeDocument/2006/relationships" xmlns:m="http://schemas.openxmlformats.org/officeDocument/2006/math" xmlns:v="urn:schemas-microsoft-com:vml" xmlns:wp14="http://schemas.microsoft.com/office/word/2010/wordprocessingDrawing" xmlns:wp="http://schemas.openxmlformats.org/drawingml/2006/wordprocessingDrawing" xmlns:w10="urn:schemas-microsoft-com:office:word" xmlns:w="http://schemas.openxmlformats.org/wordprocessingml/2006/main" xmlns:w14="http://schemas.microsoft.com/office/word/2010/wordml" xmlns:w15="http://schemas.microsoft.com/office/word/2012/wordml" xmlns:wpg="http://schemas.microsoft.com/office/word/2010/wordprocessingGroup" xmlns:wpi="http://schemas.microsoft.com/office/word/2010/wordprocessingInk" xmlns:wne="http://schemas.microsoft.com/office/word/2006/wordml" xmlns:wps="http://schemas.microsoft.com/office/word/2010/wordprocessingShape" mc:Ignorable="w14 w15 wp14">
+<w:ftr xmlns:wpc="http://schemas.microsoft.com/office/word/2010/wordprocessingCanvas" xmlns:cx="http://schemas.microsoft.com/office/drawing/2014/chartex" xmlns:cx1="http://schemas.microsoft.com/office/drawing/2015/9/8/chartex" xmlns:cx2="http://schemas.microsoft.com/office/drawing/2015/10/21/chartex" xmlns:cx3="http://schemas.microsoft.com/office/drawing/2016/5/9/chartex" xmlns:cx4="http://schemas.microsoft.com/office/drawing/2016/5/10/chartex" xmlns:cx5="http://schemas.microsoft.com/office/drawing/2016/5/11/chartex" xmlns:cx6="http://schemas.microsoft.com/office/drawing/2016/5/12/chartex" xmlns:cx7="http://schemas.microsoft.com/office/drawing/2016/5/13/chartex" xmlns:cx8="http://schemas.microsoft.com/office/drawing/2016/5/14/chartex" xmlns:mc="http://schemas.openxmlformats.org/markup-compatibility/2006" xmlns:aink="http://schemas.microsoft.com/office/drawing/2016/ink" xmlns:am3d="http://schemas.microsoft.com/office/drawing/2017/model3d" xmlns:o="urn:schemas-microsoft-com:office:office" xmlns:oel="http://schemas.microsoft.com/office/2019/extlst" xmlns:r="http://schemas.openxmlformats.org/officeDocument/2006/relationships" xmlns:m="http://schemas.openxmlformats.org/officeDocument/2006/math" xmlns:v="urn:schemas-microsoft-com:vml" xmlns:wp14="http://schemas.microsoft.com/office/word/2010/wordprocessingDrawing" xmlns:wp="http://schemas.openxmlformats.org/drawingml/2006/wordprocessingDrawing" xmlns:w10="urn:schemas-microsoft-com:office:word" xmlns:w="http://schemas.openxmlformats.org/wordprocessingml/2006/main" xmlns:w14="http://schemas.microsoft.com/office/word/2010/wordml" xmlns:w15="http://schemas.microsoft.com/office/word/2012/wordml" xmlns:w16cex="http://schemas.microsoft.com/office/word/2018/wordml/cex" xmlns:w16cid="http://schemas.microsoft.com/office/word/2016/wordml/cid" xmlns:w16="http://schemas.microsoft.com/office/word/2018/wordml" xmlns:w16du="http://schemas.microsoft.com/office/word/2023/wordml/word16du" xmlns:w16sdtdh="http://schemas.microsoft.com/office/word/2020/wordml/sdtdatahash" xmlns:w16sdtfl="http://schemas.microsoft.com/office/word/2024/wordml/sdtformatlock" xmlns:w16se="http://schemas.microsoft.com/office/word/2015/wordml/symex" xmlns:wpg="http://schemas.microsoft.com/office/word/2010/wordprocessingGroup" xmlns:wpi="http://schemas.microsoft.com/office/word/2010/wordprocessingInk" xmlns:wne="http://schemas.microsoft.com/office/word/2006/wordml" xmlns:wps="http://schemas.microsoft.com/office/word/2010/wordprocessingShape" mc:Ignorable="w14 w15 w16se w16cid w16 w16cex w16sdtdh w16sdtfl w16du wp14">
   <w:p>
     <w:pPr>
       <w:pStyle w:val="a6"/>
@@ -6316,7 +6183,7 @@
 </file>
 
 <file path=word/footer3.xml><?xml version="1.0" encoding="utf-8"?>
-<w:ftr xmlns:wpc="http://schemas.microsoft.com/office/word/2010/wordprocessingCanvas" xmlns:mc="http://schemas.openxmlformats.org/markup-compatibility/2006" xmlns:o="urn:schemas-microsoft-com:office:office" xmlns:r="http://schemas.openxmlformats.org/officeDocument/2006/relationships" xmlns:m="http://schemas.openxmlformats.org/officeDocument/2006/math" xmlns:v="urn:schemas-microsoft-com:vml" xmlns:wp14="http://schemas.microsoft.com/office/word/2010/wordprocessingDrawing" xmlns:wp="http://schemas.openxmlformats.org/drawingml/2006/wordprocessingDrawing" xmlns:w10="urn:schemas-microsoft-com:office:word" xmlns:w="http://schemas.openxmlformats.org/wordprocessingml/2006/main" xmlns:w14="http://schemas.microsoft.com/office/word/2010/wordml" xmlns:w15="http://schemas.microsoft.com/office/word/2012/wordml" xmlns:wpg="http://schemas.microsoft.com/office/word/2010/wordprocessingGroup" xmlns:wpi="http://schemas.microsoft.com/office/word/2010/wordprocessingInk" xmlns:wne="http://schemas.microsoft.com/office/word/2006/wordml" xmlns:wps="http://schemas.microsoft.com/office/word/2010/wordprocessingShape" mc:Ignorable="w14 w15 wp14">
+<w:ftr xmlns:wpc="http://schemas.microsoft.com/office/word/2010/wordprocessingCanvas" xmlns:cx="http://schemas.microsoft.com/office/drawing/2014/chartex" xmlns:cx1="http://schemas.microsoft.com/office/drawing/2015/9/8/chartex" xmlns:cx2="http://schemas.microsoft.com/office/drawing/2015/10/21/chartex" xmlns:cx3="http://schemas.microsoft.com/office/drawing/2016/5/9/chartex" xmlns:cx4="http://schemas.microsoft.com/office/drawing/2016/5/10/chartex" xmlns:cx5="http://schemas.microsoft.com/office/drawing/2016/5/11/chartex" xmlns:cx6="http://schemas.microsoft.com/office/drawing/2016/5/12/chartex" xmlns:cx7="http://schemas.microsoft.com/office/drawing/2016/5/13/chartex" xmlns:cx8="http://schemas.microsoft.com/office/drawing/2016/5/14/chartex" xmlns:mc="http://schemas.openxmlformats.org/markup-compatibility/2006" xmlns:aink="http://schemas.microsoft.com/office/drawing/2016/ink" xmlns:am3d="http://schemas.microsoft.com/office/drawing/2017/model3d" xmlns:o="urn:schemas-microsoft-com:office:office" xmlns:oel="http://schemas.microsoft.com/office/2019/extlst" xmlns:r="http://schemas.openxmlformats.org/officeDocument/2006/relationships" xmlns:m="http://schemas.openxmlformats.org/officeDocument/2006/math" xmlns:v="urn:schemas-microsoft-com:vml" xmlns:wp14="http://schemas.microsoft.com/office/word/2010/wordprocessingDrawing" xmlns:wp="http://schemas.openxmlformats.org/drawingml/2006/wordprocessingDrawing" xmlns:w10="urn:schemas-microsoft-com:office:word" xmlns:w="http://schemas.openxmlformats.org/wordprocessingml/2006/main" xmlns:w14="http://schemas.microsoft.com/office/word/2010/wordml" xmlns:w15="http://schemas.microsoft.com/office/word/2012/wordml" xmlns:w16cex="http://schemas.microsoft.com/office/word/2018/wordml/cex" xmlns:w16cid="http://schemas.microsoft.com/office/word/2016/wordml/cid" xmlns:w16="http://schemas.microsoft.com/office/word/2018/wordml" xmlns:w16du="http://schemas.microsoft.com/office/word/2023/wordml/word16du" xmlns:w16sdtdh="http://schemas.microsoft.com/office/word/2020/wordml/sdtdatahash" xmlns:w16sdtfl="http://schemas.microsoft.com/office/word/2024/wordml/sdtformatlock" xmlns:w16se="http://schemas.microsoft.com/office/word/2015/wordml/symex" xmlns:wpg="http://schemas.microsoft.com/office/word/2010/wordprocessingGroup" xmlns:wpi="http://schemas.microsoft.com/office/word/2010/wordprocessingInk" xmlns:wne="http://schemas.microsoft.com/office/word/2006/wordml" xmlns:wps="http://schemas.microsoft.com/office/word/2010/wordprocessingShape" mc:Ignorable="w14 w15 w16se w16cid w16 w16cex w16sdtdh w16sdtfl w16du wp14">
   <w:sdt>
     <w:sdtPr>
       <w:id w:val="662517046"/>
@@ -6362,7 +6229,7 @@
 </file>
 
 <file path=word/footnotes.xml><?xml version="1.0" encoding="utf-8"?>
-<w:footnotes xmlns:wpc="http://schemas.microsoft.com/office/word/2010/wordprocessingCanvas" xmlns:mc="http://schemas.openxmlformats.org/markup-compatibility/2006" xmlns:o="urn:schemas-microsoft-com:office:office" xmlns:r="http://schemas.openxmlformats.org/officeDocument/2006/relationships" xmlns:m="http://schemas.openxmlformats.org/officeDocument/2006/math" xmlns:v="urn:schemas-microsoft-com:vml" xmlns:wp14="http://schemas.microsoft.com/office/word/2010/wordprocessingDrawing" xmlns:wp="http://schemas.openxmlformats.org/drawingml/2006/wordprocessingDrawing" xmlns:w10="urn:schemas-microsoft-com:office:word" xmlns:w="http://schemas.openxmlformats.org/wordprocessingml/2006/main" xmlns:w14="http://schemas.microsoft.com/office/word/2010/wordml" xmlns:w15="http://schemas.microsoft.com/office/word/2012/wordml" xmlns:wpg="http://schemas.microsoft.com/office/word/2010/wordprocessingGroup" xmlns:wpi="http://schemas.microsoft.com/office/word/2010/wordprocessingInk" xmlns:wne="http://schemas.microsoft.com/office/word/2006/wordml" xmlns:wps="http://schemas.microsoft.com/office/word/2010/wordprocessingShape" mc:Ignorable="w14 w15 wp14">
+<w:footnotes xmlns:wpc="http://schemas.microsoft.com/office/word/2010/wordprocessingCanvas" xmlns:cx="http://schemas.microsoft.com/office/drawing/2014/chartex" xmlns:cx1="http://schemas.microsoft.com/office/drawing/2015/9/8/chartex" xmlns:cx2="http://schemas.microsoft.com/office/drawing/2015/10/21/chartex" xmlns:cx3="http://schemas.microsoft.com/office/drawing/2016/5/9/chartex" xmlns:cx4="http://schemas.microsoft.com/office/drawing/2016/5/10/chartex" xmlns:cx5="http://schemas.microsoft.com/office/drawing/2016/5/11/chartex" xmlns:cx6="http://schemas.microsoft.com/office/drawing/2016/5/12/chartex" xmlns:cx7="http://schemas.microsoft.com/office/drawing/2016/5/13/chartex" xmlns:cx8="http://schemas.microsoft.com/office/drawing/2016/5/14/chartex" xmlns:mc="http://schemas.openxmlformats.org/markup-compatibility/2006" xmlns:aink="http://schemas.microsoft.com/office/drawing/2016/ink" xmlns:am3d="http://schemas.microsoft.com/office/drawing/2017/model3d" xmlns:o="urn:schemas-microsoft-com:office:office" xmlns:oel="http://schemas.microsoft.com/office/2019/extlst" xmlns:r="http://schemas.openxmlformats.org/officeDocument/2006/relationships" xmlns:m="http://schemas.openxmlformats.org/officeDocument/2006/math" xmlns:v="urn:schemas-microsoft-com:vml" xmlns:wp14="http://schemas.microsoft.com/office/word/2010/wordprocessingDrawing" xmlns:wp="http://schemas.openxmlformats.org/drawingml/2006/wordprocessingDrawing" xmlns:w10="urn:schemas-microsoft-com:office:word" xmlns:w="http://schemas.openxmlformats.org/wordprocessingml/2006/main" xmlns:w14="http://schemas.microsoft.com/office/word/2010/wordml" xmlns:w15="http://schemas.microsoft.com/office/word/2012/wordml" xmlns:w16cex="http://schemas.microsoft.com/office/word/2018/wordml/cex" xmlns:w16cid="http://schemas.microsoft.com/office/word/2016/wordml/cid" xmlns:w16="http://schemas.microsoft.com/office/word/2018/wordml" xmlns:w16du="http://schemas.microsoft.com/office/word/2023/wordml/word16du" xmlns:w16sdtdh="http://schemas.microsoft.com/office/word/2020/wordml/sdtdatahash" xmlns:w16sdtfl="http://schemas.microsoft.com/office/word/2024/wordml/sdtformatlock" xmlns:w16se="http://schemas.microsoft.com/office/word/2015/wordml/symex" xmlns:wpg="http://schemas.microsoft.com/office/word/2010/wordprocessingGroup" xmlns:wpi="http://schemas.microsoft.com/office/word/2010/wordprocessingInk" xmlns:wne="http://schemas.microsoft.com/office/word/2006/wordml" xmlns:wps="http://schemas.microsoft.com/office/word/2010/wordprocessingShape" mc:Ignorable="w14 w15 w16se w16cid w16 w16cex w16sdtdh w16sdtfl w16du wp14">
   <w:footnote w:type="separator" w:id="-1">
     <w:p>
       <w:r>
@@ -6381,292 +6248,18 @@
 </file>
 
 <file path=word/numbering.xml><?xml version="1.0" encoding="utf-8"?>
-<w:numbering xmlns:wpc="http://schemas.microsoft.com/office/word/2010/wordprocessingCanvas" xmlns:mc="http://schemas.openxmlformats.org/markup-compatibility/2006" xmlns:o="urn:schemas-microsoft-com:office:office" xmlns:r="http://schemas.openxmlformats.org/officeDocument/2006/relationships" xmlns:m="http://schemas.openxmlformats.org/officeDocument/2006/math" xmlns:v="urn:schemas-microsoft-com:vml" xmlns:wp14="http://schemas.microsoft.com/office/word/2010/wordprocessingDrawing" xmlns:wp="http://schemas.openxmlformats.org/drawingml/2006/wordprocessingDrawing" xmlns:w10="urn:schemas-microsoft-com:office:word" xmlns:w="http://schemas.openxmlformats.org/wordprocessingml/2006/main" xmlns:w14="http://schemas.microsoft.com/office/word/2010/wordml" xmlns:w15="http://schemas.microsoft.com/office/word/2012/wordml" xmlns:wpg="http://schemas.microsoft.com/office/word/2010/wordprocessingGroup" xmlns:wpi="http://schemas.microsoft.com/office/word/2010/wordprocessingInk" xmlns:wne="http://schemas.microsoft.com/office/word/2006/wordml" xmlns:wps="http://schemas.microsoft.com/office/word/2010/wordprocessingShape" mc:Ignorable="w14 w15 wp14">
-  <w:abstractNum w:abstractNumId="0">
-    <w:nsid w:val="06C13A4D"/>
-    <w:multiLevelType w:val="multilevel"/>
-    <w:tmpl w:val="9E8CF10A"/>
-    <w:lvl w:ilvl="0">
-      <w:start w:val="1"/>
-      <w:numFmt w:val="decimal"/>
-      <w:lvlText w:val="%1."/>
-      <w:lvlJc w:val="left"/>
-      <w:pPr>
-        <w:ind w:left="720" w:hanging="360"/>
-      </w:pPr>
-      <w:rPr>
-        <w:rFonts w:hint="default"/>
-      </w:rPr>
-    </w:lvl>
-    <w:lvl w:ilvl="1">
-      <w:start w:val="2"/>
-      <w:numFmt w:val="decimal"/>
-      <w:isLgl/>
-      <w:lvlText w:val="%1.%2."/>
-      <w:lvlJc w:val="left"/>
-      <w:pPr>
-        <w:ind w:left="1245" w:hanging="720"/>
-      </w:pPr>
-      <w:rPr>
-        <w:rFonts w:hint="default"/>
-      </w:rPr>
-    </w:lvl>
-    <w:lvl w:ilvl="2">
-      <w:start w:val="1"/>
-      <w:numFmt w:val="decimal"/>
-      <w:isLgl/>
-      <w:lvlText w:val="%1.%2.%3."/>
-      <w:lvlJc w:val="left"/>
-      <w:pPr>
-        <w:ind w:left="1410" w:hanging="720"/>
-      </w:pPr>
-      <w:rPr>
-        <w:rFonts w:hint="default"/>
-      </w:rPr>
-    </w:lvl>
-    <w:lvl w:ilvl="3">
-      <w:start w:val="1"/>
-      <w:numFmt w:val="decimal"/>
-      <w:isLgl/>
-      <w:lvlText w:val="%1.%2.%3.%4."/>
-      <w:lvlJc w:val="left"/>
-      <w:pPr>
-        <w:ind w:left="1935" w:hanging="1080"/>
-      </w:pPr>
-      <w:rPr>
-        <w:rFonts w:hint="default"/>
-      </w:rPr>
-    </w:lvl>
-    <w:lvl w:ilvl="4">
-      <w:start w:val="1"/>
-      <w:numFmt w:val="decimal"/>
-      <w:isLgl/>
-      <w:lvlText w:val="%1.%2.%3.%4.%5."/>
-      <w:lvlJc w:val="left"/>
-      <w:pPr>
-        <w:ind w:left="2100" w:hanging="1080"/>
-      </w:pPr>
-      <w:rPr>
-        <w:rFonts w:hint="default"/>
-      </w:rPr>
-    </w:lvl>
-    <w:lvl w:ilvl="5">
-      <w:start w:val="1"/>
-      <w:numFmt w:val="decimal"/>
-      <w:isLgl/>
-      <w:lvlText w:val="%1.%2.%3.%4.%5.%6."/>
-      <w:lvlJc w:val="left"/>
-      <w:pPr>
-        <w:ind w:left="2625" w:hanging="1440"/>
-      </w:pPr>
-      <w:rPr>
-        <w:rFonts w:hint="default"/>
-      </w:rPr>
-    </w:lvl>
-    <w:lvl w:ilvl="6">
-      <w:start w:val="1"/>
-      <w:numFmt w:val="decimal"/>
-      <w:isLgl/>
-      <w:lvlText w:val="%1.%2.%3.%4.%5.%6.%7."/>
-      <w:lvlJc w:val="left"/>
-      <w:pPr>
-        <w:ind w:left="3150" w:hanging="1800"/>
-      </w:pPr>
-      <w:rPr>
-        <w:rFonts w:hint="default"/>
-      </w:rPr>
-    </w:lvl>
-    <w:lvl w:ilvl="7">
-      <w:start w:val="1"/>
-      <w:numFmt w:val="decimal"/>
-      <w:isLgl/>
-      <w:lvlText w:val="%1.%2.%3.%4.%5.%6.%7.%8."/>
-      <w:lvlJc w:val="left"/>
-      <w:pPr>
-        <w:ind w:left="3315" w:hanging="1800"/>
-      </w:pPr>
-      <w:rPr>
-        <w:rFonts w:hint="default"/>
-      </w:rPr>
-    </w:lvl>
-    <w:lvl w:ilvl="8">
-      <w:start w:val="1"/>
-      <w:numFmt w:val="decimal"/>
-      <w:isLgl/>
-      <w:lvlText w:val="%1.%2.%3.%4.%5.%6.%7.%8.%9."/>
-      <w:lvlJc w:val="left"/>
-      <w:pPr>
-        <w:ind w:left="3840" w:hanging="2160"/>
-      </w:pPr>
-      <w:rPr>
-        <w:rFonts w:hint="default"/>
-      </w:rPr>
-    </w:lvl>
-  </w:abstractNum>
-  <w:abstractNum w:abstractNumId="1">
-    <w:nsid w:val="0F9A357D"/>
-    <w:multiLevelType w:val="multilevel"/>
-    <w:tmpl w:val="DBF253B6"/>
-    <w:lvl w:ilvl="0">
+<w:numbering xmlns:wpc="http://schemas.microsoft.com/office/word/2010/wordprocessingCanvas" xmlns:cx="http://schemas.microsoft.com/office/drawing/2014/chartex" xmlns:cx1="http://schemas.microsoft.com/office/drawing/2015/9/8/chartex" xmlns:cx2="http://schemas.microsoft.com/office/drawing/2015/10/21/chartex" xmlns:cx3="http://schemas.microsoft.com/office/drawing/2016/5/9/chartex" xmlns:cx4="http://schemas.microsoft.com/office/drawing/2016/5/10/chartex" xmlns:cx5="http://schemas.microsoft.com/office/drawing/2016/5/11/chartex" xmlns:cx6="http://schemas.microsoft.com/office/drawing/2016/5/12/chartex" xmlns:cx7="http://schemas.microsoft.com/office/drawing/2016/5/13/chartex" xmlns:cx8="http://schemas.microsoft.com/office/drawing/2016/5/14/chartex" xmlns:mc="http://schemas.openxmlformats.org/markup-compatibility/2006" xmlns:aink="http://schemas.microsoft.com/office/drawing/2016/ink" xmlns:am3d="http://schemas.microsoft.com/office/drawing/2017/model3d" xmlns:o="urn:schemas-microsoft-com:office:office" xmlns:oel="http://schemas.microsoft.com/office/2019/extlst" xmlns:r="http://schemas.openxmlformats.org/officeDocument/2006/relationships" xmlns:m="http://schemas.openxmlformats.org/officeDocument/2006/math" xmlns:v="urn:schemas-microsoft-com:vml" xmlns:wp14="http://schemas.microsoft.com/office/word/2010/wordprocessingDrawing" xmlns:wp="http://schemas.openxmlformats.org/drawingml/2006/wordprocessingDrawing" xmlns:w10="urn:schemas-microsoft-com:office:word" xmlns:w="http://schemas.openxmlformats.org/wordprocessingml/2006/main" xmlns:w14="http://schemas.microsoft.com/office/word/2010/wordml" xmlns:w15="http://schemas.microsoft.com/office/word/2012/wordml" xmlns:w16cex="http://schemas.microsoft.com/office/word/2018/wordml/cex" xmlns:w16cid="http://schemas.microsoft.com/office/word/2016/wordml/cid" xmlns:w16="http://schemas.microsoft.com/office/word/2018/wordml" xmlns:w16du="http://schemas.microsoft.com/office/word/2023/wordml/word16du" xmlns:w16sdtdh="http://schemas.microsoft.com/office/word/2020/wordml/sdtdatahash" xmlns:w16sdtfl="http://schemas.microsoft.com/office/word/2024/wordml/sdtformatlock" xmlns:w16se="http://schemas.microsoft.com/office/word/2015/wordml/symex" xmlns:wpg="http://schemas.microsoft.com/office/word/2010/wordprocessingGroup" xmlns:wpi="http://schemas.microsoft.com/office/word/2010/wordprocessingInk" xmlns:wne="http://schemas.microsoft.com/office/word/2006/wordml" xmlns:wps="http://schemas.microsoft.com/office/word/2010/wordprocessingShape" mc:Ignorable="w14 w15 w16se w16cid w16 w16cex w16sdtdh w16sdtfl w16du wp14">
+  <w:abstractNum w:abstractNumId="0" w15:restartNumberingAfterBreak="0">
+    <w:nsid w:val="0270324B"/>
+    <w:multiLevelType w:val="hybridMultilevel"/>
+    <w:tmpl w:val="6B806B3C"/>
+    <w:lvl w:ilvl="0" w:tplc="E0F24E26">
       <w:start w:val="1"/>
       <w:numFmt w:val="bullet"/>
       <w:lvlText w:val="–"/>
       <w:lvlJc w:val="left"/>
       <w:pPr>
         <w:ind w:left="0" w:firstLine="709"/>
-      </w:pPr>
-      <w:rPr>
-        <w:rFonts w:ascii="Times New Roman" w:hAnsi="Times New Roman" w:cs="Times New Roman" w:hint="default"/>
-        <w:b w:val="0"/>
-        <w:i w:val="0"/>
-        <w:strike w:val="0"/>
-        <w:dstrike w:val="0"/>
-        <w:color w:val="000000"/>
-        <w:sz w:val="28"/>
-        <w:u w:val="none" w:color="000000"/>
-        <w:vertAlign w:val="baseline"/>
-      </w:rPr>
-    </w:lvl>
-    <w:lvl w:ilvl="1">
-      <w:start w:val="1"/>
-      <w:numFmt w:val="bullet"/>
-      <w:lvlText w:val=""/>
-      <w:lvlJc w:val="left"/>
-      <w:pPr>
-        <w:tabs>
-          <w:tab w:val="num" w:pos="1788"/>
-        </w:tabs>
-        <w:ind w:left="0" w:firstLine="709"/>
-      </w:pPr>
-      <w:rPr>
-        <w:rFonts w:ascii="Symbol" w:hAnsi="Symbol" w:hint="default"/>
-        <w:sz w:val="20"/>
-      </w:rPr>
-    </w:lvl>
-    <w:lvl w:ilvl="2">
-      <w:start w:val="1"/>
-      <w:numFmt w:val="bullet"/>
-      <w:lvlText w:val=""/>
-      <w:lvlJc w:val="left"/>
-      <w:pPr>
-        <w:tabs>
-          <w:tab w:val="num" w:pos="2508"/>
-        </w:tabs>
-        <w:ind w:left="0" w:firstLine="709"/>
-      </w:pPr>
-      <w:rPr>
-        <w:rFonts w:ascii="Symbol" w:hAnsi="Symbol" w:hint="default"/>
-        <w:sz w:val="20"/>
-      </w:rPr>
-    </w:lvl>
-    <w:lvl w:ilvl="3">
-      <w:start w:val="1"/>
-      <w:numFmt w:val="bullet"/>
-      <w:lvlText w:val=""/>
-      <w:lvlJc w:val="left"/>
-      <w:pPr>
-        <w:tabs>
-          <w:tab w:val="num" w:pos="3228"/>
-        </w:tabs>
-        <w:ind w:left="0" w:firstLine="709"/>
-      </w:pPr>
-      <w:rPr>
-        <w:rFonts w:ascii="Symbol" w:hAnsi="Symbol" w:hint="default"/>
-        <w:sz w:val="20"/>
-      </w:rPr>
-    </w:lvl>
-    <w:lvl w:ilvl="4">
-      <w:start w:val="1"/>
-      <w:numFmt w:val="bullet"/>
-      <w:lvlText w:val=""/>
-      <w:lvlJc w:val="left"/>
-      <w:pPr>
-        <w:tabs>
-          <w:tab w:val="num" w:pos="3948"/>
-        </w:tabs>
-        <w:ind w:left="0" w:firstLine="709"/>
-      </w:pPr>
-      <w:rPr>
-        <w:rFonts w:ascii="Symbol" w:hAnsi="Symbol" w:hint="default"/>
-        <w:sz w:val="20"/>
-      </w:rPr>
-    </w:lvl>
-    <w:lvl w:ilvl="5">
-      <w:start w:val="1"/>
-      <w:numFmt w:val="bullet"/>
-      <w:lvlText w:val=""/>
-      <w:lvlJc w:val="left"/>
-      <w:pPr>
-        <w:tabs>
-          <w:tab w:val="num" w:pos="4668"/>
-        </w:tabs>
-        <w:ind w:left="0" w:firstLine="709"/>
-      </w:pPr>
-      <w:rPr>
-        <w:rFonts w:ascii="Symbol" w:hAnsi="Symbol" w:hint="default"/>
-        <w:sz w:val="20"/>
-      </w:rPr>
-    </w:lvl>
-    <w:lvl w:ilvl="6">
-      <w:start w:val="1"/>
-      <w:numFmt w:val="bullet"/>
-      <w:lvlText w:val=""/>
-      <w:lvlJc w:val="left"/>
-      <w:pPr>
-        <w:tabs>
-          <w:tab w:val="num" w:pos="5388"/>
-        </w:tabs>
-        <w:ind w:left="0" w:firstLine="709"/>
-      </w:pPr>
-      <w:rPr>
-        <w:rFonts w:ascii="Symbol" w:hAnsi="Symbol" w:hint="default"/>
-        <w:sz w:val="20"/>
-      </w:rPr>
-    </w:lvl>
-    <w:lvl w:ilvl="7">
-      <w:start w:val="1"/>
-      <w:numFmt w:val="bullet"/>
-      <w:lvlText w:val=""/>
-      <w:lvlJc w:val="left"/>
-      <w:pPr>
-        <w:tabs>
-          <w:tab w:val="num" w:pos="6108"/>
-        </w:tabs>
-        <w:ind w:left="0" w:firstLine="709"/>
-      </w:pPr>
-      <w:rPr>
-        <w:rFonts w:ascii="Symbol" w:hAnsi="Symbol" w:hint="default"/>
-        <w:sz w:val="20"/>
-      </w:rPr>
-    </w:lvl>
-    <w:lvl w:ilvl="8">
-      <w:start w:val="1"/>
-      <w:numFmt w:val="bullet"/>
-      <w:lvlText w:val=""/>
-      <w:lvlJc w:val="left"/>
-      <w:pPr>
-        <w:tabs>
-          <w:tab w:val="num" w:pos="6828"/>
-        </w:tabs>
-        <w:ind w:left="0" w:firstLine="709"/>
-      </w:pPr>
-      <w:rPr>
-        <w:rFonts w:ascii="Symbol" w:hAnsi="Symbol" w:hint="default"/>
-        <w:sz w:val="20"/>
-      </w:rPr>
-    </w:lvl>
-  </w:abstractNum>
-  <w:abstractNum w:abstractNumId="2">
-    <w:nsid w:val="1385017C"/>
-    <w:multiLevelType w:val="hybridMultilevel"/>
-    <w:tmpl w:val="4D1CAB98"/>
-    <w:lvl w:ilvl="0" w:tplc="686C98B8">
-      <w:start w:val="1"/>
-      <w:numFmt w:val="bullet"/>
-      <w:lvlText w:val="–"/>
-      <w:lvlJc w:val="left"/>
-      <w:pPr>
-        <w:ind w:left="1429" w:hanging="360"/>
       </w:pPr>
       <w:rPr>
         <w:rFonts w:ascii="Times New Roman" w:eastAsia="Times New Roman" w:hAnsi="Times New Roman" w:cs="Times New Roman" w:hint="default"/>
@@ -6778,7 +6371,871 @@
       </w:rPr>
     </w:lvl>
   </w:abstractNum>
-  <w:abstractNum w:abstractNumId="3">
+  <w:abstractNum w:abstractNumId="1" w15:restartNumberingAfterBreak="0">
+    <w:nsid w:val="06C13A4D"/>
+    <w:multiLevelType w:val="multilevel"/>
+    <w:tmpl w:val="9E8CF10A"/>
+    <w:lvl w:ilvl="0">
+      <w:start w:val="1"/>
+      <w:numFmt w:val="decimal"/>
+      <w:lvlText w:val="%1."/>
+      <w:lvlJc w:val="left"/>
+      <w:pPr>
+        <w:ind w:left="720" w:hanging="360"/>
+      </w:pPr>
+      <w:rPr>
+        <w:rFonts w:hint="default"/>
+      </w:rPr>
+    </w:lvl>
+    <w:lvl w:ilvl="1">
+      <w:start w:val="2"/>
+      <w:numFmt w:val="decimal"/>
+      <w:isLgl/>
+      <w:lvlText w:val="%1.%2."/>
+      <w:lvlJc w:val="left"/>
+      <w:pPr>
+        <w:ind w:left="1245" w:hanging="720"/>
+      </w:pPr>
+      <w:rPr>
+        <w:rFonts w:hint="default"/>
+      </w:rPr>
+    </w:lvl>
+    <w:lvl w:ilvl="2">
+      <w:start w:val="1"/>
+      <w:numFmt w:val="decimal"/>
+      <w:isLgl/>
+      <w:lvlText w:val="%1.%2.%3."/>
+      <w:lvlJc w:val="left"/>
+      <w:pPr>
+        <w:ind w:left="1410" w:hanging="720"/>
+      </w:pPr>
+      <w:rPr>
+        <w:rFonts w:hint="default"/>
+      </w:rPr>
+    </w:lvl>
+    <w:lvl w:ilvl="3">
+      <w:start w:val="1"/>
+      <w:numFmt w:val="decimal"/>
+      <w:isLgl/>
+      <w:lvlText w:val="%1.%2.%3.%4."/>
+      <w:lvlJc w:val="left"/>
+      <w:pPr>
+        <w:ind w:left="1935" w:hanging="1080"/>
+      </w:pPr>
+      <w:rPr>
+        <w:rFonts w:hint="default"/>
+      </w:rPr>
+    </w:lvl>
+    <w:lvl w:ilvl="4">
+      <w:start w:val="1"/>
+      <w:numFmt w:val="decimal"/>
+      <w:isLgl/>
+      <w:lvlText w:val="%1.%2.%3.%4.%5."/>
+      <w:lvlJc w:val="left"/>
+      <w:pPr>
+        <w:ind w:left="2100" w:hanging="1080"/>
+      </w:pPr>
+      <w:rPr>
+        <w:rFonts w:hint="default"/>
+      </w:rPr>
+    </w:lvl>
+    <w:lvl w:ilvl="5">
+      <w:start w:val="1"/>
+      <w:numFmt w:val="decimal"/>
+      <w:isLgl/>
+      <w:lvlText w:val="%1.%2.%3.%4.%5.%6."/>
+      <w:lvlJc w:val="left"/>
+      <w:pPr>
+        <w:ind w:left="2625" w:hanging="1440"/>
+      </w:pPr>
+      <w:rPr>
+        <w:rFonts w:hint="default"/>
+      </w:rPr>
+    </w:lvl>
+    <w:lvl w:ilvl="6">
+      <w:start w:val="1"/>
+      <w:numFmt w:val="decimal"/>
+      <w:isLgl/>
+      <w:lvlText w:val="%1.%2.%3.%4.%5.%6.%7."/>
+      <w:lvlJc w:val="left"/>
+      <w:pPr>
+        <w:ind w:left="3150" w:hanging="1800"/>
+      </w:pPr>
+      <w:rPr>
+        <w:rFonts w:hint="default"/>
+      </w:rPr>
+    </w:lvl>
+    <w:lvl w:ilvl="7">
+      <w:start w:val="1"/>
+      <w:numFmt w:val="decimal"/>
+      <w:isLgl/>
+      <w:lvlText w:val="%1.%2.%3.%4.%5.%6.%7.%8."/>
+      <w:lvlJc w:val="left"/>
+      <w:pPr>
+        <w:ind w:left="3315" w:hanging="1800"/>
+      </w:pPr>
+      <w:rPr>
+        <w:rFonts w:hint="default"/>
+      </w:rPr>
+    </w:lvl>
+    <w:lvl w:ilvl="8">
+      <w:start w:val="1"/>
+      <w:numFmt w:val="decimal"/>
+      <w:isLgl/>
+      <w:lvlText w:val="%1.%2.%3.%4.%5.%6.%7.%8.%9."/>
+      <w:lvlJc w:val="left"/>
+      <w:pPr>
+        <w:ind w:left="3840" w:hanging="2160"/>
+      </w:pPr>
+      <w:rPr>
+        <w:rFonts w:hint="default"/>
+      </w:rPr>
+    </w:lvl>
+  </w:abstractNum>
+  <w:abstractNum w:abstractNumId="2" w15:restartNumberingAfterBreak="0">
+    <w:nsid w:val="0B29655B"/>
+    <w:multiLevelType w:val="hybridMultilevel"/>
+    <w:tmpl w:val="AF222546"/>
+    <w:lvl w:ilvl="0" w:tplc="4F306D1E">
+      <w:numFmt w:val="bullet"/>
+      <w:lvlText w:val="−"/>
+      <w:lvlJc w:val="left"/>
+      <w:pPr>
+        <w:ind w:left="0" w:firstLine="709"/>
+      </w:pPr>
+      <w:rPr>
+        <w:rFonts w:ascii="Times New Roman" w:hAnsi="Times New Roman" w:cs="Times New Roman" w:hint="default"/>
+      </w:rPr>
+    </w:lvl>
+    <w:lvl w:ilvl="1" w:tplc="04190003" w:tentative="1">
+      <w:start w:val="1"/>
+      <w:numFmt w:val="bullet"/>
+      <w:lvlText w:val="o"/>
+      <w:lvlJc w:val="left"/>
+      <w:pPr>
+        <w:ind w:left="2149" w:hanging="360"/>
+      </w:pPr>
+      <w:rPr>
+        <w:rFonts w:ascii="Courier New" w:hAnsi="Courier New" w:cs="Courier New" w:hint="default"/>
+      </w:rPr>
+    </w:lvl>
+    <w:lvl w:ilvl="2" w:tplc="04190005" w:tentative="1">
+      <w:start w:val="1"/>
+      <w:numFmt w:val="bullet"/>
+      <w:lvlText w:val=""/>
+      <w:lvlJc w:val="left"/>
+      <w:pPr>
+        <w:ind w:left="2869" w:hanging="360"/>
+      </w:pPr>
+      <w:rPr>
+        <w:rFonts w:ascii="Wingdings" w:hAnsi="Wingdings" w:hint="default"/>
+      </w:rPr>
+    </w:lvl>
+    <w:lvl w:ilvl="3" w:tplc="04190001" w:tentative="1">
+      <w:start w:val="1"/>
+      <w:numFmt w:val="bullet"/>
+      <w:lvlText w:val=""/>
+      <w:lvlJc w:val="left"/>
+      <w:pPr>
+        <w:ind w:left="3589" w:hanging="360"/>
+      </w:pPr>
+      <w:rPr>
+        <w:rFonts w:ascii="Symbol" w:hAnsi="Symbol" w:hint="default"/>
+      </w:rPr>
+    </w:lvl>
+    <w:lvl w:ilvl="4" w:tplc="04190003" w:tentative="1">
+      <w:start w:val="1"/>
+      <w:numFmt w:val="bullet"/>
+      <w:lvlText w:val="o"/>
+      <w:lvlJc w:val="left"/>
+      <w:pPr>
+        <w:ind w:left="4309" w:hanging="360"/>
+      </w:pPr>
+      <w:rPr>
+        <w:rFonts w:ascii="Courier New" w:hAnsi="Courier New" w:cs="Courier New" w:hint="default"/>
+      </w:rPr>
+    </w:lvl>
+    <w:lvl w:ilvl="5" w:tplc="04190005" w:tentative="1">
+      <w:start w:val="1"/>
+      <w:numFmt w:val="bullet"/>
+      <w:lvlText w:val=""/>
+      <w:lvlJc w:val="left"/>
+      <w:pPr>
+        <w:ind w:left="5029" w:hanging="360"/>
+      </w:pPr>
+      <w:rPr>
+        <w:rFonts w:ascii="Wingdings" w:hAnsi="Wingdings" w:hint="default"/>
+      </w:rPr>
+    </w:lvl>
+    <w:lvl w:ilvl="6" w:tplc="04190001" w:tentative="1">
+      <w:start w:val="1"/>
+      <w:numFmt w:val="bullet"/>
+      <w:lvlText w:val=""/>
+      <w:lvlJc w:val="left"/>
+      <w:pPr>
+        <w:ind w:left="5749" w:hanging="360"/>
+      </w:pPr>
+      <w:rPr>
+        <w:rFonts w:ascii="Symbol" w:hAnsi="Symbol" w:hint="default"/>
+      </w:rPr>
+    </w:lvl>
+    <w:lvl w:ilvl="7" w:tplc="04190003" w:tentative="1">
+      <w:start w:val="1"/>
+      <w:numFmt w:val="bullet"/>
+      <w:lvlText w:val="o"/>
+      <w:lvlJc w:val="left"/>
+      <w:pPr>
+        <w:ind w:left="6469" w:hanging="360"/>
+      </w:pPr>
+      <w:rPr>
+        <w:rFonts w:ascii="Courier New" w:hAnsi="Courier New" w:cs="Courier New" w:hint="default"/>
+      </w:rPr>
+    </w:lvl>
+    <w:lvl w:ilvl="8" w:tplc="04190005" w:tentative="1">
+      <w:start w:val="1"/>
+      <w:numFmt w:val="bullet"/>
+      <w:lvlText w:val=""/>
+      <w:lvlJc w:val="left"/>
+      <w:pPr>
+        <w:ind w:left="7189" w:hanging="360"/>
+      </w:pPr>
+      <w:rPr>
+        <w:rFonts w:ascii="Wingdings" w:hAnsi="Wingdings" w:hint="default"/>
+      </w:rPr>
+    </w:lvl>
+  </w:abstractNum>
+  <w:abstractNum w:abstractNumId="3" w15:restartNumberingAfterBreak="0">
+    <w:nsid w:val="0B655202"/>
+    <w:multiLevelType w:val="multilevel"/>
+    <w:tmpl w:val="C8DADE42"/>
+    <w:lvl w:ilvl="0">
+      <w:start w:val="1"/>
+      <w:numFmt w:val="decimal"/>
+      <w:lvlText w:val="%1"/>
+      <w:lvlJc w:val="left"/>
+      <w:pPr>
+        <w:ind w:left="420" w:hanging="420"/>
+      </w:pPr>
+      <w:rPr>
+        <w:rFonts w:hint="default"/>
+      </w:rPr>
+    </w:lvl>
+    <w:lvl w:ilvl="1">
+      <w:start w:val="1"/>
+      <w:numFmt w:val="decimal"/>
+      <w:lvlText w:val="%1.%2"/>
+      <w:lvlJc w:val="left"/>
+      <w:pPr>
+        <w:ind w:left="1129" w:hanging="420"/>
+      </w:pPr>
+      <w:rPr>
+        <w:rFonts w:hint="default"/>
+        <w:b w:val="0"/>
+        <w:i w:val="0"/>
+        <w:strike w:val="0"/>
+        <w:dstrike w:val="0"/>
+        <w:color w:val="000000"/>
+        <w:sz w:val="28"/>
+        <w:szCs w:val="28"/>
+        <w:u w:val="none" w:color="000000"/>
+        <w:vertAlign w:val="baseline"/>
+      </w:rPr>
+    </w:lvl>
+    <w:lvl w:ilvl="2">
+      <w:start w:val="1"/>
+      <w:numFmt w:val="decimal"/>
+      <w:lvlText w:val="%1.%2.%3"/>
+      <w:lvlJc w:val="left"/>
+      <w:pPr>
+        <w:ind w:left="2138" w:hanging="720"/>
+      </w:pPr>
+      <w:rPr>
+        <w:rFonts w:hint="default"/>
+      </w:rPr>
+    </w:lvl>
+    <w:lvl w:ilvl="3">
+      <w:start w:val="1"/>
+      <w:numFmt w:val="decimal"/>
+      <w:lvlText w:val="%1.%2.%3.%4"/>
+      <w:lvlJc w:val="left"/>
+      <w:pPr>
+        <w:ind w:left="3207" w:hanging="1080"/>
+      </w:pPr>
+      <w:rPr>
+        <w:rFonts w:hint="default"/>
+      </w:rPr>
+    </w:lvl>
+    <w:lvl w:ilvl="4">
+      <w:start w:val="1"/>
+      <w:numFmt w:val="decimal"/>
+      <w:lvlText w:val="%1.%2.%3.%4.%5"/>
+      <w:lvlJc w:val="left"/>
+      <w:pPr>
+        <w:ind w:left="3916" w:hanging="1080"/>
+      </w:pPr>
+      <w:rPr>
+        <w:rFonts w:hint="default"/>
+      </w:rPr>
+    </w:lvl>
+    <w:lvl w:ilvl="5">
+      <w:start w:val="1"/>
+      <w:numFmt w:val="decimal"/>
+      <w:lvlText w:val="%1.%2.%3.%4.%5.%6"/>
+      <w:lvlJc w:val="left"/>
+      <w:pPr>
+        <w:ind w:left="4985" w:hanging="1440"/>
+      </w:pPr>
+      <w:rPr>
+        <w:rFonts w:hint="default"/>
+      </w:rPr>
+    </w:lvl>
+    <w:lvl w:ilvl="6">
+      <w:start w:val="1"/>
+      <w:numFmt w:val="decimal"/>
+      <w:lvlText w:val="%1.%2.%3.%4.%5.%6.%7"/>
+      <w:lvlJc w:val="left"/>
+      <w:pPr>
+        <w:ind w:left="5694" w:hanging="1440"/>
+      </w:pPr>
+      <w:rPr>
+        <w:rFonts w:hint="default"/>
+      </w:rPr>
+    </w:lvl>
+    <w:lvl w:ilvl="7">
+      <w:start w:val="1"/>
+      <w:numFmt w:val="decimal"/>
+      <w:lvlText w:val="%1.%2.%3.%4.%5.%6.%7.%8"/>
+      <w:lvlJc w:val="left"/>
+      <w:pPr>
+        <w:ind w:left="6763" w:hanging="1800"/>
+      </w:pPr>
+      <w:rPr>
+        <w:rFonts w:hint="default"/>
+      </w:rPr>
+    </w:lvl>
+    <w:lvl w:ilvl="8">
+      <w:start w:val="1"/>
+      <w:numFmt w:val="decimal"/>
+      <w:lvlText w:val="%1.%2.%3.%4.%5.%6.%7.%8.%9"/>
+      <w:lvlJc w:val="left"/>
+      <w:pPr>
+        <w:ind w:left="7832" w:hanging="2160"/>
+      </w:pPr>
+      <w:rPr>
+        <w:rFonts w:hint="default"/>
+      </w:rPr>
+    </w:lvl>
+  </w:abstractNum>
+  <w:abstractNum w:abstractNumId="4" w15:restartNumberingAfterBreak="0">
+    <w:nsid w:val="0F9A357D"/>
+    <w:multiLevelType w:val="multilevel"/>
+    <w:tmpl w:val="DBF253B6"/>
+    <w:lvl w:ilvl="0">
+      <w:start w:val="1"/>
+      <w:numFmt w:val="bullet"/>
+      <w:lvlText w:val="–"/>
+      <w:lvlJc w:val="left"/>
+      <w:pPr>
+        <w:ind w:left="0" w:firstLine="709"/>
+      </w:pPr>
+      <w:rPr>
+        <w:rFonts w:ascii="Times New Roman" w:hAnsi="Times New Roman" w:cs="Times New Roman" w:hint="default"/>
+        <w:b w:val="0"/>
+        <w:i w:val="0"/>
+        <w:strike w:val="0"/>
+        <w:dstrike w:val="0"/>
+        <w:color w:val="000000"/>
+        <w:sz w:val="28"/>
+        <w:u w:val="none" w:color="000000"/>
+        <w:vertAlign w:val="baseline"/>
+      </w:rPr>
+    </w:lvl>
+    <w:lvl w:ilvl="1">
+      <w:start w:val="1"/>
+      <w:numFmt w:val="bullet"/>
+      <w:lvlText w:val=""/>
+      <w:lvlJc w:val="left"/>
+      <w:pPr>
+        <w:tabs>
+          <w:tab w:val="num" w:pos="1788"/>
+        </w:tabs>
+        <w:ind w:left="0" w:firstLine="709"/>
+      </w:pPr>
+      <w:rPr>
+        <w:rFonts w:ascii="Symbol" w:hAnsi="Symbol" w:hint="default"/>
+        <w:sz w:val="20"/>
+      </w:rPr>
+    </w:lvl>
+    <w:lvl w:ilvl="2">
+      <w:start w:val="1"/>
+      <w:numFmt w:val="bullet"/>
+      <w:lvlText w:val=""/>
+      <w:lvlJc w:val="left"/>
+      <w:pPr>
+        <w:tabs>
+          <w:tab w:val="num" w:pos="2508"/>
+        </w:tabs>
+        <w:ind w:left="0" w:firstLine="709"/>
+      </w:pPr>
+      <w:rPr>
+        <w:rFonts w:ascii="Symbol" w:hAnsi="Symbol" w:hint="default"/>
+        <w:sz w:val="20"/>
+      </w:rPr>
+    </w:lvl>
+    <w:lvl w:ilvl="3">
+      <w:start w:val="1"/>
+      <w:numFmt w:val="bullet"/>
+      <w:lvlText w:val=""/>
+      <w:lvlJc w:val="left"/>
+      <w:pPr>
+        <w:tabs>
+          <w:tab w:val="num" w:pos="3228"/>
+        </w:tabs>
+        <w:ind w:left="0" w:firstLine="709"/>
+      </w:pPr>
+      <w:rPr>
+        <w:rFonts w:ascii="Symbol" w:hAnsi="Symbol" w:hint="default"/>
+        <w:sz w:val="20"/>
+      </w:rPr>
+    </w:lvl>
+    <w:lvl w:ilvl="4">
+      <w:start w:val="1"/>
+      <w:numFmt w:val="bullet"/>
+      <w:lvlText w:val=""/>
+      <w:lvlJc w:val="left"/>
+      <w:pPr>
+        <w:tabs>
+          <w:tab w:val="num" w:pos="3948"/>
+        </w:tabs>
+        <w:ind w:left="0" w:firstLine="709"/>
+      </w:pPr>
+      <w:rPr>
+        <w:rFonts w:ascii="Symbol" w:hAnsi="Symbol" w:hint="default"/>
+        <w:sz w:val="20"/>
+      </w:rPr>
+    </w:lvl>
+    <w:lvl w:ilvl="5">
+      <w:start w:val="1"/>
+      <w:numFmt w:val="bullet"/>
+      <w:lvlText w:val=""/>
+      <w:lvlJc w:val="left"/>
+      <w:pPr>
+        <w:tabs>
+          <w:tab w:val="num" w:pos="4668"/>
+        </w:tabs>
+        <w:ind w:left="0" w:firstLine="709"/>
+      </w:pPr>
+      <w:rPr>
+        <w:rFonts w:ascii="Symbol" w:hAnsi="Symbol" w:hint="default"/>
+        <w:sz w:val="20"/>
+      </w:rPr>
+    </w:lvl>
+    <w:lvl w:ilvl="6">
+      <w:start w:val="1"/>
+      <w:numFmt w:val="bullet"/>
+      <w:lvlText w:val=""/>
+      <w:lvlJc w:val="left"/>
+      <w:pPr>
+        <w:tabs>
+          <w:tab w:val="num" w:pos="5388"/>
+        </w:tabs>
+        <w:ind w:left="0" w:firstLine="709"/>
+      </w:pPr>
+      <w:rPr>
+        <w:rFonts w:ascii="Symbol" w:hAnsi="Symbol" w:hint="default"/>
+        <w:sz w:val="20"/>
+      </w:rPr>
+    </w:lvl>
+    <w:lvl w:ilvl="7">
+      <w:start w:val="1"/>
+      <w:numFmt w:val="bullet"/>
+      <w:lvlText w:val=""/>
+      <w:lvlJc w:val="left"/>
+      <w:pPr>
+        <w:tabs>
+          <w:tab w:val="num" w:pos="6108"/>
+        </w:tabs>
+        <w:ind w:left="0" w:firstLine="709"/>
+      </w:pPr>
+      <w:rPr>
+        <w:rFonts w:ascii="Symbol" w:hAnsi="Symbol" w:hint="default"/>
+        <w:sz w:val="20"/>
+      </w:rPr>
+    </w:lvl>
+    <w:lvl w:ilvl="8">
+      <w:start w:val="1"/>
+      <w:numFmt w:val="bullet"/>
+      <w:lvlText w:val=""/>
+      <w:lvlJc w:val="left"/>
+      <w:pPr>
+        <w:tabs>
+          <w:tab w:val="num" w:pos="6828"/>
+        </w:tabs>
+        <w:ind w:left="0" w:firstLine="709"/>
+      </w:pPr>
+      <w:rPr>
+        <w:rFonts w:ascii="Symbol" w:hAnsi="Symbol" w:hint="default"/>
+        <w:sz w:val="20"/>
+      </w:rPr>
+    </w:lvl>
+  </w:abstractNum>
+  <w:abstractNum w:abstractNumId="5" w15:restartNumberingAfterBreak="0">
+    <w:nsid w:val="1057144D"/>
+    <w:multiLevelType w:val="hybridMultilevel"/>
+    <w:tmpl w:val="D65062B0"/>
+    <w:lvl w:ilvl="0" w:tplc="62B05374">
+      <w:start w:val="1"/>
+      <w:numFmt w:val="bullet"/>
+      <w:lvlText w:val="–"/>
+      <w:lvlJc w:val="left"/>
+      <w:pPr>
+        <w:ind w:left="0" w:firstLine="709"/>
+      </w:pPr>
+      <w:rPr>
+        <w:rFonts w:ascii="Times New Roman" w:eastAsia="Times New Roman" w:hAnsi="Times New Roman" w:cs="Times New Roman" w:hint="default"/>
+        <w:b w:val="0"/>
+        <w:i w:val="0"/>
+        <w:strike w:val="0"/>
+        <w:dstrike w:val="0"/>
+        <w:color w:val="000000"/>
+        <w:sz w:val="28"/>
+        <w:szCs w:val="28"/>
+        <w:u w:val="none" w:color="000000"/>
+        <w:vertAlign w:val="baseline"/>
+      </w:rPr>
+    </w:lvl>
+    <w:lvl w:ilvl="1" w:tplc="04190003" w:tentative="1">
+      <w:start w:val="1"/>
+      <w:numFmt w:val="bullet"/>
+      <w:lvlText w:val="o"/>
+      <w:lvlJc w:val="left"/>
+      <w:pPr>
+        <w:ind w:left="2149" w:hanging="360"/>
+      </w:pPr>
+      <w:rPr>
+        <w:rFonts w:ascii="Courier New" w:hAnsi="Courier New" w:cs="Courier New" w:hint="default"/>
+      </w:rPr>
+    </w:lvl>
+    <w:lvl w:ilvl="2" w:tplc="04190005" w:tentative="1">
+      <w:start w:val="1"/>
+      <w:numFmt w:val="bullet"/>
+      <w:lvlText w:val=""/>
+      <w:lvlJc w:val="left"/>
+      <w:pPr>
+        <w:ind w:left="2869" w:hanging="360"/>
+      </w:pPr>
+      <w:rPr>
+        <w:rFonts w:ascii="Wingdings" w:hAnsi="Wingdings" w:hint="default"/>
+      </w:rPr>
+    </w:lvl>
+    <w:lvl w:ilvl="3" w:tplc="04190001" w:tentative="1">
+      <w:start w:val="1"/>
+      <w:numFmt w:val="bullet"/>
+      <w:lvlText w:val=""/>
+      <w:lvlJc w:val="left"/>
+      <w:pPr>
+        <w:ind w:left="3589" w:hanging="360"/>
+      </w:pPr>
+      <w:rPr>
+        <w:rFonts w:ascii="Symbol" w:hAnsi="Symbol" w:hint="default"/>
+      </w:rPr>
+    </w:lvl>
+    <w:lvl w:ilvl="4" w:tplc="04190003" w:tentative="1">
+      <w:start w:val="1"/>
+      <w:numFmt w:val="bullet"/>
+      <w:lvlText w:val="o"/>
+      <w:lvlJc w:val="left"/>
+      <w:pPr>
+        <w:ind w:left="4309" w:hanging="360"/>
+      </w:pPr>
+      <w:rPr>
+        <w:rFonts w:ascii="Courier New" w:hAnsi="Courier New" w:cs="Courier New" w:hint="default"/>
+      </w:rPr>
+    </w:lvl>
+    <w:lvl w:ilvl="5" w:tplc="04190005" w:tentative="1">
+      <w:start w:val="1"/>
+      <w:numFmt w:val="bullet"/>
+      <w:lvlText w:val=""/>
+      <w:lvlJc w:val="left"/>
+      <w:pPr>
+        <w:ind w:left="5029" w:hanging="360"/>
+      </w:pPr>
+      <w:rPr>
+        <w:rFonts w:ascii="Wingdings" w:hAnsi="Wingdings" w:hint="default"/>
+      </w:rPr>
+    </w:lvl>
+    <w:lvl w:ilvl="6" w:tplc="04190001" w:tentative="1">
+      <w:start w:val="1"/>
+      <w:numFmt w:val="bullet"/>
+      <w:lvlText w:val=""/>
+      <w:lvlJc w:val="left"/>
+      <w:pPr>
+        <w:ind w:left="5749" w:hanging="360"/>
+      </w:pPr>
+      <w:rPr>
+        <w:rFonts w:ascii="Symbol" w:hAnsi="Symbol" w:hint="default"/>
+      </w:rPr>
+    </w:lvl>
+    <w:lvl w:ilvl="7" w:tplc="04190003" w:tentative="1">
+      <w:start w:val="1"/>
+      <w:numFmt w:val="bullet"/>
+      <w:lvlText w:val="o"/>
+      <w:lvlJc w:val="left"/>
+      <w:pPr>
+        <w:ind w:left="6469" w:hanging="360"/>
+      </w:pPr>
+      <w:rPr>
+        <w:rFonts w:ascii="Courier New" w:hAnsi="Courier New" w:cs="Courier New" w:hint="default"/>
+      </w:rPr>
+    </w:lvl>
+    <w:lvl w:ilvl="8" w:tplc="04190005" w:tentative="1">
+      <w:start w:val="1"/>
+      <w:numFmt w:val="bullet"/>
+      <w:lvlText w:val=""/>
+      <w:lvlJc w:val="left"/>
+      <w:pPr>
+        <w:ind w:left="7189" w:hanging="360"/>
+      </w:pPr>
+      <w:rPr>
+        <w:rFonts w:ascii="Wingdings" w:hAnsi="Wingdings" w:hint="default"/>
+      </w:rPr>
+    </w:lvl>
+  </w:abstractNum>
+  <w:abstractNum w:abstractNumId="6" w15:restartNumberingAfterBreak="0">
+    <w:nsid w:val="11B74D28"/>
+    <w:multiLevelType w:val="hybridMultilevel"/>
+    <w:tmpl w:val="AA5E72DE"/>
+    <w:lvl w:ilvl="0" w:tplc="E5C07E56">
+      <w:numFmt w:val="bullet"/>
+      <w:lvlText w:val="−"/>
+      <w:lvlJc w:val="left"/>
+      <w:pPr>
+        <w:ind w:left="0" w:firstLine="709"/>
+      </w:pPr>
+      <w:rPr>
+        <w:rFonts w:ascii="Times New Roman" w:hAnsi="Times New Roman" w:cs="Times New Roman" w:hint="default"/>
+      </w:rPr>
+    </w:lvl>
+    <w:lvl w:ilvl="1" w:tplc="04190003" w:tentative="1">
+      <w:start w:val="1"/>
+      <w:numFmt w:val="bullet"/>
+      <w:lvlText w:val="o"/>
+      <w:lvlJc w:val="left"/>
+      <w:pPr>
+        <w:ind w:left="2149" w:hanging="360"/>
+      </w:pPr>
+      <w:rPr>
+        <w:rFonts w:ascii="Courier New" w:hAnsi="Courier New" w:cs="Courier New" w:hint="default"/>
+      </w:rPr>
+    </w:lvl>
+    <w:lvl w:ilvl="2" w:tplc="04190005" w:tentative="1">
+      <w:start w:val="1"/>
+      <w:numFmt w:val="bullet"/>
+      <w:lvlText w:val=""/>
+      <w:lvlJc w:val="left"/>
+      <w:pPr>
+        <w:ind w:left="2869" w:hanging="360"/>
+      </w:pPr>
+      <w:rPr>
+        <w:rFonts w:ascii="Wingdings" w:hAnsi="Wingdings" w:hint="default"/>
+      </w:rPr>
+    </w:lvl>
+    <w:lvl w:ilvl="3" w:tplc="04190001" w:tentative="1">
+      <w:start w:val="1"/>
+      <w:numFmt w:val="bullet"/>
+      <w:lvlText w:val=""/>
+      <w:lvlJc w:val="left"/>
+      <w:pPr>
+        <w:ind w:left="3589" w:hanging="360"/>
+      </w:pPr>
+      <w:rPr>
+        <w:rFonts w:ascii="Symbol" w:hAnsi="Symbol" w:hint="default"/>
+      </w:rPr>
+    </w:lvl>
+    <w:lvl w:ilvl="4" w:tplc="04190003" w:tentative="1">
+      <w:start w:val="1"/>
+      <w:numFmt w:val="bullet"/>
+      <w:lvlText w:val="o"/>
+      <w:lvlJc w:val="left"/>
+      <w:pPr>
+        <w:ind w:left="4309" w:hanging="360"/>
+      </w:pPr>
+      <w:rPr>
+        <w:rFonts w:ascii="Courier New" w:hAnsi="Courier New" w:cs="Courier New" w:hint="default"/>
+      </w:rPr>
+    </w:lvl>
+    <w:lvl w:ilvl="5" w:tplc="04190005" w:tentative="1">
+      <w:start w:val="1"/>
+      <w:numFmt w:val="bullet"/>
+      <w:lvlText w:val=""/>
+      <w:lvlJc w:val="left"/>
+      <w:pPr>
+        <w:ind w:left="5029" w:hanging="360"/>
+      </w:pPr>
+      <w:rPr>
+        <w:rFonts w:ascii="Wingdings" w:hAnsi="Wingdings" w:hint="default"/>
+      </w:rPr>
+    </w:lvl>
+    <w:lvl w:ilvl="6" w:tplc="04190001" w:tentative="1">
+      <w:start w:val="1"/>
+      <w:numFmt w:val="bullet"/>
+      <w:lvlText w:val=""/>
+      <w:lvlJc w:val="left"/>
+      <w:pPr>
+        <w:ind w:left="5749" w:hanging="360"/>
+      </w:pPr>
+      <w:rPr>
+        <w:rFonts w:ascii="Symbol" w:hAnsi="Symbol" w:hint="default"/>
+      </w:rPr>
+    </w:lvl>
+    <w:lvl w:ilvl="7" w:tplc="04190003" w:tentative="1">
+      <w:start w:val="1"/>
+      <w:numFmt w:val="bullet"/>
+      <w:lvlText w:val="o"/>
+      <w:lvlJc w:val="left"/>
+      <w:pPr>
+        <w:ind w:left="6469" w:hanging="360"/>
+      </w:pPr>
+      <w:rPr>
+        <w:rFonts w:ascii="Courier New" w:hAnsi="Courier New" w:cs="Courier New" w:hint="default"/>
+      </w:rPr>
+    </w:lvl>
+    <w:lvl w:ilvl="8" w:tplc="04190005" w:tentative="1">
+      <w:start w:val="1"/>
+      <w:numFmt w:val="bullet"/>
+      <w:lvlText w:val=""/>
+      <w:lvlJc w:val="left"/>
+      <w:pPr>
+        <w:ind w:left="7189" w:hanging="360"/>
+      </w:pPr>
+      <w:rPr>
+        <w:rFonts w:ascii="Wingdings" w:hAnsi="Wingdings" w:hint="default"/>
+      </w:rPr>
+    </w:lvl>
+  </w:abstractNum>
+  <w:abstractNum w:abstractNumId="7" w15:restartNumberingAfterBreak="0">
+    <w:nsid w:val="1385017C"/>
+    <w:multiLevelType w:val="hybridMultilevel"/>
+    <w:tmpl w:val="4D1CAB98"/>
+    <w:lvl w:ilvl="0" w:tplc="686C98B8">
+      <w:start w:val="1"/>
+      <w:numFmt w:val="bullet"/>
+      <w:lvlText w:val="–"/>
+      <w:lvlJc w:val="left"/>
+      <w:pPr>
+        <w:ind w:left="1429" w:hanging="360"/>
+      </w:pPr>
+      <w:rPr>
+        <w:rFonts w:ascii="Times New Roman" w:eastAsia="Times New Roman" w:hAnsi="Times New Roman" w:cs="Times New Roman" w:hint="default"/>
+        <w:b w:val="0"/>
+        <w:i w:val="0"/>
+        <w:strike w:val="0"/>
+        <w:dstrike w:val="0"/>
+        <w:color w:val="000000"/>
+        <w:sz w:val="28"/>
+        <w:szCs w:val="28"/>
+        <w:u w:val="none" w:color="000000"/>
+        <w:vertAlign w:val="baseline"/>
+      </w:rPr>
+    </w:lvl>
+    <w:lvl w:ilvl="1" w:tplc="04190003" w:tentative="1">
+      <w:start w:val="1"/>
+      <w:numFmt w:val="bullet"/>
+      <w:lvlText w:val="o"/>
+      <w:lvlJc w:val="left"/>
+      <w:pPr>
+        <w:ind w:left="2149" w:hanging="360"/>
+      </w:pPr>
+      <w:rPr>
+        <w:rFonts w:ascii="Courier New" w:hAnsi="Courier New" w:cs="Courier New" w:hint="default"/>
+      </w:rPr>
+    </w:lvl>
+    <w:lvl w:ilvl="2" w:tplc="04190005" w:tentative="1">
+      <w:start w:val="1"/>
+      <w:numFmt w:val="bullet"/>
+      <w:lvlText w:val=""/>
+      <w:lvlJc w:val="left"/>
+      <w:pPr>
+        <w:ind w:left="2869" w:hanging="360"/>
+      </w:pPr>
+      <w:rPr>
+        <w:rFonts w:ascii="Wingdings" w:hAnsi="Wingdings" w:hint="default"/>
+      </w:rPr>
+    </w:lvl>
+    <w:lvl w:ilvl="3" w:tplc="04190001" w:tentative="1">
+      <w:start w:val="1"/>
+      <w:numFmt w:val="bullet"/>
+      <w:lvlText w:val=""/>
+      <w:lvlJc w:val="left"/>
+      <w:pPr>
+        <w:ind w:left="3589" w:hanging="360"/>
+      </w:pPr>
+      <w:rPr>
+        <w:rFonts w:ascii="Symbol" w:hAnsi="Symbol" w:hint="default"/>
+      </w:rPr>
+    </w:lvl>
+    <w:lvl w:ilvl="4" w:tplc="04190003" w:tentative="1">
+      <w:start w:val="1"/>
+      <w:numFmt w:val="bullet"/>
+      <w:lvlText w:val="o"/>
+      <w:lvlJc w:val="left"/>
+      <w:pPr>
+        <w:ind w:left="4309" w:hanging="360"/>
+      </w:pPr>
+      <w:rPr>
+        <w:rFonts w:ascii="Courier New" w:hAnsi="Courier New" w:cs="Courier New" w:hint="default"/>
+      </w:rPr>
+    </w:lvl>
+    <w:lvl w:ilvl="5" w:tplc="04190005" w:tentative="1">
+      <w:start w:val="1"/>
+      <w:numFmt w:val="bullet"/>
+      <w:lvlText w:val=""/>
+      <w:lvlJc w:val="left"/>
+      <w:pPr>
+        <w:ind w:left="5029" w:hanging="360"/>
+      </w:pPr>
+      <w:rPr>
+        <w:rFonts w:ascii="Wingdings" w:hAnsi="Wingdings" w:hint="default"/>
+      </w:rPr>
+    </w:lvl>
+    <w:lvl w:ilvl="6" w:tplc="04190001" w:tentative="1">
+      <w:start w:val="1"/>
+      <w:numFmt w:val="bullet"/>
+      <w:lvlText w:val=""/>
+      <w:lvlJc w:val="left"/>
+      <w:pPr>
+        <w:ind w:left="5749" w:hanging="360"/>
+      </w:pPr>
+      <w:rPr>
+        <w:rFonts w:ascii="Symbol" w:hAnsi="Symbol" w:hint="default"/>
+      </w:rPr>
+    </w:lvl>
+    <w:lvl w:ilvl="7" w:tplc="04190003" w:tentative="1">
+      <w:start w:val="1"/>
+      <w:numFmt w:val="bullet"/>
+      <w:lvlText w:val="o"/>
+      <w:lvlJc w:val="left"/>
+      <w:pPr>
+        <w:ind w:left="6469" w:hanging="360"/>
+      </w:pPr>
+      <w:rPr>
+        <w:rFonts w:ascii="Courier New" w:hAnsi="Courier New" w:cs="Courier New" w:hint="default"/>
+      </w:rPr>
+    </w:lvl>
+    <w:lvl w:ilvl="8" w:tplc="04190005" w:tentative="1">
+      <w:start w:val="1"/>
+      <w:numFmt w:val="bullet"/>
+      <w:lvlText w:val=""/>
+      <w:lvlJc w:val="left"/>
+      <w:pPr>
+        <w:ind w:left="7189" w:hanging="360"/>
+      </w:pPr>
+      <w:rPr>
+        <w:rFonts w:ascii="Wingdings" w:hAnsi="Wingdings" w:hint="default"/>
+      </w:rPr>
+    </w:lvl>
+  </w:abstractNum>
+  <w:abstractNum w:abstractNumId="8" w15:restartNumberingAfterBreak="0">
     <w:nsid w:val="1A7F3870"/>
     <w:multiLevelType w:val="multilevel"/>
     <w:tmpl w:val="3F4A866E"/>
@@ -6932,7 +7389,129 @@
       </w:rPr>
     </w:lvl>
   </w:abstractNum>
-  <w:abstractNum w:abstractNumId="4">
+  <w:abstractNum w:abstractNumId="9" w15:restartNumberingAfterBreak="0">
+    <w:nsid w:val="281A2E5A"/>
+    <w:multiLevelType w:val="hybridMultilevel"/>
+    <w:tmpl w:val="2626E6B8"/>
+    <w:lvl w:ilvl="0" w:tplc="C9FC6C38">
+      <w:start w:val="1"/>
+      <w:numFmt w:val="bullet"/>
+      <w:lvlText w:val="–"/>
+      <w:lvlJc w:val="left"/>
+      <w:pPr>
+        <w:ind w:left="0" w:firstLine="709"/>
+      </w:pPr>
+      <w:rPr>
+        <w:rFonts w:ascii="Times New Roman" w:eastAsia="Times New Roman" w:hAnsi="Times New Roman" w:cs="Times New Roman" w:hint="default"/>
+        <w:b w:val="0"/>
+        <w:i w:val="0"/>
+        <w:strike w:val="0"/>
+        <w:dstrike w:val="0"/>
+        <w:color w:val="000000"/>
+        <w:sz w:val="28"/>
+        <w:szCs w:val="28"/>
+        <w:u w:val="none" w:color="000000"/>
+        <w:vertAlign w:val="baseline"/>
+      </w:rPr>
+    </w:lvl>
+    <w:lvl w:ilvl="1" w:tplc="04190003" w:tentative="1">
+      <w:start w:val="1"/>
+      <w:numFmt w:val="bullet"/>
+      <w:lvlText w:val="o"/>
+      <w:lvlJc w:val="left"/>
+      <w:pPr>
+        <w:ind w:left="2149" w:hanging="360"/>
+      </w:pPr>
+      <w:rPr>
+        <w:rFonts w:ascii="Courier New" w:hAnsi="Courier New" w:cs="Courier New" w:hint="default"/>
+      </w:rPr>
+    </w:lvl>
+    <w:lvl w:ilvl="2" w:tplc="04190005" w:tentative="1">
+      <w:start w:val="1"/>
+      <w:numFmt w:val="bullet"/>
+      <w:lvlText w:val=""/>
+      <w:lvlJc w:val="left"/>
+      <w:pPr>
+        <w:ind w:left="2869" w:hanging="360"/>
+      </w:pPr>
+      <w:rPr>
+        <w:rFonts w:ascii="Wingdings" w:hAnsi="Wingdings" w:hint="default"/>
+      </w:rPr>
+    </w:lvl>
+    <w:lvl w:ilvl="3" w:tplc="04190001" w:tentative="1">
+      <w:start w:val="1"/>
+      <w:numFmt w:val="bullet"/>
+      <w:lvlText w:val=""/>
+      <w:lvlJc w:val="left"/>
+      <w:pPr>
+        <w:ind w:left="3589" w:hanging="360"/>
+      </w:pPr>
+      <w:rPr>
+        <w:rFonts w:ascii="Symbol" w:hAnsi="Symbol" w:hint="default"/>
+      </w:rPr>
+    </w:lvl>
+    <w:lvl w:ilvl="4" w:tplc="04190003" w:tentative="1">
+      <w:start w:val="1"/>
+      <w:numFmt w:val="bullet"/>
+      <w:lvlText w:val="o"/>
+      <w:lvlJc w:val="left"/>
+      <w:pPr>
+        <w:ind w:left="4309" w:hanging="360"/>
+      </w:pPr>
+      <w:rPr>
+        <w:rFonts w:ascii="Courier New" w:hAnsi="Courier New" w:cs="Courier New" w:hint="default"/>
+      </w:rPr>
+    </w:lvl>
+    <w:lvl w:ilvl="5" w:tplc="04190005" w:tentative="1">
+      <w:start w:val="1"/>
+      <w:numFmt w:val="bullet"/>
+      <w:lvlText w:val=""/>
+      <w:lvlJc w:val="left"/>
+      <w:pPr>
+        <w:ind w:left="5029" w:hanging="360"/>
+      </w:pPr>
+      <w:rPr>
+        <w:rFonts w:ascii="Wingdings" w:hAnsi="Wingdings" w:hint="default"/>
+      </w:rPr>
+    </w:lvl>
+    <w:lvl w:ilvl="6" w:tplc="04190001" w:tentative="1">
+      <w:start w:val="1"/>
+      <w:numFmt w:val="bullet"/>
+      <w:lvlText w:val=""/>
+      <w:lvlJc w:val="left"/>
+      <w:pPr>
+        <w:ind w:left="5749" w:hanging="360"/>
+      </w:pPr>
+      <w:rPr>
+        <w:rFonts w:ascii="Symbol" w:hAnsi="Symbol" w:hint="default"/>
+      </w:rPr>
+    </w:lvl>
+    <w:lvl w:ilvl="7" w:tplc="04190003" w:tentative="1">
+      <w:start w:val="1"/>
+      <w:numFmt w:val="bullet"/>
+      <w:lvlText w:val="o"/>
+      <w:lvlJc w:val="left"/>
+      <w:pPr>
+        <w:ind w:left="6469" w:hanging="360"/>
+      </w:pPr>
+      <w:rPr>
+        <w:rFonts w:ascii="Courier New" w:hAnsi="Courier New" w:cs="Courier New" w:hint="default"/>
+      </w:rPr>
+    </w:lvl>
+    <w:lvl w:ilvl="8" w:tplc="04190005" w:tentative="1">
+      <w:start w:val="1"/>
+      <w:numFmt w:val="bullet"/>
+      <w:lvlText w:val=""/>
+      <w:lvlJc w:val="left"/>
+      <w:pPr>
+        <w:ind w:left="7189" w:hanging="360"/>
+      </w:pPr>
+      <w:rPr>
+        <w:rFonts w:ascii="Wingdings" w:hAnsi="Wingdings" w:hint="default"/>
+      </w:rPr>
+    </w:lvl>
+  </w:abstractNum>
+  <w:abstractNum w:abstractNumId="10" w15:restartNumberingAfterBreak="0">
     <w:nsid w:val="39DC6F12"/>
     <w:multiLevelType w:val="multilevel"/>
     <w:tmpl w:val="8682C4A0"/>
@@ -7086,11 +7665,258 @@
       </w:rPr>
     </w:lvl>
   </w:abstractNum>
-  <w:abstractNum w:abstractNumId="5">
-    <w:nsid w:val="4DEA47FB"/>
+  <w:abstractNum w:abstractNumId="11" w15:restartNumberingAfterBreak="0">
+    <w:nsid w:val="3CFE0B1C"/>
     <w:multiLevelType w:val="multilevel"/>
-    <w:tmpl w:val="8168E93C"/>
+    <w:tmpl w:val="C8DADE42"/>
     <w:lvl w:ilvl="0">
+      <w:start w:val="1"/>
+      <w:numFmt w:val="decimal"/>
+      <w:lvlText w:val="%1"/>
+      <w:lvlJc w:val="left"/>
+      <w:pPr>
+        <w:ind w:left="420" w:hanging="420"/>
+      </w:pPr>
+      <w:rPr>
+        <w:rFonts w:hint="default"/>
+      </w:rPr>
+    </w:lvl>
+    <w:lvl w:ilvl="1">
+      <w:start w:val="1"/>
+      <w:numFmt w:val="decimal"/>
+      <w:lvlText w:val="%1.%2"/>
+      <w:lvlJc w:val="left"/>
+      <w:pPr>
+        <w:ind w:left="1129" w:hanging="420"/>
+      </w:pPr>
+      <w:rPr>
+        <w:rFonts w:hint="default"/>
+      </w:rPr>
+    </w:lvl>
+    <w:lvl w:ilvl="2">
+      <w:start w:val="1"/>
+      <w:numFmt w:val="decimal"/>
+      <w:lvlText w:val="%1.%2.%3"/>
+      <w:lvlJc w:val="left"/>
+      <w:pPr>
+        <w:ind w:left="2138" w:hanging="720"/>
+      </w:pPr>
+      <w:rPr>
+        <w:rFonts w:hint="default"/>
+      </w:rPr>
+    </w:lvl>
+    <w:lvl w:ilvl="3">
+      <w:start w:val="1"/>
+      <w:numFmt w:val="decimal"/>
+      <w:lvlText w:val="%1.%2.%3.%4"/>
+      <w:lvlJc w:val="left"/>
+      <w:pPr>
+        <w:ind w:left="3207" w:hanging="1080"/>
+      </w:pPr>
+      <w:rPr>
+        <w:rFonts w:hint="default"/>
+      </w:rPr>
+    </w:lvl>
+    <w:lvl w:ilvl="4">
+      <w:start w:val="1"/>
+      <w:numFmt w:val="decimal"/>
+      <w:lvlText w:val="%1.%2.%3.%4.%5"/>
+      <w:lvlJc w:val="left"/>
+      <w:pPr>
+        <w:ind w:left="3916" w:hanging="1080"/>
+      </w:pPr>
+      <w:rPr>
+        <w:rFonts w:hint="default"/>
+      </w:rPr>
+    </w:lvl>
+    <w:lvl w:ilvl="5">
+      <w:start w:val="1"/>
+      <w:numFmt w:val="decimal"/>
+      <w:lvlText w:val="%1.%2.%3.%4.%5.%6"/>
+      <w:lvlJc w:val="left"/>
+      <w:pPr>
+        <w:ind w:left="4985" w:hanging="1440"/>
+      </w:pPr>
+      <w:rPr>
+        <w:rFonts w:hint="default"/>
+      </w:rPr>
+    </w:lvl>
+    <w:lvl w:ilvl="6">
+      <w:start w:val="1"/>
+      <w:numFmt w:val="decimal"/>
+      <w:lvlText w:val="%1.%2.%3.%4.%5.%6.%7"/>
+      <w:lvlJc w:val="left"/>
+      <w:pPr>
+        <w:ind w:left="5694" w:hanging="1440"/>
+      </w:pPr>
+      <w:rPr>
+        <w:rFonts w:hint="default"/>
+      </w:rPr>
+    </w:lvl>
+    <w:lvl w:ilvl="7">
+      <w:start w:val="1"/>
+      <w:numFmt w:val="decimal"/>
+      <w:lvlText w:val="%1.%2.%3.%4.%5.%6.%7.%8"/>
+      <w:lvlJc w:val="left"/>
+      <w:pPr>
+        <w:ind w:left="6763" w:hanging="1800"/>
+      </w:pPr>
+      <w:rPr>
+        <w:rFonts w:hint="default"/>
+      </w:rPr>
+    </w:lvl>
+    <w:lvl w:ilvl="8">
+      <w:start w:val="1"/>
+      <w:numFmt w:val="decimal"/>
+      <w:lvlText w:val="%1.%2.%3.%4.%5.%6.%7.%8.%9"/>
+      <w:lvlJc w:val="left"/>
+      <w:pPr>
+        <w:ind w:left="7832" w:hanging="2160"/>
+      </w:pPr>
+      <w:rPr>
+        <w:rFonts w:hint="default"/>
+      </w:rPr>
+    </w:lvl>
+  </w:abstractNum>
+  <w:abstractNum w:abstractNumId="12" w15:restartNumberingAfterBreak="0">
+    <w:nsid w:val="48134B4D"/>
+    <w:multiLevelType w:val="hybridMultilevel"/>
+    <w:tmpl w:val="9730A218"/>
+    <w:lvl w:ilvl="0" w:tplc="4D261DE4">
+      <w:start w:val="1"/>
+      <w:numFmt w:val="bullet"/>
+      <w:lvlText w:val="–"/>
+      <w:lvlJc w:val="left"/>
+      <w:pPr>
+        <w:ind w:left="0" w:firstLine="709"/>
+      </w:pPr>
+      <w:rPr>
+        <w:rFonts w:ascii="Times New Roman" w:eastAsia="Times New Roman" w:hAnsi="Times New Roman" w:cs="Times New Roman" w:hint="default"/>
+        <w:b w:val="0"/>
+        <w:i w:val="0"/>
+        <w:strike w:val="0"/>
+        <w:dstrike w:val="0"/>
+        <w:color w:val="000000"/>
+        <w:sz w:val="28"/>
+        <w:szCs w:val="28"/>
+        <w:u w:val="none" w:color="000000"/>
+        <w:vertAlign w:val="baseline"/>
+      </w:rPr>
+    </w:lvl>
+    <w:lvl w:ilvl="1" w:tplc="04190003" w:tentative="1">
+      <w:start w:val="1"/>
+      <w:numFmt w:val="bullet"/>
+      <w:lvlText w:val="o"/>
+      <w:lvlJc w:val="left"/>
+      <w:pPr>
+        <w:ind w:left="2149" w:hanging="360"/>
+      </w:pPr>
+      <w:rPr>
+        <w:rFonts w:ascii="Courier New" w:hAnsi="Courier New" w:cs="Courier New" w:hint="default"/>
+      </w:rPr>
+    </w:lvl>
+    <w:lvl w:ilvl="2" w:tplc="04190005" w:tentative="1">
+      <w:start w:val="1"/>
+      <w:numFmt w:val="bullet"/>
+      <w:lvlText w:val=""/>
+      <w:lvlJc w:val="left"/>
+      <w:pPr>
+        <w:ind w:left="2869" w:hanging="360"/>
+      </w:pPr>
+      <w:rPr>
+        <w:rFonts w:ascii="Wingdings" w:hAnsi="Wingdings" w:hint="default"/>
+      </w:rPr>
+    </w:lvl>
+    <w:lvl w:ilvl="3" w:tplc="04190001" w:tentative="1">
+      <w:start w:val="1"/>
+      <w:numFmt w:val="bullet"/>
+      <w:lvlText w:val=""/>
+      <w:lvlJc w:val="left"/>
+      <w:pPr>
+        <w:ind w:left="3589" w:hanging="360"/>
+      </w:pPr>
+      <w:rPr>
+        <w:rFonts w:ascii="Symbol" w:hAnsi="Symbol" w:hint="default"/>
+      </w:rPr>
+    </w:lvl>
+    <w:lvl w:ilvl="4" w:tplc="04190003" w:tentative="1">
+      <w:start w:val="1"/>
+      <w:numFmt w:val="bullet"/>
+      <w:lvlText w:val="o"/>
+      <w:lvlJc w:val="left"/>
+      <w:pPr>
+        <w:ind w:left="4309" w:hanging="360"/>
+      </w:pPr>
+      <w:rPr>
+        <w:rFonts w:ascii="Courier New" w:hAnsi="Courier New" w:cs="Courier New" w:hint="default"/>
+      </w:rPr>
+    </w:lvl>
+    <w:lvl w:ilvl="5" w:tplc="04190005" w:tentative="1">
+      <w:start w:val="1"/>
+      <w:numFmt w:val="bullet"/>
+      <w:lvlText w:val=""/>
+      <w:lvlJc w:val="left"/>
+      <w:pPr>
+        <w:ind w:left="5029" w:hanging="360"/>
+      </w:pPr>
+      <w:rPr>
+        <w:rFonts w:ascii="Wingdings" w:hAnsi="Wingdings" w:hint="default"/>
+      </w:rPr>
+    </w:lvl>
+    <w:lvl w:ilvl="6" w:tplc="04190001" w:tentative="1">
+      <w:start w:val="1"/>
+      <w:numFmt w:val="bullet"/>
+      <w:lvlText w:val=""/>
+      <w:lvlJc w:val="left"/>
+      <w:pPr>
+        <w:ind w:left="5749" w:hanging="360"/>
+      </w:pPr>
+      <w:rPr>
+        <w:rFonts w:ascii="Symbol" w:hAnsi="Symbol" w:hint="default"/>
+      </w:rPr>
+    </w:lvl>
+    <w:lvl w:ilvl="7" w:tplc="04190003" w:tentative="1">
+      <w:start w:val="1"/>
+      <w:numFmt w:val="bullet"/>
+      <w:lvlText w:val="o"/>
+      <w:lvlJc w:val="left"/>
+      <w:pPr>
+        <w:ind w:left="6469" w:hanging="360"/>
+      </w:pPr>
+      <w:rPr>
+        <w:rFonts w:ascii="Courier New" w:hAnsi="Courier New" w:cs="Courier New" w:hint="default"/>
+      </w:rPr>
+    </w:lvl>
+    <w:lvl w:ilvl="8" w:tplc="04190005" w:tentative="1">
+      <w:start w:val="1"/>
+      <w:numFmt w:val="bullet"/>
+      <w:lvlText w:val=""/>
+      <w:lvlJc w:val="left"/>
+      <w:pPr>
+        <w:ind w:left="7189" w:hanging="360"/>
+      </w:pPr>
+      <w:rPr>
+        <w:rFonts w:ascii="Wingdings" w:hAnsi="Wingdings" w:hint="default"/>
+      </w:rPr>
+    </w:lvl>
+  </w:abstractNum>
+  <w:abstractNum w:abstractNumId="13" w15:restartNumberingAfterBreak="0">
+    <w:nsid w:val="4B8F76D9"/>
+    <w:multiLevelType w:val="multilevel"/>
+    <w:tmpl w:val="8AD80DFE"/>
+    <w:lvl w:ilvl="0">
+      <w:start w:val="1"/>
+      <w:numFmt w:val="decimal"/>
+      <w:lvlText w:val="%1"/>
+      <w:lvlJc w:val="left"/>
+      <w:pPr>
+        <w:ind w:left="420" w:hanging="420"/>
+      </w:pPr>
+      <w:rPr>
+        <w:rFonts w:hint="default"/>
+      </w:rPr>
+    </w:lvl>
+    <w:lvl w:ilvl="1">
       <w:start w:val="1"/>
       <w:numFmt w:val="bullet"/>
       <w:lvlText w:val="–"/>
@@ -7111,6 +7937,116 @@
         <w:vertAlign w:val="baseline"/>
       </w:rPr>
     </w:lvl>
+    <w:lvl w:ilvl="2">
+      <w:start w:val="1"/>
+      <w:numFmt w:val="decimal"/>
+      <w:lvlText w:val="%1.%2.%3"/>
+      <w:lvlJc w:val="left"/>
+      <w:pPr>
+        <w:ind w:left="2138" w:hanging="720"/>
+      </w:pPr>
+      <w:rPr>
+        <w:rFonts w:hint="default"/>
+      </w:rPr>
+    </w:lvl>
+    <w:lvl w:ilvl="3">
+      <w:start w:val="1"/>
+      <w:numFmt w:val="decimal"/>
+      <w:lvlText w:val="%1.%2.%3.%4"/>
+      <w:lvlJc w:val="left"/>
+      <w:pPr>
+        <w:ind w:left="3207" w:hanging="1080"/>
+      </w:pPr>
+      <w:rPr>
+        <w:rFonts w:hint="default"/>
+      </w:rPr>
+    </w:lvl>
+    <w:lvl w:ilvl="4">
+      <w:start w:val="1"/>
+      <w:numFmt w:val="decimal"/>
+      <w:lvlText w:val="%1.%2.%3.%4.%5"/>
+      <w:lvlJc w:val="left"/>
+      <w:pPr>
+        <w:ind w:left="3916" w:hanging="1080"/>
+      </w:pPr>
+      <w:rPr>
+        <w:rFonts w:hint="default"/>
+      </w:rPr>
+    </w:lvl>
+    <w:lvl w:ilvl="5">
+      <w:start w:val="1"/>
+      <w:numFmt w:val="decimal"/>
+      <w:lvlText w:val="%1.%2.%3.%4.%5.%6"/>
+      <w:lvlJc w:val="left"/>
+      <w:pPr>
+        <w:ind w:left="4985" w:hanging="1440"/>
+      </w:pPr>
+      <w:rPr>
+        <w:rFonts w:hint="default"/>
+      </w:rPr>
+    </w:lvl>
+    <w:lvl w:ilvl="6">
+      <w:start w:val="1"/>
+      <w:numFmt w:val="decimal"/>
+      <w:lvlText w:val="%1.%2.%3.%4.%5.%6.%7"/>
+      <w:lvlJc w:val="left"/>
+      <w:pPr>
+        <w:ind w:left="5694" w:hanging="1440"/>
+      </w:pPr>
+      <w:rPr>
+        <w:rFonts w:hint="default"/>
+      </w:rPr>
+    </w:lvl>
+    <w:lvl w:ilvl="7">
+      <w:start w:val="1"/>
+      <w:numFmt w:val="decimal"/>
+      <w:lvlText w:val="%1.%2.%3.%4.%5.%6.%7.%8"/>
+      <w:lvlJc w:val="left"/>
+      <w:pPr>
+        <w:ind w:left="6763" w:hanging="1800"/>
+      </w:pPr>
+      <w:rPr>
+        <w:rFonts w:hint="default"/>
+      </w:rPr>
+    </w:lvl>
+    <w:lvl w:ilvl="8">
+      <w:start w:val="1"/>
+      <w:numFmt w:val="decimal"/>
+      <w:lvlText w:val="%1.%2.%3.%4.%5.%6.%7.%8.%9"/>
+      <w:lvlJc w:val="left"/>
+      <w:pPr>
+        <w:ind w:left="7832" w:hanging="2160"/>
+      </w:pPr>
+      <w:rPr>
+        <w:rFonts w:hint="default"/>
+      </w:rPr>
+    </w:lvl>
+  </w:abstractNum>
+  <w:abstractNum w:abstractNumId="14" w15:restartNumberingAfterBreak="0">
+    <w:nsid w:val="4DEA47FB"/>
+    <w:multiLevelType w:val="multilevel"/>
+    <w:tmpl w:val="8168E93C"/>
+    <w:lvl w:ilvl="0">
+      <w:start w:val="1"/>
+      <w:numFmt w:val="bullet"/>
+      <w:lvlText w:val="–"/>
+      <w:lvlJc w:val="left"/>
+      <w:pPr>
+        <w:ind w:left="0" w:firstLine="709"/>
+      </w:pPr>
+      <w:rPr>
+        <w:rFonts w:ascii="Times New Roman" w:hAnsi="Times New Roman" w:cs="Times New Roman" w:hint="default"/>
+        <w:b w:val="0"/>
+        <w:i w:val="0"/>
+        <w:strike w:val="0"/>
+        <w:dstrike w:val="0"/>
+        <w:color w:val="000000"/>
+        <w:sz w:val="28"/>
+        <w:szCs w:val="28"/>
+        <w:u w:val="none" w:color="000000"/>
+        <w:vertAlign w:val="baseline"/>
+      </w:rPr>
+    </w:lvl>
     <w:lvl w:ilvl="1">
       <w:start w:val="1"/>
       <w:numFmt w:val="bullet"/>
@@ -7240,7 +8176,259 @@
       </w:rPr>
     </w:lvl>
   </w:abstractNum>
-  <w:abstractNum w:abstractNumId="6">
+  <w:abstractNum w:abstractNumId="15" w15:restartNumberingAfterBreak="0">
+    <w:nsid w:val="4F1A6E2D"/>
+    <w:multiLevelType w:val="multilevel"/>
+    <w:tmpl w:val="2FE2390E"/>
+    <w:lvl w:ilvl="0">
+      <w:start w:val="1"/>
+      <w:numFmt w:val="decimal"/>
+      <w:lvlText w:val="%1"/>
+      <w:lvlJc w:val="left"/>
+      <w:pPr>
+        <w:ind w:left="420" w:hanging="420"/>
+      </w:pPr>
+      <w:rPr>
+        <w:rFonts w:hint="default"/>
+      </w:rPr>
+    </w:lvl>
+    <w:lvl w:ilvl="1">
+      <w:start w:val="1"/>
+      <w:numFmt w:val="bullet"/>
+      <w:lvlText w:val=""/>
+      <w:lvlJc w:val="left"/>
+      <w:pPr>
+        <w:ind w:left="1069" w:hanging="360"/>
+      </w:pPr>
+      <w:rPr>
+        <w:rFonts w:ascii="Symbol" w:hAnsi="Symbol" w:hint="default"/>
+      </w:rPr>
+    </w:lvl>
+    <w:lvl w:ilvl="2">
+      <w:start w:val="1"/>
+      <w:numFmt w:val="decimal"/>
+      <w:lvlText w:val="%1.%2.%3"/>
+      <w:lvlJc w:val="left"/>
+      <w:pPr>
+        <w:ind w:left="2138" w:hanging="720"/>
+      </w:pPr>
+      <w:rPr>
+        <w:rFonts w:hint="default"/>
+      </w:rPr>
+    </w:lvl>
+    <w:lvl w:ilvl="3">
+      <w:start w:val="1"/>
+      <w:numFmt w:val="decimal"/>
+      <w:lvlText w:val="%1.%2.%3.%4"/>
+      <w:lvlJc w:val="left"/>
+      <w:pPr>
+        <w:ind w:left="3207" w:hanging="1080"/>
+      </w:pPr>
+      <w:rPr>
+        <w:rFonts w:hint="default"/>
+      </w:rPr>
+    </w:lvl>
+    <w:lvl w:ilvl="4">
+      <w:start w:val="1"/>
+      <w:numFmt w:val="decimal"/>
+      <w:lvlText w:val="%1.%2.%3.%4.%5"/>
+      <w:lvlJc w:val="left"/>
+      <w:pPr>
+        <w:ind w:left="3916" w:hanging="1080"/>
+      </w:pPr>
+      <w:rPr>
+        <w:rFonts w:hint="default"/>
+      </w:rPr>
+    </w:lvl>
+    <w:lvl w:ilvl="5">
+      <w:start w:val="1"/>
+      <w:numFmt w:val="decimal"/>
+      <w:lvlText w:val="%1.%2.%3.%4.%5.%6"/>
+      <w:lvlJc w:val="left"/>
+      <w:pPr>
+        <w:ind w:left="4985" w:hanging="1440"/>
+      </w:pPr>
+      <w:rPr>
+        <w:rFonts w:hint="default"/>
+      </w:rPr>
+    </w:lvl>
+    <w:lvl w:ilvl="6">
+      <w:start w:val="1"/>
+      <w:numFmt w:val="decimal"/>
+      <w:lvlText w:val="%1.%2.%3.%4.%5.%6.%7"/>
+      <w:lvlJc w:val="left"/>
+      <w:pPr>
+        <w:ind w:left="5694" w:hanging="1440"/>
+      </w:pPr>
+      <w:rPr>
+        <w:rFonts w:hint="default"/>
+      </w:rPr>
+    </w:lvl>
+    <w:lvl w:ilvl="7">
+      <w:start w:val="1"/>
+      <w:numFmt w:val="decimal"/>
+      <w:lvlText w:val="%1.%2.%3.%4.%5.%6.%7.%8"/>
+      <w:lvlJc w:val="left"/>
+      <w:pPr>
+        <w:ind w:left="6763" w:hanging="1800"/>
+      </w:pPr>
+      <w:rPr>
+        <w:rFonts w:hint="default"/>
+      </w:rPr>
+    </w:lvl>
+    <w:lvl w:ilvl="8">
+      <w:start w:val="1"/>
+      <w:numFmt w:val="decimal"/>
+      <w:lvlText w:val="%1.%2.%3.%4.%5.%6.%7.%8.%9"/>
+      <w:lvlJc w:val="left"/>
+      <w:pPr>
+        <w:ind w:left="7832" w:hanging="2160"/>
+      </w:pPr>
+      <w:rPr>
+        <w:rFonts w:hint="default"/>
+      </w:rPr>
+    </w:lvl>
+  </w:abstractNum>
+  <w:abstractNum w:abstractNumId="16" w15:restartNumberingAfterBreak="0">
+    <w:nsid w:val="5E437F57"/>
+    <w:multiLevelType w:val="hybridMultilevel"/>
+    <w:tmpl w:val="E5EABD60"/>
+    <w:lvl w:ilvl="0" w:tplc="FFFFFFFF">
+      <w:numFmt w:val="bullet"/>
+      <w:lvlText w:val="−"/>
+      <w:lvlJc w:val="left"/>
+      <w:pPr>
+        <w:tabs>
+          <w:tab w:val="num" w:pos="1429"/>
+        </w:tabs>
+        <w:ind w:left="1429" w:hanging="360"/>
+      </w:pPr>
+      <w:rPr>
+        <w:rFonts w:ascii="Times New Roman" w:hAnsi="Times New Roman" w:cs="Times New Roman" w:hint="default"/>
+      </w:rPr>
+    </w:lvl>
+    <w:lvl w:ilvl="1" w:tplc="04190003">
+      <w:start w:val="1"/>
+      <w:numFmt w:val="bullet"/>
+      <w:lvlText w:val="o"/>
+      <w:lvlJc w:val="left"/>
+      <w:pPr>
+        <w:tabs>
+          <w:tab w:val="num" w:pos="2149"/>
+        </w:tabs>
+        <w:ind w:left="2149" w:hanging="360"/>
+      </w:pPr>
+      <w:rPr>
+        <w:rFonts w:ascii="Courier New" w:hAnsi="Courier New" w:cs="Courier New" w:hint="default"/>
+      </w:rPr>
+    </w:lvl>
+    <w:lvl w:ilvl="2" w:tplc="04190005">
+      <w:start w:val="1"/>
+      <w:numFmt w:val="bullet"/>
+      <w:lvlText w:val=""/>
+      <w:lvlJc w:val="left"/>
+      <w:pPr>
+        <w:tabs>
+          <w:tab w:val="num" w:pos="2869"/>
+        </w:tabs>
+        <w:ind w:left="2869" w:hanging="360"/>
+      </w:pPr>
+      <w:rPr>
+        <w:rFonts w:ascii="Wingdings" w:hAnsi="Wingdings" w:hint="default"/>
+      </w:rPr>
+    </w:lvl>
+    <w:lvl w:ilvl="3" w:tplc="04190001">
+      <w:start w:val="1"/>
+      <w:numFmt w:val="bullet"/>
+      <w:lvlText w:val=""/>
+      <w:lvlJc w:val="left"/>
+      <w:pPr>
+        <w:tabs>
+          <w:tab w:val="num" w:pos="3589"/>
+        </w:tabs>
+        <w:ind w:left="3589" w:hanging="360"/>
+      </w:pPr>
+      <w:rPr>
+        <w:rFonts w:ascii="Symbol" w:hAnsi="Symbol" w:hint="default"/>
+      </w:rPr>
+    </w:lvl>
+    <w:lvl w:ilvl="4" w:tplc="04190003">
+      <w:start w:val="1"/>
+      <w:numFmt w:val="bullet"/>
+      <w:lvlText w:val="o"/>
+      <w:lvlJc w:val="left"/>
+      <w:pPr>
+        <w:tabs>
+          <w:tab w:val="num" w:pos="4309"/>
+        </w:tabs>
+        <w:ind w:left="4309" w:hanging="360"/>
+      </w:pPr>
+      <w:rPr>
+        <w:rFonts w:ascii="Courier New" w:hAnsi="Courier New" w:cs="Courier New" w:hint="default"/>
+      </w:rPr>
+    </w:lvl>
+    <w:lvl w:ilvl="5" w:tplc="04190005">
+      <w:start w:val="1"/>
+      <w:numFmt w:val="bullet"/>
+      <w:lvlText w:val=""/>
+      <w:lvlJc w:val="left"/>
+      <w:pPr>
+        <w:tabs>
+          <w:tab w:val="num" w:pos="5029"/>
+        </w:tabs>
+        <w:ind w:left="5029" w:hanging="360"/>
+      </w:pPr>
+      <w:rPr>
+        <w:rFonts w:ascii="Wingdings" w:hAnsi="Wingdings" w:hint="default"/>
+      </w:rPr>
+    </w:lvl>
+    <w:lvl w:ilvl="6" w:tplc="04190001">
+      <w:start w:val="1"/>
+      <w:numFmt w:val="bullet"/>
+      <w:lvlText w:val=""/>
+      <w:lvlJc w:val="left"/>
+      <w:pPr>
+        <w:tabs>
+          <w:tab w:val="num" w:pos="5749"/>
+        </w:tabs>
+        <w:ind w:left="5749" w:hanging="360"/>
+      </w:pPr>
+      <w:rPr>
+        <w:rFonts w:ascii="Symbol" w:hAnsi="Symbol" w:hint="default"/>
+      </w:rPr>
+    </w:lvl>
+    <w:lvl w:ilvl="7" w:tplc="04190003">
+      <w:start w:val="1"/>
+      <w:numFmt w:val="bullet"/>
+      <w:lvlText w:val="o"/>
+      <w:lvlJc w:val="left"/>
+      <w:pPr>
+        <w:tabs>
+          <w:tab w:val="num" w:pos="6469"/>
+        </w:tabs>
+        <w:ind w:left="6469" w:hanging="360"/>
+      </w:pPr>
+      <w:rPr>
+        <w:rFonts w:ascii="Courier New" w:hAnsi="Courier New" w:cs="Courier New" w:hint="default"/>
+      </w:rPr>
+    </w:lvl>
+    <w:lvl w:ilvl="8" w:tplc="04190005">
+      <w:start w:val="1"/>
+      <w:numFmt w:val="bullet"/>
+      <w:lvlText w:val=""/>
+      <w:lvlJc w:val="left"/>
+      <w:pPr>
+        <w:tabs>
+          <w:tab w:val="num" w:pos="7189"/>
+        </w:tabs>
+        <w:ind w:left="7189" w:hanging="360"/>
+      </w:pPr>
+      <w:rPr>
+        <w:rFonts w:ascii="Wingdings" w:hAnsi="Wingdings" w:hint="default"/>
+      </w:rPr>
+    </w:lvl>
+  </w:abstractNum>
+  <w:abstractNum w:abstractNumId="17" w15:restartNumberingAfterBreak="0">
     <w:nsid w:val="60AB5A3D"/>
     <w:multiLevelType w:val="multilevel"/>
     <w:tmpl w:val="D6AC3B06"/>
@@ -7397,7 +8585,7 @@
       </w:rPr>
     </w:lvl>
   </w:abstractNum>
-  <w:abstractNum w:abstractNumId="7">
+  <w:abstractNum w:abstractNumId="18" w15:restartNumberingAfterBreak="0">
     <w:nsid w:val="6189227F"/>
     <w:multiLevelType w:val="hybridMultilevel"/>
     <w:tmpl w:val="7AA0DBDE"/>
@@ -7519,7 +8707,7 @@
       </w:rPr>
     </w:lvl>
   </w:abstractNum>
-  <w:abstractNum w:abstractNumId="8">
+  <w:abstractNum w:abstractNumId="19" w15:restartNumberingAfterBreak="0">
     <w:nsid w:val="66081778"/>
     <w:multiLevelType w:val="multilevel"/>
     <w:tmpl w:val="93E4FCC2"/>
@@ -7672,7 +8860,7 @@
       </w:rPr>
     </w:lvl>
   </w:abstractNum>
-  <w:abstractNum w:abstractNumId="9">
+  <w:abstractNum w:abstractNumId="20" w15:restartNumberingAfterBreak="0">
     <w:nsid w:val="681F33BF"/>
     <w:multiLevelType w:val="multilevel"/>
     <w:tmpl w:val="5CBAE078"/>
@@ -7825,7 +9013,7 @@
       </w:rPr>
     </w:lvl>
   </w:abstractNum>
-  <w:abstractNum w:abstractNumId="10">
+  <w:abstractNum w:abstractNumId="21" w15:restartNumberingAfterBreak="0">
     <w:nsid w:val="74246210"/>
     <w:multiLevelType w:val="multilevel"/>
     <w:tmpl w:val="95F8F944"/>
@@ -7979,7 +9167,7 @@
       </w:rPr>
     </w:lvl>
   </w:abstractNum>
-  <w:abstractNum w:abstractNumId="11">
+  <w:abstractNum w:abstractNumId="22" w15:restartNumberingAfterBreak="0">
     <w:nsid w:val="7BC91C98"/>
     <w:multiLevelType w:val="multilevel"/>
     <w:tmpl w:val="D0F280CC"/>
@@ -8133,26 +9321,138 @@
       </w:rPr>
     </w:lvl>
   </w:abstractNum>
-  <w:num w:numId="1">
-    <w:abstractNumId w:val="7"/>
+  <w:abstractNum w:abstractNumId="23" w15:restartNumberingAfterBreak="0">
+    <w:nsid w:val="7F581682"/>
+    <w:multiLevelType w:val="hybridMultilevel"/>
+    <w:tmpl w:val="9A704D0E"/>
+    <w:lvl w:ilvl="0" w:tplc="1A326232">
+      <w:numFmt w:val="bullet"/>
+      <w:lvlText w:val="−"/>
+      <w:lvlJc w:val="left"/>
+      <w:pPr>
+        <w:ind w:left="0" w:firstLine="709"/>
+      </w:pPr>
+      <w:rPr>
+        <w:rFonts w:ascii="Times New Roman" w:hAnsi="Times New Roman" w:cs="Times New Roman" w:hint="default"/>
+      </w:rPr>
+    </w:lvl>
+    <w:lvl w:ilvl="1" w:tplc="04190003" w:tentative="1">
+      <w:start w:val="1"/>
+      <w:numFmt w:val="bullet"/>
+      <w:lvlText w:val="o"/>
+      <w:lvlJc w:val="left"/>
+      <w:pPr>
+        <w:ind w:left="2149" w:hanging="360"/>
+      </w:pPr>
+      <w:rPr>
+        <w:rFonts w:ascii="Courier New" w:hAnsi="Courier New" w:cs="Courier New" w:hint="default"/>
+      </w:rPr>
+    </w:lvl>
+    <w:lvl w:ilvl="2" w:tplc="04190005" w:tentative="1">
+      <w:start w:val="1"/>
+      <w:numFmt w:val="bullet"/>
+      <w:lvlText w:val=""/>
+      <w:lvlJc w:val="left"/>
+      <w:pPr>
+        <w:ind w:left="2869" w:hanging="360"/>
+      </w:pPr>
+      <w:rPr>
+        <w:rFonts w:ascii="Wingdings" w:hAnsi="Wingdings" w:hint="default"/>
+      </w:rPr>
+    </w:lvl>
+    <w:lvl w:ilvl="3" w:tplc="04190001" w:tentative="1">
+      <w:start w:val="1"/>
+      <w:numFmt w:val="bullet"/>
+      <w:lvlText w:val=""/>
+      <w:lvlJc w:val="left"/>
+      <w:pPr>
+        <w:ind w:left="3589" w:hanging="360"/>
+      </w:pPr>
+      <w:rPr>
+        <w:rFonts w:ascii="Symbol" w:hAnsi="Symbol" w:hint="default"/>
+      </w:rPr>
+    </w:lvl>
+    <w:lvl w:ilvl="4" w:tplc="04190003" w:tentative="1">
+      <w:start w:val="1"/>
+      <w:numFmt w:val="bullet"/>
+      <w:lvlText w:val="o"/>
+      <w:lvlJc w:val="left"/>
+      <w:pPr>
+        <w:ind w:left="4309" w:hanging="360"/>
+      </w:pPr>
+      <w:rPr>
+        <w:rFonts w:ascii="Courier New" w:hAnsi="Courier New" w:cs="Courier New" w:hint="default"/>
+      </w:rPr>
+    </w:lvl>
+    <w:lvl w:ilvl="5" w:tplc="04190005" w:tentative="1">
+      <w:start w:val="1"/>
+      <w:numFmt w:val="bullet"/>
+      <w:lvlText w:val=""/>
+      <w:lvlJc w:val="left"/>
+      <w:pPr>
+        <w:ind w:left="5029" w:hanging="360"/>
+      </w:pPr>
+      <w:rPr>
+        <w:rFonts w:ascii="Wingdings" w:hAnsi="Wingdings" w:hint="default"/>
+      </w:rPr>
+    </w:lvl>
+    <w:lvl w:ilvl="6" w:tplc="04190001" w:tentative="1">
+      <w:start w:val="1"/>
+      <w:numFmt w:val="bullet"/>
+      <w:lvlText w:val=""/>
+      <w:lvlJc w:val="left"/>
+      <w:pPr>
+        <w:ind w:left="5749" w:hanging="360"/>
+      </w:pPr>
+      <w:rPr>
+        <w:rFonts w:ascii="Symbol" w:hAnsi="Symbol" w:hint="default"/>
+      </w:rPr>
+    </w:lvl>
+    <w:lvl w:ilvl="7" w:tplc="04190003" w:tentative="1">
+      <w:start w:val="1"/>
+      <w:numFmt w:val="bullet"/>
+      <w:lvlText w:val="o"/>
+      <w:lvlJc w:val="left"/>
+      <w:pPr>
+        <w:ind w:left="6469" w:hanging="360"/>
+      </w:pPr>
+      <w:rPr>
+        <w:rFonts w:ascii="Courier New" w:hAnsi="Courier New" w:cs="Courier New" w:hint="default"/>
+      </w:rPr>
+    </w:lvl>
+    <w:lvl w:ilvl="8" w:tplc="04190005" w:tentative="1">
+      <w:start w:val="1"/>
+      <w:numFmt w:val="bullet"/>
+      <w:lvlText w:val=""/>
+      <w:lvlJc w:val="left"/>
+      <w:pPr>
+        <w:ind w:left="7189" w:hanging="360"/>
+      </w:pPr>
+      <w:rPr>
+        <w:rFonts w:ascii="Wingdings" w:hAnsi="Wingdings" w:hint="default"/>
+      </w:rPr>
+    </w:lvl>
+  </w:abstractNum>
+  <w:num w:numId="1" w16cid:durableId="431441148">
+    <w:abstractNumId w:val="18"/>
   </w:num>
-  <w:num w:numId="2">
-    <w:abstractNumId w:val="11"/>
+  <w:num w:numId="2" w16cid:durableId="1084108594">
+    <w:abstractNumId w:val="22"/>
   </w:num>
-  <w:num w:numId="3">
-    <w:abstractNumId w:val="3"/>
+  <w:num w:numId="3" w16cid:durableId="1106120929">
+    <w:abstractNumId w:val="8"/>
   </w:num>
-  <w:num w:numId="4">
-    <w:abstractNumId w:val="4"/>
-  </w:num>
-  <w:num w:numId="5">
+  <w:num w:numId="4" w16cid:durableId="1014697295">
     <w:abstractNumId w:val="10"/>
   </w:num>
-  <w:num w:numId="6">
-    <w:abstractNumId w:val="5"/>
+  <w:num w:numId="5" w16cid:durableId="1973709400">
+    <w:abstractNumId w:val="21"/>
   </w:num>
-  <w:num w:numId="7">
-    <w:abstractNumId w:val="6"/>
+  <w:num w:numId="6" w16cid:durableId="1774862603">
+    <w:abstractNumId w:val="14"/>
+  </w:num>
+  <w:num w:numId="7" w16cid:durableId="2015914002">
+    <w:abstractNumId w:val="17"/>
     <w:lvlOverride w:ilvl="0">
       <w:lvl w:ilvl="0">
         <w:start w:val="1"/>
@@ -8320,27 +9620,75 @@
       </w:lvl>
     </w:lvlOverride>
   </w:num>
-  <w:num w:numId="8">
+  <w:num w:numId="8" w16cid:durableId="1806000853">
+    <w:abstractNumId w:val="4"/>
+  </w:num>
+  <w:num w:numId="9" w16cid:durableId="905920865">
+    <w:abstractNumId w:val="19"/>
+  </w:num>
+  <w:num w:numId="10" w16cid:durableId="1565220842">
+    <w:abstractNumId w:val="20"/>
+  </w:num>
+  <w:num w:numId="11" w16cid:durableId="2027632467">
     <w:abstractNumId w:val="1"/>
   </w:num>
-  <w:num w:numId="9">
-    <w:abstractNumId w:val="8"/>
+  <w:num w:numId="12" w16cid:durableId="44762609">
+    <w:abstractNumId w:val="7"/>
   </w:num>
-  <w:num w:numId="10">
+  <w:num w:numId="13" w16cid:durableId="986787105">
+    <w:abstractNumId w:val="5"/>
+  </w:num>
+  <w:num w:numId="14" w16cid:durableId="814447676">
+    <w:abstractNumId w:val="16"/>
+  </w:num>
+  <w:num w:numId="15" w16cid:durableId="628319786">
+    <w:abstractNumId w:val="11"/>
+  </w:num>
+  <w:num w:numId="16" w16cid:durableId="971717914">
+    <w:abstractNumId w:val="12"/>
+  </w:num>
+  <w:num w:numId="17" w16cid:durableId="1262570040">
+    <w:abstractNumId w:val="3"/>
+  </w:num>
+  <w:num w:numId="18" w16cid:durableId="222638573">
+    <w:abstractNumId w:val="15"/>
+  </w:num>
+  <w:num w:numId="19" w16cid:durableId="1178277138">
+    <w:abstractNumId w:val="13"/>
+  </w:num>
+  <w:num w:numId="20" w16cid:durableId="126897887">
+    <w:abstractNumId w:val="0"/>
+  </w:num>
+  <w:num w:numId="21" w16cid:durableId="1091587268">
+    <w:abstractNumId w:val="16"/>
+    <w:lvlOverride w:ilvl="0"/>
+    <w:lvlOverride w:ilvl="1"/>
+    <w:lvlOverride w:ilvl="2"/>
+    <w:lvlOverride w:ilvl="3"/>
+    <w:lvlOverride w:ilvl="4"/>
+    <w:lvlOverride w:ilvl="5"/>
+    <w:lvlOverride w:ilvl="6"/>
+    <w:lvlOverride w:ilvl="7"/>
+    <w:lvlOverride w:ilvl="8"/>
+  </w:num>
+  <w:num w:numId="22" w16cid:durableId="983702310">
     <w:abstractNumId w:val="9"/>
   </w:num>
-  <w:num w:numId="11">
-    <w:abstractNumId w:val="0"/>
+  <w:num w:numId="23" w16cid:durableId="745492311">
+    <w:abstractNumId w:val="23"/>
   </w:num>
-  <w:num w:numId="12">
+  <w:num w:numId="24" w16cid:durableId="567542326">
     <w:abstractNumId w:val="2"/>
+  </w:num>
+  <w:num w:numId="25" w16cid:durableId="1984767802">
+    <w:abstractNumId w:val="6"/>
   </w:num>
   <w:numIdMacAtCleanup w:val="12"/>
 </w:numbering>
 </file>
 
 <file path=word/styles.xml><?xml version="1.0" encoding="utf-8"?>
-<w:styles xmlns:mc="http://schemas.openxmlformats.org/markup-compatibility/2006" xmlns:r="http://schemas.openxmlformats.org/officeDocument/2006/relationships" xmlns:w="http://schemas.openxmlformats.org/wordprocessingml/2006/main" xmlns:w14="http://schemas.microsoft.com/office/word/2010/wordml" xmlns:w15="http://schemas.microsoft.com/office/word/2012/wordml" mc:Ignorable="w14 w15">
+<w:styles xmlns:mc="http://schemas.openxmlformats.org/markup-compatibility/2006" xmlns:r="http://schemas.openxmlformats.org/officeDocument/2006/relationships" xmlns:w="http://schemas.openxmlformats.org/wordprocessingml/2006/main" xmlns:w14="http://schemas.microsoft.com/office/word/2010/wordml" xmlns:w15="http://schemas.microsoft.com/office/word/2012/wordml" xmlns:w16cex="http://schemas.microsoft.com/office/word/2018/wordml/cex" xmlns:w16cid="http://schemas.microsoft.com/office/word/2016/wordml/cid" xmlns:w16="http://schemas.microsoft.com/office/word/2018/wordml" xmlns:w16du="http://schemas.microsoft.com/office/word/2023/wordml/word16du" xmlns:w16sdtdh="http://schemas.microsoft.com/office/word/2020/wordml/sdtdatahash" xmlns:w16sdtfl="http://schemas.microsoft.com/office/word/2024/wordml/sdtformatlock" xmlns:w16se="http://schemas.microsoft.com/office/word/2015/wordml/symex" mc:Ignorable="w14 w15 w16se w16cid w16 w16cex w16sdtdh w16sdtfl w16du">
   <w:docDefaults>
     <w:rPrDefault>
       <w:rPr>
@@ -8357,7 +9705,7 @@
       </w:pPr>
     </w:pPrDefault>
   </w:docDefaults>
-  <w:latentStyles w:defLockedState="0" w:defUIPriority="99" w:defSemiHidden="0" w:defUnhideWhenUsed="0" w:defQFormat="0" w:count="371">
+  <w:latentStyles w:defLockedState="0" w:defUIPriority="99" w:defSemiHidden="0" w:defUnhideWhenUsed="0" w:defQFormat="0" w:count="376">
     <w:lsdException w:name="Normal" w:uiPriority="0" w:qFormat="1"/>
     <w:lsdException w:name="heading 1" w:uiPriority="9" w:qFormat="1"/>
     <w:lsdException w:name="heading 2" w:semiHidden="1" w:uiPriority="9" w:unhideWhenUsed="1" w:qFormat="1"/>
@@ -8729,6 +10077,11 @@
     <w:lsdException w:name="List Table 5 Dark Accent 6" w:uiPriority="50"/>
     <w:lsdException w:name="List Table 6 Colorful Accent 6" w:uiPriority="51"/>
     <w:lsdException w:name="List Table 7 Colorful Accent 6" w:uiPriority="52"/>
+    <w:lsdException w:name="Mention" w:semiHidden="1" w:unhideWhenUsed="1"/>
+    <w:lsdException w:name="Smart Hyperlink" w:semiHidden="1" w:unhideWhenUsed="1"/>
+    <w:lsdException w:name="Hashtag" w:semiHidden="1" w:unhideWhenUsed="1"/>
+    <w:lsdException w:name="Unresolved Mention" w:semiHidden="1" w:unhideWhenUsed="1"/>
+    <w:lsdException w:name="Smart Link" w:semiHidden="1" w:unhideWhenUsed="1"/>
   </w:latentStyles>
   <w:style w:type="paragraph" w:default="1" w:styleId="a">
     <w:name w:val="Normal"/>
@@ -8936,7 +10289,6 @@
   <w:style w:type="character" w:default="1" w:styleId="a1">
     <w:name w:val="Default Paragraph Font"/>
     <w:uiPriority w:val="1"/>
-    <w:semiHidden/>
     <w:unhideWhenUsed/>
   </w:style>
   <w:style w:type="table" w:default="1" w:styleId="a2">
@@ -9149,7 +10501,7 @@
     </w:rPr>
   </w:style>
   <w:style w:type="character" w:customStyle="1" w:styleId="a9">
-    <w:name w:val="Название Знак"/>
+    <w:name w:val="Заголовок Знак"/>
     <w:basedOn w:val="a1"/>
     <w:link w:val="a8"/>
     <w:uiPriority w:val="10"/>
@@ -9420,7 +10772,6 @@
       <w:spacing w:after="0" w:line="240" w:lineRule="auto"/>
     </w:pPr>
     <w:tblPr>
-      <w:tblInd w:w="0" w:type="dxa"/>
       <w:tblBorders>
         <w:top w:val="single" w:sz="4" w:space="0" w:color="auto"/>
         <w:left w:val="single" w:sz="4" w:space="0" w:color="auto"/>
@@ -9429,12 +10780,6 @@
         <w:insideH w:val="single" w:sz="4" w:space="0" w:color="auto"/>
         <w:insideV w:val="single" w:sz="4" w:space="0" w:color="auto"/>
       </w:tblBorders>
-      <w:tblCellMar>
-        <w:top w:w="0" w:type="dxa"/>
-        <w:left w:w="108" w:type="dxa"/>
-        <w:bottom w:w="0" w:type="dxa"/>
-        <w:right w:w="108" w:type="dxa"/>
-      </w:tblCellMar>
     </w:tblPr>
   </w:style>
   <w:style w:type="character" w:styleId="af5">
@@ -9461,10 +10806,10 @@
     <w:uiPriority w:val="35"/>
     <w:unhideWhenUsed/>
     <w:qFormat/>
-    <w:rsid w:val="00AD6B4D"/>
+    <w:rsid w:val="00F45096"/>
     <w:pPr>
-      <w:spacing w:after="200"/>
       <w:ind w:firstLine="0"/>
+      <w:jc w:val="left"/>
     </w:pPr>
     <w:rPr>
       <w:iCs/>
@@ -9473,8 +10818,8 @@
       <w:szCs w:val="18"/>
     </w:rPr>
   </w:style>
-  <w:style w:type="character" w:customStyle="1" w:styleId="UnresolvedMention">
-    <w:name w:val="Unresolved Mention"/>
+  <w:style w:type="character" w:customStyle="1" w:styleId="12">
+    <w:name w:val="Неразрешенное упоминание1"/>
     <w:basedOn w:val="a1"/>
     <w:uiPriority w:val="99"/>
     <w:semiHidden/>
@@ -9496,6 +10841,143 @@
       <w:color w:val="96607D" w:themeColor="followedHyperlink"/>
       <w:u w:val="single"/>
     </w:rPr>
+  </w:style>
+  <w:style w:type="table" w:styleId="24">
+    <w:name w:val="Plain Table 2"/>
+    <w:basedOn w:val="a2"/>
+    <w:uiPriority w:val="42"/>
+    <w:rsid w:val="00F45096"/>
+    <w:pPr>
+      <w:spacing w:after="0" w:line="240" w:lineRule="auto"/>
+    </w:pPr>
+    <w:tblPr>
+      <w:tblStyleRowBandSize w:val="1"/>
+      <w:tblStyleColBandSize w:val="1"/>
+      <w:tblBorders>
+        <w:top w:val="single" w:sz="4" w:space="0" w:color="7F7F7F" w:themeColor="text1" w:themeTint="80"/>
+        <w:bottom w:val="single" w:sz="4" w:space="0" w:color="7F7F7F" w:themeColor="text1" w:themeTint="80"/>
+      </w:tblBorders>
+    </w:tblPr>
+    <w:tblStylePr w:type="firstRow">
+      <w:rPr>
+        <w:b/>
+        <w:bCs/>
+      </w:rPr>
+      <w:tblPr/>
+      <w:tcPr>
+        <w:tcBorders>
+          <w:bottom w:val="single" w:sz="4" w:space="0" w:color="7F7F7F" w:themeColor="text1" w:themeTint="80"/>
+        </w:tcBorders>
+      </w:tcPr>
+    </w:tblStylePr>
+    <w:tblStylePr w:type="lastRow">
+      <w:rPr>
+        <w:b/>
+        <w:bCs/>
+      </w:rPr>
+      <w:tblPr/>
+      <w:tcPr>
+        <w:tcBorders>
+          <w:top w:val="single" w:sz="4" w:space="0" w:color="7F7F7F" w:themeColor="text1" w:themeTint="80"/>
+        </w:tcBorders>
+      </w:tcPr>
+    </w:tblStylePr>
+    <w:tblStylePr w:type="firstCol">
+      <w:rPr>
+        <w:b/>
+        <w:bCs/>
+      </w:rPr>
+    </w:tblStylePr>
+    <w:tblStylePr w:type="lastCol">
+      <w:rPr>
+        <w:b/>
+        <w:bCs/>
+      </w:rPr>
+    </w:tblStylePr>
+    <w:tblStylePr w:type="band1Vert">
+      <w:tblPr/>
+      <w:tcPr>
+        <w:tcBorders>
+          <w:left w:val="single" w:sz="4" w:space="0" w:color="7F7F7F" w:themeColor="text1" w:themeTint="80"/>
+          <w:right w:val="single" w:sz="4" w:space="0" w:color="7F7F7F" w:themeColor="text1" w:themeTint="80"/>
+        </w:tcBorders>
+      </w:tcPr>
+    </w:tblStylePr>
+    <w:tblStylePr w:type="band2Vert">
+      <w:tblPr/>
+      <w:tcPr>
+        <w:tcBorders>
+          <w:left w:val="single" w:sz="4" w:space="0" w:color="7F7F7F" w:themeColor="text1" w:themeTint="80"/>
+          <w:right w:val="single" w:sz="4" w:space="0" w:color="7F7F7F" w:themeColor="text1" w:themeTint="80"/>
+        </w:tcBorders>
+      </w:tcPr>
+    </w:tblStylePr>
+    <w:tblStylePr w:type="band1Horz">
+      <w:tblPr/>
+      <w:tcPr>
+        <w:tcBorders>
+          <w:top w:val="single" w:sz="4" w:space="0" w:color="7F7F7F" w:themeColor="text1" w:themeTint="80"/>
+          <w:bottom w:val="single" w:sz="4" w:space="0" w:color="7F7F7F" w:themeColor="text1" w:themeTint="80"/>
+        </w:tcBorders>
+      </w:tcPr>
+    </w:tblStylePr>
+  </w:style>
+  <w:style w:type="table" w:styleId="-1">
+    <w:name w:val="Grid Table 1 Light"/>
+    <w:basedOn w:val="a2"/>
+    <w:uiPriority w:val="46"/>
+    <w:rsid w:val="00F45096"/>
+    <w:pPr>
+      <w:spacing w:after="0" w:line="240" w:lineRule="auto"/>
+    </w:pPr>
+    <w:tblPr>
+      <w:tblStyleRowBandSize w:val="1"/>
+      <w:tblStyleColBandSize w:val="1"/>
+      <w:tblBorders>
+        <w:top w:val="single" w:sz="4" w:space="0" w:color="999999" w:themeColor="text1" w:themeTint="66"/>
+        <w:left w:val="single" w:sz="4" w:space="0" w:color="999999" w:themeColor="text1" w:themeTint="66"/>
+        <w:bottom w:val="single" w:sz="4" w:space="0" w:color="999999" w:themeColor="text1" w:themeTint="66"/>
+        <w:right w:val="single" w:sz="4" w:space="0" w:color="999999" w:themeColor="text1" w:themeTint="66"/>
+        <w:insideH w:val="single" w:sz="4" w:space="0" w:color="999999" w:themeColor="text1" w:themeTint="66"/>
+        <w:insideV w:val="single" w:sz="4" w:space="0" w:color="999999" w:themeColor="text1" w:themeTint="66"/>
+      </w:tblBorders>
+    </w:tblPr>
+    <w:tblStylePr w:type="firstRow">
+      <w:rPr>
+        <w:b/>
+        <w:bCs/>
+      </w:rPr>
+      <w:tblPr/>
+      <w:tcPr>
+        <w:tcBorders>
+          <w:bottom w:val="single" w:sz="12" w:space="0" w:color="666666" w:themeColor="text1" w:themeTint="99"/>
+        </w:tcBorders>
+      </w:tcPr>
+    </w:tblStylePr>
+    <w:tblStylePr w:type="lastRow">
+      <w:rPr>
+        <w:b/>
+        <w:bCs/>
+      </w:rPr>
+      <w:tblPr/>
+      <w:tcPr>
+        <w:tcBorders>
+          <w:top w:val="double" w:sz="2" w:space="0" w:color="666666" w:themeColor="text1" w:themeTint="99"/>
+        </w:tcBorders>
+      </w:tcPr>
+    </w:tblStylePr>
+    <w:tblStylePr w:type="firstCol">
+      <w:rPr>
+        <w:b/>
+        <w:bCs/>
+      </w:rPr>
+    </w:tblStylePr>
+    <w:tblStylePr w:type="lastCol">
+      <w:rPr>
+        <w:b/>
+        <w:bCs/>
+      </w:rPr>
+    </w:tblStylePr>
   </w:style>
 </w:styles>
 </file>

--- a/Files/2-nd course/4-th semester/Object-oriented programming/Course work/Vlad/Курсовая Гордов БПИ24-02.docx
+++ b/Files/2-nd course/4-th semester/Object-oriented programming/Course work/Vlad/Курсовая Гордов БПИ24-02.docx
@@ -135,7 +135,7 @@
     </w:p>
     <w:p>
       <w:pPr>
-        <w:pStyle w:val="af0"/>
+        <w:pStyle w:val="af1"/>
         <w:ind w:firstLine="0"/>
         <w:rPr>
           <w:szCs w:val="28"/>
@@ -144,7 +144,7 @@
     </w:p>
     <w:p>
       <w:pPr>
-        <w:pStyle w:val="af0"/>
+        <w:pStyle w:val="af1"/>
         <w:ind w:firstLine="0"/>
         <w:rPr>
           <w:szCs w:val="28"/>
@@ -153,7 +153,7 @@
     </w:p>
     <w:p>
       <w:pPr>
-        <w:pStyle w:val="af0"/>
+        <w:pStyle w:val="af1"/>
         <w:ind w:firstLine="0"/>
         <w:rPr>
           <w:szCs w:val="28"/>
@@ -162,7 +162,7 @@
     </w:p>
     <w:p>
       <w:pPr>
-        <w:pStyle w:val="af0"/>
+        <w:pStyle w:val="af1"/>
         <w:ind w:firstLine="0"/>
         <w:rPr>
           <w:szCs w:val="28"/>
@@ -171,7 +171,7 @@
     </w:p>
     <w:p>
       <w:pPr>
-        <w:pStyle w:val="af0"/>
+        <w:pStyle w:val="af1"/>
         <w:ind w:firstLine="0"/>
         <w:rPr>
           <w:szCs w:val="28"/>
@@ -180,7 +180,7 @@
     </w:p>
     <w:p>
       <w:pPr>
-        <w:pStyle w:val="af0"/>
+        <w:pStyle w:val="af1"/>
         <w:ind w:firstLine="0"/>
         <w:rPr>
           <w:szCs w:val="28"/>
@@ -243,7 +243,7 @@
     </w:p>
     <w:p>
       <w:pPr>
-        <w:pStyle w:val="af0"/>
+        <w:pStyle w:val="af1"/>
         <w:tabs>
           <w:tab w:val="left" w:pos="9639"/>
         </w:tabs>
@@ -257,7 +257,7 @@
     </w:p>
     <w:tbl>
       <w:tblPr>
-        <w:tblStyle w:val="af4"/>
+        <w:tblStyle w:val="af5"/>
         <w:tblW w:w="0" w:type="auto"/>
         <w:tblBorders>
           <w:top w:val="none" w:sz="0" w:space="0" w:color="auto"/>
@@ -314,7 +314,7 @@
     </w:tbl>
     <w:p>
       <w:pPr>
-        <w:pStyle w:val="af0"/>
+        <w:pStyle w:val="af1"/>
         <w:spacing w:before="120"/>
         <w:ind w:firstLine="0"/>
         <w:rPr>
@@ -324,7 +324,7 @@
     </w:p>
     <w:p>
       <w:pPr>
-        <w:pStyle w:val="af0"/>
+        <w:pStyle w:val="af1"/>
         <w:ind w:firstLine="0"/>
         <w:rPr>
           <w:szCs w:val="28"/>
@@ -333,7 +333,7 @@
     </w:p>
     <w:p>
       <w:pPr>
-        <w:pStyle w:val="af0"/>
+        <w:pStyle w:val="af1"/>
         <w:ind w:firstLine="0"/>
         <w:rPr>
           <w:szCs w:val="28"/>
@@ -632,7 +632,7 @@
     </w:p>
     <w:p>
       <w:pPr>
-        <w:pStyle w:val="af0"/>
+        <w:pStyle w:val="af1"/>
         <w:ind w:firstLine="0"/>
         <w:rPr>
           <w:szCs w:val="28"/>
@@ -641,7 +641,7 @@
     </w:p>
     <w:p>
       <w:pPr>
-        <w:pStyle w:val="af0"/>
+        <w:pStyle w:val="af1"/>
         <w:spacing w:after="0" w:line="276" w:lineRule="auto"/>
         <w:ind w:firstLine="0"/>
         <w:rPr>
@@ -651,7 +651,7 @@
     </w:p>
     <w:p>
       <w:pPr>
-        <w:pStyle w:val="af0"/>
+        <w:pStyle w:val="af1"/>
         <w:spacing w:after="0" w:line="276" w:lineRule="auto"/>
         <w:ind w:firstLine="0"/>
         <w:rPr>
@@ -661,7 +661,7 @@
     </w:p>
     <w:p>
       <w:pPr>
-        <w:pStyle w:val="af0"/>
+        <w:pStyle w:val="af1"/>
         <w:spacing w:after="0" w:line="276" w:lineRule="auto"/>
         <w:ind w:firstLine="0"/>
         <w:rPr>
@@ -671,7 +671,7 @@
     </w:p>
     <w:p>
       <w:pPr>
-        <w:pStyle w:val="af0"/>
+        <w:pStyle w:val="af1"/>
         <w:spacing w:after="0" w:line="276" w:lineRule="auto"/>
         <w:ind w:firstLine="0"/>
         <w:rPr>
@@ -761,7 +761,7 @@
     </w:p>
     <w:p>
       <w:pPr>
-        <w:pStyle w:val="af0"/>
+        <w:pStyle w:val="af1"/>
         <w:ind w:right="0" w:firstLine="0"/>
         <w:jc w:val="center"/>
         <w:rPr>
@@ -779,7 +779,7 @@
     </w:p>
     <w:p>
       <w:pPr>
-        <w:pStyle w:val="af0"/>
+        <w:pStyle w:val="af1"/>
         <w:ind w:right="0" w:firstLine="0"/>
         <w:jc w:val="center"/>
         <w:rPr>
@@ -840,20 +840,14 @@
             <w:pPr>
               <w:ind w:firstLine="0"/>
               <w:rPr>
-                <w:szCs w:val="28"/>
+                <w:rStyle w:val="ac"/>
               </w:rPr>
             </w:pPr>
             <w:r>
               <w:rPr>
-                <w:szCs w:val="28"/>
-              </w:rPr>
-              <w:t>на курсовую работу по дисциплине Объектно-ориентированное программирование</w:t>
-            </w:r>
-            <w:r>
-              <w:rPr>
-                <w:szCs w:val="28"/>
-              </w:rPr>
-              <w:t xml:space="preserve"> </w:t>
+                <w:rStyle w:val="ac"/>
+              </w:rPr>
+              <w:t xml:space="preserve">на курсовую работу по дисциплине Объектно-ориентированное программирование </w:t>
             </w:r>
           </w:p>
           <w:p>
@@ -1918,14 +1912,12 @@
     <w:p>
       <w:pPr>
         <w:rPr>
-          <w:b/>
-          <w:bCs/>
-        </w:rPr>
-      </w:pPr>
-      <w:r>
-        <w:rPr>
-          <w:b/>
-          <w:bCs/>
+          <w:rStyle w:val="20"/>
+        </w:rPr>
+      </w:pPr>
+      <w:r>
+        <w:rPr>
+          <w:rStyle w:val="20"/>
         </w:rPr>
         <w:lastRenderedPageBreak/>
         <w:t>Содержание</w:t>
@@ -2022,10 +2014,10 @@
             </w:rPr>
             <w:fldChar w:fldCharType="separate"/>
           </w:r>
-          <w:hyperlink w:anchor="_Toc224659573" w:history="1">
-            <w:r>
-              <w:rPr>
-                <w:rStyle w:val="af3"/>
+          <w:hyperlink w:anchor="_Toc224670141" w:history="1">
+            <w:r>
+              <w:rPr>
+                <w:rStyle w:val="af4"/>
                 <w:noProof/>
               </w:rPr>
               <w:t>Введение</w:t>
@@ -2049,7 +2041,7 @@
                 <w:noProof/>
                 <w:webHidden/>
               </w:rPr>
-              <w:instrText xml:space="preserve"> PAGEREF _Toc224659573 \h </w:instrText>
+              <w:instrText xml:space="preserve"> PAGEREF _Toc224670141 \h </w:instrText>
             </w:r>
             <w:r>
               <w:rPr>
@@ -2096,10 +2088,10 @@
               <w14:ligatures w14:val="standardContextual"/>
             </w:rPr>
           </w:pPr>
-          <w:hyperlink w:anchor="_Toc224659574" w:history="1">
-            <w:r>
-              <w:rPr>
-                <w:rStyle w:val="af3"/>
+          <w:hyperlink w:anchor="_Toc224670142" w:history="1">
+            <w:r>
+              <w:rPr>
+                <w:rStyle w:val="af4"/>
                 <w:noProof/>
               </w:rPr>
               <w:t>Актуальность</w:t>
@@ -2123,7 +2115,7 @@
                 <w:noProof/>
                 <w:webHidden/>
               </w:rPr>
-              <w:instrText xml:space="preserve"> PAGEREF _Toc224659574 \h </w:instrText>
+              <w:instrText xml:space="preserve"> PAGEREF _Toc224670142 \h </w:instrText>
             </w:r>
             <w:r>
               <w:rPr>
@@ -2170,10 +2162,10 @@
               <w14:ligatures w14:val="standardContextual"/>
             </w:rPr>
           </w:pPr>
-          <w:hyperlink w:anchor="_Toc224659575" w:history="1">
-            <w:r>
-              <w:rPr>
-                <w:rStyle w:val="af3"/>
+          <w:hyperlink w:anchor="_Toc224670143" w:history="1">
+            <w:r>
+              <w:rPr>
+                <w:rStyle w:val="af4"/>
                 <w:noProof/>
               </w:rPr>
               <w:t>Постановка задачи</w:t>
@@ -2197,7 +2189,7 @@
                 <w:noProof/>
                 <w:webHidden/>
               </w:rPr>
-              <w:instrText xml:space="preserve"> PAGEREF _Toc224659575 \h </w:instrText>
+              <w:instrText xml:space="preserve"> PAGEREF _Toc224670143 \h </w:instrText>
             </w:r>
             <w:r>
               <w:rPr>
@@ -2244,10 +2236,10 @@
               <w14:ligatures w14:val="standardContextual"/>
             </w:rPr>
           </w:pPr>
-          <w:hyperlink w:anchor="_Toc224659576" w:history="1">
-            <w:r>
-              <w:rPr>
-                <w:rStyle w:val="af3"/>
+          <w:hyperlink w:anchor="_Toc224670144" w:history="1">
+            <w:r>
+              <w:rPr>
+                <w:rStyle w:val="af4"/>
                 <w:noProof/>
               </w:rPr>
               <w:t>Структура работы</w:t>
@@ -2271,7 +2263,7 @@
                 <w:noProof/>
                 <w:webHidden/>
               </w:rPr>
-              <w:instrText xml:space="preserve"> PAGEREF _Toc224659576 \h </w:instrText>
+              <w:instrText xml:space="preserve"> PAGEREF _Toc224670144 \h </w:instrText>
             </w:r>
             <w:r>
               <w:rPr>
@@ -2318,27 +2310,13 @@
               <w14:ligatures w14:val="standardContextual"/>
             </w:rPr>
           </w:pPr>
-          <w:hyperlink w:anchor="_Toc224659577" w:history="1">
-            <w:r>
-              <w:rPr>
-                <w:rStyle w:val="af3"/>
+          <w:hyperlink w:anchor="_Toc224670145" w:history="1">
+            <w:r>
+              <w:rPr>
+                <w:rStyle w:val="af4"/>
                 <w:noProof/>
               </w:rPr>
-              <w:t>1 Ан</w:t>
-            </w:r>
-            <w:r>
-              <w:rPr>
-                <w:rStyle w:val="af3"/>
-                <w:noProof/>
-              </w:rPr>
-              <w:t>а</w:t>
-            </w:r>
-            <w:r>
-              <w:rPr>
-                <w:rStyle w:val="af3"/>
-                <w:noProof/>
-              </w:rPr>
-              <w:t>лиз предметной области</w:t>
+              <w:t>1 Анализ предметной области</w:t>
             </w:r>
             <w:r>
               <w:rPr>
@@ -2359,7 +2337,7 @@
                 <w:noProof/>
                 <w:webHidden/>
               </w:rPr>
-              <w:instrText xml:space="preserve"> PAGEREF _Toc224659577 \h </w:instrText>
+              <w:instrText xml:space="preserve"> PAGEREF _Toc224670145 \h </w:instrText>
             </w:r>
             <w:r>
               <w:rPr>
@@ -2407,10 +2385,10 @@
               <w14:ligatures w14:val="standardContextual"/>
             </w:rPr>
           </w:pPr>
-          <w:hyperlink w:anchor="_Toc224659578" w:history="1">
-            <w:r>
-              <w:rPr>
-                <w:rStyle w:val="af3"/>
+          <w:hyperlink w:anchor="_Toc224670146" w:history="1">
+            <w:r>
+              <w:rPr>
+                <w:rStyle w:val="af4"/>
                 <w:noProof/>
               </w:rPr>
               <w:t>1.1</w:t>
@@ -2429,7 +2407,7 @@
             </w:r>
             <w:r>
               <w:rPr>
-                <w:rStyle w:val="af3"/>
+                <w:rStyle w:val="af4"/>
                 <w:noProof/>
               </w:rPr>
               <w:t>Анализ специфики предметной области</w:t>
@@ -2453,7 +2431,7 @@
                 <w:noProof/>
                 <w:webHidden/>
               </w:rPr>
-              <w:instrText xml:space="preserve"> PAGEREF _Toc224659578 \h </w:instrText>
+              <w:instrText xml:space="preserve"> PAGEREF _Toc224670146 \h </w:instrText>
             </w:r>
             <w:r>
               <w:rPr>
@@ -2501,10 +2479,10 @@
               <w14:ligatures w14:val="standardContextual"/>
             </w:rPr>
           </w:pPr>
-          <w:hyperlink w:anchor="_Toc224659579" w:history="1">
-            <w:r>
-              <w:rPr>
-                <w:rStyle w:val="af3"/>
+          <w:hyperlink w:anchor="_Toc224670147" w:history="1">
+            <w:r>
+              <w:rPr>
+                <w:rStyle w:val="af4"/>
                 <w:noProof/>
               </w:rPr>
               <w:t>1.2</w:t>
@@ -2523,7 +2501,7 @@
             </w:r>
             <w:r>
               <w:rPr>
-                <w:rStyle w:val="af3"/>
+                <w:rStyle w:val="af4"/>
                 <w:noProof/>
               </w:rPr>
               <w:t>Аналитический обзор существующих программных продуктов</w:t>
@@ -2547,7 +2525,7 @@
                 <w:noProof/>
                 <w:webHidden/>
               </w:rPr>
-              <w:instrText xml:space="preserve"> PAGEREF _Toc224659579 \h </w:instrText>
+              <w:instrText xml:space="preserve"> PAGEREF _Toc224670147 \h </w:instrText>
             </w:r>
             <w:r>
               <w:rPr>
@@ -2594,10 +2572,10 @@
               <w14:ligatures w14:val="standardContextual"/>
             </w:rPr>
           </w:pPr>
-          <w:hyperlink w:anchor="_Toc224659580" w:history="1">
-            <w:r>
-              <w:rPr>
-                <w:rStyle w:val="af3"/>
+          <w:hyperlink w:anchor="_Toc224670148" w:history="1">
+            <w:r>
+              <w:rPr>
+                <w:rStyle w:val="af4"/>
                 <w:noProof/>
                 <w:lang w:eastAsia="ru-RU"/>
               </w:rPr>
@@ -2622,7 +2600,7 @@
                 <w:noProof/>
                 <w:webHidden/>
               </w:rPr>
-              <w:instrText xml:space="preserve"> PAGEREF _Toc224659580 \h </w:instrText>
+              <w:instrText xml:space="preserve"> PAGEREF _Toc224670148 \h </w:instrText>
             </w:r>
             <w:r>
               <w:rPr>
@@ -2643,6 +2621,385 @@
                 <w:webHidden/>
               </w:rPr>
               <w:t>7</w:t>
+            </w:r>
+            <w:r>
+              <w:rPr>
+                <w:noProof/>
+                <w:webHidden/>
+              </w:rPr>
+              <w:fldChar w:fldCharType="end"/>
+            </w:r>
+          </w:hyperlink>
+        </w:p>
+        <w:p>
+          <w:pPr>
+            <w:pStyle w:val="31"/>
+            <w:tabs>
+              <w:tab w:val="right" w:leader="dot" w:pos="9627"/>
+            </w:tabs>
+            <w:rPr>
+              <w:rFonts w:asciiTheme="minorHAnsi" w:eastAsiaTheme="minorEastAsia" w:hAnsiTheme="minorHAnsi"/>
+              <w:noProof/>
+              <w:kern w:val="2"/>
+              <w:sz w:val="24"/>
+              <w:szCs w:val="24"/>
+              <w:lang w:eastAsia="ru-RU"/>
+              <w14:ligatures w14:val="standardContextual"/>
+            </w:rPr>
+          </w:pPr>
+          <w:hyperlink w:anchor="_Toc224670149" w:history="1">
+            <w:r>
+              <w:rPr>
+                <w:rStyle w:val="af4"/>
+                <w:noProof/>
+                <w:lang w:eastAsia="ru-RU"/>
+              </w:rPr>
+              <w:t>1.2.2 Система учёта активов «</w:t>
+            </w:r>
+            <w:r>
+              <w:rPr>
+                <w:rStyle w:val="af4"/>
+                <w:noProof/>
+                <w:lang w:val="en-US" w:eastAsia="ru-RU"/>
+              </w:rPr>
+              <w:t>Snipe</w:t>
+            </w:r>
+            <w:r>
+              <w:rPr>
+                <w:rStyle w:val="af4"/>
+                <w:noProof/>
+                <w:lang w:eastAsia="ru-RU"/>
+              </w:rPr>
+              <w:t>-</w:t>
+            </w:r>
+            <w:r>
+              <w:rPr>
+                <w:rStyle w:val="af4"/>
+                <w:noProof/>
+                <w:lang w:val="en-US" w:eastAsia="ru-RU"/>
+              </w:rPr>
+              <w:t>IT</w:t>
+            </w:r>
+            <w:r>
+              <w:rPr>
+                <w:rStyle w:val="af4"/>
+                <w:noProof/>
+                <w:lang w:eastAsia="ru-RU"/>
+              </w:rPr>
+              <w:t>»</w:t>
+            </w:r>
+            <w:r>
+              <w:rPr>
+                <w:noProof/>
+                <w:webHidden/>
+              </w:rPr>
+              <w:tab/>
+            </w:r>
+            <w:r>
+              <w:rPr>
+                <w:noProof/>
+                <w:webHidden/>
+              </w:rPr>
+              <w:fldChar w:fldCharType="begin"/>
+            </w:r>
+            <w:r>
+              <w:rPr>
+                <w:noProof/>
+                <w:webHidden/>
+              </w:rPr>
+              <w:instrText xml:space="preserve"> PAGEREF _Toc224670149 \h </w:instrText>
+            </w:r>
+            <w:r>
+              <w:rPr>
+                <w:noProof/>
+                <w:webHidden/>
+              </w:rPr>
+            </w:r>
+            <w:r>
+              <w:rPr>
+                <w:noProof/>
+                <w:webHidden/>
+              </w:rPr>
+              <w:fldChar w:fldCharType="separate"/>
+            </w:r>
+            <w:r>
+              <w:rPr>
+                <w:noProof/>
+                <w:webHidden/>
+              </w:rPr>
+              <w:t>8</w:t>
+            </w:r>
+            <w:r>
+              <w:rPr>
+                <w:noProof/>
+                <w:webHidden/>
+              </w:rPr>
+              <w:fldChar w:fldCharType="end"/>
+            </w:r>
+          </w:hyperlink>
+        </w:p>
+        <w:p>
+          <w:pPr>
+            <w:pStyle w:val="31"/>
+            <w:tabs>
+              <w:tab w:val="right" w:leader="dot" w:pos="9627"/>
+            </w:tabs>
+            <w:rPr>
+              <w:rFonts w:asciiTheme="minorHAnsi" w:eastAsiaTheme="minorEastAsia" w:hAnsiTheme="minorHAnsi"/>
+              <w:noProof/>
+              <w:kern w:val="2"/>
+              <w:sz w:val="24"/>
+              <w:szCs w:val="24"/>
+              <w:lang w:eastAsia="ru-RU"/>
+              <w14:ligatures w14:val="standardContextual"/>
+            </w:rPr>
+          </w:pPr>
+          <w:hyperlink w:anchor="_Toc224670150" w:history="1">
+            <w:r>
+              <w:rPr>
+                <w:rStyle w:val="af4"/>
+                <w:noProof/>
+              </w:rPr>
+              <w:t>1.2.3 Табличный процессор «</w:t>
+            </w:r>
+            <w:r>
+              <w:rPr>
+                <w:rStyle w:val="af4"/>
+                <w:noProof/>
+                <w:lang w:val="en-US"/>
+              </w:rPr>
+              <w:t>Microsoft</w:t>
+            </w:r>
+            <w:r>
+              <w:rPr>
+                <w:rStyle w:val="af4"/>
+                <w:noProof/>
+              </w:rPr>
+              <w:t xml:space="preserve"> </w:t>
+            </w:r>
+            <w:r>
+              <w:rPr>
+                <w:rStyle w:val="af4"/>
+                <w:noProof/>
+                <w:lang w:val="en-US"/>
+              </w:rPr>
+              <w:t>Excel</w:t>
+            </w:r>
+            <w:r>
+              <w:rPr>
+                <w:rStyle w:val="af4"/>
+                <w:noProof/>
+              </w:rPr>
+              <w:t>»</w:t>
+            </w:r>
+            <w:r>
+              <w:rPr>
+                <w:noProof/>
+                <w:webHidden/>
+              </w:rPr>
+              <w:tab/>
+            </w:r>
+            <w:r>
+              <w:rPr>
+                <w:noProof/>
+                <w:webHidden/>
+              </w:rPr>
+              <w:fldChar w:fldCharType="begin"/>
+            </w:r>
+            <w:r>
+              <w:rPr>
+                <w:noProof/>
+                <w:webHidden/>
+              </w:rPr>
+              <w:instrText xml:space="preserve"> PAGEREF _Toc224670150 \h </w:instrText>
+            </w:r>
+            <w:r>
+              <w:rPr>
+                <w:noProof/>
+                <w:webHidden/>
+              </w:rPr>
+            </w:r>
+            <w:r>
+              <w:rPr>
+                <w:noProof/>
+                <w:webHidden/>
+              </w:rPr>
+              <w:fldChar w:fldCharType="separate"/>
+            </w:r>
+            <w:r>
+              <w:rPr>
+                <w:noProof/>
+                <w:webHidden/>
+              </w:rPr>
+              <w:t>9</w:t>
+            </w:r>
+            <w:r>
+              <w:rPr>
+                <w:noProof/>
+                <w:webHidden/>
+              </w:rPr>
+              <w:fldChar w:fldCharType="end"/>
+            </w:r>
+          </w:hyperlink>
+        </w:p>
+        <w:p>
+          <w:pPr>
+            <w:pStyle w:val="31"/>
+            <w:tabs>
+              <w:tab w:val="right" w:leader="dot" w:pos="9627"/>
+            </w:tabs>
+            <w:rPr>
+              <w:rFonts w:asciiTheme="minorHAnsi" w:eastAsiaTheme="minorEastAsia" w:hAnsiTheme="minorHAnsi"/>
+              <w:noProof/>
+              <w:kern w:val="2"/>
+              <w:sz w:val="24"/>
+              <w:szCs w:val="24"/>
+              <w:lang w:eastAsia="ru-RU"/>
+              <w14:ligatures w14:val="standardContextual"/>
+            </w:rPr>
+          </w:pPr>
+          <w:hyperlink w:anchor="_Toc224670151" w:history="1">
+            <w:r>
+              <w:rPr>
+                <w:rStyle w:val="af4"/>
+                <w:noProof/>
+              </w:rPr>
+              <w:t>1.2.4 Сравнительный анализ программных продуктов</w:t>
+            </w:r>
+            <w:r>
+              <w:rPr>
+                <w:noProof/>
+                <w:webHidden/>
+              </w:rPr>
+              <w:tab/>
+            </w:r>
+            <w:r>
+              <w:rPr>
+                <w:noProof/>
+                <w:webHidden/>
+              </w:rPr>
+              <w:fldChar w:fldCharType="begin"/>
+            </w:r>
+            <w:r>
+              <w:rPr>
+                <w:noProof/>
+                <w:webHidden/>
+              </w:rPr>
+              <w:instrText xml:space="preserve"> PAGEREF _Toc224670151 \h </w:instrText>
+            </w:r>
+            <w:r>
+              <w:rPr>
+                <w:noProof/>
+                <w:webHidden/>
+              </w:rPr>
+            </w:r>
+            <w:r>
+              <w:rPr>
+                <w:noProof/>
+                <w:webHidden/>
+              </w:rPr>
+              <w:fldChar w:fldCharType="separate"/>
+            </w:r>
+            <w:r>
+              <w:rPr>
+                <w:noProof/>
+                <w:webHidden/>
+              </w:rPr>
+              <w:t>10</w:t>
+            </w:r>
+            <w:r>
+              <w:rPr>
+                <w:noProof/>
+                <w:webHidden/>
+              </w:rPr>
+              <w:fldChar w:fldCharType="end"/>
+            </w:r>
+          </w:hyperlink>
+        </w:p>
+        <w:p>
+          <w:pPr>
+            <w:pStyle w:val="23"/>
+            <w:tabs>
+              <w:tab w:val="left" w:pos="1680"/>
+              <w:tab w:val="right" w:leader="dot" w:pos="9627"/>
+            </w:tabs>
+            <w:rPr>
+              <w:rFonts w:asciiTheme="minorHAnsi" w:eastAsiaTheme="minorEastAsia" w:hAnsiTheme="minorHAnsi"/>
+              <w:noProof/>
+              <w:kern w:val="2"/>
+              <w:sz w:val="24"/>
+              <w:szCs w:val="24"/>
+              <w:lang w:eastAsia="ru-RU"/>
+              <w14:ligatures w14:val="standardContextual"/>
+            </w:rPr>
+          </w:pPr>
+          <w:hyperlink w:anchor="_Toc224670152" w:history="1">
+            <w:r>
+              <w:rPr>
+                <w:rStyle w:val="af4"/>
+                <w:noProof/>
+              </w:rPr>
+              <w:t>1.3</w:t>
+            </w:r>
+            <w:r>
+              <w:rPr>
+                <w:rFonts w:asciiTheme="minorHAnsi" w:eastAsiaTheme="minorEastAsia" w:hAnsiTheme="minorHAnsi"/>
+                <w:noProof/>
+                <w:kern w:val="2"/>
+                <w:sz w:val="24"/>
+                <w:szCs w:val="24"/>
+                <w:lang w:eastAsia="ru-RU"/>
+                <w14:ligatures w14:val="standardContextual"/>
+              </w:rPr>
+              <w:tab/>
+            </w:r>
+            <w:r>
+              <w:rPr>
+                <w:rStyle w:val="af4"/>
+                <w:noProof/>
+              </w:rPr>
+              <w:t>Выводы по главе</w:t>
+            </w:r>
+            <w:r>
+              <w:rPr>
+                <w:noProof/>
+                <w:webHidden/>
+              </w:rPr>
+              <w:tab/>
+            </w:r>
+            <w:r>
+              <w:rPr>
+                <w:noProof/>
+                <w:webHidden/>
+              </w:rPr>
+              <w:fldChar w:fldCharType="begin"/>
+            </w:r>
+            <w:r>
+              <w:rPr>
+                <w:noProof/>
+                <w:webHidden/>
+              </w:rPr>
+              <w:instrText xml:space="preserve"> PAGEREF _Toc224670152 \h </w:instrText>
+            </w:r>
+            <w:r>
+              <w:rPr>
+                <w:noProof/>
+                <w:webHidden/>
+              </w:rPr>
+            </w:r>
+            <w:r>
+              <w:rPr>
+                <w:noProof/>
+                <w:webHidden/>
+              </w:rPr>
+              <w:fldChar w:fldCharType="separate"/>
+            </w:r>
+            <w:r>
+              <w:rPr>
+                <w:noProof/>
+                <w:webHidden/>
+              </w:rPr>
+              <w:t>10</w:t>
             </w:r>
             <w:r>
               <w:rPr>
@@ -2679,24 +3036,10 @@
     <w:p>
       <w:pPr>
         <w:spacing w:after="160" w:line="360" w:lineRule="auto"/>
-        <w:ind w:left="709" w:firstLine="0"/>
+        <w:ind w:firstLine="0"/>
         <w:jc w:val="left"/>
         <w:rPr>
-          <w:rFonts w:eastAsia="Calibri" w:cs="Times New Roman"/>
-          <w:b/>
-          <w:color w:val="000000" w:themeColor="text1"/>
-          <w:szCs w:val="32"/>
-          <w:lang w:val="en-US"/>
-          <w14:shadow w14:blurRad="38100" w14:dist="19050" w14:dir="2700000" w14:sx="100000" w14:sy="100000" w14:kx="0" w14:ky="0" w14:algn="tl">
-            <w14:schemeClr w14:val="dk1">
-              <w14:alpha w14:val="60000"/>
-            </w14:schemeClr>
-          </w14:shadow>
-          <w14:textOutline w14:w="0" w14:cap="flat" w14:cmpd="sng" w14:algn="ctr">
-            <w14:noFill/>
-            <w14:prstDash w14:val="solid"/>
-            <w14:round/>
-          </w14:textOutline>
+          <w:rStyle w:val="10"/>
         </w:rPr>
       </w:pPr>
       <w:r>
@@ -2707,7 +3050,7 @@
       <w:pPr>
         <w:pStyle w:val="1"/>
       </w:pPr>
-      <w:bookmarkStart w:id="0" w:name="_Toc224659573"/>
+      <w:bookmarkStart w:id="0" w:name="_Toc224670141"/>
       <w:r>
         <w:lastRenderedPageBreak/>
         <w:t>Введение</w:t>
@@ -2723,7 +3066,7 @@
       <w:pPr>
         <w:pStyle w:val="2"/>
       </w:pPr>
-      <w:bookmarkStart w:id="1" w:name="_Toc224659574"/>
+      <w:bookmarkStart w:id="1" w:name="_Toc224670142"/>
       <w:r>
         <w:t>Актуальность</w:t>
       </w:r>
@@ -2772,7 +3115,7 @@
       <w:pPr>
         <w:pStyle w:val="2"/>
       </w:pPr>
-      <w:bookmarkStart w:id="2" w:name="_Toc224659575"/>
+      <w:bookmarkStart w:id="2" w:name="_Toc224670143"/>
       <w:r>
         <w:t>Постановка задачи</w:t>
       </w:r>
@@ -2869,7 +3212,7 @@
       <w:pPr>
         <w:pStyle w:val="2"/>
       </w:pPr>
-      <w:bookmarkStart w:id="3" w:name="_Toc224659576"/>
+      <w:bookmarkStart w:id="3" w:name="_Toc224670144"/>
       <w:r>
         <w:t>Структура работы</w:t>
       </w:r>
@@ -2984,7 +3327,7 @@
       <w:pPr>
         <w:pStyle w:val="1"/>
       </w:pPr>
-      <w:bookmarkStart w:id="4" w:name="_Toc224659577"/>
+      <w:bookmarkStart w:id="4" w:name="_Toc224670145"/>
       <w:r>
         <w:lastRenderedPageBreak/>
         <w:t xml:space="preserve">1 </w:t>
@@ -3008,7 +3351,7 @@
           <w:numId w:val="15"/>
         </w:numPr>
       </w:pPr>
-      <w:bookmarkStart w:id="5" w:name="_Toc224659578"/>
+      <w:bookmarkStart w:id="5" w:name="_Toc224670146"/>
       <w:r>
         <w:t>Анализ специфики предметной области</w:t>
       </w:r>
@@ -3288,16 +3631,38 @@
     </w:p>
     <w:p>
       <w:r>
-        <w:t>Автоматизация процесса учёта позволяет стандартизировать бизнес-процессы, минимизировать риски утери имущества и сократить временные затраты сотрудников на административные задачи. В контексте дисциплины «Объектно-ориентированное программирование» разработка системы учёта позволяет применить</w:t>
-      </w:r>
-      <w:r>
-        <w:t xml:space="preserve"> основные</w:t>
-      </w:r>
-      <w:r>
+        <w:t>Автоматизация процесса учёта позволяет стандартизировать бизнес-процессы, минимизировать риски утери имущества и сократить временные затраты сотрудников на административные задачи. В контексте дисциплины «Объектно-ориентированное программирование» разработка системы учёта позволяет при</w:t>
+      </w:r>
+      <w:r>
+        <w:lastRenderedPageBreak/>
+        <w:t>менить</w:t>
+      </w:r>
+      <w:r>
+        <w:t xml:space="preserve"> </w:t>
+      </w:r>
+      <w:r>
+        <w:rPr>
+          <w:b/>
+          <w:bCs/>
+        </w:rPr>
+        <w:t>основные</w:t>
+      </w:r>
+      <w:r>
+        <w:rPr>
+          <w:b/>
+          <w:bCs/>
+        </w:rPr>
         <w:t xml:space="preserve"> принципы </w:t>
       </w:r>
       <w:r>
-        <w:t xml:space="preserve">ООП: </w:t>
+        <w:rPr>
+          <w:b/>
+          <w:bCs/>
+        </w:rPr>
+        <w:t>ООП</w:t>
+      </w:r>
+      <w:r>
+        <w:t xml:space="preserve">: </w:t>
       </w:r>
       <w:r>
         <w:t>инкапсуляци</w:t>
@@ -3309,11 +3674,7 @@
         <w:t>, наследования и полиморфизм</w:t>
       </w:r>
       <w:r>
-        <w:t xml:space="preserve">. </w:t>
-      </w:r>
-      <w:r>
-        <w:lastRenderedPageBreak/>
-        <w:t xml:space="preserve">Это позволяет создать модульный программный продукт с гибкой, масштабируемой архитектурой. </w:t>
+        <w:t xml:space="preserve">. Это позволяет создать модульный программный продукт с гибкой, масштабируемой архитектурой. </w:t>
       </w:r>
     </w:p>
     <w:p/>
@@ -3325,7 +3686,7 @@
           <w:numId w:val="15"/>
         </w:numPr>
       </w:pPr>
-      <w:bookmarkStart w:id="6" w:name="_Toc224659579"/>
+      <w:bookmarkStart w:id="6" w:name="_Toc224670147"/>
       <w:r>
         <w:t>Аналитический обзор существующих программных продуктов</w:t>
       </w:r>
@@ -3435,7 +3796,7 @@
           <w:lang w:eastAsia="ru-RU"/>
         </w:rPr>
       </w:pPr>
-      <w:bookmarkStart w:id="7" w:name="_Toc224659580"/>
+      <w:bookmarkStart w:id="7" w:name="_Toc224670148"/>
       <w:r>
         <w:rPr>
           <w:lang w:eastAsia="ru-RU"/>
@@ -3666,7 +4027,7 @@
     </w:p>
     <w:p>
       <w:pPr>
-        <w:pStyle w:val="af7"/>
+        <w:pStyle w:val="af8"/>
       </w:pPr>
       <w:r>
         <w:t xml:space="preserve">Рисунок </w:t>
@@ -3698,7 +4059,7 @@
     </w:p>
     <w:p>
       <w:pPr>
-        <w:pStyle w:val="af7"/>
+        <w:pStyle w:val="af8"/>
       </w:pPr>
     </w:p>
     <w:p>
@@ -3750,6 +4111,7 @@
           <w:lang w:eastAsia="ru-RU"/>
         </w:rPr>
       </w:pPr>
+      <w:bookmarkStart w:id="8" w:name="_Toc224670149"/>
       <w:r>
         <w:rPr>
           <w:lang w:eastAsia="ru-RU"/>
@@ -3780,6 +4142,7 @@
         </w:rPr>
         <w:t>»</w:t>
       </w:r>
+      <w:bookmarkEnd w:id="8"/>
     </w:p>
     <w:p>
       <w:pPr>
@@ -4084,7 +4447,7 @@
     </w:p>
     <w:p>
       <w:pPr>
-        <w:pStyle w:val="af7"/>
+        <w:pStyle w:val="af8"/>
       </w:pPr>
       <w:r>
         <w:rPr>
@@ -4142,7 +4505,7 @@
     </w:p>
     <w:p>
       <w:pPr>
-        <w:pStyle w:val="af7"/>
+        <w:pStyle w:val="af8"/>
       </w:pPr>
       <w:r>
         <w:t xml:space="preserve">Рисунок </w:t>
@@ -4244,6 +4607,7 @@
       <w:pPr>
         <w:pStyle w:val="3"/>
       </w:pPr>
+      <w:bookmarkStart w:id="9" w:name="_Toc224670150"/>
       <w:r>
         <w:t>1.2.3 Табличный процессор «</w:t>
       </w:r>
@@ -4265,6 +4629,7 @@
       <w:r>
         <w:t>»</w:t>
       </w:r>
+      <w:bookmarkEnd w:id="9"/>
     </w:p>
     <w:p>
       <w:pPr>
@@ -4437,6 +4802,7 @@
       </w:pPr>
       <w:r>
         <w:rPr>
+          <w:noProof/>
           <w:lang w:eastAsia="ru-RU"/>
         </w:rPr>
         <w:drawing>
@@ -4478,7 +4844,7 @@
     </w:p>
     <w:p>
       <w:pPr>
-        <w:pStyle w:val="af7"/>
+        <w:pStyle w:val="af8"/>
       </w:pPr>
       <w:r>
         <w:t>Рисунок 1.3</w:t>
@@ -4530,9 +4896,11 @@
       <w:pPr>
         <w:pStyle w:val="3"/>
       </w:pPr>
+      <w:bookmarkStart w:id="10" w:name="_Toc224670151"/>
       <w:r>
         <w:t>1.2.4 Сравнительный анализ программных продуктов</w:t>
       </w:r>
+      <w:bookmarkEnd w:id="10"/>
     </w:p>
     <w:p>
       <w:r>
@@ -4554,51 +4922,27 @@
     <w:p/>
     <w:p>
       <w:pPr>
-        <w:pStyle w:val="af7"/>
-        <w:rPr>
-          <w:lang w:eastAsia="ru-RU"/>
-        </w:rPr>
-      </w:pPr>
-      <w:r>
-        <w:rPr>
-          <w:lang w:eastAsia="ru-RU"/>
-        </w:rPr>
+        <w:pStyle w:val="afb"/>
+      </w:pPr>
+      <w:r>
         <w:t xml:space="preserve">Таблица </w:t>
       </w:r>
       <w:r>
-        <w:rPr>
-          <w:lang w:eastAsia="ru-RU"/>
-        </w:rPr>
         <w:fldChar w:fldCharType="begin"/>
       </w:r>
       <w:r>
-        <w:rPr>
-          <w:lang w:eastAsia="ru-RU"/>
-        </w:rPr>
         <w:instrText xml:space="preserve"> STYLEREF 1 \s </w:instrText>
       </w:r>
       <w:r>
-        <w:rPr>
-          <w:lang w:eastAsia="ru-RU"/>
-        </w:rPr>
         <w:fldChar w:fldCharType="separate"/>
       </w:r>
       <w:r>
-        <w:rPr>
-          <w:lang w:eastAsia="ru-RU"/>
-        </w:rPr>
         <w:t>1</w:t>
       </w:r>
       <w:r>
-        <w:rPr>
-          <w:lang w:eastAsia="ru-RU"/>
-        </w:rPr>
         <w:fldChar w:fldCharType="end"/>
       </w:r>
       <w:r>
-        <w:rPr>
-          <w:lang w:eastAsia="ru-RU"/>
-        </w:rPr>
         <w:t>.1 – Сравнение программных продуктов</w:t>
       </w:r>
     </w:p>
@@ -5934,9 +6278,11 @@
           <w:numId w:val="15"/>
         </w:numPr>
       </w:pPr>
+      <w:bookmarkStart w:id="11" w:name="_Toc224670152"/>
       <w:r>
         <w:t>Выводы по главе</w:t>
       </w:r>
+      <w:bookmarkEnd w:id="11"/>
     </w:p>
     <w:p/>
     <w:p>
@@ -6023,7 +6369,7 @@
         <w:t xml:space="preserve"> </w:t>
       </w:r>
       <w:r>
-        <w:t xml:space="preserve">требует развёртывания серверной инфраструктуры и поддержки веб-окружения, что может быть затруднительно в условиях ограниченных ресурсов; </w:t>
+        <w:t>требует развёртывания серверной инфраструктуры и поддержки веб-окружения, что может быть затруднительно в условиях ограниченных ресурсов;</w:t>
       </w:r>
     </w:p>
     <w:p>
@@ -6057,7 +6403,17 @@
     </w:p>
     <w:p>
       <w:r>
-        <w:t xml:space="preserve">На основании выявленных недостатков обоснована целесообразность разработки собственного программного приложения «Учёт оборудования». </w:t>
+        <w:t xml:space="preserve">На основании выявленных недостатков обоснована </w:t>
+      </w:r>
+      <w:r>
+        <w:rPr>
+          <w:b/>
+          <w:bCs/>
+        </w:rPr>
+        <w:t>целесообразность разработки</w:t>
+      </w:r>
+      <w:r>
+        <w:t xml:space="preserve"> собственного программного приложения «Учёт оборудования». </w:t>
       </w:r>
       <w:r>
         <w:t>Так, р</w:t>
@@ -6071,7 +6427,450 @@
         <w:t>Применение объектно-ориентированного подхода позволит создать модульную систему, удобную для сопровождения и дальнейшего расширения функционала.</w:t>
       </w:r>
     </w:p>
+    <w:p>
+      <w:pPr>
+        <w:spacing w:after="160" w:line="360" w:lineRule="auto"/>
+        <w:ind w:left="709" w:firstLine="0"/>
+        <w:jc w:val="left"/>
+      </w:pPr>
+      <w:r>
+        <w:br w:type="page"/>
+      </w:r>
+    </w:p>
     <w:p/>
+    <w:p>
+      <w:pPr>
+        <w:pStyle w:val="1"/>
+      </w:pPr>
+      <w:r>
+        <w:t>2 Разработка программного продукта</w:t>
+      </w:r>
+    </w:p>
+    <w:p/>
+    <w:p>
+      <w:pPr>
+        <w:pStyle w:val="2"/>
+      </w:pPr>
+      <w:r>
+        <w:t>2.1 Объектно-ориентированное моделирование программы</w:t>
+      </w:r>
+    </w:p>
+    <w:p/>
+    <w:p>
+      <w:r>
+        <w:t xml:space="preserve">Проектирование информационной системы «Учёт оборудования» выполнено с использованием методологии объектно-ориентированного </w:t>
+      </w:r>
+      <w:r>
+        <w:t>подхода</w:t>
+      </w:r>
+      <w:r>
+        <w:t xml:space="preserve">. Для визуализации архитектуры и логики работы системы применён </w:t>
+      </w:r>
+      <w:r>
+        <w:rPr>
+          <w:b/>
+          <w:bCs/>
+        </w:rPr>
+        <w:t xml:space="preserve">язык моделирования </w:t>
+      </w:r>
+      <w:r>
+        <w:rPr>
+          <w:b/>
+          <w:bCs/>
+          <w:i/>
+          <w:iCs/>
+        </w:rPr>
+        <w:t>UML</w:t>
+      </w:r>
+      <w:r>
+        <w:t xml:space="preserve"> (</w:t>
+      </w:r>
+      <w:r>
+        <w:rPr>
+          <w:i/>
+          <w:iCs/>
+        </w:rPr>
+        <w:t xml:space="preserve">Unified </w:t>
+      </w:r>
+      <w:proofErr w:type="spellStart"/>
+      <w:r>
+        <w:rPr>
+          <w:i/>
+          <w:iCs/>
+        </w:rPr>
+        <w:t>Modeling</w:t>
+      </w:r>
+      <w:proofErr w:type="spellEnd"/>
+      <w:r>
+        <w:rPr>
+          <w:i/>
+          <w:iCs/>
+        </w:rPr>
+        <w:t xml:space="preserve"> Language</w:t>
+      </w:r>
+      <w:r>
+        <w:t>)</w:t>
+      </w:r>
+      <w:r>
+        <w:t xml:space="preserve"> </w:t>
+      </w:r>
+      <w:r>
+        <w:t>[4]</w:t>
+      </w:r>
+      <w:r>
+        <w:t>, что позволяет обеспечить наглядное представление структуры этапы на всех этапах разработки.</w:t>
+      </w:r>
+    </w:p>
+    <w:p>
+      <w:r>
+        <w:t xml:space="preserve">В ходе моделирования были разработаны следующие диаграммы: </w:t>
+      </w:r>
+    </w:p>
+    <w:p>
+      <w:pPr>
+        <w:pStyle w:val="a0"/>
+        <w:numPr>
+          <w:ilvl w:val="0"/>
+          <w:numId w:val="26"/>
+        </w:numPr>
+      </w:pPr>
+      <w:r>
+        <w:t xml:space="preserve">диаграмма </w:t>
+      </w:r>
+      <w:r>
+        <w:t>прецедентов</w:t>
+      </w:r>
+      <w:r>
+        <w:t xml:space="preserve"> (</w:t>
+      </w:r>
+      <w:proofErr w:type="spellStart"/>
+      <w:r>
+        <w:rPr>
+          <w:i/>
+          <w:iCs/>
+        </w:rPr>
+        <w:t>Use</w:t>
+      </w:r>
+      <w:proofErr w:type="spellEnd"/>
+      <w:r>
+        <w:rPr>
+          <w:i/>
+          <w:iCs/>
+        </w:rPr>
+        <w:t xml:space="preserve"> Case </w:t>
+      </w:r>
+      <w:proofErr w:type="spellStart"/>
+      <w:r>
+        <w:rPr>
+          <w:i/>
+          <w:iCs/>
+        </w:rPr>
+        <w:t>Diagram</w:t>
+      </w:r>
+      <w:proofErr w:type="spellEnd"/>
+      <w:r>
+        <w:t xml:space="preserve">); </w:t>
+      </w:r>
+    </w:p>
+    <w:p>
+      <w:pPr>
+        <w:pStyle w:val="a0"/>
+        <w:numPr>
+          <w:ilvl w:val="0"/>
+          <w:numId w:val="26"/>
+        </w:numPr>
+      </w:pPr>
+      <w:r>
+        <w:t>диаграмм</w:t>
+      </w:r>
+      <w:r>
+        <w:t>а</w:t>
+      </w:r>
+      <w:r>
+        <w:t xml:space="preserve"> активности (</w:t>
+      </w:r>
+      <w:proofErr w:type="spellStart"/>
+      <w:r>
+        <w:rPr>
+          <w:i/>
+          <w:iCs/>
+        </w:rPr>
+        <w:t>Activity</w:t>
+      </w:r>
+      <w:proofErr w:type="spellEnd"/>
+      <w:r>
+        <w:rPr>
+          <w:i/>
+          <w:iCs/>
+        </w:rPr>
+        <w:t xml:space="preserve"> </w:t>
+      </w:r>
+      <w:proofErr w:type="spellStart"/>
+      <w:r>
+        <w:rPr>
+          <w:i/>
+          <w:iCs/>
+        </w:rPr>
+        <w:t>Diagram</w:t>
+      </w:r>
+      <w:proofErr w:type="spellEnd"/>
+      <w:r>
+        <w:t>)</w:t>
+      </w:r>
+      <w:r>
+        <w:t>;</w:t>
+      </w:r>
+    </w:p>
+    <w:p>
+      <w:pPr>
+        <w:pStyle w:val="a0"/>
+        <w:numPr>
+          <w:ilvl w:val="0"/>
+          <w:numId w:val="26"/>
+        </w:numPr>
+      </w:pPr>
+      <w:r>
+        <w:t>…</w:t>
+      </w:r>
+    </w:p>
+    <w:p>
+      <w:r>
+        <w:rPr>
+          <w:b/>
+          <w:bCs/>
+        </w:rPr>
+        <w:t xml:space="preserve">Диаграмма </w:t>
+      </w:r>
+      <w:r>
+        <w:rPr>
+          <w:b/>
+          <w:bCs/>
+        </w:rPr>
+        <w:t>прецедентов</w:t>
+      </w:r>
+      <w:r>
+        <w:t>, представленная на рисунке 2.1, отражает функциональные требования к системе и взаимодействие акторов с программным комплексом. Основными акторами выступают «Администратор», «Менеджер» и «Сотрудник». Каждый актор имеет определённый набор прав доступа к функциям системы. Администратор обладает полными правам, включая управление пользователями</w:t>
+      </w:r>
+      <w:r>
+        <w:t xml:space="preserve"> и удаление оборудования из системы</w:t>
+      </w:r>
+      <w:r>
+        <w:t>. Менеджер отвечает за операционный учёт оборудования. Сотрудник имеет права только на просмотр информации.</w:t>
+      </w:r>
+    </w:p>
+    <w:p/>
+    <w:p>
+      <w:pPr>
+        <w:pStyle w:val="af8"/>
+      </w:pPr>
+      <w:r>
+        <w:lastRenderedPageBreak/>
+        <w:drawing>
+          <wp:inline distT="0" distB="0" distL="0" distR="0" wp14:anchorId="24CA0A8C" wp14:editId="76036C5B">
+            <wp:extent cx="5106113" cy="6801799"/>
+            <wp:effectExtent l="0" t="0" r="0" b="0"/>
+            <wp:docPr id="279906018" name="Рисунок 1"/>
+            <wp:cNvGraphicFramePr>
+              <a:graphicFrameLocks xmlns:a="http://schemas.openxmlformats.org/drawingml/2006/main" noChangeAspect="1"/>
+            </wp:cNvGraphicFramePr>
+            <a:graphic xmlns:a="http://schemas.openxmlformats.org/drawingml/2006/main">
+              <a:graphicData uri="http://schemas.openxmlformats.org/drawingml/2006/picture">
+                <pic:pic xmlns:pic="http://schemas.openxmlformats.org/drawingml/2006/picture">
+                  <pic:nvPicPr>
+                    <pic:cNvPr id="279906018" name=""/>
+                    <pic:cNvPicPr/>
+                  </pic:nvPicPr>
+                  <pic:blipFill>
+                    <a:blip r:embed="rId14"/>
+                    <a:stretch>
+                      <a:fillRect/>
+                    </a:stretch>
+                  </pic:blipFill>
+                  <pic:spPr>
+                    <a:xfrm>
+                      <a:off x="0" y="0"/>
+                      <a:ext cx="5106113" cy="6801799"/>
+                    </a:xfrm>
+                    <a:prstGeom prst="rect">
+                      <a:avLst/>
+                    </a:prstGeom>
+                  </pic:spPr>
+                </pic:pic>
+              </a:graphicData>
+            </a:graphic>
+          </wp:inline>
+        </w:drawing>
+      </w:r>
+    </w:p>
+    <w:p>
+      <w:pPr>
+        <w:pStyle w:val="af8"/>
+      </w:pPr>
+      <w:r>
+        <w:t xml:space="preserve">Рисунок </w:t>
+      </w:r>
+      <w:r>
+        <w:fldChar w:fldCharType="begin"/>
+      </w:r>
+      <w:r>
+        <w:instrText xml:space="preserve"> SEQ Рисунок \* ARABIC </w:instrText>
+      </w:r>
+      <w:r>
+        <w:fldChar w:fldCharType="separate"/>
+      </w:r>
+      <w:r>
+        <w:rPr>
+          <w:noProof/>
+        </w:rPr>
+        <w:t>2</w:t>
+      </w:r>
+      <w:r>
+        <w:fldChar w:fldCharType="end"/>
+      </w:r>
+      <w:r>
+        <w:t>.1</w:t>
+      </w:r>
+      <w:r>
+        <w:t xml:space="preserve"> — </w:t>
+      </w:r>
+      <w:r>
+        <w:t xml:space="preserve">Диаграмма прецедентов </w:t>
+      </w:r>
+    </w:p>
+    <w:p/>
+    <w:p>
+      <w:r>
+        <w:t>Для детализации бизнес-процессов был</w:t>
+      </w:r>
+      <w:r>
+        <w:t>а</w:t>
+      </w:r>
+      <w:r>
+        <w:t xml:space="preserve"> разработан</w:t>
+      </w:r>
+      <w:r>
+        <w:t>а</w:t>
+      </w:r>
+      <w:r>
+        <w:t xml:space="preserve"> </w:t>
+      </w:r>
+      <w:r>
+        <w:rPr>
+          <w:b/>
+          <w:bCs/>
+        </w:rPr>
+        <w:t>диаграмм</w:t>
+      </w:r>
+      <w:r>
+        <w:rPr>
+          <w:b/>
+          <w:bCs/>
+        </w:rPr>
+        <w:t>а</w:t>
+      </w:r>
+      <w:r>
+        <w:rPr>
+          <w:b/>
+          <w:bCs/>
+        </w:rPr>
+        <w:t xml:space="preserve"> активности</w:t>
+      </w:r>
+      <w:r>
+        <w:t xml:space="preserve"> процесса авторизации пользователя</w:t>
+      </w:r>
+      <w:r>
+        <w:t>, представленная н</w:t>
+      </w:r>
+      <w:r>
+        <w:t xml:space="preserve">а рисунке 2.2. </w:t>
+      </w:r>
+      <w:r>
+        <w:t>Алгоритм</w:t>
+      </w:r>
+      <w:r>
+        <w:t xml:space="preserve"> начинается с ввода учётных данных, после чего система выполняет валидацию данных в базе данных. В случае успешной проверки </w:t>
+      </w:r>
+      <w:r>
+        <w:t xml:space="preserve">логина и пароля </w:t>
+      </w:r>
+      <w:r>
+        <w:t>пользователю предоставляется доступ к главному меню, иначе выводится сообщение об ошибке.</w:t>
+      </w:r>
+    </w:p>
+    <w:p>
+      <w:pPr>
+        <w:pStyle w:val="af8"/>
+        <w:keepNext/>
+      </w:pPr>
+      <w:r>
+        <w:rPr>
+          <w:noProof/>
+        </w:rPr>
+        <w:lastRenderedPageBreak/>
+        <w:drawing>
+          <wp:inline distT="0" distB="0" distL="0" distR="0" wp14:anchorId="226C8274" wp14:editId="47CC0D71">
+            <wp:extent cx="6119495" cy="2870200"/>
+            <wp:effectExtent l="0" t="0" r="0" b="6350"/>
+            <wp:docPr id="635952609" name="Рисунок 2" descr="PlantUML diagram"/>
+            <wp:cNvGraphicFramePr>
+              <a:graphicFrameLocks xmlns:a="http://schemas.openxmlformats.org/drawingml/2006/main" noChangeAspect="1"/>
+            </wp:cNvGraphicFramePr>
+            <a:graphic xmlns:a="http://schemas.openxmlformats.org/drawingml/2006/main">
+              <a:graphicData uri="http://schemas.openxmlformats.org/drawingml/2006/picture">
+                <pic:pic xmlns:pic="http://schemas.openxmlformats.org/drawingml/2006/picture">
+                  <pic:nvPicPr>
+                    <pic:cNvPr id="0" name="theimg" descr="PlantUML diagram"/>
+                    <pic:cNvPicPr>
+                      <a:picLocks noChangeAspect="1" noChangeArrowheads="1"/>
+                    </pic:cNvPicPr>
+                  </pic:nvPicPr>
+                  <pic:blipFill>
+                    <a:blip r:embed="rId15">
+                      <a:extLst>
+                        <a:ext uri="{28A0092B-C50C-407E-A947-70E740481C1C}">
+                          <a14:useLocalDpi xmlns:a14="http://schemas.microsoft.com/office/drawing/2010/main" val="0"/>
+                        </a:ext>
+                      </a:extLst>
+                    </a:blip>
+                    <a:srcRect/>
+                    <a:stretch>
+                      <a:fillRect/>
+                    </a:stretch>
+                  </pic:blipFill>
+                  <pic:spPr bwMode="auto">
+                    <a:xfrm>
+                      <a:off x="0" y="0"/>
+                      <a:ext cx="6119495" cy="2870200"/>
+                    </a:xfrm>
+                    <a:prstGeom prst="rect">
+                      <a:avLst/>
+                    </a:prstGeom>
+                    <a:noFill/>
+                    <a:ln>
+                      <a:noFill/>
+                    </a:ln>
+                  </pic:spPr>
+                </pic:pic>
+              </a:graphicData>
+            </a:graphic>
+          </wp:inline>
+        </w:drawing>
+      </w:r>
+    </w:p>
+    <w:p>
+      <w:pPr>
+        <w:pStyle w:val="af8"/>
+      </w:pPr>
+      <w:r>
+        <w:t>Рисунок 2.2</w:t>
+      </w:r>
+      <w:r>
+        <w:t xml:space="preserve"> — </w:t>
+      </w:r>
+      <w:r>
+        <w:t>Диаграмма активности</w:t>
+      </w:r>
+    </w:p>
     <w:sectPr>
       <w:pgSz w:w="11906" w:h="16838" w:code="9"/>
       <w:pgMar w:top="1134" w:right="851" w:bottom="1134" w:left="1418" w:header="709" w:footer="709" w:gutter="0"/>
@@ -6109,37 +6908,37 @@
       <w:pStyle w:val="a6"/>
       <w:framePr w:wrap="around" w:vAnchor="text" w:hAnchor="margin" w:xAlign="right" w:y="1"/>
       <w:rPr>
-        <w:rStyle w:val="af6"/>
+        <w:rStyle w:val="af7"/>
       </w:rPr>
     </w:pPr>
     <w:r>
       <w:rPr>
-        <w:rStyle w:val="af6"/>
+        <w:rStyle w:val="af7"/>
       </w:rPr>
       <w:fldChar w:fldCharType="begin"/>
     </w:r>
     <w:r>
       <w:rPr>
-        <w:rStyle w:val="af6"/>
+        <w:rStyle w:val="af7"/>
       </w:rPr>
       <w:instrText xml:space="preserve">PAGE  </w:instrText>
     </w:r>
     <w:r>
       <w:rPr>
-        <w:rStyle w:val="af6"/>
+        <w:rStyle w:val="af7"/>
       </w:rPr>
       <w:fldChar w:fldCharType="separate"/>
     </w:r>
     <w:r>
       <w:rPr>
-        <w:rStyle w:val="af6"/>
+        <w:rStyle w:val="af7"/>
         <w:noProof/>
       </w:rPr>
       <w:t>1</w:t>
     </w:r>
     <w:r>
       <w:rPr>
-        <w:rStyle w:val="af6"/>
+        <w:rStyle w:val="af7"/>
       </w:rPr>
       <w:fldChar w:fldCharType="end"/>
     </w:r>
@@ -9014,6 +9813,118 @@
     </w:lvl>
   </w:abstractNum>
   <w:abstractNum w:abstractNumId="21" w15:restartNumberingAfterBreak="0">
+    <w:nsid w:val="6E405EBC"/>
+    <w:multiLevelType w:val="hybridMultilevel"/>
+    <w:tmpl w:val="941EDFCC"/>
+    <w:lvl w:ilvl="0" w:tplc="5372AB80">
+      <w:numFmt w:val="bullet"/>
+      <w:lvlText w:val="−"/>
+      <w:lvlJc w:val="left"/>
+      <w:pPr>
+        <w:ind w:left="0" w:firstLine="709"/>
+      </w:pPr>
+      <w:rPr>
+        <w:rFonts w:ascii="Times New Roman" w:hAnsi="Times New Roman" w:cs="Times New Roman" w:hint="default"/>
+      </w:rPr>
+    </w:lvl>
+    <w:lvl w:ilvl="1" w:tplc="04190003" w:tentative="1">
+      <w:start w:val="1"/>
+      <w:numFmt w:val="bullet"/>
+      <w:lvlText w:val="o"/>
+      <w:lvlJc w:val="left"/>
+      <w:pPr>
+        <w:ind w:left="2149" w:hanging="360"/>
+      </w:pPr>
+      <w:rPr>
+        <w:rFonts w:ascii="Courier New" w:hAnsi="Courier New" w:cs="Courier New" w:hint="default"/>
+      </w:rPr>
+    </w:lvl>
+    <w:lvl w:ilvl="2" w:tplc="04190005" w:tentative="1">
+      <w:start w:val="1"/>
+      <w:numFmt w:val="bullet"/>
+      <w:lvlText w:val=""/>
+      <w:lvlJc w:val="left"/>
+      <w:pPr>
+        <w:ind w:left="2869" w:hanging="360"/>
+      </w:pPr>
+      <w:rPr>
+        <w:rFonts w:ascii="Wingdings" w:hAnsi="Wingdings" w:hint="default"/>
+      </w:rPr>
+    </w:lvl>
+    <w:lvl w:ilvl="3" w:tplc="04190001" w:tentative="1">
+      <w:start w:val="1"/>
+      <w:numFmt w:val="bullet"/>
+      <w:lvlText w:val=""/>
+      <w:lvlJc w:val="left"/>
+      <w:pPr>
+        <w:ind w:left="3589" w:hanging="360"/>
+      </w:pPr>
+      <w:rPr>
+        <w:rFonts w:ascii="Symbol" w:hAnsi="Symbol" w:hint="default"/>
+      </w:rPr>
+    </w:lvl>
+    <w:lvl w:ilvl="4" w:tplc="04190003" w:tentative="1">
+      <w:start w:val="1"/>
+      <w:numFmt w:val="bullet"/>
+      <w:lvlText w:val="o"/>
+      <w:lvlJc w:val="left"/>
+      <w:pPr>
+        <w:ind w:left="4309" w:hanging="360"/>
+      </w:pPr>
+      <w:rPr>
+        <w:rFonts w:ascii="Courier New" w:hAnsi="Courier New" w:cs="Courier New" w:hint="default"/>
+      </w:rPr>
+    </w:lvl>
+    <w:lvl w:ilvl="5" w:tplc="04190005" w:tentative="1">
+      <w:start w:val="1"/>
+      <w:numFmt w:val="bullet"/>
+      <w:lvlText w:val=""/>
+      <w:lvlJc w:val="left"/>
+      <w:pPr>
+        <w:ind w:left="5029" w:hanging="360"/>
+      </w:pPr>
+      <w:rPr>
+        <w:rFonts w:ascii="Wingdings" w:hAnsi="Wingdings" w:hint="default"/>
+      </w:rPr>
+    </w:lvl>
+    <w:lvl w:ilvl="6" w:tplc="04190001" w:tentative="1">
+      <w:start w:val="1"/>
+      <w:numFmt w:val="bullet"/>
+      <w:lvlText w:val=""/>
+      <w:lvlJc w:val="left"/>
+      <w:pPr>
+        <w:ind w:left="5749" w:hanging="360"/>
+      </w:pPr>
+      <w:rPr>
+        <w:rFonts w:ascii="Symbol" w:hAnsi="Symbol" w:hint="default"/>
+      </w:rPr>
+    </w:lvl>
+    <w:lvl w:ilvl="7" w:tplc="04190003" w:tentative="1">
+      <w:start w:val="1"/>
+      <w:numFmt w:val="bullet"/>
+      <w:lvlText w:val="o"/>
+      <w:lvlJc w:val="left"/>
+      <w:pPr>
+        <w:ind w:left="6469" w:hanging="360"/>
+      </w:pPr>
+      <w:rPr>
+        <w:rFonts w:ascii="Courier New" w:hAnsi="Courier New" w:cs="Courier New" w:hint="default"/>
+      </w:rPr>
+    </w:lvl>
+    <w:lvl w:ilvl="8" w:tplc="04190005" w:tentative="1">
+      <w:start w:val="1"/>
+      <w:numFmt w:val="bullet"/>
+      <w:lvlText w:val=""/>
+      <w:lvlJc w:val="left"/>
+      <w:pPr>
+        <w:ind w:left="7189" w:hanging="360"/>
+      </w:pPr>
+      <w:rPr>
+        <w:rFonts w:ascii="Wingdings" w:hAnsi="Wingdings" w:hint="default"/>
+      </w:rPr>
+    </w:lvl>
+  </w:abstractNum>
+  <w:abstractNum w:abstractNumId="22" w15:restartNumberingAfterBreak="0">
     <w:nsid w:val="74246210"/>
     <w:multiLevelType w:val="multilevel"/>
     <w:tmpl w:val="95F8F944"/>
@@ -9167,7 +10078,7 @@
       </w:rPr>
     </w:lvl>
   </w:abstractNum>
-  <w:abstractNum w:abstractNumId="22" w15:restartNumberingAfterBreak="0">
+  <w:abstractNum w:abstractNumId="23" w15:restartNumberingAfterBreak="0">
     <w:nsid w:val="7BC91C98"/>
     <w:multiLevelType w:val="multilevel"/>
     <w:tmpl w:val="D0F280CC"/>
@@ -9321,7 +10232,7 @@
       </w:rPr>
     </w:lvl>
   </w:abstractNum>
-  <w:abstractNum w:abstractNumId="23" w15:restartNumberingAfterBreak="0">
+  <w:abstractNum w:abstractNumId="24" w15:restartNumberingAfterBreak="0">
     <w:nsid w:val="7F581682"/>
     <w:multiLevelType w:val="hybridMultilevel"/>
     <w:tmpl w:val="9A704D0E"/>
@@ -9437,7 +10348,7 @@
     <w:abstractNumId w:val="18"/>
   </w:num>
   <w:num w:numId="2" w16cid:durableId="1084108594">
-    <w:abstractNumId w:val="22"/>
+    <w:abstractNumId w:val="23"/>
   </w:num>
   <w:num w:numId="3" w16cid:durableId="1106120929">
     <w:abstractNumId w:val="8"/>
@@ -9446,7 +10357,7 @@
     <w:abstractNumId w:val="10"/>
   </w:num>
   <w:num w:numId="5" w16cid:durableId="1973709400">
-    <w:abstractNumId w:val="21"/>
+    <w:abstractNumId w:val="22"/>
   </w:num>
   <w:num w:numId="6" w16cid:durableId="1774862603">
     <w:abstractNumId w:val="14"/>
@@ -9661,27 +10572,21 @@
   </w:num>
   <w:num w:numId="21" w16cid:durableId="1091587268">
     <w:abstractNumId w:val="16"/>
-    <w:lvlOverride w:ilvl="0"/>
-    <w:lvlOverride w:ilvl="1"/>
-    <w:lvlOverride w:ilvl="2"/>
-    <w:lvlOverride w:ilvl="3"/>
-    <w:lvlOverride w:ilvl="4"/>
-    <w:lvlOverride w:ilvl="5"/>
-    <w:lvlOverride w:ilvl="6"/>
-    <w:lvlOverride w:ilvl="7"/>
-    <w:lvlOverride w:ilvl="8"/>
   </w:num>
   <w:num w:numId="22" w16cid:durableId="983702310">
     <w:abstractNumId w:val="9"/>
   </w:num>
   <w:num w:numId="23" w16cid:durableId="745492311">
-    <w:abstractNumId w:val="23"/>
+    <w:abstractNumId w:val="24"/>
   </w:num>
   <w:num w:numId="24" w16cid:durableId="567542326">
     <w:abstractNumId w:val="2"/>
   </w:num>
   <w:num w:numId="25" w16cid:durableId="1984767802">
     <w:abstractNumId w:val="6"/>
+  </w:num>
+  <w:num w:numId="26" w16cid:durableId="187836954">
+    <w:abstractNumId w:val="21"/>
   </w:num>
   <w:numIdMacAtCleanup w:val="12"/>
 </w:numbering>
@@ -10583,6 +11488,7 @@
   <w:style w:type="paragraph" w:styleId="a0">
     <w:name w:val="List Paragraph"/>
     <w:basedOn w:val="a"/>
+    <w:link w:val="ac"/>
     <w:uiPriority w:val="34"/>
     <w:qFormat/>
     <w:rsid w:val="002B780C"/>
@@ -10591,7 +11497,7 @@
       <w:contextualSpacing/>
     </w:pPr>
   </w:style>
-  <w:style w:type="character" w:styleId="ac">
+  <w:style w:type="character" w:styleId="ad">
     <w:name w:val="Intense Emphasis"/>
     <w:basedOn w:val="a1"/>
     <w:uiPriority w:val="21"/>
@@ -10603,11 +11509,11 @@
       <w:color w:val="0F4761" w:themeColor="accent1" w:themeShade="BF"/>
     </w:rPr>
   </w:style>
-  <w:style w:type="paragraph" w:styleId="ad">
+  <w:style w:type="paragraph" w:styleId="ae">
     <w:name w:val="Intense Quote"/>
     <w:basedOn w:val="a"/>
     <w:next w:val="a"/>
-    <w:link w:val="ae"/>
+    <w:link w:val="af"/>
     <w:uiPriority w:val="30"/>
     <w:qFormat/>
     <w:rsid w:val="00192A1D"/>
@@ -10626,10 +11532,10 @@
       <w:color w:val="0F4761" w:themeColor="accent1" w:themeShade="BF"/>
     </w:rPr>
   </w:style>
-  <w:style w:type="character" w:customStyle="1" w:styleId="ae">
+  <w:style w:type="character" w:customStyle="1" w:styleId="af">
     <w:name w:val="Выделенная цитата Знак"/>
     <w:basedOn w:val="a1"/>
-    <w:link w:val="ad"/>
+    <w:link w:val="ae"/>
     <w:uiPriority w:val="30"/>
     <w:rsid w:val="00192A1D"/>
     <w:rPr>
@@ -10639,7 +11545,7 @@
       <w:sz w:val="28"/>
     </w:rPr>
   </w:style>
-  <w:style w:type="character" w:styleId="af">
+  <w:style w:type="character" w:styleId="af0">
     <w:name w:val="Intense Reference"/>
     <w:basedOn w:val="a1"/>
     <w:uiPriority w:val="32"/>
@@ -10653,10 +11559,10 @@
       <w:spacing w:val="5"/>
     </w:rPr>
   </w:style>
-  <w:style w:type="paragraph" w:styleId="af0">
+  <w:style w:type="paragraph" w:styleId="af1">
     <w:name w:val="Body Text Indent"/>
     <w:basedOn w:val="a"/>
-    <w:link w:val="af1"/>
+    <w:link w:val="af2"/>
     <w:rsid w:val="001F2455"/>
     <w:pPr>
       <w:shd w:val="clear" w:color="auto" w:fill="FFFFFF"/>
@@ -10672,10 +11578,10 @@
       <w:lang w:eastAsia="ru-RU"/>
     </w:rPr>
   </w:style>
-  <w:style w:type="character" w:customStyle="1" w:styleId="af1">
+  <w:style w:type="character" w:customStyle="1" w:styleId="af2">
     <w:name w:val="Основной текст с отступом Знак"/>
     <w:basedOn w:val="a1"/>
-    <w:link w:val="af0"/>
+    <w:link w:val="af1"/>
     <w:rsid w:val="001F2455"/>
     <w:rPr>
       <w:rFonts w:ascii="Times New Roman" w:eastAsia="Times New Roman" w:hAnsi="Times New Roman" w:cs="Times New Roman"/>
@@ -10687,7 +11593,7 @@
       <w:lang w:eastAsia="ru-RU"/>
     </w:rPr>
   </w:style>
-  <w:style w:type="paragraph" w:styleId="af2">
+  <w:style w:type="paragraph" w:styleId="af3">
     <w:name w:val="TOC Heading"/>
     <w:basedOn w:val="1"/>
     <w:next w:val="a"/>
@@ -10752,7 +11658,7 @@
       <w:ind w:left="560"/>
     </w:pPr>
   </w:style>
-  <w:style w:type="character" w:styleId="af3">
+  <w:style w:type="character" w:styleId="af4">
     <w:name w:val="Hyperlink"/>
     <w:basedOn w:val="a1"/>
     <w:uiPriority w:val="99"/>
@@ -10763,7 +11669,7 @@
       <w:u w:val="single"/>
     </w:rPr>
   </w:style>
-  <w:style w:type="table" w:styleId="af4">
+  <w:style w:type="table" w:styleId="af5">
     <w:name w:val="Table Grid"/>
     <w:basedOn w:val="a2"/>
     <w:uiPriority w:val="59"/>
@@ -10782,7 +11688,7 @@
       </w:tblBorders>
     </w:tblPr>
   </w:style>
-  <w:style w:type="character" w:styleId="af5">
+  <w:style w:type="character" w:styleId="af6">
     <w:name w:val="Placeholder Text"/>
     <w:basedOn w:val="a1"/>
     <w:uiPriority w:val="99"/>
@@ -10792,24 +11698,25 @@
       <w:color w:val="666666"/>
     </w:rPr>
   </w:style>
-  <w:style w:type="character" w:styleId="af6">
+  <w:style w:type="character" w:styleId="af7">
     <w:name w:val="page number"/>
     <w:semiHidden/>
     <w:rsid w:val="00B921C8"/>
   </w:style>
-  <w:style w:type="paragraph" w:styleId="af7">
+  <w:style w:type="paragraph" w:styleId="af8">
     <w:name w:val="caption"/>
     <w:aliases w:val="Название рисунка"/>
     <w:basedOn w:val="a"/>
     <w:next w:val="a"/>
+    <w:link w:val="af9"/>
     <w:autoRedefine/>
     <w:uiPriority w:val="35"/>
     <w:unhideWhenUsed/>
     <w:qFormat/>
-    <w:rsid w:val="00F45096"/>
+    <w:rsid w:val="00591679"/>
     <w:pPr>
       <w:ind w:firstLine="0"/>
-      <w:jc w:val="left"/>
+      <w:jc w:val="center"/>
     </w:pPr>
     <w:rPr>
       <w:iCs/>
@@ -10830,7 +11737,7 @@
       <w:shd w:val="clear" w:color="auto" w:fill="E1DFDD"/>
     </w:rPr>
   </w:style>
-  <w:style w:type="character" w:styleId="af8">
+  <w:style w:type="character" w:styleId="afa">
     <w:name w:val="FollowedHyperlink"/>
     <w:basedOn w:val="a1"/>
     <w:uiPriority w:val="99"/>
@@ -10978,6 +11885,59 @@
         <w:bCs/>
       </w:rPr>
     </w:tblStylePr>
+  </w:style>
+  <w:style w:type="character" w:customStyle="1" w:styleId="ac">
+    <w:name w:val="Абзац списка Знак"/>
+    <w:basedOn w:val="a1"/>
+    <w:link w:val="a0"/>
+    <w:uiPriority w:val="34"/>
+    <w:rsid w:val="00E57980"/>
+    <w:rPr>
+      <w:rFonts w:ascii="Times New Roman" w:hAnsi="Times New Roman"/>
+      <w:sz w:val="28"/>
+    </w:rPr>
+  </w:style>
+  <w:style w:type="paragraph" w:customStyle="1" w:styleId="afb">
+    <w:name w:val="Название таблицы"/>
+    <w:basedOn w:val="af8"/>
+    <w:link w:val="afc"/>
+    <w:qFormat/>
+    <w:rsid w:val="0078177D"/>
+    <w:pPr>
+      <w:jc w:val="left"/>
+    </w:pPr>
+    <w:rPr>
+      <w:lang w:eastAsia="ru-RU"/>
+    </w:rPr>
+  </w:style>
+  <w:style w:type="character" w:customStyle="1" w:styleId="af9">
+    <w:name w:val="Название объекта Знак"/>
+    <w:aliases w:val="Название рисунка Знак"/>
+    <w:basedOn w:val="a1"/>
+    <w:link w:val="af8"/>
+    <w:uiPriority w:val="35"/>
+    <w:rsid w:val="00591679"/>
+    <w:rPr>
+      <w:rFonts w:ascii="Times New Roman" w:hAnsi="Times New Roman"/>
+      <w:iCs/>
+      <w:color w:val="0E2841" w:themeColor="text2"/>
+      <w:sz w:val="24"/>
+      <w:szCs w:val="18"/>
+    </w:rPr>
+  </w:style>
+  <w:style w:type="character" w:customStyle="1" w:styleId="afc">
+    <w:name w:val="Название таблицы Знак"/>
+    <w:basedOn w:val="af9"/>
+    <w:link w:val="afb"/>
+    <w:rsid w:val="0078177D"/>
+    <w:rPr>
+      <w:rFonts w:ascii="Times New Roman" w:hAnsi="Times New Roman"/>
+      <w:iCs/>
+      <w:color w:val="0E2841" w:themeColor="text2"/>
+      <w:sz w:val="24"/>
+      <w:szCs w:val="18"/>
+      <w:lang w:eastAsia="ru-RU"/>
+    </w:rPr>
   </w:style>
 </w:styles>
 </file>

--- a/Files/2-nd course/4-th semester/Object-oriented programming/Course work/Vlad/Курсовая Гордов БПИ24-02.docx
+++ b/Files/2-nd course/4-th semester/Object-oriented programming/Course work/Vlad/Курсовая Гордов БПИ24-02.docx
@@ -1060,14 +1060,29 @@
               <w:rPr>
                 <w:szCs w:val="28"/>
               </w:rPr>
-              <w:t>2. Срок сдачи студентом работы_______</w:t>
+              <w:t xml:space="preserve">2. Срок сдачи студентом </w:t>
+            </w:r>
+            <w:proofErr w:type="spellStart"/>
+            <w:r>
+              <w:rPr>
+                <w:szCs w:val="28"/>
+              </w:rPr>
+              <w:t>работы_______</w:t>
             </w:r>
             <w:r>
               <w:rPr>
                 <w:szCs w:val="28"/>
                 <w:u w:val="single"/>
               </w:rPr>
-              <w:t xml:space="preserve">июнь </w:t>
+              <w:t>июнь</w:t>
+            </w:r>
+            <w:proofErr w:type="spellEnd"/>
+            <w:r>
+              <w:rPr>
+                <w:szCs w:val="28"/>
+                <w:u w:val="single"/>
+              </w:rPr>
+              <w:t xml:space="preserve"> </w:t>
             </w:r>
             <w:r>
               <w:rPr>
@@ -1911,17 +1926,14 @@
     </w:p>
     <w:p>
       <w:pPr>
-        <w:rPr>
-          <w:rStyle w:val="20"/>
-        </w:rPr>
-      </w:pPr>
-      <w:r>
-        <w:rPr>
-          <w:rStyle w:val="20"/>
-        </w:rPr>
+        <w:pStyle w:val="1"/>
+      </w:pPr>
+      <w:bookmarkStart w:id="0" w:name="_Toc224736410"/>
+      <w:r>
         <w:lastRenderedPageBreak/>
         <w:t>Содержание</w:t>
       </w:r>
+      <w:bookmarkEnd w:id="0"/>
     </w:p>
     <w:p/>
     <w:p>
@@ -2014,12 +2026,86 @@
             </w:rPr>
             <w:fldChar w:fldCharType="separate"/>
           </w:r>
-          <w:hyperlink w:anchor="_Toc224670141" w:history="1">
+          <w:hyperlink w:anchor="_Toc224736410" w:history="1">
             <w:r>
               <w:rPr>
                 <w:rStyle w:val="af4"/>
                 <w:noProof/>
               </w:rPr>
+              <w:t>Содержание</w:t>
+            </w:r>
+            <w:r>
+              <w:rPr>
+                <w:noProof/>
+                <w:webHidden/>
+              </w:rPr>
+              <w:tab/>
+            </w:r>
+            <w:r>
+              <w:rPr>
+                <w:noProof/>
+                <w:webHidden/>
+              </w:rPr>
+              <w:fldChar w:fldCharType="begin"/>
+            </w:r>
+            <w:r>
+              <w:rPr>
+                <w:noProof/>
+                <w:webHidden/>
+              </w:rPr>
+              <w:instrText xml:space="preserve"> PAGEREF _Toc224736410 \h </w:instrText>
+            </w:r>
+            <w:r>
+              <w:rPr>
+                <w:noProof/>
+                <w:webHidden/>
+              </w:rPr>
+            </w:r>
+            <w:r>
+              <w:rPr>
+                <w:noProof/>
+                <w:webHidden/>
+              </w:rPr>
+              <w:fldChar w:fldCharType="separate"/>
+            </w:r>
+            <w:r>
+              <w:rPr>
+                <w:noProof/>
+                <w:webHidden/>
+              </w:rPr>
+              <w:t>3</w:t>
+            </w:r>
+            <w:r>
+              <w:rPr>
+                <w:noProof/>
+                <w:webHidden/>
+              </w:rPr>
+              <w:fldChar w:fldCharType="end"/>
+            </w:r>
+          </w:hyperlink>
+        </w:p>
+        <w:p>
+          <w:pPr>
+            <w:pStyle w:val="11"/>
+            <w:tabs>
+              <w:tab w:val="right" w:leader="dot" w:pos="9627"/>
+            </w:tabs>
+            <w:rPr>
+              <w:rFonts w:asciiTheme="minorHAnsi" w:eastAsiaTheme="minorEastAsia" w:hAnsiTheme="minorHAnsi"/>
+              <w:noProof/>
+              <w:kern w:val="2"/>
+              <w:sz w:val="24"/>
+              <w:szCs w:val="24"/>
+              <w:lang w:eastAsia="ru-RU"/>
+              <w14:ligatures w14:val="standardContextual"/>
+            </w:rPr>
+          </w:pPr>
+          <w:hyperlink w:anchor="_Toc224736411" w:history="1">
+            <w:r>
+              <w:rPr>
+                <w:rStyle w:val="af4"/>
+                <w:noProof/>
+              </w:rPr>
               <w:t>Введение</w:t>
             </w:r>
             <w:r>
@@ -2041,7 +2127,7 @@
                 <w:noProof/>
                 <w:webHidden/>
               </w:rPr>
-              <w:instrText xml:space="preserve"> PAGEREF _Toc224670141 \h </w:instrText>
+              <w:instrText xml:space="preserve"> PAGEREF _Toc224736411 \h </w:instrText>
             </w:r>
             <w:r>
               <w:rPr>
@@ -2088,7 +2174,7 @@
               <w14:ligatures w14:val="standardContextual"/>
             </w:rPr>
           </w:pPr>
-          <w:hyperlink w:anchor="_Toc224670142" w:history="1">
+          <w:hyperlink w:anchor="_Toc224736412" w:history="1">
             <w:r>
               <w:rPr>
                 <w:rStyle w:val="af4"/>
@@ -2115,7 +2201,7 @@
                 <w:noProof/>
                 <w:webHidden/>
               </w:rPr>
-              <w:instrText xml:space="preserve"> PAGEREF _Toc224670142 \h </w:instrText>
+              <w:instrText xml:space="preserve"> PAGEREF _Toc224736412 \h </w:instrText>
             </w:r>
             <w:r>
               <w:rPr>
@@ -2162,7 +2248,7 @@
               <w14:ligatures w14:val="standardContextual"/>
             </w:rPr>
           </w:pPr>
-          <w:hyperlink w:anchor="_Toc224670143" w:history="1">
+          <w:hyperlink w:anchor="_Toc224736413" w:history="1">
             <w:r>
               <w:rPr>
                 <w:rStyle w:val="af4"/>
@@ -2189,7 +2275,7 @@
                 <w:noProof/>
                 <w:webHidden/>
               </w:rPr>
-              <w:instrText xml:space="preserve"> PAGEREF _Toc224670143 \h </w:instrText>
+              <w:instrText xml:space="preserve"> PAGEREF _Toc224736413 \h </w:instrText>
             </w:r>
             <w:r>
               <w:rPr>
@@ -2236,7 +2322,7 @@
               <w14:ligatures w14:val="standardContextual"/>
             </w:rPr>
           </w:pPr>
-          <w:hyperlink w:anchor="_Toc224670144" w:history="1">
+          <w:hyperlink w:anchor="_Toc224736414" w:history="1">
             <w:r>
               <w:rPr>
                 <w:rStyle w:val="af4"/>
@@ -2263,7 +2349,7 @@
                 <w:noProof/>
                 <w:webHidden/>
               </w:rPr>
-              <w:instrText xml:space="preserve"> PAGEREF _Toc224670144 \h </w:instrText>
+              <w:instrText xml:space="preserve"> PAGEREF _Toc224736414 \h </w:instrText>
             </w:r>
             <w:r>
               <w:rPr>
@@ -2310,7 +2396,7 @@
               <w14:ligatures w14:val="standardContextual"/>
             </w:rPr>
           </w:pPr>
-          <w:hyperlink w:anchor="_Toc224670145" w:history="1">
+          <w:hyperlink w:anchor="_Toc224736415" w:history="1">
             <w:r>
               <w:rPr>
                 <w:rStyle w:val="af4"/>
@@ -2337,7 +2423,7 @@
                 <w:noProof/>
                 <w:webHidden/>
               </w:rPr>
-              <w:instrText xml:space="preserve"> PAGEREF _Toc224670145 \h </w:instrText>
+              <w:instrText xml:space="preserve"> PAGEREF _Toc224736415 \h </w:instrText>
             </w:r>
             <w:r>
               <w:rPr>
@@ -2385,7 +2471,7 @@
               <w14:ligatures w14:val="standardContextual"/>
             </w:rPr>
           </w:pPr>
-          <w:hyperlink w:anchor="_Toc224670146" w:history="1">
+          <w:hyperlink w:anchor="_Toc224736416" w:history="1">
             <w:r>
               <w:rPr>
                 <w:rStyle w:val="af4"/>
@@ -2431,7 +2517,7 @@
                 <w:noProof/>
                 <w:webHidden/>
               </w:rPr>
-              <w:instrText xml:space="preserve"> PAGEREF _Toc224670146 \h </w:instrText>
+              <w:instrText xml:space="preserve"> PAGEREF _Toc224736416 \h </w:instrText>
             </w:r>
             <w:r>
               <w:rPr>
@@ -2479,7 +2565,7 @@
               <w14:ligatures w14:val="standardContextual"/>
             </w:rPr>
           </w:pPr>
-          <w:hyperlink w:anchor="_Toc224670147" w:history="1">
+          <w:hyperlink w:anchor="_Toc224736417" w:history="1">
             <w:r>
               <w:rPr>
                 <w:rStyle w:val="af4"/>
@@ -2525,7 +2611,7 @@
                 <w:noProof/>
                 <w:webHidden/>
               </w:rPr>
-              <w:instrText xml:space="preserve"> PAGEREF _Toc224670147 \h </w:instrText>
+              <w:instrText xml:space="preserve"> PAGEREF _Toc224736417 \h </w:instrText>
             </w:r>
             <w:r>
               <w:rPr>
@@ -2572,7 +2658,7 @@
               <w14:ligatures w14:val="standardContextual"/>
             </w:rPr>
           </w:pPr>
-          <w:hyperlink w:anchor="_Toc224670148" w:history="1">
+          <w:hyperlink w:anchor="_Toc224736418" w:history="1">
             <w:r>
               <w:rPr>
                 <w:rStyle w:val="af4"/>
@@ -2600,7 +2686,7 @@
                 <w:noProof/>
                 <w:webHidden/>
               </w:rPr>
-              <w:instrText xml:space="preserve"> PAGEREF _Toc224670148 \h </w:instrText>
+              <w:instrText xml:space="preserve"> PAGEREF _Toc224736418 \h </w:instrText>
             </w:r>
             <w:r>
               <w:rPr>
@@ -2647,7 +2733,7 @@
               <w14:ligatures w14:val="standardContextual"/>
             </w:rPr>
           </w:pPr>
-          <w:hyperlink w:anchor="_Toc224670149" w:history="1">
+          <w:hyperlink w:anchor="_Toc224736419" w:history="1">
             <w:r>
               <w:rPr>
                 <w:rStyle w:val="af4"/>
@@ -2707,7 +2793,7 @@
                 <w:noProof/>
                 <w:webHidden/>
               </w:rPr>
-              <w:instrText xml:space="preserve"> PAGEREF _Toc224670149 \h </w:instrText>
+              <w:instrText xml:space="preserve"> PAGEREF _Toc224736419 \h </w:instrText>
             </w:r>
             <w:r>
               <w:rPr>
@@ -2754,7 +2840,7 @@
               <w14:ligatures w14:val="standardContextual"/>
             </w:rPr>
           </w:pPr>
-          <w:hyperlink w:anchor="_Toc224670150" w:history="1">
+          <w:hyperlink w:anchor="_Toc224736420" w:history="1">
             <w:r>
               <w:rPr>
                 <w:rStyle w:val="af4"/>
@@ -2811,7 +2897,7 @@
                 <w:noProof/>
                 <w:webHidden/>
               </w:rPr>
-              <w:instrText xml:space="preserve"> PAGEREF _Toc224670150 \h </w:instrText>
+              <w:instrText xml:space="preserve"> PAGEREF _Toc224736420 \h </w:instrText>
             </w:r>
             <w:r>
               <w:rPr>
@@ -2858,7 +2944,7 @@
               <w14:ligatures w14:val="standardContextual"/>
             </w:rPr>
           </w:pPr>
-          <w:hyperlink w:anchor="_Toc224670151" w:history="1">
+          <w:hyperlink w:anchor="_Toc224736421" w:history="1">
             <w:r>
               <w:rPr>
                 <w:rStyle w:val="af4"/>
@@ -2885,7 +2971,7 @@
                 <w:noProof/>
                 <w:webHidden/>
               </w:rPr>
-              <w:instrText xml:space="preserve"> PAGEREF _Toc224670151 \h </w:instrText>
+              <w:instrText xml:space="preserve"> PAGEREF _Toc224736421 \h </w:instrText>
             </w:r>
             <w:r>
               <w:rPr>
@@ -2933,7 +3019,7 @@
               <w14:ligatures w14:val="standardContextual"/>
             </w:rPr>
           </w:pPr>
-          <w:hyperlink w:anchor="_Toc224670152" w:history="1">
+          <w:hyperlink w:anchor="_Toc224736422" w:history="1">
             <w:r>
               <w:rPr>
                 <w:rStyle w:val="af4"/>
@@ -2979,7 +3065,7 @@
                 <w:noProof/>
                 <w:webHidden/>
               </w:rPr>
-              <w:instrText xml:space="preserve"> PAGEREF _Toc224670152 \h </w:instrText>
+              <w:instrText xml:space="preserve"> PAGEREF _Toc224736422 \h </w:instrText>
             </w:r>
             <w:r>
               <w:rPr>
@@ -3000,6 +3086,154 @@
                 <w:webHidden/>
               </w:rPr>
               <w:t>10</w:t>
+            </w:r>
+            <w:r>
+              <w:rPr>
+                <w:noProof/>
+                <w:webHidden/>
+              </w:rPr>
+              <w:fldChar w:fldCharType="end"/>
+            </w:r>
+          </w:hyperlink>
+        </w:p>
+        <w:p>
+          <w:pPr>
+            <w:pStyle w:val="11"/>
+            <w:tabs>
+              <w:tab w:val="right" w:leader="dot" w:pos="9627"/>
+            </w:tabs>
+            <w:rPr>
+              <w:rFonts w:asciiTheme="minorHAnsi" w:eastAsiaTheme="minorEastAsia" w:hAnsiTheme="minorHAnsi"/>
+              <w:noProof/>
+              <w:kern w:val="2"/>
+              <w:sz w:val="24"/>
+              <w:szCs w:val="24"/>
+              <w:lang w:eastAsia="ru-RU"/>
+              <w14:ligatures w14:val="standardContextual"/>
+            </w:rPr>
+          </w:pPr>
+          <w:hyperlink w:anchor="_Toc224736423" w:history="1">
+            <w:r>
+              <w:rPr>
+                <w:rStyle w:val="af4"/>
+                <w:noProof/>
+              </w:rPr>
+              <w:t>2 Разработка программного продукта</w:t>
+            </w:r>
+            <w:r>
+              <w:rPr>
+                <w:noProof/>
+                <w:webHidden/>
+              </w:rPr>
+              <w:tab/>
+            </w:r>
+            <w:r>
+              <w:rPr>
+                <w:noProof/>
+                <w:webHidden/>
+              </w:rPr>
+              <w:fldChar w:fldCharType="begin"/>
+            </w:r>
+            <w:r>
+              <w:rPr>
+                <w:noProof/>
+                <w:webHidden/>
+              </w:rPr>
+              <w:instrText xml:space="preserve"> PAGEREF _Toc224736423 \h </w:instrText>
+            </w:r>
+            <w:r>
+              <w:rPr>
+                <w:noProof/>
+                <w:webHidden/>
+              </w:rPr>
+            </w:r>
+            <w:r>
+              <w:rPr>
+                <w:noProof/>
+                <w:webHidden/>
+              </w:rPr>
+              <w:fldChar w:fldCharType="separate"/>
+            </w:r>
+            <w:r>
+              <w:rPr>
+                <w:noProof/>
+                <w:webHidden/>
+              </w:rPr>
+              <w:t>12</w:t>
+            </w:r>
+            <w:r>
+              <w:rPr>
+                <w:noProof/>
+                <w:webHidden/>
+              </w:rPr>
+              <w:fldChar w:fldCharType="end"/>
+            </w:r>
+          </w:hyperlink>
+        </w:p>
+        <w:p>
+          <w:pPr>
+            <w:pStyle w:val="23"/>
+            <w:tabs>
+              <w:tab w:val="right" w:leader="dot" w:pos="9627"/>
+            </w:tabs>
+            <w:rPr>
+              <w:rFonts w:asciiTheme="minorHAnsi" w:eastAsiaTheme="minorEastAsia" w:hAnsiTheme="minorHAnsi"/>
+              <w:noProof/>
+              <w:kern w:val="2"/>
+              <w:sz w:val="24"/>
+              <w:szCs w:val="24"/>
+              <w:lang w:eastAsia="ru-RU"/>
+              <w14:ligatures w14:val="standardContextual"/>
+            </w:rPr>
+          </w:pPr>
+          <w:hyperlink w:anchor="_Toc224736424" w:history="1">
+            <w:r>
+              <w:rPr>
+                <w:rStyle w:val="af4"/>
+                <w:noProof/>
+              </w:rPr>
+              <w:t>2.1 Объектно-ориентированное моделирование программы</w:t>
+            </w:r>
+            <w:r>
+              <w:rPr>
+                <w:noProof/>
+                <w:webHidden/>
+              </w:rPr>
+              <w:tab/>
+            </w:r>
+            <w:r>
+              <w:rPr>
+                <w:noProof/>
+                <w:webHidden/>
+              </w:rPr>
+              <w:fldChar w:fldCharType="begin"/>
+            </w:r>
+            <w:r>
+              <w:rPr>
+                <w:noProof/>
+                <w:webHidden/>
+              </w:rPr>
+              <w:instrText xml:space="preserve"> PAGEREF _Toc224736424 \h </w:instrText>
+            </w:r>
+            <w:r>
+              <w:rPr>
+                <w:noProof/>
+                <w:webHidden/>
+              </w:rPr>
+            </w:r>
+            <w:r>
+              <w:rPr>
+                <w:noProof/>
+                <w:webHidden/>
+              </w:rPr>
+              <w:fldChar w:fldCharType="separate"/>
+            </w:r>
+            <w:r>
+              <w:rPr>
+                <w:noProof/>
+                <w:webHidden/>
+              </w:rPr>
+              <w:t>12</w:t>
             </w:r>
             <w:r>
               <w:rPr>
@@ -3050,12 +3284,12 @@
       <w:pPr>
         <w:pStyle w:val="1"/>
       </w:pPr>
-      <w:bookmarkStart w:id="0" w:name="_Toc224670141"/>
+      <w:bookmarkStart w:id="1" w:name="_Toc224736411"/>
       <w:r>
         <w:lastRenderedPageBreak/>
         <w:t>Введение</w:t>
       </w:r>
-      <w:bookmarkEnd w:id="0"/>
+      <w:bookmarkEnd w:id="1"/>
     </w:p>
     <w:p>
       <w:pPr>
@@ -3066,11 +3300,11 @@
       <w:pPr>
         <w:pStyle w:val="2"/>
       </w:pPr>
-      <w:bookmarkStart w:id="1" w:name="_Toc224670142"/>
+      <w:bookmarkStart w:id="2" w:name="_Toc224736412"/>
       <w:r>
         <w:t>Актуальность</w:t>
       </w:r>
-      <w:bookmarkEnd w:id="1"/>
+      <w:bookmarkEnd w:id="2"/>
     </w:p>
     <w:p/>
     <w:p>
@@ -3115,11 +3349,11 @@
       <w:pPr>
         <w:pStyle w:val="2"/>
       </w:pPr>
-      <w:bookmarkStart w:id="2" w:name="_Toc224670143"/>
+      <w:bookmarkStart w:id="3" w:name="_Toc224736413"/>
       <w:r>
         <w:t>Постановка задачи</w:t>
       </w:r>
-      <w:bookmarkEnd w:id="2"/>
+      <w:bookmarkEnd w:id="3"/>
     </w:p>
     <w:p/>
     <w:p>
@@ -3212,11 +3446,11 @@
       <w:pPr>
         <w:pStyle w:val="2"/>
       </w:pPr>
-      <w:bookmarkStart w:id="3" w:name="_Toc224670144"/>
+      <w:bookmarkStart w:id="4" w:name="_Toc224736414"/>
       <w:r>
         <w:t>Структура работы</w:t>
       </w:r>
-      <w:bookmarkEnd w:id="3"/>
+      <w:bookmarkEnd w:id="4"/>
     </w:p>
     <w:p>
       <w:pPr>
@@ -3327,7 +3561,7 @@
       <w:pPr>
         <w:pStyle w:val="1"/>
       </w:pPr>
-      <w:bookmarkStart w:id="4" w:name="_Toc224670145"/>
+      <w:bookmarkStart w:id="5" w:name="_Toc224736415"/>
       <w:r>
         <w:lastRenderedPageBreak/>
         <w:t xml:space="preserve">1 </w:t>
@@ -3335,7 +3569,7 @@
       <w:r>
         <w:t>Анализ предметной области</w:t>
       </w:r>
-      <w:bookmarkEnd w:id="4"/>
+      <w:bookmarkEnd w:id="5"/>
     </w:p>
     <w:p/>
     <w:p>
@@ -3351,11 +3585,11 @@
           <w:numId w:val="15"/>
         </w:numPr>
       </w:pPr>
-      <w:bookmarkStart w:id="5" w:name="_Toc224670146"/>
+      <w:bookmarkStart w:id="6" w:name="_Toc224736416"/>
       <w:r>
         <w:t>Анализ специфики предметной области</w:t>
       </w:r>
-      <w:bookmarkEnd w:id="5"/>
+      <w:bookmarkEnd w:id="6"/>
     </w:p>
     <w:p/>
     <w:p>
@@ -3686,11 +3920,11 @@
           <w:numId w:val="15"/>
         </w:numPr>
       </w:pPr>
-      <w:bookmarkStart w:id="6" w:name="_Toc224670147"/>
+      <w:bookmarkStart w:id="7" w:name="_Toc224736417"/>
       <w:r>
         <w:t>Аналитический обзор существующих программных продуктов</w:t>
       </w:r>
-      <w:bookmarkEnd w:id="6"/>
+      <w:bookmarkEnd w:id="7"/>
     </w:p>
     <w:p>
       <w:pPr>
@@ -3796,7 +4030,7 @@
           <w:lang w:eastAsia="ru-RU"/>
         </w:rPr>
       </w:pPr>
-      <w:bookmarkStart w:id="7" w:name="_Toc224670148"/>
+      <w:bookmarkStart w:id="8" w:name="_Toc224736418"/>
       <w:r>
         <w:rPr>
           <w:lang w:eastAsia="ru-RU"/>
@@ -3809,7 +4043,7 @@
         </w:rPr>
         <w:t>Программный комплекс «1С: Управление торговлей»</w:t>
       </w:r>
-      <w:bookmarkEnd w:id="7"/>
+      <w:bookmarkEnd w:id="8"/>
     </w:p>
     <w:p>
       <w:pPr>
@@ -4032,24 +4266,14 @@
       <w:r>
         <w:t xml:space="preserve">Рисунок </w:t>
       </w:r>
-      <w:r>
-        <w:fldChar w:fldCharType="begin"/>
-      </w:r>
-      <w:r>
-        <w:instrText xml:space="preserve"> SEQ Рисунок \* ARABIC </w:instrText>
-      </w:r>
-      <w:r>
-        <w:fldChar w:fldCharType="separate"/>
-      </w:r>
-      <w:r>
-        <w:rPr>
-          <w:noProof/>
-        </w:rPr>
-        <w:t>1</w:t>
-      </w:r>
-      <w:r>
-        <w:fldChar w:fldCharType="end"/>
-      </w:r>
+      <w:fldSimple w:instr=" SEQ Рисунок \* ARABIC ">
+        <w:r>
+          <w:rPr>
+            <w:noProof/>
+          </w:rPr>
+          <w:t>1</w:t>
+        </w:r>
+      </w:fldSimple>
       <w:r>
         <w:t xml:space="preserve">.1 — </w:t>
       </w:r>
@@ -4111,7 +4335,7 @@
           <w:lang w:eastAsia="ru-RU"/>
         </w:rPr>
       </w:pPr>
-      <w:bookmarkStart w:id="8" w:name="_Toc224670149"/>
+      <w:bookmarkStart w:id="9" w:name="_Toc224736419"/>
       <w:r>
         <w:rPr>
           <w:lang w:eastAsia="ru-RU"/>
@@ -4142,7 +4366,7 @@
         </w:rPr>
         <w:t>»</w:t>
       </w:r>
-      <w:bookmarkEnd w:id="8"/>
+      <w:bookmarkEnd w:id="9"/>
     </w:p>
     <w:p>
       <w:pPr>
@@ -4607,7 +4831,7 @@
       <w:pPr>
         <w:pStyle w:val="3"/>
       </w:pPr>
-      <w:bookmarkStart w:id="9" w:name="_Toc224670150"/>
+      <w:bookmarkStart w:id="10" w:name="_Toc224736420"/>
       <w:r>
         <w:t>1.2.3 Табличный процессор «</w:t>
       </w:r>
@@ -4629,7 +4853,7 @@
       <w:r>
         <w:t>»</w:t>
       </w:r>
-      <w:bookmarkEnd w:id="9"/>
+      <w:bookmarkEnd w:id="10"/>
     </w:p>
     <w:p>
       <w:pPr>
@@ -4896,11 +5120,11 @@
       <w:pPr>
         <w:pStyle w:val="3"/>
       </w:pPr>
-      <w:bookmarkStart w:id="10" w:name="_Toc224670151"/>
+      <w:bookmarkStart w:id="11" w:name="_Toc224736421"/>
       <w:r>
         <w:t>1.2.4 Сравнительный анализ программных продуктов</w:t>
       </w:r>
-      <w:bookmarkEnd w:id="10"/>
+      <w:bookmarkEnd w:id="11"/>
     </w:p>
     <w:p>
       <w:r>
@@ -4927,21 +5151,11 @@
       <w:r>
         <w:t xml:space="preserve">Таблица </w:t>
       </w:r>
-      <w:r>
-        <w:fldChar w:fldCharType="begin"/>
-      </w:r>
-      <w:r>
-        <w:instrText xml:space="preserve"> STYLEREF 1 \s </w:instrText>
-      </w:r>
-      <w:r>
-        <w:fldChar w:fldCharType="separate"/>
-      </w:r>
-      <w:r>
-        <w:t>1</w:t>
-      </w:r>
-      <w:r>
-        <w:fldChar w:fldCharType="end"/>
-      </w:r>
+      <w:fldSimple w:instr=" STYLEREF 1 \s ">
+        <w:r>
+          <w:t>1</w:t>
+        </w:r>
+      </w:fldSimple>
       <w:r>
         <w:t>.1 – Сравнение программных продуктов</w:t>
       </w:r>
@@ -6278,11 +6492,11 @@
           <w:numId w:val="15"/>
         </w:numPr>
       </w:pPr>
-      <w:bookmarkStart w:id="11" w:name="_Toc224670152"/>
+      <w:bookmarkStart w:id="12" w:name="_Toc224736422"/>
       <w:r>
         <w:t>Выводы по главе</w:t>
       </w:r>
-      <w:bookmarkEnd w:id="11"/>
+      <w:bookmarkEnd w:id="12"/>
     </w:p>
     <w:p/>
     <w:p>
@@ -6442,18 +6656,22 @@
       <w:pPr>
         <w:pStyle w:val="1"/>
       </w:pPr>
+      <w:bookmarkStart w:id="13" w:name="_Toc224736423"/>
       <w:r>
         <w:t>2 Разработка программного продукта</w:t>
       </w:r>
+      <w:bookmarkEnd w:id="13"/>
     </w:p>
     <w:p/>
     <w:p>
       <w:pPr>
         <w:pStyle w:val="2"/>
       </w:pPr>
+      <w:bookmarkStart w:id="14" w:name="_Toc224736424"/>
       <w:r>
         <w:t>2.1 Объектно-ориентированное моделирование программы</w:t>
       </w:r>
+      <w:bookmarkEnd w:id="14"/>
     </w:p>
     <w:p/>
     <w:p>
@@ -6664,6 +6882,9 @@
         <w:pStyle w:val="af8"/>
       </w:pPr>
       <w:r>
+        <w:rPr>
+          <w:noProof/>
+        </w:rPr>
         <w:lastRenderedPageBreak/>
         <w:drawing>
           <wp:inline distT="0" distB="0" distL="0" distR="0" wp14:anchorId="24CA0A8C" wp14:editId="76036C5B">
@@ -6709,24 +6930,14 @@
       <w:r>
         <w:t xml:space="preserve">Рисунок </w:t>
       </w:r>
-      <w:r>
-        <w:fldChar w:fldCharType="begin"/>
-      </w:r>
-      <w:r>
-        <w:instrText xml:space="preserve"> SEQ Рисунок \* ARABIC </w:instrText>
-      </w:r>
-      <w:r>
-        <w:fldChar w:fldCharType="separate"/>
-      </w:r>
-      <w:r>
-        <w:rPr>
-          <w:noProof/>
-        </w:rPr>
-        <w:t>2</w:t>
-      </w:r>
-      <w:r>
-        <w:fldChar w:fldCharType="end"/>
-      </w:r>
+      <w:fldSimple w:instr=" SEQ Рисунок \* ARABIC ">
+        <w:r>
+          <w:rPr>
+            <w:noProof/>
+          </w:rPr>
+          <w:t>2</w:t>
+        </w:r>
+      </w:fldSimple>
       <w:r>
         <w:t>.1</w:t>
       </w:r>
@@ -6759,21 +6970,7 @@
           <w:b/>
           <w:bCs/>
         </w:rPr>
-        <w:t>диаграмм</w:t>
-      </w:r>
-      <w:r>
-        <w:rPr>
-          <w:b/>
-          <w:bCs/>
-        </w:rPr>
-        <w:t>а</w:t>
-      </w:r>
-      <w:r>
-        <w:rPr>
-          <w:b/>
-          <w:bCs/>
-        </w:rPr>
-        <w:t xml:space="preserve"> активности</w:t>
+        <w:t>диаграмма активности</w:t>
       </w:r>
       <w:r>
         <w:t xml:space="preserve"> процесса авторизации пользователя</w:t>
@@ -6870,6 +7067,14 @@
       <w:r>
         <w:t>Диаграмма активности</w:t>
       </w:r>
+    </w:p>
+    <w:p/>
+    <w:p>
+      <w:pPr>
+        <w:rPr>
+          <w:lang w:val="en-US"/>
+        </w:rPr>
+      </w:pPr>
     </w:p>
     <w:sectPr>
       <w:pgSz w:w="11906" w:h="16838" w:code="9"/>
@@ -11194,6 +11399,7 @@
   <w:style w:type="character" w:default="1" w:styleId="a1">
     <w:name w:val="Default Paragraph Font"/>
     <w:uiPriority w:val="1"/>
+    <w:semiHidden/>
     <w:unhideWhenUsed/>
   </w:style>
   <w:style w:type="table" w:default="1" w:styleId="a2">
